--- a/fuentes/CF3_52450482_DU.docx
+++ b/fuentes/CF3_52450482_DU.docx
@@ -1298,7 +1298,7 @@
                 <w:noProof/>
                 <w:webHidden/>
               </w:rPr>
-              <w:t>35</w:t>
+              <w:t>34</w:t>
             </w:r>
             <w:r>
               <w:rPr>
@@ -1382,7 +1382,7 @@
               <w:rPr>
                 <w:webHidden/>
               </w:rPr>
-              <w:t>45</w:t>
+              <w:t>44</w:t>
             </w:r>
             <w:r>
               <w:rPr>
@@ -1465,7 +1465,7 @@
               <w:rPr>
                 <w:webHidden/>
               </w:rPr>
-              <w:t>53</w:t>
+              <w:t>51</w:t>
             </w:r>
             <w:r>
               <w:rPr>
@@ -1548,7 +1548,7 @@
               <w:rPr>
                 <w:webHidden/>
               </w:rPr>
-              <w:t>58</w:t>
+              <w:t>57</w:t>
             </w:r>
             <w:r>
               <w:rPr>
@@ -6044,17 +6044,15 @@
       </w:r>
       <w:r>
         <w:rPr>
-          <w:i/>
-          <w:iCs/>
-          <w:lang w:eastAsia="es-CO"/>
-        </w:rPr>
-        <w:t>software</w:t>
-      </w:r>
-      <w:r>
-        <w:rPr>
-          <w:lang w:eastAsia="es-CO"/>
-        </w:rPr>
-        <w:t> de diseño asistido por computador (CAD) o de manera análoga, empleando un acetato sobre la figura impresa. El resultado esperado es una cuadrícula de referencia que permita establecer proporciones precisas.</w:t>
+          <w:rStyle w:val="Extranjerismo"/>
+        </w:rPr>
+        <w:t>software </w:t>
+      </w:r>
+      <w:r>
+        <w:rPr>
+          <w:lang w:eastAsia="es-CO"/>
+        </w:rPr>
+        <w:t>de diseño asistido por computador (CAD) o de manera análoga, empleando un acetato sobre la figura impresa. El resultado esperado es una cuadrícula de referencia que permita establecer proporciones precisas.</w:t>
       </w:r>
     </w:p>
     <w:p>
@@ -7203,15 +7201,25 @@
         </w:rPr>
         <w:t>Fuente: </w:t>
       </w:r>
-      <w:hyperlink r:id="rId21" w:tgtFrame="_blank" w:history="1">
+      <w:hyperlink r:id="rId21" w:history="1">
         <w:r>
           <w:rPr>
             <w:rStyle w:val="Hipervnculo"/>
             <w:lang w:eastAsia="es-CO"/>
           </w:rPr>
-          <w:t>https: https://123dreamit.com/todo-lo-que-debes-saber-acerca-de-la-camisa/</w:t>
+          <w:t>https://123dreamit.com/todo-lo-que-debes-saber-acerca-de-la-camisa/</w:t>
         </w:r>
       </w:hyperlink>
+    </w:p>
+    <w:p>
+      <w:pPr>
+        <w:ind w:left="708" w:firstLine="0"/>
+        <w:rPr>
+          <w:b/>
+          <w:bCs/>
+          <w:lang w:eastAsia="es-CO"/>
+        </w:rPr>
+      </w:pPr>
     </w:p>
     <w:p>
       <w:pPr>
@@ -7858,7 +7866,6 @@
     </w:p>
     <w:p>
       <w:pPr>
-        <w:ind w:left="708" w:firstLine="0"/>
         <w:rPr>
           <w:lang w:eastAsia="es-CO"/>
         </w:rPr>
@@ -7869,10 +7876,10 @@
           <w:lang w:eastAsia="es-CO"/>
         </w:rPr>
         <w:drawing>
-          <wp:inline distT="0" distB="0" distL="0" distR="0" wp14:anchorId="36CC54AD" wp14:editId="5A153F8C">
-            <wp:extent cx="5741298" cy="1514901"/>
-            <wp:effectExtent l="0" t="0" r="0" b="9525"/>
-            <wp:docPr id="10" name="Imagen 10" descr="Seis tipos de tapetas o acabados en la parte frontal de camisas, clasificados según su construcción. La front placket presenta una banda visible donde se cosen los botones, estructurada por doblez de tela. La french placket omite la banda externa, dejando los botones sobre una doblez interna, lo que genera una apariencia más limpia. La popover placket combina tapeta y cuello en una sola pieza continua con una abertura parcial que no recorre toda la camisa. La covered placket incluye una capa adicional de tela que cubre los botones. La pleated tuxedo incorpora pliegues verticales decorativos a ambos lados de la tapeta, típicos en camisas de etiqueta. La tuxedo front mantiene una superficie lisa y estructurada, con botones visibles y sin pliegues."/>
+          <wp:inline distT="0" distB="0" distL="0" distR="0" wp14:anchorId="2D220529" wp14:editId="01D1B636">
+            <wp:extent cx="6186131" cy="1632275"/>
+            <wp:effectExtent l="0" t="0" r="5715" b="6350"/>
+            <wp:docPr id="8" name="Imagen 8" descr="Seis tipos de tapetas o acabados en la parte frontal de camisas, clasificados según su construcción. La front placket presenta una banda visible donde se cosen los botones, estructurada por doblez de tela. La french placket omite la banda externa, dejando los botones sobre una doblez interna, lo que genera una apariencia más limpia. La popover placket combina tapeta y cuello en una sola pieza continua con una abertura parcial que no recorre toda la camisa. La covered placket incluye una capa adicional de tela que cubre los botones. La pleated tuxedo incorpora pliegues verticales decorativos a ambos lados de la tapeta, típicos en camisas de etiqueta. La tuxedo front mantiene una superficie lisa y estructurada, con botones visibles y sin pliegues."/>
             <wp:cNvGraphicFramePr>
               <a:graphicFrameLocks xmlns:a="http://schemas.openxmlformats.org/drawingml/2006/main" noChangeAspect="1"/>
             </wp:cNvGraphicFramePr>
@@ -7880,7 +7887,7 @@
               <a:graphicData uri="http://schemas.openxmlformats.org/drawingml/2006/picture">
                 <pic:pic xmlns:pic="http://schemas.openxmlformats.org/drawingml/2006/picture">
                   <pic:nvPicPr>
-                    <pic:cNvPr id="10" name="Imagen 10" descr="Seis tipos de tapetas o acabados en la parte frontal de camisas, clasificados según su construcción. La front placket presenta una banda visible donde se cosen los botones, estructurada por doblez de tela. La french placket omite la banda externa, dejando los botones sobre una doblez interna, lo que genera una apariencia más limpia. La popover placket combina tapeta y cuello en una sola pieza continua con una abertura parcial que no recorre toda la camisa. La covered placket incluye una capa adicional de tela que cubre los botones. La pleated tuxedo incorpora pliegues verticales decorativos a ambos lados de la tapeta, típicos en camisas de etiqueta. La tuxedo front mantiene una superficie lisa y estructurada, con botones visibles y sin pliegues."/>
+                    <pic:cNvPr id="8" name="Imagen 8" descr="Seis tipos de tapetas o acabados en la parte frontal de camisas, clasificados según su construcción. La front placket presenta una banda visible donde se cosen los botones, estructurada por doblez de tela. La french placket omite la banda externa, dejando los botones sobre una doblez interna, lo que genera una apariencia más limpia. La popover placket combina tapeta y cuello en una sola pieza continua con una abertura parcial que no recorre toda la camisa. La covered placket incluye una capa adicional de tela que cubre los botones. La pleated tuxedo incorpora pliegues verticales decorativos a ambos lados de la tapeta, típicos en camisas de etiqueta. La tuxedo front mantiene una superficie lisa y estructurada, con botones visibles y sin pliegues."/>
                     <pic:cNvPicPr>
                       <a:picLocks noChangeAspect="1" noChangeArrowheads="1"/>
                     </pic:cNvPicPr>
@@ -7901,7 +7908,7 @@
                   <pic:spPr bwMode="auto">
                     <a:xfrm>
                       <a:off x="0" y="0"/>
-                      <a:ext cx="5773002" cy="1523266"/>
+                      <a:ext cx="6205418" cy="1637364"/>
                     </a:xfrm>
                     <a:prstGeom prst="rect">
                       <a:avLst/>
@@ -8042,20 +8049,7 @@
         <w:tabs>
           <w:tab w:val="left" w:pos="3955"/>
         </w:tabs>
-        <w:ind w:left="708" w:firstLine="0"/>
-        <w:jc w:val="center"/>
-        <w:rPr>
-          <w:lang w:eastAsia="es-CO"/>
-        </w:rPr>
-      </w:pPr>
-    </w:p>
-    <w:p>
-      <w:pPr>
-        <w:tabs>
-          <w:tab w:val="left" w:pos="3955"/>
-        </w:tabs>
-        <w:ind w:left="708" w:firstLine="0"/>
-        <w:jc w:val="center"/>
+        <w:ind w:firstLine="0"/>
         <w:rPr>
           <w:lang w:eastAsia="es-CO"/>
         </w:rPr>
@@ -8221,9 +8215,9 @@
           <w:lang w:eastAsia="es-CO"/>
         </w:rPr>
         <w:drawing>
-          <wp:inline distT="0" distB="0" distL="0" distR="0" wp14:anchorId="5497D6C9" wp14:editId="7C2DEA0A">
-            <wp:extent cx="4143375" cy="3752850"/>
-            <wp:effectExtent l="0" t="0" r="9525" b="0"/>
+          <wp:inline distT="0" distB="0" distL="0" distR="0" wp14:anchorId="5497D6C9" wp14:editId="2504009E">
+            <wp:extent cx="3344779" cy="3029524"/>
+            <wp:effectExtent l="0" t="0" r="8255" b="0"/>
             <wp:docPr id="19" name="Imagen 19" descr="Presenta el diseño del delantero de una camisa con botonera separada. El trazo incluye una pieza independiente conformada por tres franjas: dos de 3 cm para doblez y una de 1 cm para terminación, mientras que el cuerpo del delantero incorpora un margen de costura de 0,5 cm para la unión de ambas partes. "/>
             <wp:cNvGraphicFramePr>
               <a:graphicFrameLocks xmlns:a="http://schemas.openxmlformats.org/drawingml/2006/main" noChangeAspect="1"/>
@@ -8253,7 +8247,7 @@
                   <pic:spPr bwMode="auto">
                     <a:xfrm>
                       <a:off x="0" y="0"/>
-                      <a:ext cx="4143375" cy="3752850"/>
+                      <a:ext cx="3355177" cy="3038942"/>
                     </a:xfrm>
                     <a:prstGeom prst="rect">
                       <a:avLst/>
@@ -8543,7 +8537,6 @@
               </w:rPr>
             </w:pPr>
             <w:r>
-              <w:lastRenderedPageBreak/>
               <w:t>Canesú segmentado</w:t>
             </w:r>
           </w:p>
@@ -8607,6 +8600,7 @@
               <w:pStyle w:val="TextoTablas"/>
             </w:pPr>
             <w:r>
+              <w:lastRenderedPageBreak/>
               <w:t>Panel contrastado</w:t>
             </w:r>
           </w:p>
@@ -8655,64 +8649,6 @@
             </w:pPr>
             <w:r>
               <w:t>Duplicar pieza; prever márgenes para pespunte visible.</w:t>
-            </w:r>
-          </w:p>
-        </w:tc>
-      </w:tr>
-      <w:tr>
-        <w:trPr>
-          <w:cnfStyle w:val="000000100000" w:firstRow="0" w:lastRow="0" w:firstColumn="0" w:lastColumn="0" w:oddVBand="0" w:evenVBand="0" w:oddHBand="1" w:evenHBand="0" w:firstRowFirstColumn="0" w:firstRowLastColumn="0" w:lastRowFirstColumn="0" w:lastRowLastColumn="0"/>
-          <w:trHeight w:val="852"/>
-        </w:trPr>
-        <w:tc>
-          <w:tcPr>
-            <w:tcW w:w="2263" w:type="dxa"/>
-          </w:tcPr>
-          <w:p>
-            <w:pPr>
-              <w:pStyle w:val="TextoTablas"/>
-            </w:pPr>
-            <w:r>
-              <w:t>Corte</w:t>
-            </w:r>
-          </w:p>
-        </w:tc>
-        <w:tc>
-          <w:tcPr>
-            <w:tcW w:w="2555" w:type="dxa"/>
-          </w:tcPr>
-          <w:p>
-            <w:pPr>
-              <w:pStyle w:val="TextoTablas"/>
-            </w:pPr>
-            <w:r>
-              <w:t>Ubicación típica</w:t>
-            </w:r>
-          </w:p>
-        </w:tc>
-        <w:tc>
-          <w:tcPr>
-            <w:tcW w:w="2572" w:type="dxa"/>
-          </w:tcPr>
-          <w:p>
-            <w:pPr>
-              <w:pStyle w:val="TextoTablas"/>
-            </w:pPr>
-            <w:r>
-              <w:t>Objetivo morfológico</w:t>
-            </w:r>
-          </w:p>
-        </w:tc>
-        <w:tc>
-          <w:tcPr>
-            <w:tcW w:w="2572" w:type="dxa"/>
-          </w:tcPr>
-          <w:p>
-            <w:pPr>
-              <w:pStyle w:val="TextoTablas"/>
-            </w:pPr>
-            <w:r>
-              <w:t>Implicaciones de trazo</w:t>
             </w:r>
           </w:p>
         </w:tc>
@@ -9137,7 +9073,6 @@
               <w:pStyle w:val="TextoTablas"/>
             </w:pPr>
             <w:r>
-              <w:lastRenderedPageBreak/>
               <w:t>Pinzas de movimiento</w:t>
             </w:r>
           </w:p>
@@ -9188,7 +9123,7 @@
     </w:tbl>
     <w:p>
       <w:pPr>
-        <w:ind w:left="708" w:firstLine="0"/>
+        <w:ind w:firstLine="0"/>
         <w:rPr>
           <w:lang w:eastAsia="es-CO"/>
         </w:rPr>
@@ -9200,6 +9135,7 @@
       </w:pPr>
       <w:bookmarkStart w:id="11" w:name="_Toc204072175"/>
       <w:r>
+        <w:lastRenderedPageBreak/>
         <w:t>Adaptación de modelos para moda casual</w:t>
       </w:r>
       <w:bookmarkEnd w:id="11"/>
@@ -9326,14 +9262,6 @@
         </w:rPr>
         <w:t>), y uso de recursos tecnológicos compatibles con la confección industrial o artesanal del modelo casual.</w:t>
       </w:r>
-    </w:p>
-    <w:p>
-      <w:pPr>
-        <w:ind w:left="708" w:firstLine="0"/>
-        <w:rPr>
-          <w:lang w:eastAsia="es-CO"/>
-        </w:rPr>
-      </w:pPr>
     </w:p>
     <w:p>
       <w:pPr>
@@ -9354,7 +9282,6 @@
           <w:bCs/>
           <w:lang w:eastAsia="es-CO"/>
         </w:rPr>
-        <w:lastRenderedPageBreak/>
         <w:t>Principios de diseño: qué debe cambiar al pasar de lo formal a lo casual</w:t>
       </w:r>
     </w:p>
@@ -9439,6 +9366,7 @@
           <w:bCs/>
           <w:lang w:eastAsia="es-CO"/>
         </w:rPr>
+        <w:lastRenderedPageBreak/>
         <w:t>Proporciones</w:t>
       </w:r>
     </w:p>
@@ -9683,7 +9611,6 @@
           <w:bCs/>
           <w:lang w:eastAsia="es-CO"/>
         </w:rPr>
-        <w:lastRenderedPageBreak/>
         <w:t>Percepción de uso</w:t>
       </w:r>
     </w:p>
@@ -9748,6 +9675,7 @@
         <w:rPr>
           <w:lang w:eastAsia="es-CO"/>
         </w:rPr>
+        <w:lastRenderedPageBreak/>
         <w:t>Recomendaciones de interpretación sobre básico masculino</w:t>
       </w:r>
     </w:p>
@@ -9934,16 +9862,7 @@
               <w:t>Button</w:t>
             </w:r>
             <w:r>
-              <w:rPr>
-                <w:rStyle w:val="Extranjerismo"/>
-              </w:rPr>
-              <w:t xml:space="preserve"> </w:t>
-            </w:r>
-            <w:r>
               <w:t>-</w:t>
-            </w:r>
-            <w:r>
-              <w:t xml:space="preserve"> </w:t>
             </w:r>
             <w:r>
               <w:rPr>
@@ -10290,15 +10209,7 @@
     </w:tbl>
     <w:p>
       <w:pPr>
-        <w:ind w:left="708" w:firstLine="0"/>
-        <w:rPr>
-          <w:lang w:eastAsia="es-CO"/>
-        </w:rPr>
-      </w:pPr>
-    </w:p>
-    <w:p>
-      <w:pPr>
-        <w:ind w:left="708" w:firstLine="0"/>
+        <w:ind w:firstLine="0"/>
         <w:rPr>
           <w:lang w:eastAsia="es-CO"/>
         </w:rPr>
@@ -10323,7 +10234,6 @@
           <w:bCs/>
           <w:lang w:eastAsia="es-CO"/>
         </w:rPr>
-        <w:lastRenderedPageBreak/>
         <w:t>Ajustes sobre el patrón base</w:t>
       </w:r>
     </w:p>
@@ -10392,6 +10302,7 @@
         <w:rPr>
           <w:lang w:eastAsia="es-CO"/>
         </w:rPr>
+        <w:lastRenderedPageBreak/>
         <w:t>Modificación de proporciones, ajustando largos y detalles como el tipo de cuello.</w:t>
       </w:r>
     </w:p>
@@ -10744,7 +10655,6 @@
               <w:pStyle w:val="TextoTablas"/>
             </w:pPr>
             <w:r>
-              <w:lastRenderedPageBreak/>
               <w:t xml:space="preserve">Cuello </w:t>
             </w:r>
             <w:proofErr w:type="spellStart"/>
@@ -10929,18 +10839,10 @@
     </w:tbl>
     <w:p>
       <w:pPr>
-        <w:ind w:firstLine="0"/>
-        <w:rPr>
-          <w:lang w:eastAsia="es-CO"/>
-        </w:rPr>
-      </w:pPr>
-    </w:p>
-    <w:p>
-      <w:pPr>
         <w:pStyle w:val="Prrafodelista"/>
         <w:numPr>
           <w:ilvl w:val="0"/>
-          <w:numId w:val="15"/>
+          <w:numId w:val="14"/>
         </w:numPr>
         <w:rPr>
           <w:b/>
@@ -10954,6 +10856,7 @@
           <w:bCs/>
           <w:lang w:eastAsia="es-CO"/>
         </w:rPr>
+        <w:lastRenderedPageBreak/>
         <w:t>Patrón de bolsillo industrial</w:t>
       </w:r>
     </w:p>
@@ -10986,59 +10889,9 @@
     </w:p>
     <w:p>
       <w:pPr>
-        <w:rPr>
-          <w:lang w:eastAsia="es-CO"/>
-        </w:rPr>
-      </w:pPr>
-    </w:p>
-    <w:p>
-      <w:pPr>
-        <w:rPr>
-          <w:lang w:eastAsia="es-CO"/>
-        </w:rPr>
-      </w:pPr>
-    </w:p>
-    <w:p>
-      <w:pPr>
-        <w:rPr>
-          <w:lang w:eastAsia="es-CO"/>
-        </w:rPr>
-      </w:pPr>
-    </w:p>
-    <w:p>
-      <w:pPr>
-        <w:rPr>
-          <w:lang w:eastAsia="es-CO"/>
-        </w:rPr>
-      </w:pPr>
-    </w:p>
-    <w:p>
-      <w:pPr>
-        <w:rPr>
-          <w:lang w:eastAsia="es-CO"/>
-        </w:rPr>
-      </w:pPr>
-    </w:p>
-    <w:p>
-      <w:pPr>
-        <w:rPr>
-          <w:lang w:eastAsia="es-CO"/>
-        </w:rPr>
-      </w:pPr>
-    </w:p>
-    <w:p>
-      <w:pPr>
-        <w:rPr>
-          <w:lang w:eastAsia="es-CO"/>
-        </w:rPr>
-      </w:pPr>
-    </w:p>
-    <w:p>
-      <w:pPr>
         <w:pStyle w:val="Figura"/>
       </w:pPr>
       <w:r>
-        <w:lastRenderedPageBreak/>
         <w:t>Trazo del patrón del bolsillo industrial</w:t>
       </w:r>
     </w:p>
@@ -11056,9 +10909,9 @@
           <w:lang w:eastAsia="es-CO"/>
         </w:rPr>
         <w:drawing>
-          <wp:inline distT="0" distB="0" distL="0" distR="0" wp14:anchorId="4A160487" wp14:editId="784686FE">
-            <wp:extent cx="3561549" cy="3534770"/>
-            <wp:effectExtent l="0" t="0" r="1270" b="8890"/>
+          <wp:inline distT="0" distB="0" distL="0" distR="0" wp14:anchorId="4A160487" wp14:editId="422779D3">
+            <wp:extent cx="4606636" cy="4572000"/>
+            <wp:effectExtent l="0" t="0" r="3810" b="0"/>
             <wp:docPr id="21" name="Imagen 21" descr="Molde técnico de bolsillo de parche con terminación en punta. El ancho total del bolsillo es de 13 cm y el largo es de 14 cm. En la parte superior se indica un doblez hacia el reverso de 3 cm, que forma la vista interna. En la parte inferior, las esquinas se pliegan 1.5 cm hacia el centro, generando un vértice que facilita el remate."/>
             <wp:cNvGraphicFramePr>
               <a:graphicFrameLocks xmlns:a="http://schemas.openxmlformats.org/drawingml/2006/main" noChangeAspect="1"/>
@@ -11088,7 +10941,7 @@
                   <pic:spPr bwMode="auto">
                     <a:xfrm>
                       <a:off x="0" y="0"/>
-                      <a:ext cx="3587930" cy="3560953"/>
+                      <a:ext cx="4648425" cy="4613475"/>
                     </a:xfrm>
                     <a:prstGeom prst="rect">
                       <a:avLst/>
@@ -11120,6 +10973,15 @@
     <w:p>
       <w:pPr>
         <w:ind w:left="708" w:firstLine="0"/>
+        <w:jc w:val="center"/>
+        <w:rPr>
+          <w:lang w:eastAsia="es-CO"/>
+        </w:rPr>
+      </w:pPr>
+    </w:p>
+    <w:p>
+      <w:pPr>
+        <w:ind w:left="708" w:firstLine="0"/>
         <w:rPr>
           <w:b/>
           <w:bCs/>
@@ -11132,6 +10994,7 @@
           <w:bCs/>
           <w:lang w:eastAsia="es-CO"/>
         </w:rPr>
+        <w:lastRenderedPageBreak/>
         <w:t>Paso 1</w:t>
       </w:r>
     </w:p>
@@ -11185,22 +11048,6 @@
       <w:pPr>
         <w:ind w:left="708" w:firstLine="0"/>
         <w:rPr>
-          <w:lang w:eastAsia="es-CO"/>
-        </w:rPr>
-      </w:pPr>
-    </w:p>
-    <w:p>
-      <w:pPr>
-        <w:ind w:left="708" w:firstLine="0"/>
-        <w:rPr>
-          <w:lang w:eastAsia="es-CO"/>
-        </w:rPr>
-      </w:pPr>
-    </w:p>
-    <w:p>
-      <w:pPr>
-        <w:ind w:left="708" w:firstLine="0"/>
-        <w:rPr>
           <w:b/>
           <w:bCs/>
           <w:lang w:eastAsia="es-CO"/>
@@ -11212,7 +11059,6 @@
           <w:bCs/>
           <w:lang w:eastAsia="es-CO"/>
         </w:rPr>
-        <w:lastRenderedPageBreak/>
         <w:t>Paso 3</w:t>
       </w:r>
     </w:p>
@@ -11298,6 +11144,14 @@
       <w:pPr>
         <w:ind w:left="708" w:firstLine="0"/>
         <w:rPr>
+          <w:lang w:eastAsia="es-CO"/>
+        </w:rPr>
+      </w:pPr>
+    </w:p>
+    <w:p>
+      <w:pPr>
+        <w:ind w:left="708" w:firstLine="0"/>
+        <w:rPr>
           <w:b/>
           <w:bCs/>
           <w:lang w:eastAsia="es-CO"/>
@@ -11309,6 +11163,7 @@
           <w:bCs/>
           <w:lang w:eastAsia="es-CO"/>
         </w:rPr>
+        <w:lastRenderedPageBreak/>
         <w:t>Notas</w:t>
       </w:r>
     </w:p>
@@ -11368,26 +11223,9 @@
     </w:p>
     <w:p>
       <w:pPr>
-        <w:ind w:left="708" w:firstLine="0"/>
-        <w:rPr>
-          <w:lang w:eastAsia="es-CO"/>
-        </w:rPr>
-      </w:pPr>
-    </w:p>
-    <w:p>
-      <w:pPr>
-        <w:ind w:left="708" w:firstLine="0"/>
-        <w:rPr>
-          <w:lang w:eastAsia="es-CO"/>
-        </w:rPr>
-      </w:pPr>
-    </w:p>
-    <w:p>
-      <w:pPr>
         <w:pStyle w:val="Figura"/>
       </w:pPr>
       <w:r>
-        <w:lastRenderedPageBreak/>
         <w:t>Trazo de bolsillo con tapa separada</w:t>
       </w:r>
     </w:p>
@@ -11405,8 +11243,8 @@
           <w:lang w:eastAsia="es-CO"/>
         </w:rPr>
         <w:drawing>
-          <wp:inline distT="0" distB="0" distL="0" distR="0" wp14:anchorId="7FA36735" wp14:editId="6C092C67">
-            <wp:extent cx="3162300" cy="5143500"/>
+          <wp:inline distT="0" distB="0" distL="0" distR="0" wp14:anchorId="7FA36735" wp14:editId="44F68FAF">
+            <wp:extent cx="2839452" cy="4618386"/>
             <wp:effectExtent l="0" t="0" r="0" b="0"/>
             <wp:docPr id="24" name="Imagen 24" descr="Esquema técnico comparativo de dos tipos de bolsillos de parche con forma en punta. El primero, en la parte superior, tiene un ancho de 13 cm, altura de 7 cm y vértice inferior formado por dobleces de 2.5 cm desde cada extremo hacia el centro. El segundo bolsillo, en la parte inferior, tiene las mismas medidas de ancho (13 cm), pero un largo mayor (14 cm) e incluye una vista superior doblada hacia el reverso de 3 cm."/>
             <wp:cNvGraphicFramePr>
@@ -11437,7 +11275,7 @@
                   <pic:spPr bwMode="auto">
                     <a:xfrm>
                       <a:off x="0" y="0"/>
-                      <a:ext cx="3162300" cy="5143500"/>
+                      <a:ext cx="2846532" cy="4629902"/>
                     </a:xfrm>
                     <a:prstGeom prst="rect">
                       <a:avLst/>
@@ -11481,6 +11319,7 @@
           <w:bCs/>
           <w:lang w:eastAsia="es-CO"/>
         </w:rPr>
+        <w:lastRenderedPageBreak/>
         <w:t>Paso 1</w:t>
       </w:r>
     </w:p>
@@ -11497,22 +11336,6 @@
         </w:rPr>
         <w:t>Se traza un rectángulo base de 13 cm de ancho por 7 cm de alto. Este rectángulo define el contorno general del bolsillo antes de formar la punta inferior.</w:t>
       </w:r>
-    </w:p>
-    <w:p>
-      <w:pPr>
-        <w:ind w:left="708" w:firstLine="0"/>
-        <w:rPr>
-          <w:lang w:eastAsia="es-CO"/>
-        </w:rPr>
-      </w:pPr>
-    </w:p>
-    <w:p>
-      <w:pPr>
-        <w:ind w:left="708" w:firstLine="0"/>
-        <w:rPr>
-          <w:lang w:eastAsia="es-CO"/>
-        </w:rPr>
-      </w:pPr>
     </w:p>
     <w:p>
       <w:pPr>
@@ -11529,7 +11352,6 @@
           <w:bCs/>
           <w:lang w:eastAsia="es-CO"/>
         </w:rPr>
-        <w:lastRenderedPageBreak/>
         <w:t>Paso 2</w:t>
       </w:r>
     </w:p>
@@ -11693,14 +11515,8 @@
         <w:rPr>
           <w:lang w:eastAsia="es-CO"/>
         </w:rPr>
-        <w:t xml:space="preserve">A partir de los bolsillos detallados anteriormente, puede desarrollar las formas que considere, con los cortes y aberturas, esto según los diseños a desarrollar. Es importante recordar que estos ornamentos parten de rectángulos y la interpretación </w:t>
-      </w:r>
-      <w:r>
-        <w:rPr>
-          <w:lang w:eastAsia="es-CO"/>
-        </w:rPr>
         <w:lastRenderedPageBreak/>
-        <w:t>puede ser múltiple, como la siguiente figura, en la que teniendo en cuenta los patrones anteriores se puede también trazar un bolsillo con tapa incluida.</w:t>
+        <w:t>A partir de los bolsillos detallados anteriormente, puede desarrollar las formas que considere, con los cortes y aberturas, esto según los diseños a desarrollar. Es importante recordar que estos ornamentos parten de rectángulos y la interpretación puede ser múltiple, como la siguiente figura, en la que teniendo en cuenta los patrones anteriores se puede también trazar un bolsillo con tapa incluida.</w:t>
       </w:r>
     </w:p>
     <w:p>
@@ -11791,22 +11607,6 @@
     </w:p>
     <w:p>
       <w:pPr>
-        <w:ind w:left="708" w:firstLine="0"/>
-        <w:rPr>
-          <w:lang w:eastAsia="es-CO"/>
-        </w:rPr>
-      </w:pPr>
-    </w:p>
-    <w:p>
-      <w:pPr>
-        <w:ind w:left="708" w:firstLine="0"/>
-        <w:rPr>
-          <w:lang w:eastAsia="es-CO"/>
-        </w:rPr>
-      </w:pPr>
-    </w:p>
-    <w:p>
-      <w:pPr>
         <w:pStyle w:val="Ttulo1"/>
       </w:pPr>
       <w:bookmarkStart w:id="12" w:name="_Toc204072176"/>
@@ -12477,11 +12277,9 @@
             <w:r>
               <w:t xml:space="preserve">Usar </w:t>
             </w:r>
-            <w:proofErr w:type="spellStart"/>
-            <w:r>
-              <w:t>curvigrafo</w:t>
-            </w:r>
-            <w:proofErr w:type="spellEnd"/>
+            <w:r>
+              <w:t>curvígrafo</w:t>
+            </w:r>
             <w:r>
               <w:t xml:space="preserve"> o mano alzada firme; evitar ángulos rectos o trazos quebrados.</w:t>
             </w:r>
@@ -12658,11 +12456,9 @@
             <w:r>
               <w:t xml:space="preserve">Usar </w:t>
             </w:r>
-            <w:proofErr w:type="spellStart"/>
-            <w:r>
-              <w:t>curvigrafo</w:t>
-            </w:r>
-            <w:proofErr w:type="spellEnd"/>
+            <w:r>
+              <w:t>curvígrafo</w:t>
+            </w:r>
             <w:r>
               <w:t xml:space="preserve"> para mantener armonía entre la nueva sisa y el contorno del cuerpo.</w:t>
             </w:r>
@@ -13260,11 +13056,9 @@
             <w:r>
               <w:t xml:space="preserve">Usar </w:t>
             </w:r>
-            <w:proofErr w:type="spellStart"/>
-            <w:r>
-              <w:t>curvigrafo</w:t>
-            </w:r>
-            <w:proofErr w:type="spellEnd"/>
+            <w:r>
+              <w:t>curvígrafo</w:t>
+            </w:r>
             <w:r>
               <w:t xml:space="preserve"> o trazo fluido para evitar quiebres.</w:t>
             </w:r>
@@ -13449,11 +13243,9 @@
             <w:r>
               <w:t xml:space="preserve">Trazar con </w:t>
             </w:r>
-            <w:proofErr w:type="spellStart"/>
-            <w:r>
-              <w:t>curvigrafo</w:t>
-            </w:r>
-            <w:proofErr w:type="spellEnd"/>
+            <w:r>
+              <w:t>curvígrafo</w:t>
+            </w:r>
             <w:r>
               <w:t xml:space="preserve"> respetando el contorno anatómico.</w:t>
             </w:r>
@@ -14135,11 +13927,9 @@
             <w:r>
               <w:t xml:space="preserve">Usar </w:t>
             </w:r>
-            <w:proofErr w:type="spellStart"/>
-            <w:r>
-              <w:t>curvigrafo</w:t>
-            </w:r>
-            <w:proofErr w:type="spellEnd"/>
+            <w:r>
+              <w:t>curvígrafo</w:t>
+            </w:r>
             <w:r>
               <w:t xml:space="preserve"> o mano firme para asegurar fluidez en el escote.</w:t>
             </w:r>
@@ -14715,11 +14505,9 @@
             <w:r>
               <w:t xml:space="preserve">Usar </w:t>
             </w:r>
-            <w:proofErr w:type="spellStart"/>
-            <w:r>
-              <w:t>curvigrafo</w:t>
-            </w:r>
-            <w:proofErr w:type="spellEnd"/>
+            <w:r>
+              <w:t>curvígrafo</w:t>
+            </w:r>
             <w:r>
               <w:t xml:space="preserve"> para una transición limpia y anatómica.</w:t>
             </w:r>
@@ -15011,11 +14799,9 @@
             <w:r>
               <w:t xml:space="preserve">Utilizar </w:t>
             </w:r>
-            <w:proofErr w:type="spellStart"/>
-            <w:r>
-              <w:t>curvigrafo</w:t>
-            </w:r>
-            <w:proofErr w:type="spellEnd"/>
+            <w:r>
+              <w:t>curvígrafo</w:t>
+            </w:r>
             <w:r>
               <w:t xml:space="preserve"> para garantizar un trazo limpio, sin picos ni ángulos rectos.</w:t>
             </w:r>
@@ -15673,11 +15459,9 @@
             <w:r>
               <w:t xml:space="preserve">Usar </w:t>
             </w:r>
-            <w:proofErr w:type="spellStart"/>
-            <w:r>
-              <w:t>curvigrafo</w:t>
-            </w:r>
-            <w:proofErr w:type="spellEnd"/>
+            <w:r>
+              <w:t>curvígrafo</w:t>
+            </w:r>
             <w:r>
               <w:t xml:space="preserve"> para obtener un contorno continuo y anatómico.</w:t>
             </w:r>
@@ -15937,7 +15721,6 @@
               <w:pStyle w:val="TextoTablas"/>
             </w:pPr>
             <w:r>
-              <w:lastRenderedPageBreak/>
               <w:t>9</w:t>
             </w:r>
           </w:p>
@@ -16185,34 +15968,6 @@
       <w:pPr>
         <w:ind w:left="709" w:firstLine="0"/>
         <w:rPr>
-          <w:lang w:eastAsia="es-CO"/>
-        </w:rPr>
-      </w:pPr>
-      <w:r>
-        <w:rPr>
-          <w:lang w:eastAsia="es-CO"/>
-        </w:rPr>
-        <w:t>Se traza un rectángulo cuyo ancho corresponde a la suma de los siguientes valores:</w:t>
-      </w:r>
-    </w:p>
-    <w:p>
-      <w:pPr>
-        <w:ind w:left="709" w:firstLine="0"/>
-        <w:rPr>
-          <w:lang w:eastAsia="es-CO"/>
-        </w:rPr>
-      </w:pPr>
-      <w:r>
-        <w:rPr>
-          <w:lang w:eastAsia="es-CO"/>
-        </w:rPr>
-        <w:t>1 cm (costura) + ancho de botonera + 2 veces el ancho de la botonera + 2 cm de desahogo + 1 cm (costura).</w:t>
-      </w:r>
-    </w:p>
-    <w:p>
-      <w:pPr>
-        <w:ind w:left="709" w:firstLine="0"/>
-        <w:rPr>
           <w:b/>
           <w:bCs/>
           <w:lang w:eastAsia="es-CO"/>
@@ -16323,14 +16078,6 @@
       <w:pPr>
         <w:ind w:left="709" w:firstLine="0"/>
         <w:rPr>
-          <w:lang w:eastAsia="es-CO"/>
-        </w:rPr>
-      </w:pPr>
-    </w:p>
-    <w:p>
-      <w:pPr>
-        <w:ind w:left="709" w:firstLine="0"/>
-        <w:rPr>
           <w:b/>
           <w:bCs/>
           <w:lang w:eastAsia="es-CO"/>
@@ -16342,7 +16089,6 @@
           <w:bCs/>
           <w:lang w:eastAsia="es-CO"/>
         </w:rPr>
-        <w:lastRenderedPageBreak/>
         <w:t>Paso 5</w:t>
       </w:r>
     </w:p>
@@ -16365,6 +16111,22 @@
         </w:rPr>
         <w:t>preparación de costura.</w:t>
       </w:r>
+    </w:p>
+    <w:p>
+      <w:pPr>
+        <w:ind w:left="709" w:firstLine="0"/>
+        <w:rPr>
+          <w:lang w:eastAsia="es-CO"/>
+        </w:rPr>
+      </w:pPr>
+    </w:p>
+    <w:p>
+      <w:pPr>
+        <w:ind w:left="709" w:firstLine="0"/>
+        <w:rPr>
+          <w:lang w:eastAsia="es-CO"/>
+        </w:rPr>
+      </w:pPr>
     </w:p>
     <w:p>
       <w:pPr>
@@ -16381,6 +16143,7 @@
           <w:bCs/>
           <w:lang w:eastAsia="es-CO"/>
         </w:rPr>
+        <w:lastRenderedPageBreak/>
         <w:t>Notas</w:t>
       </w:r>
     </w:p>
@@ -16508,7 +16271,6 @@
           <w:bCs/>
           <w:lang w:eastAsia="es-CO"/>
         </w:rPr>
-        <w:lastRenderedPageBreak/>
         <w:t>Paso 1</w:t>
       </w:r>
     </w:p>
@@ -16555,6 +16317,7 @@
           <w:bCs/>
           <w:lang w:eastAsia="es-CO"/>
         </w:rPr>
+        <w:lastRenderedPageBreak/>
         <w:t>Paso 2</w:t>
       </w:r>
     </w:p>
@@ -16742,50 +16505,56 @@
       </w:pPr>
       <w:bookmarkStart w:id="16" w:name="_Toc204072179"/>
       <w:r>
+        <w:t>Camisa con estilo hindú</w:t>
+      </w:r>
+      <w:bookmarkEnd w:id="16"/>
+    </w:p>
+    <w:p>
+      <w:pPr>
+        <w:rPr>
+          <w:lang w:val="es-419" w:eastAsia="es-CO"/>
+        </w:rPr>
+      </w:pPr>
+      <w:r>
+        <w:rPr>
+          <w:lang w:val="es-419" w:eastAsia="es-CO"/>
+        </w:rPr>
+        <w:t xml:space="preserve">La camisa con estilo hindú se distingue por su diseño minimalista, cuello tipo </w:t>
+      </w:r>
+      <w:proofErr w:type="spellStart"/>
+      <w:r>
+        <w:rPr>
+          <w:lang w:val="es-419" w:eastAsia="es-CO"/>
+        </w:rPr>
+        <w:t>mao</w:t>
+      </w:r>
+      <w:proofErr w:type="spellEnd"/>
+      <w:r>
+        <w:rPr>
+          <w:lang w:val="es-419" w:eastAsia="es-CO"/>
+        </w:rPr>
+        <w:t xml:space="preserve"> (también llamado cuello mandarín), y una </w:t>
+      </w:r>
+      <w:proofErr w:type="spellStart"/>
+      <w:r>
+        <w:rPr>
+          <w:lang w:val="es-419" w:eastAsia="es-CO"/>
+        </w:rPr>
+        <w:t>tapeta</w:t>
+      </w:r>
+      <w:proofErr w:type="spellEnd"/>
+      <w:r>
+        <w:rPr>
+          <w:lang w:val="es-419" w:eastAsia="es-CO"/>
+        </w:rPr>
+        <w:t xml:space="preserve"> delantera corta con botones, que </w:t>
+      </w:r>
+      <w:r>
+        <w:rPr>
+          <w:lang w:val="es-419" w:eastAsia="es-CO"/>
+        </w:rPr>
         <w:lastRenderedPageBreak/>
-        <w:t>Camisa con estilo hindú</w:t>
-      </w:r>
-      <w:bookmarkEnd w:id="16"/>
-    </w:p>
-    <w:p>
-      <w:pPr>
-        <w:rPr>
-          <w:lang w:val="es-419" w:eastAsia="es-CO"/>
-        </w:rPr>
-      </w:pPr>
-      <w:r>
-        <w:rPr>
-          <w:lang w:val="es-419" w:eastAsia="es-CO"/>
-        </w:rPr>
-        <w:t xml:space="preserve">La camisa con estilo hindú se distingue por su diseño minimalista, cuello tipo </w:t>
-      </w:r>
-      <w:proofErr w:type="spellStart"/>
-      <w:r>
-        <w:rPr>
-          <w:lang w:val="es-419" w:eastAsia="es-CO"/>
-        </w:rPr>
-        <w:t>mao</w:t>
-      </w:r>
-      <w:proofErr w:type="spellEnd"/>
-      <w:r>
-        <w:rPr>
-          <w:lang w:val="es-419" w:eastAsia="es-CO"/>
-        </w:rPr>
-        <w:t xml:space="preserve"> (también llamado cuello mandarín), y una </w:t>
-      </w:r>
-      <w:proofErr w:type="spellStart"/>
-      <w:r>
-        <w:rPr>
-          <w:lang w:val="es-419" w:eastAsia="es-CO"/>
-        </w:rPr>
-        <w:t>tapeta</w:t>
-      </w:r>
-      <w:proofErr w:type="spellEnd"/>
-      <w:r>
-        <w:rPr>
-          <w:lang w:val="es-419" w:eastAsia="es-CO"/>
-        </w:rPr>
-        <w:t xml:space="preserve"> delantera corta con botones, que reemplaza la abotonadura completa típica de la camisa occidental. Su silueta suele ser recta o ligeramente amplia, lo que la hace cómoda y versátil tanto para uso casual como para contextos formales alternativos.</w:t>
+        <w:t>reemplaza la abotonadura completa típica de la camisa occidental. Su silueta suele ser recta o ligeramente amplia, lo que la hace cómoda y versátil tanto para uso casual como para contextos formales alternativos.</w:t>
       </w:r>
     </w:p>
     <w:p>
@@ -16897,6 +16666,20 @@
     </w:p>
     <w:p>
       <w:pPr>
+        <w:rPr>
+          <w:lang w:val="es-419" w:eastAsia="es-CO"/>
+        </w:rPr>
+      </w:pPr>
+    </w:p>
+    <w:p>
+      <w:pPr>
+        <w:rPr>
+          <w:lang w:val="es-419" w:eastAsia="es-CO"/>
+        </w:rPr>
+      </w:pPr>
+    </w:p>
+    <w:p>
+      <w:pPr>
         <w:pStyle w:val="Figura"/>
         <w:rPr>
           <w:lang w:val="es-419"/>
@@ -17596,7 +17379,19 @@
               <w:pStyle w:val="TextoTablas"/>
             </w:pPr>
             <w:r>
-              <w:t>Desde el extremo exterior de ese retazo, bajar verticalmente para ubicar el nuevo punto de unión hombro-escote.</w:t>
+              <w:t>Desde el extremo exterior de ese retazo, bajar verticalmente para ubicar el nuevo punto de unión hombro</w:t>
+            </w:r>
+            <w:r>
+              <w:t xml:space="preserve"> </w:t>
+            </w:r>
+            <w:r>
+              <w:t>-</w:t>
+            </w:r>
+            <w:r>
+              <w:t xml:space="preserve"> </w:t>
+            </w:r>
+            <w:r>
+              <w:t>escote.</w:t>
             </w:r>
           </w:p>
         </w:tc>
@@ -17981,6 +17776,20 @@
     </w:p>
     <w:p>
       <w:pPr>
+        <w:jc w:val="center"/>
+        <w:rPr>
+          <w:lang w:val="es-419" w:eastAsia="es-CO"/>
+        </w:rPr>
+      </w:pPr>
+      <w:r>
+        <w:rPr>
+          <w:lang w:val="es-419" w:eastAsia="es-CO"/>
+        </w:rPr>
+        <w:t>Fuente: SENA, (2025)</w:t>
+      </w:r>
+    </w:p>
+    <w:p>
+      <w:pPr>
         <w:pStyle w:val="Tabla"/>
         <w:rPr>
           <w:lang w:val="es-419" w:eastAsia="es-CO"/>
@@ -18251,6 +18060,7 @@
               <w:pStyle w:val="TextoTablas"/>
             </w:pPr>
             <w:r>
+              <w:lastRenderedPageBreak/>
               <w:t>5</w:t>
             </w:r>
           </w:p>
@@ -18289,7 +18099,6 @@
       </w:pPr>
       <w:bookmarkStart w:id="17" w:name="_Toc204072180"/>
       <w:r>
-        <w:lastRenderedPageBreak/>
         <w:t>Sudadera deportiva</w:t>
       </w:r>
       <w:bookmarkEnd w:id="17"/>
@@ -18351,6 +18160,62 @@
     </w:p>
     <w:p>
       <w:pPr>
+        <w:rPr>
+          <w:lang w:eastAsia="es-CO"/>
+        </w:rPr>
+      </w:pPr>
+    </w:p>
+    <w:p>
+      <w:pPr>
+        <w:rPr>
+          <w:lang w:eastAsia="es-CO"/>
+        </w:rPr>
+      </w:pPr>
+    </w:p>
+    <w:p>
+      <w:pPr>
+        <w:rPr>
+          <w:lang w:eastAsia="es-CO"/>
+        </w:rPr>
+      </w:pPr>
+    </w:p>
+    <w:p>
+      <w:pPr>
+        <w:rPr>
+          <w:lang w:eastAsia="es-CO"/>
+        </w:rPr>
+      </w:pPr>
+    </w:p>
+    <w:p>
+      <w:pPr>
+        <w:rPr>
+          <w:lang w:eastAsia="es-CO"/>
+        </w:rPr>
+      </w:pPr>
+    </w:p>
+    <w:p>
+      <w:pPr>
+        <w:rPr>
+          <w:lang w:eastAsia="es-CO"/>
+        </w:rPr>
+      </w:pPr>
+    </w:p>
+    <w:p>
+      <w:pPr>
+        <w:rPr>
+          <w:lang w:eastAsia="es-CO"/>
+        </w:rPr>
+      </w:pPr>
+    </w:p>
+    <w:p>
+      <w:pPr>
+        <w:rPr>
+          <w:lang w:eastAsia="es-CO"/>
+        </w:rPr>
+      </w:pPr>
+    </w:p>
+    <w:p>
+      <w:pPr>
         <w:pStyle w:val="Figura"/>
         <w:rPr>
           <w:lang w:val="es-419"/>
@@ -18360,6 +18225,7 @@
         <w:rPr>
           <w:lang w:val="es-419"/>
         </w:rPr>
+        <w:lastRenderedPageBreak/>
         <w:t>Trazo de sudadera deportiva delantero</w:t>
       </w:r>
     </w:p>
@@ -18424,10 +18290,17 @@
     </w:p>
     <w:p>
       <w:pPr>
+        <w:jc w:val="center"/>
         <w:rPr>
           <w:lang w:val="es-419" w:eastAsia="es-CO"/>
         </w:rPr>
       </w:pPr>
+      <w:r>
+        <w:rPr>
+          <w:lang w:val="es-419" w:eastAsia="es-CO"/>
+        </w:rPr>
+        <w:t>Fuente: SENA, (2025)</w:t>
+      </w:r>
     </w:p>
     <w:p>
       <w:pPr>
@@ -18440,7 +18313,6 @@
         <w:rPr>
           <w:lang w:val="es-419" w:eastAsia="es-CO"/>
         </w:rPr>
-        <w:lastRenderedPageBreak/>
         <w:t>Proceso del trazo sudadera delantero</w:t>
       </w:r>
     </w:p>
@@ -18651,6 +18523,7 @@
               <w:pStyle w:val="TextoTablas"/>
             </w:pPr>
             <w:r>
+              <w:lastRenderedPageBreak/>
               <w:t>4</w:t>
             </w:r>
           </w:p>
@@ -18774,6 +18647,7 @@
     </w:tbl>
     <w:p>
       <w:pPr>
+        <w:ind w:firstLine="0"/>
         <w:rPr>
           <w:lang w:val="es-419" w:eastAsia="es-CO"/>
         </w:rPr>
@@ -18781,6 +18655,7 @@
     </w:p>
     <w:p>
       <w:pPr>
+        <w:ind w:firstLine="0"/>
         <w:rPr>
           <w:lang w:val="es-419" w:eastAsia="es-CO"/>
         </w:rPr>
@@ -18788,6 +18663,7 @@
     </w:p>
     <w:p>
       <w:pPr>
+        <w:ind w:firstLine="0"/>
         <w:rPr>
           <w:lang w:val="es-419" w:eastAsia="es-CO"/>
         </w:rPr>
@@ -18795,6 +18671,7 @@
     </w:p>
     <w:p>
       <w:pPr>
+        <w:ind w:firstLine="0"/>
         <w:rPr>
           <w:lang w:val="es-419" w:eastAsia="es-CO"/>
         </w:rPr>
@@ -18802,6 +18679,7 @@
     </w:p>
     <w:p>
       <w:pPr>
+        <w:ind w:firstLine="0"/>
         <w:rPr>
           <w:lang w:val="es-419" w:eastAsia="es-CO"/>
         </w:rPr>
@@ -18809,6 +18687,55 @@
     </w:p>
     <w:p>
       <w:pPr>
+        <w:ind w:firstLine="0"/>
+        <w:rPr>
+          <w:lang w:val="es-419" w:eastAsia="es-CO"/>
+        </w:rPr>
+      </w:pPr>
+    </w:p>
+    <w:p>
+      <w:pPr>
+        <w:ind w:firstLine="0"/>
+        <w:rPr>
+          <w:lang w:val="es-419" w:eastAsia="es-CO"/>
+        </w:rPr>
+      </w:pPr>
+    </w:p>
+    <w:p>
+      <w:pPr>
+        <w:ind w:firstLine="0"/>
+        <w:rPr>
+          <w:lang w:val="es-419" w:eastAsia="es-CO"/>
+        </w:rPr>
+      </w:pPr>
+    </w:p>
+    <w:p>
+      <w:pPr>
+        <w:ind w:firstLine="0"/>
+        <w:rPr>
+          <w:lang w:val="es-419" w:eastAsia="es-CO"/>
+        </w:rPr>
+      </w:pPr>
+    </w:p>
+    <w:p>
+      <w:pPr>
+        <w:ind w:firstLine="0"/>
+        <w:rPr>
+          <w:lang w:val="es-419" w:eastAsia="es-CO"/>
+        </w:rPr>
+      </w:pPr>
+    </w:p>
+    <w:p>
+      <w:pPr>
+        <w:ind w:firstLine="0"/>
+        <w:rPr>
+          <w:lang w:val="es-419" w:eastAsia="es-CO"/>
+        </w:rPr>
+      </w:pPr>
+    </w:p>
+    <w:p>
+      <w:pPr>
+        <w:ind w:firstLine="0"/>
         <w:rPr>
           <w:lang w:val="es-419" w:eastAsia="es-CO"/>
         </w:rPr>
@@ -19261,13 +19188,6 @@
     </w:tbl>
     <w:p>
       <w:pPr>
-        <w:rPr>
-          <w:lang w:val="es-419" w:eastAsia="es-CO"/>
-        </w:rPr>
-      </w:pPr>
-    </w:p>
-    <w:p>
-      <w:pPr>
         <w:pStyle w:val="Tabla"/>
         <w:rPr>
           <w:lang w:val="es-419"/>
@@ -19700,7 +19620,19 @@
           <w:lang w:val="es-419" w:eastAsia="es-CO"/>
         </w:rPr>
         <w:lastRenderedPageBreak/>
-        <w:t xml:space="preserve">Asimismo, en la moda resort y urbana se convierte en pieza clave de conjuntos veraniegos: combina con bermudas o </w:t>
+        <w:t xml:space="preserve">Asimismo, en la moda </w:t>
+      </w:r>
+      <w:r>
+        <w:rPr>
+          <w:rStyle w:val="Extranjerismo"/>
+        </w:rPr>
+        <w:t>resort</w:t>
+      </w:r>
+      <w:r>
+        <w:rPr>
+          <w:lang w:val="es-419" w:eastAsia="es-CO"/>
+        </w:rPr>
+        <w:t xml:space="preserve"> y urbana se convierte en pieza clave de conjuntos veraniegos: combina con bermudas o </w:t>
       </w:r>
       <w:r>
         <w:rPr>
@@ -20823,7 +20755,19 @@
               </w:numPr>
             </w:pPr>
             <w:r>
-              <w:t>Piquetes: ⅓ delantero y ½ posterior de copa de manga; unión canesú-hombro; extremos de pinza.</w:t>
+              <w:t>Piquetes: ⅓ delantero y ½ posterior de copa de manga; unión canesú</w:t>
+            </w:r>
+            <w:r>
+              <w:t xml:space="preserve"> </w:t>
+            </w:r>
+            <w:r>
+              <w:t>-</w:t>
+            </w:r>
+            <w:r>
+              <w:t xml:space="preserve"> </w:t>
+            </w:r>
+            <w:r>
+              <w:t>hombro; extremos de pinza.</w:t>
             </w:r>
           </w:p>
           <w:p>
@@ -21500,7 +21444,19 @@
               <w:pStyle w:val="TextoTablas"/>
             </w:pPr>
             <w:r>
-              <w:t>Marcado delantero/trasero</w:t>
+              <w:t>Marcado delantero</w:t>
+            </w:r>
+            <w:r>
+              <w:t xml:space="preserve"> </w:t>
+            </w:r>
+            <w:r>
+              <w:t>/</w:t>
+            </w:r>
+            <w:r>
+              <w:t xml:space="preserve"> </w:t>
+            </w:r>
+            <w:r>
+              <w:t>trasero</w:t>
             </w:r>
           </w:p>
         </w:tc>
@@ -21808,7 +21764,19 @@
               <w:pStyle w:val="TextoTablas"/>
             </w:pPr>
             <w:r>
-              <w:t>Sobre la línea de unión manga-puño, indicar una pestaña de 3 cm (plegar) en el centro del eje; esto generará el fuelle que facilita el movimiento al abotonar.</w:t>
+              <w:t>Sobre la línea de unión manga</w:t>
+            </w:r>
+            <w:r>
+              <w:t xml:space="preserve"> </w:t>
+            </w:r>
+            <w:r>
+              <w:t>-</w:t>
+            </w:r>
+            <w:r>
+              <w:t xml:space="preserve"> </w:t>
+            </w:r>
+            <w:r>
+              <w:t>puño, indicar una pestaña de 3 cm (plegar) en el centro del eje; esto generará el fuelle que facilita el movimiento al abotonar.</w:t>
             </w:r>
           </w:p>
         </w:tc>
@@ -22305,11 +22273,6 @@
           <w:p>
             <w:pPr>
               <w:pStyle w:val="TextoTablas"/>
-            </w:pPr>
-          </w:p>
-          <w:p>
-            <w:pPr>
-              <w:pStyle w:val="TextoTablas"/>
               <w:numPr>
                 <w:ilvl w:val="0"/>
                 <w:numId w:val="39"/>
@@ -22334,7 +22297,6 @@
               <w:pStyle w:val="TextoTablas"/>
             </w:pPr>
             <w:r>
-              <w:lastRenderedPageBreak/>
               <w:t>4</w:t>
             </w:r>
           </w:p>
@@ -22422,11 +22384,6 @@
           <w:p>
             <w:pPr>
               <w:pStyle w:val="TextoTablas"/>
-            </w:pPr>
-          </w:p>
-          <w:p>
-            <w:pPr>
-              <w:pStyle w:val="TextoTablas"/>
               <w:numPr>
                 <w:ilvl w:val="0"/>
                 <w:numId w:val="40"/>
@@ -22483,11 +22440,6 @@
             <w:r>
               <w:t xml:space="preserve">Añadir 1 cm de margen de costura en todo el contorno.  </w:t>
             </w:r>
-          </w:p>
-          <w:p>
-            <w:pPr>
-              <w:pStyle w:val="TextoTablas"/>
-            </w:pPr>
           </w:p>
           <w:p>
             <w:pPr>
@@ -22562,7 +22514,6 @@
               </w:numPr>
             </w:pPr>
             <w:r>
-              <w:lastRenderedPageBreak/>
               <w:t xml:space="preserve">Si incluye entretela: cortar una pieza en tela principal y otra en entretela.  </w:t>
             </w:r>
           </w:p>
@@ -22583,13 +22534,7 @@
     </w:tbl>
     <w:p>
       <w:pPr>
-        <w:rPr>
-          <w:lang w:val="es-419" w:eastAsia="es-CO"/>
-        </w:rPr>
-      </w:pPr>
-    </w:p>
-    <w:p>
-      <w:pPr>
+        <w:ind w:left="708" w:firstLine="0"/>
         <w:rPr>
           <w:b/>
           <w:bCs/>
@@ -22602,6 +22547,7 @@
           <w:bCs/>
           <w:lang w:eastAsia="es-CO"/>
         </w:rPr>
+        <w:lastRenderedPageBreak/>
         <w:t>Recomendaciones</w:t>
       </w:r>
     </w:p>
@@ -22685,31 +22631,46 @@
     <w:p>
       <w:pPr>
         <w:rPr>
+          <w:lang w:eastAsia="es-CO"/>
+        </w:rPr>
+      </w:pPr>
+      <w:r>
+        <w:rPr>
+          <w:lang w:eastAsia="es-CO"/>
+        </w:rPr>
+        <w:t>Este tipo de construcción facilita el ajuste anatómico, mejora la resistencia en zonas de mayor tensión (como los hombros) y ofrece opciones decorativas sin afectar la funcionalidad. En patronaje, el trazo de los canesús requiere delimitar la altura del corte (generalmente desde el escote hasta unos 5 a 8 cm por debajo del hombro), y prever piquetes de empalme para una confección precisa y simétrica.</w:t>
+      </w:r>
+    </w:p>
+    <w:p>
+      <w:pPr>
+        <w:rPr>
+          <w:lang w:eastAsia="es-CO"/>
+        </w:rPr>
+      </w:pPr>
+    </w:p>
+    <w:p>
+      <w:pPr>
+        <w:rPr>
+          <w:lang w:eastAsia="es-CO"/>
+        </w:rPr>
+      </w:pPr>
+    </w:p>
+    <w:p>
+      <w:pPr>
+        <w:rPr>
           <w:lang w:val="es-419" w:eastAsia="es-CO"/>
         </w:rPr>
       </w:pPr>
-      <w:r>
-        <w:rPr>
-          <w:lang w:eastAsia="es-CO"/>
-        </w:rPr>
-        <w:t xml:space="preserve">Este tipo de construcción facilita el ajuste anatómico, mejora la resistencia en zonas de mayor tensión (como los hombros) y ofrece opciones decorativas sin afectar la funcionalidad. En patronaje, el trazo de los canesús requiere delimitar la altura del </w:t>
-      </w:r>
-      <w:r>
-        <w:rPr>
-          <w:lang w:eastAsia="es-CO"/>
-        </w:rPr>
+    </w:p>
+    <w:p>
+      <w:pPr>
+        <w:pStyle w:val="Figura"/>
+        <w:rPr>
+          <w:lang w:val="es-419"/>
+        </w:rPr>
+      </w:pPr>
+      <w:r>
         <w:lastRenderedPageBreak/>
-        <w:t>corte (generalmente desde el escote hasta unos 5 a 8 cm por debajo del hombro), y prever piquetes de empalme para una confección precisa y simétrica.</w:t>
-      </w:r>
-    </w:p>
-    <w:p>
-      <w:pPr>
-        <w:pStyle w:val="Figura"/>
-        <w:rPr>
-          <w:lang w:val="es-419"/>
-        </w:rPr>
-      </w:pPr>
-      <w:r>
         <w:t>Trazo del patronaje de camisa con canesú</w:t>
       </w:r>
     </w:p>
@@ -22809,6 +22770,13 @@
     </w:p>
     <w:p>
       <w:pPr>
+        <w:rPr>
+          <w:lang w:val="es-419" w:eastAsia="es-CO"/>
+        </w:rPr>
+      </w:pPr>
+    </w:p>
+    <w:p>
+      <w:pPr>
         <w:pStyle w:val="Figura"/>
         <w:rPr>
           <w:lang w:val="es-419"/>
@@ -23775,7 +23743,19 @@
               <w:pStyle w:val="TextoTablas"/>
             </w:pPr>
             <w:r>
-              <w:t>Completar línea recta O1 – O2 y recortar la pieza; igual recorrido hombro delantero-espalda.</w:t>
+              <w:t>Completar línea recta O1 – O2 y recortar la pieza; igual recorrido hombro delantero</w:t>
+            </w:r>
+            <w:r>
+              <w:t xml:space="preserve"> </w:t>
+            </w:r>
+            <w:r>
+              <w:t>-</w:t>
+            </w:r>
+            <w:r>
+              <w:t xml:space="preserve"> </w:t>
+            </w:r>
+            <w:r>
+              <w:t>espalda.</w:t>
             </w:r>
           </w:p>
         </w:tc>
@@ -27289,7 +27269,19 @@
           <w:lang w:eastAsia="es-CO"/>
         </w:rPr>
         <w:lastRenderedPageBreak/>
-        <w:t>Todas las cifras fraccionarias (0,5 cm, 0,7 cm, 1,5 cm) suavizan quiebres y garantizan transiciones limpias.</w:t>
+        <w:t xml:space="preserve">Todas las cifras </w:t>
+      </w:r>
+      <w:r>
+        <w:rPr>
+          <w:lang w:eastAsia="es-CO"/>
+        </w:rPr>
+        <w:t>decimales</w:t>
+      </w:r>
+      <w:r>
+        <w:rPr>
+          <w:lang w:eastAsia="es-CO"/>
+        </w:rPr>
+        <w:t xml:space="preserve"> (0,5 cm, 0,7 cm, 1,5 cm) suavizan quiebres y garantizan transiciones limpias.</w:t>
       </w:r>
     </w:p>
     <w:p>
@@ -27390,10 +27382,10 @@
           <w:lang w:val="es-419" w:eastAsia="es-CO"/>
         </w:rPr>
         <w:drawing>
-          <wp:inline distT="0" distB="0" distL="0" distR="0" wp14:anchorId="155A9E8D" wp14:editId="1DD6B83D">
+          <wp:inline distT="0" distB="0" distL="0" distR="0" wp14:anchorId="155A9E8D" wp14:editId="648E661E">
             <wp:extent cx="4926842" cy="4314232"/>
             <wp:effectExtent l="0" t="0" r="7620" b="0"/>
-            <wp:docPr id="56" name="Imagen 56" descr="de una manga de chaqueta masculina. La primera figura corresponde al desarrollo inicial del largo de manga y posicionamiento de líneas horizontales para el codo y la sisa. La segunda figura incorpora el contorno superior, correspondiente a la copa de manga, con inclinación y medidas proporcionales. La tercera figura presenta la manga completa, con forma anatómica curva, líneas de doblez, separación entre delantero y trasero, y señalización de botones en el puño. Las medidas están indicadas en centímetros y distribuidas para garantizar ajuste estructural al cuerpo base previamente desarrollado."/>
+            <wp:docPr id="56" name="Imagen 56" descr="Secuencia de trazado técnico para la construcción de una manga de chaqueta masculina. La primera figura corresponde al desarrollo inicial del largo de manga y posicionamiento de líneas horizontales para el codo y la sisa. La segunda figura incorpora el contorno superior, correspondiente a la copa de manga, con inclinación y medidas proporcionales. La tercera figura presenta la manga completa, con forma anatómica curva, líneas de doblez, separación entre delantero y trasero, y señalización de botones en el puño. Las medidas están indicadas en centímetros y distribuidas para garantizar ajuste estructural al cuerpo base previamente desarrollado."/>
             <wp:cNvGraphicFramePr>
               <a:graphicFrameLocks xmlns:a="http://schemas.openxmlformats.org/drawingml/2006/main" noChangeAspect="1"/>
             </wp:cNvGraphicFramePr>
@@ -27401,7 +27393,7 @@
               <a:graphicData uri="http://schemas.openxmlformats.org/drawingml/2006/picture">
                 <pic:pic xmlns:pic="http://schemas.openxmlformats.org/drawingml/2006/picture">
                   <pic:nvPicPr>
-                    <pic:cNvPr id="56" name="Imagen 56" descr="de una manga de chaqueta masculina. La primera figura corresponde al desarrollo inicial del largo de manga y posicionamiento de líneas horizontales para el codo y la sisa. La segunda figura incorpora el contorno superior, correspondiente a la copa de manga, con inclinación y medidas proporcionales. La tercera figura presenta la manga completa, con forma anatómica curva, líneas de doblez, separación entre delantero y trasero, y señalización de botones en el puño. Las medidas están indicadas en centímetros y distribuidas para garantizar ajuste estructural al cuerpo base previamente desarrollado."/>
+                    <pic:cNvPr id="56" name="Imagen 56" descr="Secuencia de trazado técnico para la construcción de una manga de chaqueta masculina. La primera figura corresponde al desarrollo inicial del largo de manga y posicionamiento de líneas horizontales para el codo y la sisa. La segunda figura incorpora el contorno superior, correspondiente a la copa de manga, con inclinación y medidas proporcionales. La tercera figura presenta la manga completa, con forma anatómica curva, líneas de doblez, separación entre delantero y trasero, y señalización de botones en el puño. Las medidas están indicadas en centímetros y distribuidas para garantizar ajuste estructural al cuerpo base previamente desarrollado."/>
                     <pic:cNvPicPr>
                       <a:picLocks noChangeAspect="1" noChangeArrowheads="1"/>
                     </pic:cNvPicPr>
@@ -27522,6 +27514,25 @@
     </w:p>
     <w:p>
       <w:pPr>
+        <w:rPr>
+          <w:lang w:val="es-419" w:eastAsia="es-CO"/>
+        </w:rPr>
+      </w:pPr>
+      <w:r>
+        <w:rPr>
+          <w:lang w:val="es-419" w:eastAsia="es-CO"/>
+        </w:rPr>
+        <w:t xml:space="preserve">A </w:t>
+      </w:r>
+      <w:r>
+        <w:rPr>
+          <w:lang w:val="es-419" w:eastAsia="es-CO"/>
+        </w:rPr>
+        <w:t>continuación, se detalla el procedimiento:</w:t>
+      </w:r>
+    </w:p>
+    <w:p>
+      <w:pPr>
         <w:pStyle w:val="Tabla"/>
         <w:rPr>
           <w:lang w:val="es-419" w:eastAsia="es-CO"/>
@@ -27531,7 +27542,7 @@
         <w:rPr>
           <w:lang w:val="es-419" w:eastAsia="es-CO"/>
         </w:rPr>
-        <w:t>continuación, se detalla el procedimiento:</w:t>
+        <w:t>Paso a paso del trazo de la manga de la chaqueta sastre</w:t>
       </w:r>
     </w:p>
     <w:tbl>
@@ -27874,6 +27885,7 @@
               <w:pStyle w:val="TextoTablas"/>
             </w:pPr>
             <w:r>
+              <w:lastRenderedPageBreak/>
               <w:t>5</w:t>
             </w:r>
           </w:p>
@@ -27916,7 +27928,6 @@
               </w:numPr>
             </w:pPr>
             <w:r>
-              <w:lastRenderedPageBreak/>
               <w:t>Elevar 0,7 cm en centro frente y 1 cm en centro espalda.</w:t>
             </w:r>
           </w:p>
@@ -27942,7 +27953,6 @@
               <w:pStyle w:val="TextoTablas"/>
             </w:pPr>
             <w:r>
-              <w:lastRenderedPageBreak/>
               <w:t>Genera la diferencia de copa: espalda más alta para movilidad.</w:t>
             </w:r>
           </w:p>
@@ -28140,6 +28150,10 @@
           <w:p>
             <w:pPr>
               <w:pStyle w:val="TextoTablas"/>
+              <w:numPr>
+                <w:ilvl w:val="0"/>
+                <w:numId w:val="67"/>
+              </w:numPr>
             </w:pPr>
             <w:r>
               <w:t>Rectángulo - puño: ancho = deseo de muñeca + 10 cm (solape), alto desplegado = 7 cm.</w:t>
@@ -28148,6 +28162,10 @@
           <w:p>
             <w:pPr>
               <w:pStyle w:val="TextoTablas"/>
+              <w:numPr>
+                <w:ilvl w:val="0"/>
+                <w:numId w:val="67"/>
+              </w:numPr>
             </w:pPr>
             <w:r>
               <w:t>Línea inferior del rectángulo base inclínese 3,8 cm hacia arriba en costura delantera (vista 3).</w:t>
@@ -28251,6 +28269,7 @@
               <w:pStyle w:val="TextoTablas"/>
             </w:pPr>
             <w:r>
+              <w:lastRenderedPageBreak/>
               <w:t>10</w:t>
             </w:r>
           </w:p>
@@ -28293,7 +28312,6 @@
               </w:numPr>
             </w:pPr>
             <w:r>
-              <w:lastRenderedPageBreak/>
               <w:t>Desfase copa = 2 % sobre perímetro sisa (embebido).</w:t>
             </w:r>
           </w:p>
@@ -28307,7 +28325,6 @@
               <w:pStyle w:val="TextoTablas"/>
             </w:pPr>
             <w:r>
-              <w:lastRenderedPageBreak/>
               <w:t>Garantiza comodidad y montaje limpio.</w:t>
             </w:r>
           </w:p>
@@ -28564,6 +28581,7 @@
           <w:rStyle w:val="Extranjerismo"/>
           <w:lang w:val="es-CO" w:eastAsia="es-CO"/>
         </w:rPr>
+        <w:lastRenderedPageBreak/>
         <w:t>code</w:t>
       </w:r>
       <w:proofErr w:type="spellEnd"/>
@@ -28575,9 +28593,7 @@
       </w:r>
       <w:r>
         <w:rPr>
-          <w:i/>
-          <w:iCs/>
-          <w:lang w:eastAsia="es-CO"/>
+          <w:rStyle w:val="Extranjerismo"/>
         </w:rPr>
         <w:t>looks</w:t>
       </w:r>
@@ -28600,14 +28616,7 @@
         <w:rPr>
           <w:lang w:eastAsia="es-CO"/>
         </w:rPr>
-        <w:t xml:space="preserve"> casual al combinarla con </w:t>
-      </w:r>
-      <w:r>
-        <w:rPr>
-          <w:lang w:eastAsia="es-CO"/>
-        </w:rPr>
-        <w:lastRenderedPageBreak/>
-        <w:t>camisa de botones, chinos y mocasines, o con camiseta, pantalones </w:t>
+        <w:t> casual al combinarla con camisa de botones, chinos y mocasines, o con camiseta, pantalones </w:t>
       </w:r>
       <w:proofErr w:type="spellStart"/>
       <w:r>
@@ -28738,21 +28747,25 @@
         <w:pStyle w:val="Prrafodelista"/>
         <w:numPr>
           <w:ilvl w:val="0"/>
-          <w:numId w:val="59"/>
+          <w:numId w:val="69"/>
         </w:numPr>
+        <w:rPr>
+          <w:lang w:eastAsia="es-CO"/>
+        </w:rPr>
+      </w:pPr>
+      <w:r>
         <w:rPr>
           <w:b/>
           <w:bCs/>
           <w:lang w:eastAsia="es-CO"/>
         </w:rPr>
-      </w:pPr>
-      <w:r>
-        <w:rPr>
-          <w:b/>
-          <w:bCs/>
-          <w:lang w:eastAsia="es-CO"/>
-        </w:rPr>
-        <w:t>Interpretación de chaqueta </w:t>
+        <w:t>Interpretación de chaqueta</w:t>
+      </w:r>
+      <w:r>
+        <w:rPr>
+          <w:lang w:eastAsia="es-CO"/>
+        </w:rPr>
+        <w:t> </w:t>
       </w:r>
       <w:r>
         <w:rPr>
@@ -28766,17 +28779,28 @@
     </w:p>
     <w:p>
       <w:pPr>
-        <w:pStyle w:val="Prrafodelista"/>
-        <w:ind w:left="1429" w:firstLine="0"/>
-        <w:rPr>
-          <w:lang w:eastAsia="es-CO"/>
-        </w:rPr>
-      </w:pPr>
-      <w:r>
-        <w:rPr>
-          <w:lang w:eastAsia="es-CO"/>
-        </w:rPr>
-        <w:t>Se invita a realizar el paso a paso del trazo de la chaqueta </w:t>
+        <w:ind w:left="1069" w:firstLine="0"/>
+        <w:rPr>
+          <w:lang w:eastAsia="es-CO"/>
+        </w:rPr>
+      </w:pPr>
+      <w:r>
+        <w:rPr>
+          <w:lang w:eastAsia="es-CO"/>
+        </w:rPr>
+        <w:t>Se invita a realizar el paso a paso del trazo de la</w:t>
+      </w:r>
+      <w:r>
+        <w:rPr>
+          <w:lang w:eastAsia="es-CO"/>
+        </w:rPr>
+        <w:t xml:space="preserve"> </w:t>
+      </w:r>
+      <w:r>
+        <w:rPr>
+          <w:lang w:eastAsia="es-CO"/>
+        </w:rPr>
+        <w:t>chaqueta </w:t>
       </w:r>
       <w:r>
         <w:rPr>
@@ -28815,14 +28839,6 @@
           <w:br/>
         </w:r>
       </w:hyperlink>
-    </w:p>
-    <w:p>
-      <w:pPr>
-        <w:ind w:left="708"/>
-        <w:rPr>
-          <w:lang w:val="es-419" w:eastAsia="es-CO"/>
-        </w:rPr>
-      </w:pPr>
     </w:p>
     <w:p>
       <w:pPr>
@@ -29205,6 +29221,8 @@
         <w:tblW w:w="9962" w:type="dxa"/>
         <w:tblLayout w:type="fixed"/>
         <w:tblLook w:val="04A0" w:firstRow="1" w:lastRow="0" w:firstColumn="1" w:lastColumn="0" w:noHBand="0" w:noVBand="1"/>
+        <w:tblCaption w:val="   Tabla 29. Paso a paso del trazo de la chaqueta delantero y posterior "/>
+        <w:tblDescription w:val="Tabla con dieciséis pasos para el trazo detallado de una chaqueta. Incluye construcción del rectángulo base, líneas de hombro, escote, sisas, costados, líneas internas, pinza, bolsillos, vista frontal, dobladillos y control final de la copa de manga. Se especifican medidas precisas y operaciones para lograr un diseño funcional, estructurado y listo para confección."/>
       </w:tblPr>
       <w:tblGrid>
         <w:gridCol w:w="1484"/>
@@ -30299,6 +30317,12 @@
           <w:lang w:eastAsia="es-CO"/>
         </w:rPr>
         <w:t>Tras verificar simetría y holguras, añadir márgenes de costura estándar (1 cm en costados y sisas; 1,5 cm en dobladillo; 2 cm en vista)</w:t>
+      </w:r>
+      <w:r>
+        <w:rPr>
+          <w:lang w:eastAsia="es-CO"/>
+        </w:rPr>
+        <w:t>.</w:t>
       </w:r>
     </w:p>
     <w:p>
@@ -30403,6 +30427,8 @@
         <w:tblW w:w="9962" w:type="dxa"/>
         <w:tblLayout w:type="fixed"/>
         <w:tblLook w:val="04A0" w:firstRow="1" w:lastRow="0" w:firstColumn="1" w:lastColumn="0" w:noHBand="0" w:noVBand="1"/>
+        <w:tblCaption w:val="Tabla 30. Paso a paso del patronaje de la manga "/>
+        <w:tblDescription w:val="Tabla con doce pasos para el trazo completo de una manga. Incluye construcción del rectángulo base, segmentación por altura, formación de la cabeza de manga, curvas delantera y posterior, costuras laterales, forma del puño, ubicación del placket, botones, piquetes de ensamblaje y márgenes de costura. Cada paso detalla medidas precisas y secuencia para un diseño funcional y anatómico."/>
       </w:tblPr>
       <w:tblGrid>
         <w:gridCol w:w="1484"/>
@@ -30962,7 +30988,13 @@
               <w:pStyle w:val="TextoTablas"/>
             </w:pPr>
             <w:r>
-              <w:t>Anchura delantera = 14.5 cm.</w:t>
+              <w:t>Anchura delantera = 14</w:t>
+            </w:r>
+            <w:r>
+              <w:t>,</w:t>
+            </w:r>
+            <w:r>
+              <w:t>5 cm.</w:t>
             </w:r>
           </w:p>
           <w:p>
@@ -32265,7 +32297,6 @@
               <w:pStyle w:val="TextoTablas"/>
             </w:pPr>
             <w:r>
-              <w:lastRenderedPageBreak/>
               <w:t>9</w:t>
             </w:r>
           </w:p>
@@ -32831,10 +32862,10 @@
           <w:lang w:val="es-419" w:eastAsia="es-CO"/>
         </w:rPr>
         <w:drawing>
-          <wp:inline distT="0" distB="0" distL="0" distR="0" wp14:anchorId="730EA85B" wp14:editId="0E2BC5A1">
+          <wp:inline distT="0" distB="0" distL="0" distR="0" wp14:anchorId="730EA85B" wp14:editId="23FCA2ED">
             <wp:extent cx="5852188" cy="2024929"/>
             <wp:effectExtent l="0" t="0" r="0" b="0"/>
-            <wp:docPr id="63" name="Imagen 63" descr="Pieza técnica correspondiente a una tapa de bolsillo con forma trapezoidal. Tiene un ancho total de 30 cm, dividido en tres segmentos: 2.5 cm, 9.2 cm y 18.3 cm. La altura varía de 5 a 8 cm, con una ligera curva descendente en el borde inferior. Las medidas permiten su montaje simétrico sobre el delantero de una prenda."/>
+            <wp:docPr id="63" name="Imagen 63" descr="Patrón de molde de cuello con forma trapezoidal y líneas curvas en su base, acompañado de medidas en centímetros: altura total de 8 cm, ancho dividido en tres secciones (2,5 cm, 9,2 cm y 18,3 cm) y detalles de alturas parciales (1 cm, 3 cm y 5 cm)."/>
             <wp:cNvGraphicFramePr>
               <a:graphicFrameLocks xmlns:a="http://schemas.openxmlformats.org/drawingml/2006/main" noChangeAspect="1"/>
             </wp:cNvGraphicFramePr>
@@ -32842,7 +32873,7 @@
               <a:graphicData uri="http://schemas.openxmlformats.org/drawingml/2006/picture">
                 <pic:pic xmlns:pic="http://schemas.openxmlformats.org/drawingml/2006/picture">
                   <pic:nvPicPr>
-                    <pic:cNvPr id="63" name="Imagen 63" descr="Pieza técnica correspondiente a una tapa de bolsillo con forma trapezoidal. Tiene un ancho total de 30 cm, dividido en tres segmentos: 2.5 cm, 9.2 cm y 18.3 cm. La altura varía de 5 a 8 cm, con una ligera curva descendente en el borde inferior. Las medidas permiten su montaje simétrico sobre el delantero de una prenda."/>
+                    <pic:cNvPr id="63" name="Imagen 63" descr="Patrón de molde de cuello con forma trapezoidal y líneas curvas en su base, acompañado de medidas en centímetros: altura total de 8 cm, ancho dividido en tres secciones (2,5 cm, 9,2 cm y 18,3 cm) y detalles de alturas parciales (1 cm, 3 cm y 5 cm)."/>
                     <pic:cNvPicPr>
                       <a:picLocks noChangeAspect="1" noChangeArrowheads="1"/>
                     </pic:cNvPicPr>
@@ -35255,9 +35286,8 @@
           <w:lang w:eastAsia="es-CO"/>
           <w14:ligatures w14:val="none"/>
         </w:rPr>
-        <w:t xml:space="preserve">Heller, E.-M. (2015). Escuela de costura: Nociones básicas y técnicas. </w:t>
-      </w:r>
-      <w:proofErr w:type="spellStart"/>
+        <w:t>Heller, E.</w:t>
+      </w:r>
       <w:r>
         <w:rPr>
           <w:rFonts w:eastAsia="Times New Roman" w:cstheme="minorHAnsi"/>
@@ -35267,9 +35297,8 @@
           <w:lang w:eastAsia="es-CO"/>
           <w14:ligatures w14:val="none"/>
         </w:rPr>
-        <w:t>Everand</w:t>
-      </w:r>
-      <w:proofErr w:type="spellEnd"/>
+        <w:t xml:space="preserve"> </w:t>
+      </w:r>
       <w:r>
         <w:rPr>
           <w:rFonts w:eastAsia="Times New Roman" w:cstheme="minorHAnsi"/>
@@ -35279,12 +35308,10 @@
           <w:lang w:eastAsia="es-CO"/>
           <w14:ligatures w14:val="none"/>
         </w:rPr>
-        <w:t>.</w:t>
-      </w:r>
-    </w:p>
-    <w:p>
-      <w:pPr>
-        <w:ind w:left="709" w:hanging="709"/>
+        <w:t xml:space="preserve">M. (2015). Escuela de costura: Nociones básicas y técnicas. </w:t>
+      </w:r>
+      <w:proofErr w:type="spellStart"/>
+      <w:r>
         <w:rPr>
           <w:rFonts w:eastAsia="Times New Roman" w:cstheme="minorHAnsi"/>
           <w:kern w:val="0"/>
@@ -35293,7 +35320,9 @@
           <w:lang w:eastAsia="es-CO"/>
           <w14:ligatures w14:val="none"/>
         </w:rPr>
-      </w:pPr>
+        <w:t>Everand</w:t>
+      </w:r>
+      <w:proofErr w:type="spellEnd"/>
       <w:r>
         <w:rPr>
           <w:rFonts w:eastAsia="Times New Roman" w:cstheme="minorHAnsi"/>
@@ -35303,7 +35332,53 @@
           <w:lang w:eastAsia="es-CO"/>
           <w14:ligatures w14:val="none"/>
         </w:rPr>
-        <w:t>Heller, E.-M. (2016). Técnicas de patronaje de moda: Carrera Diseño y Gestión en Moda (Tomo II – Hombre). Universidad Peruana de Ciencias Aplicadas.</w:t>
+        <w:t>.</w:t>
+      </w:r>
+    </w:p>
+    <w:p>
+      <w:pPr>
+        <w:ind w:left="709" w:hanging="709"/>
+        <w:rPr>
+          <w:rFonts w:eastAsia="Times New Roman" w:cstheme="minorHAnsi"/>
+          <w:kern w:val="0"/>
+          <w:szCs w:val="28"/>
+          <w:bdr w:val="none" w:sz="0" w:space="0" w:color="auto" w:frame="1"/>
+          <w:lang w:eastAsia="es-CO"/>
+          <w14:ligatures w14:val="none"/>
+        </w:rPr>
+      </w:pPr>
+      <w:r>
+        <w:rPr>
+          <w:rFonts w:eastAsia="Times New Roman" w:cstheme="minorHAnsi"/>
+          <w:kern w:val="0"/>
+          <w:szCs w:val="28"/>
+          <w:bdr w:val="none" w:sz="0" w:space="0" w:color="auto" w:frame="1"/>
+          <w:lang w:eastAsia="es-CO"/>
+          <w14:ligatures w14:val="none"/>
+        </w:rPr>
+        <w:t>Heller, E.</w:t>
+      </w:r>
+      <w:r>
+        <w:rPr>
+          <w:rFonts w:eastAsia="Times New Roman" w:cstheme="minorHAnsi"/>
+          <w:kern w:val="0"/>
+          <w:szCs w:val="28"/>
+          <w:bdr w:val="none" w:sz="0" w:space="0" w:color="auto" w:frame="1"/>
+          <w:lang w:eastAsia="es-CO"/>
+          <w14:ligatures w14:val="none"/>
+        </w:rPr>
+        <w:t xml:space="preserve"> </w:t>
+      </w:r>
+      <w:r>
+        <w:rPr>
+          <w:rFonts w:eastAsia="Times New Roman" w:cstheme="minorHAnsi"/>
+          <w:kern w:val="0"/>
+          <w:szCs w:val="28"/>
+          <w:bdr w:val="none" w:sz="0" w:space="0" w:color="auto" w:frame="1"/>
+          <w:lang w:eastAsia="es-CO"/>
+          <w14:ligatures w14:val="none"/>
+        </w:rPr>
+        <w:t>M. (2016). Técnicas de patronaje de moda: Carrera Diseño y Gestión en Moda (Tomo II – Hombre). Universidad Peruana de Ciencias Aplicadas.</w:t>
       </w:r>
     </w:p>
     <w:p>
@@ -36669,7 +36744,7 @@
         <v:path o:extrusionok="f" gradientshapeok="t" o:connecttype="rect"/>
         <o:lock v:ext="edit" aspectratio="t"/>
       </v:shapetype>
-      <v:shape id="_x0000_i1028" type="#_x0000_t75" style="width:10.75pt;height:10.75pt" o:bullet="t">
+      <v:shape id="_x0000_i1254" type="#_x0000_t75" style="width:11.35pt;height:11.35pt" o:bullet="t">
         <v:imagedata r:id="rId1" o:title="mso8C56"/>
       </v:shape>
     </w:pict>
@@ -37184,6 +37259,119 @@
     </w:lvl>
   </w:abstractNum>
   <w:abstractNum w:abstractNumId="5" w15:restartNumberingAfterBreak="0">
+    <w:nsid w:val="0993073F"/>
+    <w:multiLevelType w:val="hybridMultilevel"/>
+    <w:tmpl w:val="788C1078"/>
+    <w:lvl w:ilvl="0" w:tplc="240A000D">
+      <w:start w:val="1"/>
+      <w:numFmt w:val="bullet"/>
+      <w:lvlText w:val=""/>
+      <w:lvlJc w:val="left"/>
+      <w:pPr>
+        <w:ind w:left="720" w:hanging="360"/>
+      </w:pPr>
+      <w:rPr>
+        <w:rFonts w:ascii="Wingdings" w:hAnsi="Wingdings" w:hint="default"/>
+      </w:rPr>
+    </w:lvl>
+    <w:lvl w:ilvl="1" w:tplc="240A0003" w:tentative="1">
+      <w:start w:val="1"/>
+      <w:numFmt w:val="bullet"/>
+      <w:lvlText w:val="o"/>
+      <w:lvlJc w:val="left"/>
+      <w:pPr>
+        <w:ind w:left="1440" w:hanging="360"/>
+      </w:pPr>
+      <w:rPr>
+        <w:rFonts w:ascii="Courier New" w:hAnsi="Courier New" w:cs="Courier New" w:hint="default"/>
+      </w:rPr>
+    </w:lvl>
+    <w:lvl w:ilvl="2" w:tplc="240A0005" w:tentative="1">
+      <w:start w:val="1"/>
+      <w:numFmt w:val="bullet"/>
+      <w:lvlText w:val=""/>
+      <w:lvlJc w:val="left"/>
+      <w:pPr>
+        <w:ind w:left="2160" w:hanging="360"/>
+      </w:pPr>
+      <w:rPr>
+        <w:rFonts w:ascii="Wingdings" w:hAnsi="Wingdings" w:hint="default"/>
+      </w:rPr>
+    </w:lvl>
+    <w:lvl w:ilvl="3" w:tplc="240A0001" w:tentative="1">
+      <w:start w:val="1"/>
+      <w:numFmt w:val="bullet"/>
+      <w:lvlText w:val=""/>
+      <w:lvlJc w:val="left"/>
+      <w:pPr>
+        <w:ind w:left="2880" w:hanging="360"/>
+      </w:pPr>
+      <w:rPr>
+        <w:rFonts w:ascii="Symbol" w:hAnsi="Symbol" w:hint="default"/>
+      </w:rPr>
+    </w:lvl>
+    <w:lvl w:ilvl="4" w:tplc="240A0003" w:tentative="1">
+      <w:start w:val="1"/>
+      <w:numFmt w:val="bullet"/>
+      <w:lvlText w:val="o"/>
+      <w:lvlJc w:val="left"/>
+      <w:pPr>
+        <w:ind w:left="3600" w:hanging="360"/>
+      </w:pPr>
+      <w:rPr>
+        <w:rFonts w:ascii="Courier New" w:hAnsi="Courier New" w:cs="Courier New" w:hint="default"/>
+      </w:rPr>
+    </w:lvl>
+    <w:lvl w:ilvl="5" w:tplc="240A0005" w:tentative="1">
+      <w:start w:val="1"/>
+      <w:numFmt w:val="bullet"/>
+      <w:lvlText w:val=""/>
+      <w:lvlJc w:val="left"/>
+      <w:pPr>
+        <w:ind w:left="4320" w:hanging="360"/>
+      </w:pPr>
+      <w:rPr>
+        <w:rFonts w:ascii="Wingdings" w:hAnsi="Wingdings" w:hint="default"/>
+      </w:rPr>
+    </w:lvl>
+    <w:lvl w:ilvl="6" w:tplc="240A0001" w:tentative="1">
+      <w:start w:val="1"/>
+      <w:numFmt w:val="bullet"/>
+      <w:lvlText w:val=""/>
+      <w:lvlJc w:val="left"/>
+      <w:pPr>
+        <w:ind w:left="5040" w:hanging="360"/>
+      </w:pPr>
+      <w:rPr>
+        <w:rFonts w:ascii="Symbol" w:hAnsi="Symbol" w:hint="default"/>
+      </w:rPr>
+    </w:lvl>
+    <w:lvl w:ilvl="7" w:tplc="240A0003" w:tentative="1">
+      <w:start w:val="1"/>
+      <w:numFmt w:val="bullet"/>
+      <w:lvlText w:val="o"/>
+      <w:lvlJc w:val="left"/>
+      <w:pPr>
+        <w:ind w:left="5760" w:hanging="360"/>
+      </w:pPr>
+      <w:rPr>
+        <w:rFonts w:ascii="Courier New" w:hAnsi="Courier New" w:cs="Courier New" w:hint="default"/>
+      </w:rPr>
+    </w:lvl>
+    <w:lvl w:ilvl="8" w:tplc="240A0005" w:tentative="1">
+      <w:start w:val="1"/>
+      <w:numFmt w:val="bullet"/>
+      <w:lvlText w:val=""/>
+      <w:lvlJc w:val="left"/>
+      <w:pPr>
+        <w:ind w:left="6480" w:hanging="360"/>
+      </w:pPr>
+      <w:rPr>
+        <w:rFonts w:ascii="Wingdings" w:hAnsi="Wingdings" w:hint="default"/>
+      </w:rPr>
+    </w:lvl>
+  </w:abstractNum>
+  <w:abstractNum w:abstractNumId="6" w15:restartNumberingAfterBreak="0">
     <w:nsid w:val="0C542564"/>
     <w:multiLevelType w:val="hybridMultilevel"/>
     <w:tmpl w:val="5AA4A086"/>
@@ -37296,7 +37484,120 @@
       </w:rPr>
     </w:lvl>
   </w:abstractNum>
-  <w:abstractNum w:abstractNumId="6" w15:restartNumberingAfterBreak="0">
+  <w:abstractNum w:abstractNumId="7" w15:restartNumberingAfterBreak="0">
+    <w:nsid w:val="0D9C3A98"/>
+    <w:multiLevelType w:val="hybridMultilevel"/>
+    <w:tmpl w:val="1F682866"/>
+    <w:lvl w:ilvl="0" w:tplc="240A0001">
+      <w:start w:val="1"/>
+      <w:numFmt w:val="bullet"/>
+      <w:lvlText w:val=""/>
+      <w:lvlJc w:val="left"/>
+      <w:pPr>
+        <w:ind w:left="720" w:hanging="360"/>
+      </w:pPr>
+      <w:rPr>
+        <w:rFonts w:ascii="Symbol" w:hAnsi="Symbol" w:hint="default"/>
+      </w:rPr>
+    </w:lvl>
+    <w:lvl w:ilvl="1" w:tplc="240A0003" w:tentative="1">
+      <w:start w:val="1"/>
+      <w:numFmt w:val="bullet"/>
+      <w:lvlText w:val="o"/>
+      <w:lvlJc w:val="left"/>
+      <w:pPr>
+        <w:ind w:left="1440" w:hanging="360"/>
+      </w:pPr>
+      <w:rPr>
+        <w:rFonts w:ascii="Courier New" w:hAnsi="Courier New" w:cs="Courier New" w:hint="default"/>
+      </w:rPr>
+    </w:lvl>
+    <w:lvl w:ilvl="2" w:tplc="240A0005" w:tentative="1">
+      <w:start w:val="1"/>
+      <w:numFmt w:val="bullet"/>
+      <w:lvlText w:val=""/>
+      <w:lvlJc w:val="left"/>
+      <w:pPr>
+        <w:ind w:left="2160" w:hanging="360"/>
+      </w:pPr>
+      <w:rPr>
+        <w:rFonts w:ascii="Wingdings" w:hAnsi="Wingdings" w:hint="default"/>
+      </w:rPr>
+    </w:lvl>
+    <w:lvl w:ilvl="3" w:tplc="240A0001" w:tentative="1">
+      <w:start w:val="1"/>
+      <w:numFmt w:val="bullet"/>
+      <w:lvlText w:val=""/>
+      <w:lvlJc w:val="left"/>
+      <w:pPr>
+        <w:ind w:left="2880" w:hanging="360"/>
+      </w:pPr>
+      <w:rPr>
+        <w:rFonts w:ascii="Symbol" w:hAnsi="Symbol" w:hint="default"/>
+      </w:rPr>
+    </w:lvl>
+    <w:lvl w:ilvl="4" w:tplc="240A0003" w:tentative="1">
+      <w:start w:val="1"/>
+      <w:numFmt w:val="bullet"/>
+      <w:lvlText w:val="o"/>
+      <w:lvlJc w:val="left"/>
+      <w:pPr>
+        <w:ind w:left="3600" w:hanging="360"/>
+      </w:pPr>
+      <w:rPr>
+        <w:rFonts w:ascii="Courier New" w:hAnsi="Courier New" w:cs="Courier New" w:hint="default"/>
+      </w:rPr>
+    </w:lvl>
+    <w:lvl w:ilvl="5" w:tplc="240A0005" w:tentative="1">
+      <w:start w:val="1"/>
+      <w:numFmt w:val="bullet"/>
+      <w:lvlText w:val=""/>
+      <w:lvlJc w:val="left"/>
+      <w:pPr>
+        <w:ind w:left="4320" w:hanging="360"/>
+      </w:pPr>
+      <w:rPr>
+        <w:rFonts w:ascii="Wingdings" w:hAnsi="Wingdings" w:hint="default"/>
+      </w:rPr>
+    </w:lvl>
+    <w:lvl w:ilvl="6" w:tplc="240A0001" w:tentative="1">
+      <w:start w:val="1"/>
+      <w:numFmt w:val="bullet"/>
+      <w:lvlText w:val=""/>
+      <w:lvlJc w:val="left"/>
+      <w:pPr>
+        <w:ind w:left="5040" w:hanging="360"/>
+      </w:pPr>
+      <w:rPr>
+        <w:rFonts w:ascii="Symbol" w:hAnsi="Symbol" w:hint="default"/>
+      </w:rPr>
+    </w:lvl>
+    <w:lvl w:ilvl="7" w:tplc="240A0003" w:tentative="1">
+      <w:start w:val="1"/>
+      <w:numFmt w:val="bullet"/>
+      <w:lvlText w:val="o"/>
+      <w:lvlJc w:val="left"/>
+      <w:pPr>
+        <w:ind w:left="5760" w:hanging="360"/>
+      </w:pPr>
+      <w:rPr>
+        <w:rFonts w:ascii="Courier New" w:hAnsi="Courier New" w:cs="Courier New" w:hint="default"/>
+      </w:rPr>
+    </w:lvl>
+    <w:lvl w:ilvl="8" w:tplc="240A0005" w:tentative="1">
+      <w:start w:val="1"/>
+      <w:numFmt w:val="bullet"/>
+      <w:lvlText w:val=""/>
+      <w:lvlJc w:val="left"/>
+      <w:pPr>
+        <w:ind w:left="6480" w:hanging="360"/>
+      </w:pPr>
+      <w:rPr>
+        <w:rFonts w:ascii="Wingdings" w:hAnsi="Wingdings" w:hint="default"/>
+      </w:rPr>
+    </w:lvl>
+  </w:abstractNum>
+  <w:abstractNum w:abstractNumId="8" w15:restartNumberingAfterBreak="0">
     <w:nsid w:val="0FF97153"/>
     <w:multiLevelType w:val="multilevel"/>
     <w:tmpl w:val="CE9257D6"/>
@@ -37445,7 +37746,7 @@
       </w:rPr>
     </w:lvl>
   </w:abstractNum>
-  <w:abstractNum w:abstractNumId="7" w15:restartNumberingAfterBreak="0">
+  <w:abstractNum w:abstractNumId="9" w15:restartNumberingAfterBreak="0">
     <w:nsid w:val="12FF61C8"/>
     <w:multiLevelType w:val="hybridMultilevel"/>
     <w:tmpl w:val="31C015D6"/>
@@ -37531,7 +37832,7 @@
       </w:pPr>
     </w:lvl>
   </w:abstractNum>
-  <w:abstractNum w:abstractNumId="8" w15:restartNumberingAfterBreak="0">
+  <w:abstractNum w:abstractNumId="10" w15:restartNumberingAfterBreak="0">
     <w:nsid w:val="13042AA2"/>
     <w:multiLevelType w:val="multilevel"/>
     <w:tmpl w:val="6762A7CE"/>
@@ -37680,7 +37981,7 @@
       </w:rPr>
     </w:lvl>
   </w:abstractNum>
-  <w:abstractNum w:abstractNumId="9" w15:restartNumberingAfterBreak="0">
+  <w:abstractNum w:abstractNumId="11" w15:restartNumberingAfterBreak="0">
     <w:nsid w:val="14BA581B"/>
     <w:multiLevelType w:val="hybridMultilevel"/>
     <w:tmpl w:val="731EA3C0"/>
@@ -37793,7 +38094,7 @@
       </w:rPr>
     </w:lvl>
   </w:abstractNum>
-  <w:abstractNum w:abstractNumId="10" w15:restartNumberingAfterBreak="0">
+  <w:abstractNum w:abstractNumId="12" w15:restartNumberingAfterBreak="0">
     <w:nsid w:val="178219BA"/>
     <w:multiLevelType w:val="hybridMultilevel"/>
     <w:tmpl w:val="112E83B0"/>
@@ -37883,7 +38184,7 @@
       </w:pPr>
     </w:lvl>
   </w:abstractNum>
-  <w:abstractNum w:abstractNumId="11" w15:restartNumberingAfterBreak="0">
+  <w:abstractNum w:abstractNumId="13" w15:restartNumberingAfterBreak="0">
     <w:nsid w:val="18F47DEB"/>
     <w:multiLevelType w:val="hybridMultilevel"/>
     <w:tmpl w:val="C87028CE"/>
@@ -37996,7 +38297,7 @@
       </w:rPr>
     </w:lvl>
   </w:abstractNum>
-  <w:abstractNum w:abstractNumId="12" w15:restartNumberingAfterBreak="0">
+  <w:abstractNum w:abstractNumId="14" w15:restartNumberingAfterBreak="0">
     <w:nsid w:val="1BB65931"/>
     <w:multiLevelType w:val="hybridMultilevel"/>
     <w:tmpl w:val="E318AC28"/>
@@ -38109,7 +38410,7 @@
       </w:rPr>
     </w:lvl>
   </w:abstractNum>
-  <w:abstractNum w:abstractNumId="13" w15:restartNumberingAfterBreak="0">
+  <w:abstractNum w:abstractNumId="15" w15:restartNumberingAfterBreak="0">
     <w:nsid w:val="1BD72C2C"/>
     <w:multiLevelType w:val="multilevel"/>
     <w:tmpl w:val="6762A7CE"/>
@@ -38258,7 +38559,7 @@
       </w:rPr>
     </w:lvl>
   </w:abstractNum>
-  <w:abstractNum w:abstractNumId="14" w15:restartNumberingAfterBreak="0">
+  <w:abstractNum w:abstractNumId="16" w15:restartNumberingAfterBreak="0">
     <w:nsid w:val="1EAA2199"/>
     <w:multiLevelType w:val="hybridMultilevel"/>
     <w:tmpl w:val="A7446B76"/>
@@ -38349,7 +38650,7 @@
       </w:pPr>
     </w:lvl>
   </w:abstractNum>
-  <w:abstractNum w:abstractNumId="15" w15:restartNumberingAfterBreak="0">
+  <w:abstractNum w:abstractNumId="17" w15:restartNumberingAfterBreak="0">
     <w:nsid w:val="2216654E"/>
     <w:multiLevelType w:val="hybridMultilevel"/>
     <w:tmpl w:val="5C88697A"/>
@@ -38462,7 +38763,7 @@
       </w:rPr>
     </w:lvl>
   </w:abstractNum>
-  <w:abstractNum w:abstractNumId="16" w15:restartNumberingAfterBreak="0">
+  <w:abstractNum w:abstractNumId="18" w15:restartNumberingAfterBreak="0">
     <w:nsid w:val="25112C41"/>
     <w:multiLevelType w:val="multilevel"/>
     <w:tmpl w:val="CE9257D6"/>
@@ -38611,7 +38912,7 @@
       </w:rPr>
     </w:lvl>
   </w:abstractNum>
-  <w:abstractNum w:abstractNumId="17" w15:restartNumberingAfterBreak="0">
+  <w:abstractNum w:abstractNumId="19" w15:restartNumberingAfterBreak="0">
     <w:nsid w:val="260004C6"/>
     <w:multiLevelType w:val="multilevel"/>
     <w:tmpl w:val="DF22A508"/>
@@ -38733,7 +39034,7 @@
       </w:pPr>
     </w:lvl>
   </w:abstractNum>
-  <w:abstractNum w:abstractNumId="18" w15:restartNumberingAfterBreak="0">
+  <w:abstractNum w:abstractNumId="20" w15:restartNumberingAfterBreak="0">
     <w:nsid w:val="27412B07"/>
     <w:multiLevelType w:val="hybridMultilevel"/>
     <w:tmpl w:val="A356BAC2"/>
@@ -38826,10 +39127,10 @@
       </w:pPr>
     </w:lvl>
   </w:abstractNum>
-  <w:abstractNum w:abstractNumId="19" w15:restartNumberingAfterBreak="0">
+  <w:abstractNum w:abstractNumId="21" w15:restartNumberingAfterBreak="0">
     <w:nsid w:val="2C102BDD"/>
     <w:multiLevelType w:val="hybridMultilevel"/>
-    <w:tmpl w:val="48205AC2"/>
+    <w:tmpl w:val="04E644B8"/>
     <w:lvl w:ilvl="0" w:tplc="240A0015">
       <w:start w:val="1"/>
       <w:numFmt w:val="upperLetter"/>
@@ -38912,7 +39213,7 @@
       </w:pPr>
     </w:lvl>
   </w:abstractNum>
-  <w:abstractNum w:abstractNumId="20" w15:restartNumberingAfterBreak="0">
+  <w:abstractNum w:abstractNumId="22" w15:restartNumberingAfterBreak="0">
     <w:nsid w:val="2F772FA9"/>
     <w:multiLevelType w:val="hybridMultilevel"/>
     <w:tmpl w:val="663C95EA"/>
@@ -39025,7 +39326,7 @@
       </w:rPr>
     </w:lvl>
   </w:abstractNum>
-  <w:abstractNum w:abstractNumId="21" w15:restartNumberingAfterBreak="0">
+  <w:abstractNum w:abstractNumId="23" w15:restartNumberingAfterBreak="0">
     <w:nsid w:val="306A0713"/>
     <w:multiLevelType w:val="hybridMultilevel"/>
     <w:tmpl w:val="2B62A27E"/>
@@ -39138,7 +39439,120 @@
       </w:rPr>
     </w:lvl>
   </w:abstractNum>
-  <w:abstractNum w:abstractNumId="22" w15:restartNumberingAfterBreak="0">
+  <w:abstractNum w:abstractNumId="24" w15:restartNumberingAfterBreak="0">
+    <w:nsid w:val="30BD788A"/>
+    <w:multiLevelType w:val="hybridMultilevel"/>
+    <w:tmpl w:val="521ECB32"/>
+    <w:lvl w:ilvl="0" w:tplc="240A000D">
+      <w:start w:val="1"/>
+      <w:numFmt w:val="bullet"/>
+      <w:lvlText w:val=""/>
+      <w:lvlJc w:val="left"/>
+      <w:pPr>
+        <w:ind w:left="360" w:hanging="360"/>
+      </w:pPr>
+      <w:rPr>
+        <w:rFonts w:ascii="Wingdings" w:hAnsi="Wingdings" w:hint="default"/>
+      </w:rPr>
+    </w:lvl>
+    <w:lvl w:ilvl="1" w:tplc="240A0003" w:tentative="1">
+      <w:start w:val="1"/>
+      <w:numFmt w:val="bullet"/>
+      <w:lvlText w:val="o"/>
+      <w:lvlJc w:val="left"/>
+      <w:pPr>
+        <w:ind w:left="1080" w:hanging="360"/>
+      </w:pPr>
+      <w:rPr>
+        <w:rFonts w:ascii="Courier New" w:hAnsi="Courier New" w:cs="Courier New" w:hint="default"/>
+      </w:rPr>
+    </w:lvl>
+    <w:lvl w:ilvl="2" w:tplc="240A0005" w:tentative="1">
+      <w:start w:val="1"/>
+      <w:numFmt w:val="bullet"/>
+      <w:lvlText w:val=""/>
+      <w:lvlJc w:val="left"/>
+      <w:pPr>
+        <w:ind w:left="1800" w:hanging="360"/>
+      </w:pPr>
+      <w:rPr>
+        <w:rFonts w:ascii="Wingdings" w:hAnsi="Wingdings" w:hint="default"/>
+      </w:rPr>
+    </w:lvl>
+    <w:lvl w:ilvl="3" w:tplc="240A0001" w:tentative="1">
+      <w:start w:val="1"/>
+      <w:numFmt w:val="bullet"/>
+      <w:lvlText w:val=""/>
+      <w:lvlJc w:val="left"/>
+      <w:pPr>
+        <w:ind w:left="2520" w:hanging="360"/>
+      </w:pPr>
+      <w:rPr>
+        <w:rFonts w:ascii="Symbol" w:hAnsi="Symbol" w:hint="default"/>
+      </w:rPr>
+    </w:lvl>
+    <w:lvl w:ilvl="4" w:tplc="240A0003" w:tentative="1">
+      <w:start w:val="1"/>
+      <w:numFmt w:val="bullet"/>
+      <w:lvlText w:val="o"/>
+      <w:lvlJc w:val="left"/>
+      <w:pPr>
+        <w:ind w:left="3240" w:hanging="360"/>
+      </w:pPr>
+      <w:rPr>
+        <w:rFonts w:ascii="Courier New" w:hAnsi="Courier New" w:cs="Courier New" w:hint="default"/>
+      </w:rPr>
+    </w:lvl>
+    <w:lvl w:ilvl="5" w:tplc="240A0005" w:tentative="1">
+      <w:start w:val="1"/>
+      <w:numFmt w:val="bullet"/>
+      <w:lvlText w:val=""/>
+      <w:lvlJc w:val="left"/>
+      <w:pPr>
+        <w:ind w:left="3960" w:hanging="360"/>
+      </w:pPr>
+      <w:rPr>
+        <w:rFonts w:ascii="Wingdings" w:hAnsi="Wingdings" w:hint="default"/>
+      </w:rPr>
+    </w:lvl>
+    <w:lvl w:ilvl="6" w:tplc="240A0001" w:tentative="1">
+      <w:start w:val="1"/>
+      <w:numFmt w:val="bullet"/>
+      <w:lvlText w:val=""/>
+      <w:lvlJc w:val="left"/>
+      <w:pPr>
+        <w:ind w:left="4680" w:hanging="360"/>
+      </w:pPr>
+      <w:rPr>
+        <w:rFonts w:ascii="Symbol" w:hAnsi="Symbol" w:hint="default"/>
+      </w:rPr>
+    </w:lvl>
+    <w:lvl w:ilvl="7" w:tplc="240A0003" w:tentative="1">
+      <w:start w:val="1"/>
+      <w:numFmt w:val="bullet"/>
+      <w:lvlText w:val="o"/>
+      <w:lvlJc w:val="left"/>
+      <w:pPr>
+        <w:ind w:left="5400" w:hanging="360"/>
+      </w:pPr>
+      <w:rPr>
+        <w:rFonts w:ascii="Courier New" w:hAnsi="Courier New" w:cs="Courier New" w:hint="default"/>
+      </w:rPr>
+    </w:lvl>
+    <w:lvl w:ilvl="8" w:tplc="240A0005" w:tentative="1">
+      <w:start w:val="1"/>
+      <w:numFmt w:val="bullet"/>
+      <w:lvlText w:val=""/>
+      <w:lvlJc w:val="left"/>
+      <w:pPr>
+        <w:ind w:left="6120" w:hanging="360"/>
+      </w:pPr>
+      <w:rPr>
+        <w:rFonts w:ascii="Wingdings" w:hAnsi="Wingdings" w:hint="default"/>
+      </w:rPr>
+    </w:lvl>
+  </w:abstractNum>
+  <w:abstractNum w:abstractNumId="25" w15:restartNumberingAfterBreak="0">
     <w:nsid w:val="32D55DD5"/>
     <w:multiLevelType w:val="hybridMultilevel"/>
     <w:tmpl w:val="C7EE6A6E"/>
@@ -39251,7 +39665,7 @@
       </w:rPr>
     </w:lvl>
   </w:abstractNum>
-  <w:abstractNum w:abstractNumId="23" w15:restartNumberingAfterBreak="0">
+  <w:abstractNum w:abstractNumId="26" w15:restartNumberingAfterBreak="0">
     <w:nsid w:val="368E176E"/>
     <w:multiLevelType w:val="hybridMultilevel"/>
     <w:tmpl w:val="BDF054FE"/>
@@ -39345,7 +39759,7 @@
       </w:pPr>
     </w:lvl>
   </w:abstractNum>
-  <w:abstractNum w:abstractNumId="24" w15:restartNumberingAfterBreak="0">
+  <w:abstractNum w:abstractNumId="27" w15:restartNumberingAfterBreak="0">
     <w:nsid w:val="3930173A"/>
     <w:multiLevelType w:val="hybridMultilevel"/>
     <w:tmpl w:val="637E761E"/>
@@ -39458,7 +39872,7 @@
       </w:rPr>
     </w:lvl>
   </w:abstractNum>
-  <w:abstractNum w:abstractNumId="25" w15:restartNumberingAfterBreak="0">
+  <w:abstractNum w:abstractNumId="28" w15:restartNumberingAfterBreak="0">
     <w:nsid w:val="3CFF3C89"/>
     <w:multiLevelType w:val="hybridMultilevel"/>
     <w:tmpl w:val="32BE0084"/>
@@ -39572,7 +39986,7 @@
       </w:rPr>
     </w:lvl>
   </w:abstractNum>
-  <w:abstractNum w:abstractNumId="26" w15:restartNumberingAfterBreak="0">
+  <w:abstractNum w:abstractNumId="29" w15:restartNumberingAfterBreak="0">
     <w:nsid w:val="3D2B5CA4"/>
     <w:multiLevelType w:val="hybridMultilevel"/>
     <w:tmpl w:val="391C3DB6"/>
@@ -39662,7 +40076,7 @@
       </w:pPr>
     </w:lvl>
   </w:abstractNum>
-  <w:abstractNum w:abstractNumId="27" w15:restartNumberingAfterBreak="0">
+  <w:abstractNum w:abstractNumId="30" w15:restartNumberingAfterBreak="0">
     <w:nsid w:val="3FA54C57"/>
     <w:multiLevelType w:val="multilevel"/>
     <w:tmpl w:val="7678334E"/>
@@ -39786,7 +40200,7 @@
       </w:pPr>
     </w:lvl>
   </w:abstractNum>
-  <w:abstractNum w:abstractNumId="28" w15:restartNumberingAfterBreak="0">
+  <w:abstractNum w:abstractNumId="31" w15:restartNumberingAfterBreak="0">
     <w:nsid w:val="41E76AC7"/>
     <w:multiLevelType w:val="hybridMultilevel"/>
     <w:tmpl w:val="42620F1E"/>
@@ -39899,7 +40313,7 @@
       </w:rPr>
     </w:lvl>
   </w:abstractNum>
-  <w:abstractNum w:abstractNumId="29" w15:restartNumberingAfterBreak="0">
+  <w:abstractNum w:abstractNumId="32" w15:restartNumberingAfterBreak="0">
     <w:nsid w:val="4428632A"/>
     <w:multiLevelType w:val="hybridMultilevel"/>
     <w:tmpl w:val="2820E1F6"/>
@@ -40012,7 +40426,7 @@
       </w:rPr>
     </w:lvl>
   </w:abstractNum>
-  <w:abstractNum w:abstractNumId="30" w15:restartNumberingAfterBreak="0">
+  <w:abstractNum w:abstractNumId="33" w15:restartNumberingAfterBreak="0">
     <w:nsid w:val="444E26FE"/>
     <w:multiLevelType w:val="hybridMultilevel"/>
     <w:tmpl w:val="1F6AA780"/>
@@ -40125,7 +40539,7 @@
       </w:rPr>
     </w:lvl>
   </w:abstractNum>
-  <w:abstractNum w:abstractNumId="31" w15:restartNumberingAfterBreak="0">
+  <w:abstractNum w:abstractNumId="34" w15:restartNumberingAfterBreak="0">
     <w:nsid w:val="46D1079E"/>
     <w:multiLevelType w:val="hybridMultilevel"/>
     <w:tmpl w:val="D75EEB6C"/>
@@ -40238,7 +40652,7 @@
       </w:rPr>
     </w:lvl>
   </w:abstractNum>
-  <w:abstractNum w:abstractNumId="32" w15:restartNumberingAfterBreak="0">
+  <w:abstractNum w:abstractNumId="35" w15:restartNumberingAfterBreak="0">
     <w:nsid w:val="46EA4E10"/>
     <w:multiLevelType w:val="hybridMultilevel"/>
     <w:tmpl w:val="FB3CD5B6"/>
@@ -40352,7 +40766,7 @@
       </w:rPr>
     </w:lvl>
   </w:abstractNum>
-  <w:abstractNum w:abstractNumId="33" w15:restartNumberingAfterBreak="0">
+  <w:abstractNum w:abstractNumId="36" w15:restartNumberingAfterBreak="0">
     <w:nsid w:val="49EE6D8E"/>
     <w:multiLevelType w:val="hybridMultilevel"/>
     <w:tmpl w:val="5642A7A0"/>
@@ -40465,7 +40879,7 @@
       </w:rPr>
     </w:lvl>
   </w:abstractNum>
-  <w:abstractNum w:abstractNumId="34" w15:restartNumberingAfterBreak="0">
+  <w:abstractNum w:abstractNumId="37" w15:restartNumberingAfterBreak="0">
     <w:nsid w:val="4C5F19B3"/>
     <w:multiLevelType w:val="multilevel"/>
     <w:tmpl w:val="1F4AD56C"/>
@@ -40587,7 +41001,121 @@
       </w:pPr>
     </w:lvl>
   </w:abstractNum>
-  <w:abstractNum w:abstractNumId="35" w15:restartNumberingAfterBreak="0">
+  <w:abstractNum w:abstractNumId="38" w15:restartNumberingAfterBreak="0">
+    <w:nsid w:val="4DCC492F"/>
+    <w:multiLevelType w:val="hybridMultilevel"/>
+    <w:tmpl w:val="AE404EDA"/>
+    <w:lvl w:ilvl="0" w:tplc="240A0007">
+      <w:start w:val="1"/>
+      <w:numFmt w:val="bullet"/>
+      <w:lvlText w:val=""/>
+      <w:lvlPicBulletId w:val="0"/>
+      <w:lvlJc w:val="left"/>
+      <w:pPr>
+        <w:ind w:left="1429" w:hanging="360"/>
+      </w:pPr>
+      <w:rPr>
+        <w:rFonts w:ascii="Symbol" w:hAnsi="Symbol" w:hint="default"/>
+      </w:rPr>
+    </w:lvl>
+    <w:lvl w:ilvl="1" w:tplc="240A0003" w:tentative="1">
+      <w:start w:val="1"/>
+      <w:numFmt w:val="bullet"/>
+      <w:lvlText w:val="o"/>
+      <w:lvlJc w:val="left"/>
+      <w:pPr>
+        <w:ind w:left="2149" w:hanging="360"/>
+      </w:pPr>
+      <w:rPr>
+        <w:rFonts w:ascii="Courier New" w:hAnsi="Courier New" w:cs="Courier New" w:hint="default"/>
+      </w:rPr>
+    </w:lvl>
+    <w:lvl w:ilvl="2" w:tplc="240A0005" w:tentative="1">
+      <w:start w:val="1"/>
+      <w:numFmt w:val="bullet"/>
+      <w:lvlText w:val=""/>
+      <w:lvlJc w:val="left"/>
+      <w:pPr>
+        <w:ind w:left="2869" w:hanging="360"/>
+      </w:pPr>
+      <w:rPr>
+        <w:rFonts w:ascii="Wingdings" w:hAnsi="Wingdings" w:hint="default"/>
+      </w:rPr>
+    </w:lvl>
+    <w:lvl w:ilvl="3" w:tplc="240A0001" w:tentative="1">
+      <w:start w:val="1"/>
+      <w:numFmt w:val="bullet"/>
+      <w:lvlText w:val=""/>
+      <w:lvlJc w:val="left"/>
+      <w:pPr>
+        <w:ind w:left="3589" w:hanging="360"/>
+      </w:pPr>
+      <w:rPr>
+        <w:rFonts w:ascii="Symbol" w:hAnsi="Symbol" w:hint="default"/>
+      </w:rPr>
+    </w:lvl>
+    <w:lvl w:ilvl="4" w:tplc="240A0003" w:tentative="1">
+      <w:start w:val="1"/>
+      <w:numFmt w:val="bullet"/>
+      <w:lvlText w:val="o"/>
+      <w:lvlJc w:val="left"/>
+      <w:pPr>
+        <w:ind w:left="4309" w:hanging="360"/>
+      </w:pPr>
+      <w:rPr>
+        <w:rFonts w:ascii="Courier New" w:hAnsi="Courier New" w:cs="Courier New" w:hint="default"/>
+      </w:rPr>
+    </w:lvl>
+    <w:lvl w:ilvl="5" w:tplc="240A0005" w:tentative="1">
+      <w:start w:val="1"/>
+      <w:numFmt w:val="bullet"/>
+      <w:lvlText w:val=""/>
+      <w:lvlJc w:val="left"/>
+      <w:pPr>
+        <w:ind w:left="5029" w:hanging="360"/>
+      </w:pPr>
+      <w:rPr>
+        <w:rFonts w:ascii="Wingdings" w:hAnsi="Wingdings" w:hint="default"/>
+      </w:rPr>
+    </w:lvl>
+    <w:lvl w:ilvl="6" w:tplc="240A0001" w:tentative="1">
+      <w:start w:val="1"/>
+      <w:numFmt w:val="bullet"/>
+      <w:lvlText w:val=""/>
+      <w:lvlJc w:val="left"/>
+      <w:pPr>
+        <w:ind w:left="5749" w:hanging="360"/>
+      </w:pPr>
+      <w:rPr>
+        <w:rFonts w:ascii="Symbol" w:hAnsi="Symbol" w:hint="default"/>
+      </w:rPr>
+    </w:lvl>
+    <w:lvl w:ilvl="7" w:tplc="240A0003" w:tentative="1">
+      <w:start w:val="1"/>
+      <w:numFmt w:val="bullet"/>
+      <w:lvlText w:val="o"/>
+      <w:lvlJc w:val="left"/>
+      <w:pPr>
+        <w:ind w:left="6469" w:hanging="360"/>
+      </w:pPr>
+      <w:rPr>
+        <w:rFonts w:ascii="Courier New" w:hAnsi="Courier New" w:cs="Courier New" w:hint="default"/>
+      </w:rPr>
+    </w:lvl>
+    <w:lvl w:ilvl="8" w:tplc="240A0005" w:tentative="1">
+      <w:start w:val="1"/>
+      <w:numFmt w:val="bullet"/>
+      <w:lvlText w:val=""/>
+      <w:lvlJc w:val="left"/>
+      <w:pPr>
+        <w:ind w:left="7189" w:hanging="360"/>
+      </w:pPr>
+      <w:rPr>
+        <w:rFonts w:ascii="Wingdings" w:hAnsi="Wingdings" w:hint="default"/>
+      </w:rPr>
+    </w:lvl>
+  </w:abstractNum>
+  <w:abstractNum w:abstractNumId="39" w15:restartNumberingAfterBreak="0">
     <w:nsid w:val="4EBE1EF6"/>
     <w:multiLevelType w:val="hybridMultilevel"/>
     <w:tmpl w:val="F6A60586"/>
@@ -40680,7 +41208,7 @@
       </w:pPr>
     </w:lvl>
   </w:abstractNum>
-  <w:abstractNum w:abstractNumId="36" w15:restartNumberingAfterBreak="0">
+  <w:abstractNum w:abstractNumId="40" w15:restartNumberingAfterBreak="0">
     <w:nsid w:val="50700F04"/>
     <w:multiLevelType w:val="hybridMultilevel"/>
     <w:tmpl w:val="08782408"/>
@@ -40794,7 +41322,7 @@
       </w:rPr>
     </w:lvl>
   </w:abstractNum>
-  <w:abstractNum w:abstractNumId="37" w15:restartNumberingAfterBreak="0">
+  <w:abstractNum w:abstractNumId="41" w15:restartNumberingAfterBreak="0">
     <w:nsid w:val="52CA472D"/>
     <w:multiLevelType w:val="hybridMultilevel"/>
     <w:tmpl w:val="7FD0EE44"/>
@@ -40907,7 +41435,7 @@
       </w:rPr>
     </w:lvl>
   </w:abstractNum>
-  <w:abstractNum w:abstractNumId="38" w15:restartNumberingAfterBreak="0">
+  <w:abstractNum w:abstractNumId="42" w15:restartNumberingAfterBreak="0">
     <w:nsid w:val="54446FB1"/>
     <w:multiLevelType w:val="hybridMultilevel"/>
     <w:tmpl w:val="36C44F9E"/>
@@ -41020,7 +41548,7 @@
       </w:rPr>
     </w:lvl>
   </w:abstractNum>
-  <w:abstractNum w:abstractNumId="39" w15:restartNumberingAfterBreak="0">
+  <w:abstractNum w:abstractNumId="43" w15:restartNumberingAfterBreak="0">
     <w:nsid w:val="55E61821"/>
     <w:multiLevelType w:val="multilevel"/>
     <w:tmpl w:val="CE9257D6"/>
@@ -41169,7 +41697,7 @@
       </w:rPr>
     </w:lvl>
   </w:abstractNum>
-  <w:abstractNum w:abstractNumId="40" w15:restartNumberingAfterBreak="0">
+  <w:abstractNum w:abstractNumId="44" w15:restartNumberingAfterBreak="0">
     <w:nsid w:val="59623E4E"/>
     <w:multiLevelType w:val="hybridMultilevel"/>
     <w:tmpl w:val="DFDCB59C"/>
@@ -41282,7 +41810,7 @@
       </w:rPr>
     </w:lvl>
   </w:abstractNum>
-  <w:abstractNum w:abstractNumId="41" w15:restartNumberingAfterBreak="0">
+  <w:abstractNum w:abstractNumId="45" w15:restartNumberingAfterBreak="0">
     <w:nsid w:val="59FA129C"/>
     <w:multiLevelType w:val="hybridMultilevel"/>
     <w:tmpl w:val="30B03416"/>
@@ -41395,7 +41923,7 @@
       </w:rPr>
     </w:lvl>
   </w:abstractNum>
-  <w:abstractNum w:abstractNumId="42" w15:restartNumberingAfterBreak="0">
+  <w:abstractNum w:abstractNumId="46" w15:restartNumberingAfterBreak="0">
     <w:nsid w:val="5C2822B1"/>
     <w:multiLevelType w:val="hybridMultilevel"/>
     <w:tmpl w:val="498A99BC"/>
@@ -41508,7 +42036,7 @@
       </w:rPr>
     </w:lvl>
   </w:abstractNum>
-  <w:abstractNum w:abstractNumId="43" w15:restartNumberingAfterBreak="0">
+  <w:abstractNum w:abstractNumId="47" w15:restartNumberingAfterBreak="0">
     <w:nsid w:val="5C2A0C2F"/>
     <w:multiLevelType w:val="hybridMultilevel"/>
     <w:tmpl w:val="2DC42490"/>
@@ -41621,7 +42149,7 @@
       </w:rPr>
     </w:lvl>
   </w:abstractNum>
-  <w:abstractNum w:abstractNumId="44" w15:restartNumberingAfterBreak="0">
+  <w:abstractNum w:abstractNumId="48" w15:restartNumberingAfterBreak="0">
     <w:nsid w:val="5C7E06B5"/>
     <w:multiLevelType w:val="multilevel"/>
     <w:tmpl w:val="091856FC"/>
@@ -41770,7 +42298,7 @@
       </w:rPr>
     </w:lvl>
   </w:abstractNum>
-  <w:abstractNum w:abstractNumId="45" w15:restartNumberingAfterBreak="0">
+  <w:abstractNum w:abstractNumId="49" w15:restartNumberingAfterBreak="0">
     <w:nsid w:val="5CFF5B6B"/>
     <w:multiLevelType w:val="hybridMultilevel"/>
     <w:tmpl w:val="C2F49BEC"/>
@@ -41861,7 +42389,7 @@
       </w:pPr>
     </w:lvl>
   </w:abstractNum>
-  <w:abstractNum w:abstractNumId="46" w15:restartNumberingAfterBreak="0">
+  <w:abstractNum w:abstractNumId="50" w15:restartNumberingAfterBreak="0">
     <w:nsid w:val="5F2E41B3"/>
     <w:multiLevelType w:val="hybridMultilevel"/>
     <w:tmpl w:val="54B06E02"/>
@@ -41974,7 +42502,7 @@
       </w:rPr>
     </w:lvl>
   </w:abstractNum>
-  <w:abstractNum w:abstractNumId="47" w15:restartNumberingAfterBreak="0">
+  <w:abstractNum w:abstractNumId="51" w15:restartNumberingAfterBreak="0">
     <w:nsid w:val="5FD82C78"/>
     <w:multiLevelType w:val="hybridMultilevel"/>
     <w:tmpl w:val="881ACA50"/>
@@ -42087,7 +42615,7 @@
       </w:rPr>
     </w:lvl>
   </w:abstractNum>
-  <w:abstractNum w:abstractNumId="48" w15:restartNumberingAfterBreak="0">
+  <w:abstractNum w:abstractNumId="52" w15:restartNumberingAfterBreak="0">
     <w:nsid w:val="60C41B56"/>
     <w:multiLevelType w:val="hybridMultilevel"/>
     <w:tmpl w:val="C3029E86"/>
@@ -42200,7 +42728,7 @@
       </w:rPr>
     </w:lvl>
   </w:abstractNum>
-  <w:abstractNum w:abstractNumId="49" w15:restartNumberingAfterBreak="0">
+  <w:abstractNum w:abstractNumId="53" w15:restartNumberingAfterBreak="0">
     <w:nsid w:val="683338B0"/>
     <w:multiLevelType w:val="hybridMultilevel"/>
     <w:tmpl w:val="0DC0CD08"/>
@@ -42313,7 +42841,7 @@
       </w:rPr>
     </w:lvl>
   </w:abstractNum>
-  <w:abstractNum w:abstractNumId="50" w15:restartNumberingAfterBreak="0">
+  <w:abstractNum w:abstractNumId="54" w15:restartNumberingAfterBreak="0">
     <w:nsid w:val="69023B3F"/>
     <w:multiLevelType w:val="hybridMultilevel"/>
     <w:tmpl w:val="1C009706"/>
@@ -42427,7 +42955,7 @@
       </w:rPr>
     </w:lvl>
   </w:abstractNum>
-  <w:abstractNum w:abstractNumId="51" w15:restartNumberingAfterBreak="0">
+  <w:abstractNum w:abstractNumId="55" w15:restartNumberingAfterBreak="0">
     <w:nsid w:val="6924550A"/>
     <w:multiLevelType w:val="multilevel"/>
     <w:tmpl w:val="6762A7CE"/>
@@ -42576,7 +43104,120 @@
       </w:rPr>
     </w:lvl>
   </w:abstractNum>
-  <w:abstractNum w:abstractNumId="52" w15:restartNumberingAfterBreak="0">
+  <w:abstractNum w:abstractNumId="56" w15:restartNumberingAfterBreak="0">
+    <w:nsid w:val="69CB5FA4"/>
+    <w:multiLevelType w:val="hybridMultilevel"/>
+    <w:tmpl w:val="A2E47FB4"/>
+    <w:lvl w:ilvl="0" w:tplc="240A000D">
+      <w:start w:val="1"/>
+      <w:numFmt w:val="bullet"/>
+      <w:lvlText w:val=""/>
+      <w:lvlJc w:val="left"/>
+      <w:pPr>
+        <w:ind w:left="720" w:hanging="360"/>
+      </w:pPr>
+      <w:rPr>
+        <w:rFonts w:ascii="Wingdings" w:hAnsi="Wingdings" w:hint="default"/>
+      </w:rPr>
+    </w:lvl>
+    <w:lvl w:ilvl="1" w:tplc="240A0003" w:tentative="1">
+      <w:start w:val="1"/>
+      <w:numFmt w:val="bullet"/>
+      <w:lvlText w:val="o"/>
+      <w:lvlJc w:val="left"/>
+      <w:pPr>
+        <w:ind w:left="1440" w:hanging="360"/>
+      </w:pPr>
+      <w:rPr>
+        <w:rFonts w:ascii="Courier New" w:hAnsi="Courier New" w:cs="Courier New" w:hint="default"/>
+      </w:rPr>
+    </w:lvl>
+    <w:lvl w:ilvl="2" w:tplc="240A0005">
+      <w:start w:val="1"/>
+      <w:numFmt w:val="bullet"/>
+      <w:lvlText w:val=""/>
+      <w:lvlJc w:val="left"/>
+      <w:pPr>
+        <w:ind w:left="2160" w:hanging="360"/>
+      </w:pPr>
+      <w:rPr>
+        <w:rFonts w:ascii="Wingdings" w:hAnsi="Wingdings" w:hint="default"/>
+      </w:rPr>
+    </w:lvl>
+    <w:lvl w:ilvl="3" w:tplc="240A0001" w:tentative="1">
+      <w:start w:val="1"/>
+      <w:numFmt w:val="bullet"/>
+      <w:lvlText w:val=""/>
+      <w:lvlJc w:val="left"/>
+      <w:pPr>
+        <w:ind w:left="2880" w:hanging="360"/>
+      </w:pPr>
+      <w:rPr>
+        <w:rFonts w:ascii="Symbol" w:hAnsi="Symbol" w:hint="default"/>
+      </w:rPr>
+    </w:lvl>
+    <w:lvl w:ilvl="4" w:tplc="240A0003" w:tentative="1">
+      <w:start w:val="1"/>
+      <w:numFmt w:val="bullet"/>
+      <w:lvlText w:val="o"/>
+      <w:lvlJc w:val="left"/>
+      <w:pPr>
+        <w:ind w:left="3600" w:hanging="360"/>
+      </w:pPr>
+      <w:rPr>
+        <w:rFonts w:ascii="Courier New" w:hAnsi="Courier New" w:cs="Courier New" w:hint="default"/>
+      </w:rPr>
+    </w:lvl>
+    <w:lvl w:ilvl="5" w:tplc="240A0005" w:tentative="1">
+      <w:start w:val="1"/>
+      <w:numFmt w:val="bullet"/>
+      <w:lvlText w:val=""/>
+      <w:lvlJc w:val="left"/>
+      <w:pPr>
+        <w:ind w:left="4320" w:hanging="360"/>
+      </w:pPr>
+      <w:rPr>
+        <w:rFonts w:ascii="Wingdings" w:hAnsi="Wingdings" w:hint="default"/>
+      </w:rPr>
+    </w:lvl>
+    <w:lvl w:ilvl="6" w:tplc="240A0001" w:tentative="1">
+      <w:start w:val="1"/>
+      <w:numFmt w:val="bullet"/>
+      <w:lvlText w:val=""/>
+      <w:lvlJc w:val="left"/>
+      <w:pPr>
+        <w:ind w:left="5040" w:hanging="360"/>
+      </w:pPr>
+      <w:rPr>
+        <w:rFonts w:ascii="Symbol" w:hAnsi="Symbol" w:hint="default"/>
+      </w:rPr>
+    </w:lvl>
+    <w:lvl w:ilvl="7" w:tplc="240A0003" w:tentative="1">
+      <w:start w:val="1"/>
+      <w:numFmt w:val="bullet"/>
+      <w:lvlText w:val="o"/>
+      <w:lvlJc w:val="left"/>
+      <w:pPr>
+        <w:ind w:left="5760" w:hanging="360"/>
+      </w:pPr>
+      <w:rPr>
+        <w:rFonts w:ascii="Courier New" w:hAnsi="Courier New" w:cs="Courier New" w:hint="default"/>
+      </w:rPr>
+    </w:lvl>
+    <w:lvl w:ilvl="8" w:tplc="240A0005" w:tentative="1">
+      <w:start w:val="1"/>
+      <w:numFmt w:val="bullet"/>
+      <w:lvlText w:val=""/>
+      <w:lvlJc w:val="left"/>
+      <w:pPr>
+        <w:ind w:left="6480" w:hanging="360"/>
+      </w:pPr>
+      <w:rPr>
+        <w:rFonts w:ascii="Wingdings" w:hAnsi="Wingdings" w:hint="default"/>
+      </w:rPr>
+    </w:lvl>
+  </w:abstractNum>
+  <w:abstractNum w:abstractNumId="57" w15:restartNumberingAfterBreak="0">
     <w:nsid w:val="69D134EB"/>
     <w:multiLevelType w:val="hybridMultilevel"/>
     <w:tmpl w:val="A45040E6"/>
@@ -42689,7 +43330,7 @@
       </w:rPr>
     </w:lvl>
   </w:abstractNum>
-  <w:abstractNum w:abstractNumId="53" w15:restartNumberingAfterBreak="0">
+  <w:abstractNum w:abstractNumId="58" w15:restartNumberingAfterBreak="0">
     <w:nsid w:val="6D180C0D"/>
     <w:multiLevelType w:val="hybridMultilevel"/>
     <w:tmpl w:val="F13ACFEC"/>
@@ -42802,7 +43443,7 @@
       </w:rPr>
     </w:lvl>
   </w:abstractNum>
-  <w:abstractNum w:abstractNumId="54" w15:restartNumberingAfterBreak="0">
+  <w:abstractNum w:abstractNumId="59" w15:restartNumberingAfterBreak="0">
     <w:nsid w:val="6FAF4C05"/>
     <w:multiLevelType w:val="hybridMultilevel"/>
     <w:tmpl w:val="261A1938"/>
@@ -42915,7 +43556,7 @@
       </w:rPr>
     </w:lvl>
   </w:abstractNum>
-  <w:abstractNum w:abstractNumId="55" w15:restartNumberingAfterBreak="0">
+  <w:abstractNum w:abstractNumId="60" w15:restartNumberingAfterBreak="0">
     <w:nsid w:val="701A7116"/>
     <w:multiLevelType w:val="hybridMultilevel"/>
     <w:tmpl w:val="68F025C6"/>
@@ -43028,7 +43669,7 @@
       </w:rPr>
     </w:lvl>
   </w:abstractNum>
-  <w:abstractNum w:abstractNumId="56" w15:restartNumberingAfterBreak="0">
+  <w:abstractNum w:abstractNumId="61" w15:restartNumberingAfterBreak="0">
     <w:nsid w:val="709E24DB"/>
     <w:multiLevelType w:val="hybridMultilevel"/>
     <w:tmpl w:val="41884BA6"/>
@@ -43143,7 +43784,7 @@
       </w:pPr>
     </w:lvl>
   </w:abstractNum>
-  <w:abstractNum w:abstractNumId="57" w15:restartNumberingAfterBreak="0">
+  <w:abstractNum w:abstractNumId="62" w15:restartNumberingAfterBreak="0">
     <w:nsid w:val="717B401A"/>
     <w:multiLevelType w:val="hybridMultilevel"/>
     <w:tmpl w:val="BD308132"/>
@@ -43256,7 +43897,7 @@
       </w:rPr>
     </w:lvl>
   </w:abstractNum>
-  <w:abstractNum w:abstractNumId="58" w15:restartNumberingAfterBreak="0">
+  <w:abstractNum w:abstractNumId="63" w15:restartNumberingAfterBreak="0">
     <w:nsid w:val="72D05AA8"/>
     <w:multiLevelType w:val="hybridMultilevel"/>
     <w:tmpl w:val="2B0CD0BA"/>
@@ -43369,7 +44010,7 @@
       </w:rPr>
     </w:lvl>
   </w:abstractNum>
-  <w:abstractNum w:abstractNumId="59" w15:restartNumberingAfterBreak="0">
+  <w:abstractNum w:abstractNumId="64" w15:restartNumberingAfterBreak="0">
     <w:nsid w:val="73247240"/>
     <w:multiLevelType w:val="hybridMultilevel"/>
     <w:tmpl w:val="C7DAA936"/>
@@ -43482,7 +44123,7 @@
       </w:rPr>
     </w:lvl>
   </w:abstractNum>
-  <w:abstractNum w:abstractNumId="60" w15:restartNumberingAfterBreak="0">
+  <w:abstractNum w:abstractNumId="65" w15:restartNumberingAfterBreak="0">
     <w:nsid w:val="743A29B1"/>
     <w:multiLevelType w:val="hybridMultilevel"/>
     <w:tmpl w:val="56160202"/>
@@ -43596,7 +44237,7 @@
       </w:rPr>
     </w:lvl>
   </w:abstractNum>
-  <w:abstractNum w:abstractNumId="61" w15:restartNumberingAfterBreak="0">
+  <w:abstractNum w:abstractNumId="66" w15:restartNumberingAfterBreak="0">
     <w:nsid w:val="7776391D"/>
     <w:multiLevelType w:val="hybridMultilevel"/>
     <w:tmpl w:val="A0B49850"/>
@@ -43709,7 +44350,7 @@
       </w:rPr>
     </w:lvl>
   </w:abstractNum>
-  <w:abstractNum w:abstractNumId="62" w15:restartNumberingAfterBreak="0">
+  <w:abstractNum w:abstractNumId="67" w15:restartNumberingAfterBreak="0">
     <w:nsid w:val="7C161D1C"/>
     <w:multiLevelType w:val="multilevel"/>
     <w:tmpl w:val="2E0CDD50"/>
@@ -43844,7 +44485,7 @@
       </w:pPr>
     </w:lvl>
   </w:abstractNum>
-  <w:abstractNum w:abstractNumId="63" w15:restartNumberingAfterBreak="0">
+  <w:abstractNum w:abstractNumId="68" w15:restartNumberingAfterBreak="0">
     <w:nsid w:val="7D394B7A"/>
     <w:multiLevelType w:val="hybridMultilevel"/>
     <w:tmpl w:val="9BA45EAC"/>
@@ -43958,133 +44599,133 @@
     </w:lvl>
   </w:abstractNum>
   <w:num w:numId="1">
-    <w:abstractNumId w:val="62"/>
+    <w:abstractNumId w:val="67"/>
   </w:num>
   <w:num w:numId="2">
     <w:abstractNumId w:val="0"/>
   </w:num>
   <w:num w:numId="3">
-    <w:abstractNumId w:val="18"/>
+    <w:abstractNumId w:val="20"/>
   </w:num>
   <w:num w:numId="4">
-    <w:abstractNumId w:val="35"/>
+    <w:abstractNumId w:val="39"/>
   </w:num>
   <w:num w:numId="5">
-    <w:abstractNumId w:val="23"/>
+    <w:abstractNumId w:val="26"/>
   </w:num>
   <w:num w:numId="6">
-    <w:abstractNumId w:val="10"/>
+    <w:abstractNumId w:val="12"/>
   </w:num>
   <w:num w:numId="7">
-    <w:abstractNumId w:val="56"/>
+    <w:abstractNumId w:val="61"/>
   </w:num>
   <w:num w:numId="8">
-    <w:abstractNumId w:val="26"/>
+    <w:abstractNumId w:val="29"/>
   </w:num>
   <w:num w:numId="9">
-    <w:abstractNumId w:val="7"/>
+    <w:abstractNumId w:val="9"/>
   </w:num>
   <w:num w:numId="10">
+    <w:abstractNumId w:val="28"/>
+  </w:num>
+  <w:num w:numId="11">
+    <w:abstractNumId w:val="19"/>
+  </w:num>
+  <w:num w:numId="12">
+    <w:abstractNumId w:val="30"/>
+  </w:num>
+  <w:num w:numId="13">
+    <w:abstractNumId w:val="37"/>
+  </w:num>
+  <w:num w:numId="14">
+    <w:abstractNumId w:val="21"/>
+  </w:num>
+  <w:num w:numId="15">
+    <w:abstractNumId w:val="49"/>
+  </w:num>
+  <w:num w:numId="16">
+    <w:abstractNumId w:val="16"/>
+  </w:num>
+  <w:num w:numId="17">
+    <w:abstractNumId w:val="59"/>
+  </w:num>
+  <w:num w:numId="18">
+    <w:abstractNumId w:val="34"/>
+  </w:num>
+  <w:num w:numId="19">
+    <w:abstractNumId w:val="14"/>
+  </w:num>
+  <w:num w:numId="20">
+    <w:abstractNumId w:val="58"/>
+  </w:num>
+  <w:num w:numId="21">
+    <w:abstractNumId w:val="6"/>
+  </w:num>
+  <w:num w:numId="22">
     <w:abstractNumId w:val="25"/>
   </w:num>
-  <w:num w:numId="11">
-    <w:abstractNumId w:val="17"/>
+  <w:num w:numId="23">
+    <w:abstractNumId w:val="53"/>
   </w:num>
-  <w:num w:numId="12">
-    <w:abstractNumId w:val="27"/>
+  <w:num w:numId="24">
+    <w:abstractNumId w:val="36"/>
   </w:num>
-  <w:num w:numId="13">
-    <w:abstractNumId w:val="34"/>
+  <w:num w:numId="25">
+    <w:abstractNumId w:val="40"/>
   </w:num>
-  <w:num w:numId="14">
-    <w:abstractNumId w:val="19"/>
-  </w:num>
-  <w:num w:numId="15">
-    <w:abstractNumId w:val="45"/>
-  </w:num>
-  <w:num w:numId="16">
-    <w:abstractNumId w:val="14"/>
-  </w:num>
-  <w:num w:numId="17">
-    <w:abstractNumId w:val="54"/>
-  </w:num>
-  <w:num w:numId="18">
+  <w:num w:numId="26">
     <w:abstractNumId w:val="31"/>
   </w:num>
-  <w:num w:numId="19">
-    <w:abstractNumId w:val="12"/>
-  </w:num>
-  <w:num w:numId="20">
-    <w:abstractNumId w:val="53"/>
-  </w:num>
-  <w:num w:numId="21">
-    <w:abstractNumId w:val="5"/>
-  </w:num>
-  <w:num w:numId="22">
-    <w:abstractNumId w:val="22"/>
-  </w:num>
-  <w:num w:numId="23">
-    <w:abstractNumId w:val="49"/>
-  </w:num>
-  <w:num w:numId="24">
-    <w:abstractNumId w:val="33"/>
-  </w:num>
-  <w:num w:numId="25">
-    <w:abstractNumId w:val="36"/>
-  </w:num>
-  <w:num w:numId="26">
-    <w:abstractNumId w:val="28"/>
-  </w:num>
   <w:num w:numId="27">
-    <w:abstractNumId w:val="38"/>
+    <w:abstractNumId w:val="42"/>
   </w:num>
   <w:num w:numId="28">
-    <w:abstractNumId w:val="58"/>
+    <w:abstractNumId w:val="63"/>
   </w:num>
   <w:num w:numId="29">
-    <w:abstractNumId w:val="55"/>
+    <w:abstractNumId w:val="60"/>
   </w:num>
   <w:num w:numId="30">
-    <w:abstractNumId w:val="63"/>
+    <w:abstractNumId w:val="68"/>
   </w:num>
   <w:num w:numId="31">
+    <w:abstractNumId w:val="13"/>
+  </w:num>
+  <w:num w:numId="32">
     <w:abstractNumId w:val="11"/>
   </w:num>
-  <w:num w:numId="32">
-    <w:abstractNumId w:val="9"/>
-  </w:num>
   <w:num w:numId="33">
-    <w:abstractNumId w:val="20"/>
+    <w:abstractNumId w:val="22"/>
   </w:num>
   <w:num w:numId="34">
     <w:abstractNumId w:val="3"/>
   </w:num>
   <w:num w:numId="35">
-    <w:abstractNumId w:val="15"/>
+    <w:abstractNumId w:val="17"/>
   </w:num>
   <w:num w:numId="36">
-    <w:abstractNumId w:val="47"/>
+    <w:abstractNumId w:val="51"/>
   </w:num>
   <w:num w:numId="37">
+    <w:abstractNumId w:val="57"/>
+  </w:num>
+  <w:num w:numId="38">
+    <w:abstractNumId w:val="64"/>
+  </w:num>
+  <w:num w:numId="39">
     <w:abstractNumId w:val="52"/>
   </w:num>
-  <w:num w:numId="38">
-    <w:abstractNumId w:val="59"/>
-  </w:num>
-  <w:num w:numId="39">
-    <w:abstractNumId w:val="48"/>
-  </w:num>
   <w:num w:numId="40">
-    <w:abstractNumId w:val="61"/>
+    <w:abstractNumId w:val="66"/>
   </w:num>
   <w:num w:numId="41">
-    <w:abstractNumId w:val="24"/>
+    <w:abstractNumId w:val="27"/>
   </w:num>
   <w:num w:numId="42">
-    <w:abstractNumId w:val="42"/>
+    <w:abstractNumId w:val="46"/>
   </w:num>
   <w:num w:numId="43">
-    <w:abstractNumId w:val="41"/>
+    <w:abstractNumId w:val="45"/>
   </w:num>
   <w:num w:numId="44">
     <w:abstractNumId w:val="4"/>
@@ -44093,61 +44734,76 @@
     <w:abstractNumId w:val="2"/>
   </w:num>
   <w:num w:numId="46">
-    <w:abstractNumId w:val="57"/>
+    <w:abstractNumId w:val="62"/>
   </w:num>
   <w:num w:numId="47">
-    <w:abstractNumId w:val="40"/>
+    <w:abstractNumId w:val="44"/>
   </w:num>
   <w:num w:numId="48">
-    <w:abstractNumId w:val="29"/>
+    <w:abstractNumId w:val="32"/>
   </w:num>
   <w:num w:numId="49">
-    <w:abstractNumId w:val="60"/>
+    <w:abstractNumId w:val="65"/>
   </w:num>
   <w:num w:numId="50">
+    <w:abstractNumId w:val="47"/>
+  </w:num>
+  <w:num w:numId="51">
+    <w:abstractNumId w:val="33"/>
+  </w:num>
+  <w:num w:numId="52">
+    <w:abstractNumId w:val="23"/>
+  </w:num>
+  <w:num w:numId="53">
+    <w:abstractNumId w:val="41"/>
+  </w:num>
+  <w:num w:numId="54">
+    <w:abstractNumId w:val="48"/>
+  </w:num>
+  <w:num w:numId="55">
+    <w:abstractNumId w:val="54"/>
+  </w:num>
+  <w:num w:numId="56">
     <w:abstractNumId w:val="43"/>
   </w:num>
-  <w:num w:numId="51">
-    <w:abstractNumId w:val="30"/>
+  <w:num w:numId="57">
+    <w:abstractNumId w:val="18"/>
   </w:num>
-  <w:num w:numId="52">
-    <w:abstractNumId w:val="21"/>
+  <w:num w:numId="58">
+    <w:abstractNumId w:val="8"/>
   </w:num>
-  <w:num w:numId="53">
-    <w:abstractNumId w:val="37"/>
+  <w:num w:numId="59">
+    <w:abstractNumId w:val="35"/>
   </w:num>
-  <w:num w:numId="54">
-    <w:abstractNumId w:val="44"/>
-  </w:num>
-  <w:num w:numId="55">
+  <w:num w:numId="60">
     <w:abstractNumId w:val="50"/>
   </w:num>
-  <w:num w:numId="56">
-    <w:abstractNumId w:val="39"/>
-  </w:num>
-  <w:num w:numId="57">
-    <w:abstractNumId w:val="16"/>
-  </w:num>
-  <w:num w:numId="58">
-    <w:abstractNumId w:val="6"/>
-  </w:num>
-  <w:num w:numId="59">
-    <w:abstractNumId w:val="32"/>
-  </w:num>
-  <w:num w:numId="60">
-    <w:abstractNumId w:val="46"/>
-  </w:num>
   <w:num w:numId="61">
-    <w:abstractNumId w:val="51"/>
+    <w:abstractNumId w:val="55"/>
   </w:num>
   <w:num w:numId="62">
     <w:abstractNumId w:val="1"/>
   </w:num>
   <w:num w:numId="63">
-    <w:abstractNumId w:val="13"/>
+    <w:abstractNumId w:val="15"/>
   </w:num>
   <w:num w:numId="64">
-    <w:abstractNumId w:val="8"/>
+    <w:abstractNumId w:val="10"/>
+  </w:num>
+  <w:num w:numId="65">
+    <w:abstractNumId w:val="7"/>
+  </w:num>
+  <w:num w:numId="66">
+    <w:abstractNumId w:val="5"/>
+  </w:num>
+  <w:num w:numId="67">
+    <w:abstractNumId w:val="24"/>
+  </w:num>
+  <w:num w:numId="68">
+    <w:abstractNumId w:val="56"/>
+  </w:num>
+  <w:num w:numId="69">
+    <w:abstractNumId w:val="38"/>
   </w:num>
   <w:numIdMacAtCleanup w:val="64"/>
 </w:numbering>
@@ -45899,21 +46555,6 @@
 </file>
 
 <file path=customXml/item1.xml><?xml version="1.0" encoding="utf-8"?>
-<p:properties xmlns:p="http://schemas.microsoft.com/office/2006/metadata/properties" xmlns:xsi="http://www.w3.org/2001/XMLSchema-instance" xmlns:pc="http://schemas.microsoft.com/office/infopath/2007/PartnerControls">
-  <documentManagement>
-    <TaxCatchAll xmlns="cb45339b-ced9-4d0d-8f64-77573914d53b" xsi:nil="true"/>
-    <lcf76f155ced4ddcb4097134ff3c332f xmlns="43a3ca16-9c26-4813-b83f-4aec9927b43f">
-      <Terms xmlns="http://schemas.microsoft.com/office/infopath/2007/PartnerControls"/>
-    </lcf76f155ced4ddcb4097134ff3c332f>
-  </documentManagement>
-</p:properties>
-</file>
-
-<file path=customXml/item2.xml><?xml version="1.0" encoding="utf-8"?>
-<b:Sources xmlns:b="http://schemas.openxmlformats.org/officeDocument/2006/bibliography" xmlns="http://schemas.openxmlformats.org/officeDocument/2006/bibliography" SelectedStyle="\APASixthEditionOfficeOnline.xsl" StyleName="APA" Version="6"/>
-</file>
-
-<file path=customXml/item3.xml><?xml version="1.0" encoding="utf-8"?>
 <ct:contentTypeSchema xmlns:ct="http://schemas.microsoft.com/office/2006/metadata/contentType" xmlns:ma="http://schemas.microsoft.com/office/2006/metadata/properties/metaAttributes" ct:_="" ma:_="" ma:contentTypeName="Documento" ma:contentTypeID="0x01010049282E1EDBE9234EA9E6D38F720E265F" ma:contentTypeVersion="15" ma:contentTypeDescription="Crear nuevo documento." ma:contentTypeScope="" ma:versionID="b31c7aa9eaf043a08b87120b3c4916e3">
   <xsd:schema xmlns:xsd="http://www.w3.org/2001/XMLSchema" xmlns:xs="http://www.w3.org/2001/XMLSchema" xmlns:p="http://schemas.microsoft.com/office/2006/metadata/properties" xmlns:ns2="cb45339b-ced9-4d0d-8f64-77573914d53b" xmlns:ns3="43a3ca16-9c26-4813-b83f-4aec9927b43f" targetNamespace="http://schemas.microsoft.com/office/2006/metadata/properties" ma:root="true" ma:fieldsID="3533d065b04d75c457075bc55f1f5315" ns2:_="" ns3:_="">
     <xsd:import namespace="cb45339b-ced9-4d0d-8f64-77573914d53b"/>
@@ -46148,7 +46789,18 @@
 </ct:contentTypeSchema>
 </file>
 
-<file path=customXml/item4.xml><?xml version="1.0" encoding="utf-8"?>
+<file path=customXml/item2.xml><?xml version="1.0" encoding="utf-8"?>
+<p:properties xmlns:p="http://schemas.microsoft.com/office/2006/metadata/properties" xmlns:xsi="http://www.w3.org/2001/XMLSchema-instance" xmlns:pc="http://schemas.microsoft.com/office/infopath/2007/PartnerControls">
+  <documentManagement>
+    <TaxCatchAll xmlns="cb45339b-ced9-4d0d-8f64-77573914d53b" xsi:nil="true"/>
+    <lcf76f155ced4ddcb4097134ff3c332f xmlns="43a3ca16-9c26-4813-b83f-4aec9927b43f">
+      <Terms xmlns="http://schemas.microsoft.com/office/infopath/2007/PartnerControls"/>
+    </lcf76f155ced4ddcb4097134ff3c332f>
+  </documentManagement>
+</p:properties>
+</file>
+
+<file path=customXml/item3.xml><?xml version="1.0" encoding="utf-8"?>
 <?mso-contentType ?>
 <FormTemplates xmlns="http://schemas.microsoft.com/sharepoint/v3/contenttype/forms">
   <Display>DocumentLibraryForm</Display>
@@ -46157,26 +46809,11 @@
 </FormTemplates>
 </file>
 
-<file path=customXml/itemProps1.xml><?xml version="1.0" encoding="utf-8"?>
-<ds:datastoreItem xmlns:ds="http://schemas.openxmlformats.org/officeDocument/2006/customXml" ds:itemID="{26259216-AD86-464A-AEAD-95B1F9E17392}">
-  <ds:schemaRefs>
-    <ds:schemaRef ds:uri="http://schemas.microsoft.com/office/2006/metadata/properties"/>
-    <ds:schemaRef ds:uri="http://schemas.microsoft.com/office/infopath/2007/PartnerControls"/>
-    <ds:schemaRef ds:uri="cb45339b-ced9-4d0d-8f64-77573914d53b"/>
-    <ds:schemaRef ds:uri="43a3ca16-9c26-4813-b83f-4aec9927b43f"/>
-  </ds:schemaRefs>
-</ds:datastoreItem>
+<file path=customXml/item4.xml><?xml version="1.0" encoding="utf-8"?>
+<b:Sources xmlns:b="http://schemas.openxmlformats.org/officeDocument/2006/bibliography" xmlns="http://schemas.openxmlformats.org/officeDocument/2006/bibliography" SelectedStyle="\APASixthEditionOfficeOnline.xsl" StyleName="APA" Version="6"/>
 </file>
 
-<file path=customXml/itemProps2.xml><?xml version="1.0" encoding="utf-8"?>
-<ds:datastoreItem xmlns:ds="http://schemas.openxmlformats.org/officeDocument/2006/customXml" ds:itemID="{A9F2CEBA-C824-4C86-81A8-E32CBD0EB92D}">
-  <ds:schemaRefs>
-    <ds:schemaRef ds:uri="http://schemas.openxmlformats.org/officeDocument/2006/bibliography"/>
-  </ds:schemaRefs>
-</ds:datastoreItem>
-</file>
-
-<file path=customXml/itemProps3.xml><?xml version="1.0" encoding="utf-8"?>
+<file path=customXml/itemProps1.xml><?xml version="1.0" encoding="utf-8"?>
 <ds:datastoreItem xmlns:ds="http://schemas.openxmlformats.org/officeDocument/2006/customXml" ds:itemID="{0BC4A0A4-89EA-4C0C-9011-C1B351E892BC}">
   <ds:schemaRefs>
     <ds:schemaRef ds:uri="http://schemas.microsoft.com/office/2006/metadata/contentType"/>
@@ -46195,10 +46832,29 @@
 </ds:datastoreItem>
 </file>
 
-<file path=customXml/itemProps4.xml><?xml version="1.0" encoding="utf-8"?>
+<file path=customXml/itemProps2.xml><?xml version="1.0" encoding="utf-8"?>
+<ds:datastoreItem xmlns:ds="http://schemas.openxmlformats.org/officeDocument/2006/customXml" ds:itemID="{26259216-AD86-464A-AEAD-95B1F9E17392}">
+  <ds:schemaRefs>
+    <ds:schemaRef ds:uri="http://schemas.microsoft.com/office/2006/metadata/properties"/>
+    <ds:schemaRef ds:uri="http://schemas.microsoft.com/office/infopath/2007/PartnerControls"/>
+    <ds:schemaRef ds:uri="cb45339b-ced9-4d0d-8f64-77573914d53b"/>
+    <ds:schemaRef ds:uri="43a3ca16-9c26-4813-b83f-4aec9927b43f"/>
+  </ds:schemaRefs>
+</ds:datastoreItem>
+</file>
+
+<file path=customXml/itemProps3.xml><?xml version="1.0" encoding="utf-8"?>
 <ds:datastoreItem xmlns:ds="http://schemas.openxmlformats.org/officeDocument/2006/customXml" ds:itemID="{D00A4A46-BDBD-48AC-87B9-2BA42D9CC06F}">
   <ds:schemaRefs>
     <ds:schemaRef ds:uri="http://schemas.microsoft.com/sharepoint/v3/contenttype/forms"/>
   </ds:schemaRefs>
 </ds:datastoreItem>
+</file>
+
+<file path=customXml/itemProps4.xml><?xml version="1.0" encoding="utf-8"?>
+<ds:datastoreItem xmlns:ds="http://schemas.openxmlformats.org/officeDocument/2006/customXml" ds:itemID="{A9F2CEBA-C824-4C86-81A8-E32CBD0EB92D}">
+  <ds:schemaRefs>
+    <ds:schemaRef ds:uri="http://schemas.openxmlformats.org/officeDocument/2006/bibliography"/>
+  </ds:schemaRefs>
+</ds:datastoreItem>
 </file>
--- a/fuentes/CF3_52450482_DU.docx
+++ b/fuentes/CF3_52450482_DU.docx
@@ -15721,6 +15721,7 @@
               <w:pStyle w:val="TextoTablas"/>
             </w:pPr>
             <w:r>
+              <w:lastRenderedPageBreak/>
               <w:t>9</w:t>
             </w:r>
           </w:p>
@@ -22297,6 +22298,7 @@
               <w:pStyle w:val="TextoTablas"/>
             </w:pPr>
             <w:r>
+              <w:lastRenderedPageBreak/>
               <w:t>4</w:t>
             </w:r>
           </w:p>
@@ -29222,7 +29224,7 @@
         <w:tblLayout w:type="fixed"/>
         <w:tblLook w:val="04A0" w:firstRow="1" w:lastRow="0" w:firstColumn="1" w:lastColumn="0" w:noHBand="0" w:noVBand="1"/>
         <w:tblCaption w:val="   Tabla 29. Paso a paso del trazo de la chaqueta delantero y posterior "/>
-        <w:tblDescription w:val="Tabla con dieciséis pasos para el trazo detallado de una chaqueta. Incluye construcción del rectángulo base, líneas de hombro, escote, sisas, costados, líneas internas, pinza, bolsillos, vista frontal, dobladillos y control final de la copa de manga. Se especifican medidas precisas y operaciones para lograr un diseño funcional, estructurado y listo para confección."/>
+        <w:tblDescription w:val="Tabla con quince pasos para el trazo detallado de una chaqueta. Incluye construcción del rectángulo base, líneas de hombro, escote, sisas, costados, líneas internas, pinza, bolsillos, vista frontal, dobladillos y control final de la copa de manga. Se especifican medidas precisas y operaciones para lograr un diseño funcional, estructurado y listo para confección."/>
       </w:tblPr>
       <w:tblGrid>
         <w:gridCol w:w="1484"/>
@@ -32297,6 +32299,7 @@
               <w:pStyle w:val="TextoTablas"/>
             </w:pPr>
             <w:r>
+              <w:lastRenderedPageBreak/>
               <w:t>9</w:t>
             </w:r>
           </w:p>
@@ -36744,7 +36747,7 @@
         <v:path o:extrusionok="f" gradientshapeok="t" o:connecttype="rect"/>
         <o:lock v:ext="edit" aspectratio="t"/>
       </v:shapetype>
-      <v:shape id="_x0000_i1254" type="#_x0000_t75" style="width:11.35pt;height:11.35pt" o:bullet="t">
+      <v:shape id="_x0000_i1052" type="#_x0000_t75" style="width:12pt;height:12pt" o:bullet="t">
         <v:imagedata r:id="rId1" o:title="mso8C56"/>
       </v:shape>
     </w:pict>
@@ -46555,6 +46558,15 @@
 </file>
 
 <file path=customXml/item1.xml><?xml version="1.0" encoding="utf-8"?>
+<?mso-contentType ?>
+<FormTemplates xmlns="http://schemas.microsoft.com/sharepoint/v3/contenttype/forms">
+  <Display>DocumentLibraryForm</Display>
+  <Edit>DocumentLibraryForm</Edit>
+  <New>DocumentLibraryForm</New>
+</FormTemplates>
+</file>
+
+<file path=customXml/item2.xml><?xml version="1.0" encoding="utf-8"?>
 <ct:contentTypeSchema xmlns:ct="http://schemas.microsoft.com/office/2006/metadata/contentType" xmlns:ma="http://schemas.microsoft.com/office/2006/metadata/properties/metaAttributes" ct:_="" ma:_="" ma:contentTypeName="Documento" ma:contentTypeID="0x01010049282E1EDBE9234EA9E6D38F720E265F" ma:contentTypeVersion="15" ma:contentTypeDescription="Crear nuevo documento." ma:contentTypeScope="" ma:versionID="b31c7aa9eaf043a08b87120b3c4916e3">
   <xsd:schema xmlns:xsd="http://www.w3.org/2001/XMLSchema" xmlns:xs="http://www.w3.org/2001/XMLSchema" xmlns:p="http://schemas.microsoft.com/office/2006/metadata/properties" xmlns:ns2="cb45339b-ced9-4d0d-8f64-77573914d53b" xmlns:ns3="43a3ca16-9c26-4813-b83f-4aec9927b43f" targetNamespace="http://schemas.microsoft.com/office/2006/metadata/properties" ma:root="true" ma:fieldsID="3533d065b04d75c457075bc55f1f5315" ns2:_="" ns3:_="">
     <xsd:import namespace="cb45339b-ced9-4d0d-8f64-77573914d53b"/>
@@ -46789,7 +46801,11 @@
 </ct:contentTypeSchema>
 </file>
 
-<file path=customXml/item2.xml><?xml version="1.0" encoding="utf-8"?>
+<file path=customXml/item3.xml><?xml version="1.0" encoding="utf-8"?>
+<b:Sources xmlns:b="http://schemas.openxmlformats.org/officeDocument/2006/bibliography" xmlns="http://schemas.openxmlformats.org/officeDocument/2006/bibliography" SelectedStyle="\APASixthEditionOfficeOnline.xsl" StyleName="APA" Version="6"/>
+</file>
+
+<file path=customXml/item4.xml><?xml version="1.0" encoding="utf-8"?>
 <p:properties xmlns:p="http://schemas.microsoft.com/office/2006/metadata/properties" xmlns:xsi="http://www.w3.org/2001/XMLSchema-instance" xmlns:pc="http://schemas.microsoft.com/office/infopath/2007/PartnerControls">
   <documentManagement>
     <TaxCatchAll xmlns="cb45339b-ced9-4d0d-8f64-77573914d53b" xsi:nil="true"/>
@@ -46800,20 +46816,15 @@
 </p:properties>
 </file>
 
-<file path=customXml/item3.xml><?xml version="1.0" encoding="utf-8"?>
-<?mso-contentType ?>
-<FormTemplates xmlns="http://schemas.microsoft.com/sharepoint/v3/contenttype/forms">
-  <Display>DocumentLibraryForm</Display>
-  <Edit>DocumentLibraryForm</Edit>
-  <New>DocumentLibraryForm</New>
-</FormTemplates>
+<file path=customXml/itemProps1.xml><?xml version="1.0" encoding="utf-8"?>
+<ds:datastoreItem xmlns:ds="http://schemas.openxmlformats.org/officeDocument/2006/customXml" ds:itemID="{D00A4A46-BDBD-48AC-87B9-2BA42D9CC06F}">
+  <ds:schemaRefs>
+    <ds:schemaRef ds:uri="http://schemas.microsoft.com/sharepoint/v3/contenttype/forms"/>
+  </ds:schemaRefs>
+</ds:datastoreItem>
 </file>
 
-<file path=customXml/item4.xml><?xml version="1.0" encoding="utf-8"?>
-<b:Sources xmlns:b="http://schemas.openxmlformats.org/officeDocument/2006/bibliography" xmlns="http://schemas.openxmlformats.org/officeDocument/2006/bibliography" SelectedStyle="\APASixthEditionOfficeOnline.xsl" StyleName="APA" Version="6"/>
-</file>
-
-<file path=customXml/itemProps1.xml><?xml version="1.0" encoding="utf-8"?>
+<file path=customXml/itemProps2.xml><?xml version="1.0" encoding="utf-8"?>
 <ds:datastoreItem xmlns:ds="http://schemas.openxmlformats.org/officeDocument/2006/customXml" ds:itemID="{0BC4A0A4-89EA-4C0C-9011-C1B351E892BC}">
   <ds:schemaRefs>
     <ds:schemaRef ds:uri="http://schemas.microsoft.com/office/2006/metadata/contentType"/>
@@ -46832,7 +46843,15 @@
 </ds:datastoreItem>
 </file>
 
-<file path=customXml/itemProps2.xml><?xml version="1.0" encoding="utf-8"?>
+<file path=customXml/itemProps3.xml><?xml version="1.0" encoding="utf-8"?>
+<ds:datastoreItem xmlns:ds="http://schemas.openxmlformats.org/officeDocument/2006/customXml" ds:itemID="{A9F2CEBA-C824-4C86-81A8-E32CBD0EB92D}">
+  <ds:schemaRefs>
+    <ds:schemaRef ds:uri="http://schemas.openxmlformats.org/officeDocument/2006/bibliography"/>
+  </ds:schemaRefs>
+</ds:datastoreItem>
+</file>
+
+<file path=customXml/itemProps4.xml><?xml version="1.0" encoding="utf-8"?>
 <ds:datastoreItem xmlns:ds="http://schemas.openxmlformats.org/officeDocument/2006/customXml" ds:itemID="{26259216-AD86-464A-AEAD-95B1F9E17392}">
   <ds:schemaRefs>
     <ds:schemaRef ds:uri="http://schemas.microsoft.com/office/2006/metadata/properties"/>
@@ -46841,20 +46860,4 @@
     <ds:schemaRef ds:uri="43a3ca16-9c26-4813-b83f-4aec9927b43f"/>
   </ds:schemaRefs>
 </ds:datastoreItem>
-</file>
-
-<file path=customXml/itemProps3.xml><?xml version="1.0" encoding="utf-8"?>
-<ds:datastoreItem xmlns:ds="http://schemas.openxmlformats.org/officeDocument/2006/customXml" ds:itemID="{D00A4A46-BDBD-48AC-87B9-2BA42D9CC06F}">
-  <ds:schemaRefs>
-    <ds:schemaRef ds:uri="http://schemas.microsoft.com/sharepoint/v3/contenttype/forms"/>
-  </ds:schemaRefs>
-</ds:datastoreItem>
-</file>
-
-<file path=customXml/itemProps4.xml><?xml version="1.0" encoding="utf-8"?>
-<ds:datastoreItem xmlns:ds="http://schemas.openxmlformats.org/officeDocument/2006/customXml" ds:itemID="{A9F2CEBA-C824-4C86-81A8-E32CBD0EB92D}">
-  <ds:schemaRefs>
-    <ds:schemaRef ds:uri="http://schemas.openxmlformats.org/officeDocument/2006/bibliography"/>
-  </ds:schemaRefs>
-</ds:datastoreItem>
 </file>
--- a/fuentes/CF3_52450482_DU.docx
+++ b/fuentes/CF3_52450482_DU.docx
@@ -32852,9 +32852,6 @@
     </w:p>
     <w:p>
       <w:pPr>
-        <w:tabs>
-          <w:tab w:val="left" w:pos="4277"/>
-        </w:tabs>
         <w:rPr>
           <w:lang w:val="es-419" w:eastAsia="es-CO"/>
         </w:rPr>
@@ -32865,10 +32862,10 @@
           <w:lang w:val="es-419" w:eastAsia="es-CO"/>
         </w:rPr>
         <w:drawing>
-          <wp:inline distT="0" distB="0" distL="0" distR="0" wp14:anchorId="730EA85B" wp14:editId="23FCA2ED">
-            <wp:extent cx="5852188" cy="2024929"/>
-            <wp:effectExtent l="0" t="0" r="0" b="0"/>
-            <wp:docPr id="63" name="Imagen 63" descr="Patrón de molde de cuello con forma trapezoidal y líneas curvas en su base, acompañado de medidas en centímetros: altura total de 8 cm, ancho dividido en tres secciones (2,5 cm, 9,2 cm y 18,3 cm) y detalles de alturas parciales (1 cm, 3 cm y 5 cm)."/>
+          <wp:inline distT="0" distB="0" distL="0" distR="0" wp14:anchorId="2208BE1B" wp14:editId="7EFEFDD5">
+            <wp:extent cx="5815322" cy="2012173"/>
+            <wp:effectExtent l="0" t="0" r="0" b="7620"/>
+            <wp:docPr id="7" name="Imagen 7" descr="Patrón de molde de cuello con forma trapezoidal y líneas curvas en su base, acompañado de medidas en centímetros: altura total de 8 cm, ancho dividido en tres secciones (2,5 cm, 9,2 cm y 18,3 cm) y detalles de alturas parciales (1 cm, 3 cm y 5 cm)."/>
             <wp:cNvGraphicFramePr>
               <a:graphicFrameLocks xmlns:a="http://schemas.openxmlformats.org/drawingml/2006/main" noChangeAspect="1"/>
             </wp:cNvGraphicFramePr>
@@ -32876,7 +32873,7 @@
               <a:graphicData uri="http://schemas.openxmlformats.org/drawingml/2006/picture">
                 <pic:pic xmlns:pic="http://schemas.openxmlformats.org/drawingml/2006/picture">
                   <pic:nvPicPr>
-                    <pic:cNvPr id="63" name="Imagen 63" descr="Patrón de molde de cuello con forma trapezoidal y líneas curvas en su base, acompañado de medidas en centímetros: altura total de 8 cm, ancho dividido en tres secciones (2,5 cm, 9,2 cm y 18,3 cm) y detalles de alturas parciales (1 cm, 3 cm y 5 cm)."/>
+                    <pic:cNvPr id="7" name="Imagen 7" descr="Patrón de molde de cuello con forma trapezoidal y líneas curvas en su base, acompañado de medidas en centímetros: altura total de 8 cm, ancho dividido en tres secciones (2,5 cm, 9,2 cm y 18,3 cm) y detalles de alturas parciales (1 cm, 3 cm y 5 cm)."/>
                     <pic:cNvPicPr>
                       <a:picLocks noChangeAspect="1" noChangeArrowheads="1"/>
                     </pic:cNvPicPr>
@@ -32897,7 +32894,7 @@
                   <pic:spPr bwMode="auto">
                     <a:xfrm>
                       <a:off x="0" y="0"/>
-                      <a:ext cx="5878188" cy="2033925"/>
+                      <a:ext cx="5836827" cy="2019614"/>
                     </a:xfrm>
                     <a:prstGeom prst="rect">
                       <a:avLst/>
@@ -36747,7 +36744,7 @@
         <v:path o:extrusionok="f" gradientshapeok="t" o:connecttype="rect"/>
         <o:lock v:ext="edit" aspectratio="t"/>
       </v:shapetype>
-      <v:shape id="_x0000_i1052" type="#_x0000_t75" style="width:12pt;height:12pt" o:bullet="t">
+      <v:shape id="_x0000_i1063" type="#_x0000_t75" style="width:12pt;height:12pt" o:bullet="t">
         <v:imagedata r:id="rId1" o:title="mso8C56"/>
       </v:shape>
     </w:pict>
@@ -46558,6 +46555,10 @@
 </file>
 
 <file path=customXml/item1.xml><?xml version="1.0" encoding="utf-8"?>
+<b:Sources xmlns:b="http://schemas.openxmlformats.org/officeDocument/2006/bibliography" xmlns="http://schemas.openxmlformats.org/officeDocument/2006/bibliography" SelectedStyle="\APASixthEditionOfficeOnline.xsl" StyleName="APA" Version="6"/>
+</file>
+
+<file path=customXml/item2.xml><?xml version="1.0" encoding="utf-8"?>
 <?mso-contentType ?>
 <FormTemplates xmlns="http://schemas.microsoft.com/sharepoint/v3/contenttype/forms">
   <Display>DocumentLibraryForm</Display>
@@ -46566,7 +46567,18 @@
 </FormTemplates>
 </file>
 
-<file path=customXml/item2.xml><?xml version="1.0" encoding="utf-8"?>
+<file path=customXml/item3.xml><?xml version="1.0" encoding="utf-8"?>
+<p:properties xmlns:p="http://schemas.microsoft.com/office/2006/metadata/properties" xmlns:xsi="http://www.w3.org/2001/XMLSchema-instance" xmlns:pc="http://schemas.microsoft.com/office/infopath/2007/PartnerControls">
+  <documentManagement>
+    <TaxCatchAll xmlns="cb45339b-ced9-4d0d-8f64-77573914d53b" xsi:nil="true"/>
+    <lcf76f155ced4ddcb4097134ff3c332f xmlns="43a3ca16-9c26-4813-b83f-4aec9927b43f">
+      <Terms xmlns="http://schemas.microsoft.com/office/infopath/2007/PartnerControls"/>
+    </lcf76f155ced4ddcb4097134ff3c332f>
+  </documentManagement>
+</p:properties>
+</file>
+
+<file path=customXml/item4.xml><?xml version="1.0" encoding="utf-8"?>
 <ct:contentTypeSchema xmlns:ct="http://schemas.microsoft.com/office/2006/metadata/contentType" xmlns:ma="http://schemas.microsoft.com/office/2006/metadata/properties/metaAttributes" ct:_="" ma:_="" ma:contentTypeName="Documento" ma:contentTypeID="0x01010049282E1EDBE9234EA9E6D38F720E265F" ma:contentTypeVersion="15" ma:contentTypeDescription="Crear nuevo documento." ma:contentTypeScope="" ma:versionID="b31c7aa9eaf043a08b87120b3c4916e3">
   <xsd:schema xmlns:xsd="http://www.w3.org/2001/XMLSchema" xmlns:xs="http://www.w3.org/2001/XMLSchema" xmlns:p="http://schemas.microsoft.com/office/2006/metadata/properties" xmlns:ns2="cb45339b-ced9-4d0d-8f64-77573914d53b" xmlns:ns3="43a3ca16-9c26-4813-b83f-4aec9927b43f" targetNamespace="http://schemas.microsoft.com/office/2006/metadata/properties" ma:root="true" ma:fieldsID="3533d065b04d75c457075bc55f1f5315" ns2:_="" ns3:_="">
     <xsd:import namespace="cb45339b-ced9-4d0d-8f64-77573914d53b"/>
@@ -46801,22 +46813,15 @@
 </ct:contentTypeSchema>
 </file>
 
-<file path=customXml/item3.xml><?xml version="1.0" encoding="utf-8"?>
-<b:Sources xmlns:b="http://schemas.openxmlformats.org/officeDocument/2006/bibliography" xmlns="http://schemas.openxmlformats.org/officeDocument/2006/bibliography" SelectedStyle="\APASixthEditionOfficeOnline.xsl" StyleName="APA" Version="6"/>
+<file path=customXml/itemProps1.xml><?xml version="1.0" encoding="utf-8"?>
+<ds:datastoreItem xmlns:ds="http://schemas.openxmlformats.org/officeDocument/2006/customXml" ds:itemID="{A9F2CEBA-C824-4C86-81A8-E32CBD0EB92D}">
+  <ds:schemaRefs>
+    <ds:schemaRef ds:uri="http://schemas.openxmlformats.org/officeDocument/2006/bibliography"/>
+  </ds:schemaRefs>
+</ds:datastoreItem>
 </file>
 
-<file path=customXml/item4.xml><?xml version="1.0" encoding="utf-8"?>
-<p:properties xmlns:p="http://schemas.microsoft.com/office/2006/metadata/properties" xmlns:xsi="http://www.w3.org/2001/XMLSchema-instance" xmlns:pc="http://schemas.microsoft.com/office/infopath/2007/PartnerControls">
-  <documentManagement>
-    <TaxCatchAll xmlns="cb45339b-ced9-4d0d-8f64-77573914d53b" xsi:nil="true"/>
-    <lcf76f155ced4ddcb4097134ff3c332f xmlns="43a3ca16-9c26-4813-b83f-4aec9927b43f">
-      <Terms xmlns="http://schemas.microsoft.com/office/infopath/2007/PartnerControls"/>
-    </lcf76f155ced4ddcb4097134ff3c332f>
-  </documentManagement>
-</p:properties>
-</file>
-
-<file path=customXml/itemProps1.xml><?xml version="1.0" encoding="utf-8"?>
+<file path=customXml/itemProps2.xml><?xml version="1.0" encoding="utf-8"?>
 <ds:datastoreItem xmlns:ds="http://schemas.openxmlformats.org/officeDocument/2006/customXml" ds:itemID="{D00A4A46-BDBD-48AC-87B9-2BA42D9CC06F}">
   <ds:schemaRefs>
     <ds:schemaRef ds:uri="http://schemas.microsoft.com/sharepoint/v3/contenttype/forms"/>
@@ -46824,7 +46829,18 @@
 </ds:datastoreItem>
 </file>
 
-<file path=customXml/itemProps2.xml><?xml version="1.0" encoding="utf-8"?>
+<file path=customXml/itemProps3.xml><?xml version="1.0" encoding="utf-8"?>
+<ds:datastoreItem xmlns:ds="http://schemas.openxmlformats.org/officeDocument/2006/customXml" ds:itemID="{26259216-AD86-464A-AEAD-95B1F9E17392}">
+  <ds:schemaRefs>
+    <ds:schemaRef ds:uri="http://schemas.microsoft.com/office/2006/metadata/properties"/>
+    <ds:schemaRef ds:uri="http://schemas.microsoft.com/office/infopath/2007/PartnerControls"/>
+    <ds:schemaRef ds:uri="cb45339b-ced9-4d0d-8f64-77573914d53b"/>
+    <ds:schemaRef ds:uri="43a3ca16-9c26-4813-b83f-4aec9927b43f"/>
+  </ds:schemaRefs>
+</ds:datastoreItem>
+</file>
+
+<file path=customXml/itemProps4.xml><?xml version="1.0" encoding="utf-8"?>
 <ds:datastoreItem xmlns:ds="http://schemas.openxmlformats.org/officeDocument/2006/customXml" ds:itemID="{0BC4A0A4-89EA-4C0C-9011-C1B351E892BC}">
   <ds:schemaRefs>
     <ds:schemaRef ds:uri="http://schemas.microsoft.com/office/2006/metadata/contentType"/>
@@ -46841,23 +46857,4 @@
     <ds:schemaRef ds:uri="http://schemas.microsoft.com/internal/obd"/>
   </ds:schemaRefs>
 </ds:datastoreItem>
-</file>
-
-<file path=customXml/itemProps3.xml><?xml version="1.0" encoding="utf-8"?>
-<ds:datastoreItem xmlns:ds="http://schemas.openxmlformats.org/officeDocument/2006/customXml" ds:itemID="{A9F2CEBA-C824-4C86-81A8-E32CBD0EB92D}">
-  <ds:schemaRefs>
-    <ds:schemaRef ds:uri="http://schemas.openxmlformats.org/officeDocument/2006/bibliography"/>
-  </ds:schemaRefs>
-</ds:datastoreItem>
-</file>
-
-<file path=customXml/itemProps4.xml><?xml version="1.0" encoding="utf-8"?>
-<ds:datastoreItem xmlns:ds="http://schemas.openxmlformats.org/officeDocument/2006/customXml" ds:itemID="{26259216-AD86-464A-AEAD-95B1F9E17392}">
-  <ds:schemaRefs>
-    <ds:schemaRef ds:uri="http://schemas.microsoft.com/office/2006/metadata/properties"/>
-    <ds:schemaRef ds:uri="http://schemas.microsoft.com/office/infopath/2007/PartnerControls"/>
-    <ds:schemaRef ds:uri="cb45339b-ced9-4d0d-8f64-77573914d53b"/>
-    <ds:schemaRef ds:uri="43a3ca16-9c26-4813-b83f-4aec9927b43f"/>
-  </ds:schemaRefs>
-</ds:datastoreItem>
 </file>
--- a/fuentes/CF3_52450482_DU.docx
+++ b/fuentes/CF3_52450482_DU.docx
@@ -4216,11 +4216,13 @@
       <w:pPr>
         <w:pStyle w:val="Figura"/>
         <w:rPr>
+          <w:highlight w:val="yellow"/>
           <w:lang w:val="es-419"/>
         </w:rPr>
       </w:pPr>
       <w:r>
         <w:rPr>
+          <w:highlight w:val="yellow"/>
           <w:lang w:val="es-419"/>
         </w:rPr>
         <w:t>Patrón con especificaciones técnicas</w:t>
@@ -4235,14 +4237,13 @@
       </w:pPr>
       <w:r>
         <w:rPr>
-          <w:noProof/>
           <w:lang w:val="es-419" w:eastAsia="es-CO"/>
         </w:rPr>
         <w:drawing>
-          <wp:inline distT="0" distB="0" distL="0" distR="0" wp14:anchorId="3E6586EB" wp14:editId="6F697437">
-            <wp:extent cx="4286945" cy="3521122"/>
-            <wp:effectExtent l="0" t="0" r="0" b="3175"/>
-            <wp:docPr id="1" name="Imagen 1" descr="Ficha técnica de moldería para saco informal masculino, correspondiente a la temporada invierno del año 2019. Incluye esquema completo con las piezas del textil base numeradas y etiquetadas: espalda, costadillo, vista, frente, manga, cuello, vistas internas y externas, tapas de bolsillo y bajo manga. Cada pieza está asociada a una cantidad de corte y talla (T.42), con indicaciones como &quot;doble&quot;, &quot;X2&quot; o &quot;X4&quot; según corresponda. En la parte superior se especifica que se trata de un saco sastre de línea informal, bajo la marca Winsor y desarrollado por la empresa Lincoln S.A."/>
+          <wp:inline distT="0" distB="0" distL="0" distR="0" wp14:anchorId="5E87345D" wp14:editId="725CBDF3">
+            <wp:extent cx="4497572" cy="3713904"/>
+            <wp:effectExtent l="0" t="0" r="0" b="1270"/>
+            <wp:docPr id="10" name="Imagen 10" descr="Ficha técnica de moldería para saco informal masculino, correspondiente a la temporada invierno del año 2019. Incluye esquema completo con las piezas del textil base numeradas y etiquetadas: espalda, costadillo, vista, frente, manga, cuello, vistas internas y externas, tapas de bolsillo y bajo manga. Cada pieza está asociada a una cantidad de corte y talla (T.42), con indicaciones como &quot;doble&quot;, &quot;X2&quot; o &quot;X4&quot; según corresponda. En la parte superior se especifica que se trata de un saco sastre de línea informal, bajo la marca Winsor y desarrollado por la empresa Lincoln S.A."/>
             <wp:cNvGraphicFramePr>
               <a:graphicFrameLocks xmlns:a="http://schemas.openxmlformats.org/drawingml/2006/main" noChangeAspect="1"/>
             </wp:cNvGraphicFramePr>
@@ -4250,33 +4251,23 @@
               <a:graphicData uri="http://schemas.openxmlformats.org/drawingml/2006/picture">
                 <pic:pic xmlns:pic="http://schemas.openxmlformats.org/drawingml/2006/picture">
                   <pic:nvPicPr>
-                    <pic:cNvPr id="1" name="Imagen 1" descr="Ficha técnica de moldería para saco informal masculino, correspondiente a la temporada invierno del año 2019. Incluye esquema completo con las piezas del textil base numeradas y etiquetadas: espalda, costadillo, vista, frente, manga, cuello, vistas internas y externas, tapas de bolsillo y bajo manga. Cada pieza está asociada a una cantidad de corte y talla (T.42), con indicaciones como &quot;doble&quot;, &quot;X2&quot; o &quot;X4&quot; según corresponda. En la parte superior se especifica que se trata de un saco sastre de línea informal, bajo la marca Winsor y desarrollado por la empresa Lincoln S.A."/>
-                    <pic:cNvPicPr>
-                      <a:picLocks noChangeAspect="1" noChangeArrowheads="1"/>
-                    </pic:cNvPicPr>
+                    <pic:cNvPr id="10" name="Imagen 10" descr="Ficha técnica de moldería para saco informal masculino, correspondiente a la temporada invierno del año 2019. Incluye esquema completo con las piezas del textil base numeradas y etiquetadas: espalda, costadillo, vista, frente, manga, cuello, vistas internas y externas, tapas de bolsillo y bajo manga. Cada pieza está asociada a una cantidad de corte y talla (T.42), con indicaciones como &quot;doble&quot;, &quot;X2&quot; o &quot;X4&quot; según corresponda. En la parte superior se especifica que se trata de un saco sastre de línea informal, bajo la marca Winsor y desarrollado por la empresa Lincoln S.A."/>
+                    <pic:cNvPicPr/>
                   </pic:nvPicPr>
                   <pic:blipFill>
-                    <a:blip r:embed="rId15">
-                      <a:extLst>
-                        <a:ext uri="{28A0092B-C50C-407E-A947-70E740481C1C}">
-                          <a14:useLocalDpi xmlns:a14="http://schemas.microsoft.com/office/drawing/2010/main" val="0"/>
-                        </a:ext>
-                      </a:extLst>
-                    </a:blip>
-                    <a:srcRect/>
+                    <a:blip r:embed="rId15"/>
                     <a:stretch>
                       <a:fillRect/>
                     </a:stretch>
                   </pic:blipFill>
-                  <pic:spPr bwMode="auto">
+                  <pic:spPr>
                     <a:xfrm>
                       <a:off x="0" y="0"/>
-                      <a:ext cx="4310467" cy="3540442"/>
+                      <a:ext cx="4509717" cy="3723933"/>
                     </a:xfrm>
                     <a:prstGeom prst="rect">
                       <a:avLst/>
                     </a:prstGeom>
-                    <a:noFill/>
                   </pic:spPr>
                 </pic:pic>
               </a:graphicData>
@@ -6684,7 +6675,7 @@
             </w:r>
             <w:proofErr w:type="spellStart"/>
             <w:r>
-              <w:t>sub-contorno</w:t>
+              <w:t>subcontorno</w:t>
             </w:r>
             <w:proofErr w:type="spellEnd"/>
             <w:r>
@@ -7872,8 +7863,7 @@
       </w:pPr>
       <w:r>
         <w:rPr>
-          <w:noProof/>
-          <w:lang w:eastAsia="es-CO"/>
+          <w:rStyle w:val="Extranjerismo"/>
         </w:rPr>
         <w:drawing>
           <wp:inline distT="0" distB="0" distL="0" distR="0" wp14:anchorId="2D220529" wp14:editId="01D1B636">
@@ -15721,7 +15711,6 @@
               <w:pStyle w:val="TextoTablas"/>
             </w:pPr>
             <w:r>
-              <w:lastRenderedPageBreak/>
               <w:t>9</w:t>
             </w:r>
           </w:p>
@@ -17729,9 +17718,9 @@
           <w:lang w:val="es-419" w:eastAsia="es-CO"/>
         </w:rPr>
         <w:drawing>
-          <wp:inline distT="0" distB="0" distL="0" distR="0" wp14:anchorId="4B4763F7" wp14:editId="0DA48F2D">
-            <wp:extent cx="5178972" cy="2412124"/>
-            <wp:effectExtent l="0" t="0" r="3175" b="7620"/>
+          <wp:inline distT="0" distB="0" distL="0" distR="0" wp14:anchorId="4B4763F7" wp14:editId="085B5CE2">
+            <wp:extent cx="4577623" cy="2132044"/>
+            <wp:effectExtent l="0" t="0" r="0" b="1905"/>
             <wp:docPr id="41" name="Imagen 41" descr="Pieza de molde correspondiente al cuello de una prenda superior masculina. La figura se extiende horizontalmente desde el escote de espalda hasta el escote delantero, presentando un contorno ligeramente curvo en la parte inferior y una inclinación ascendente hacia el extremo delantero. Incluye indicación de márgenes de costura de 1.5 cm en sus bordes y tres marcas circulares agrupadas que sirven como guía para la ubicación o ensamblaje."/>
             <wp:cNvGraphicFramePr>
               <a:graphicFrameLocks xmlns:a="http://schemas.openxmlformats.org/drawingml/2006/main" noChangeAspect="1"/>
@@ -17761,7 +17750,7 @@
                   <pic:spPr bwMode="auto">
                     <a:xfrm>
                       <a:off x="0" y="0"/>
-                      <a:ext cx="5229556" cy="2435684"/>
+                      <a:ext cx="4636954" cy="2159678"/>
                     </a:xfrm>
                     <a:prstGeom prst="rect">
                       <a:avLst/>
@@ -18050,7 +18039,7 @@
       <w:tr>
         <w:trPr>
           <w:cnfStyle w:val="000000100000" w:firstRow="0" w:lastRow="0" w:firstColumn="0" w:lastColumn="0" w:oddVBand="0" w:evenVBand="0" w:oddHBand="1" w:evenHBand="0" w:firstRowFirstColumn="0" w:firstRowLastColumn="0" w:lastRowFirstColumn="0" w:lastRowLastColumn="0"/>
-          <w:trHeight w:val="852"/>
+          <w:trHeight w:val="942"/>
         </w:trPr>
         <w:tc>
           <w:tcPr>
@@ -18061,7 +18050,6 @@
               <w:pStyle w:val="TextoTablas"/>
             </w:pPr>
             <w:r>
-              <w:lastRenderedPageBreak/>
               <w:t>5</w:t>
             </w:r>
           </w:p>
@@ -18100,6 +18088,7 @@
       </w:pPr>
       <w:bookmarkStart w:id="17" w:name="_Toc204072180"/>
       <w:r>
+        <w:lastRenderedPageBreak/>
         <w:t>Sudadera deportiva</w:t>
       </w:r>
       <w:bookmarkEnd w:id="17"/>
@@ -18161,62 +18150,6 @@
     </w:p>
     <w:p>
       <w:pPr>
-        <w:rPr>
-          <w:lang w:eastAsia="es-CO"/>
-        </w:rPr>
-      </w:pPr>
-    </w:p>
-    <w:p>
-      <w:pPr>
-        <w:rPr>
-          <w:lang w:eastAsia="es-CO"/>
-        </w:rPr>
-      </w:pPr>
-    </w:p>
-    <w:p>
-      <w:pPr>
-        <w:rPr>
-          <w:lang w:eastAsia="es-CO"/>
-        </w:rPr>
-      </w:pPr>
-    </w:p>
-    <w:p>
-      <w:pPr>
-        <w:rPr>
-          <w:lang w:eastAsia="es-CO"/>
-        </w:rPr>
-      </w:pPr>
-    </w:p>
-    <w:p>
-      <w:pPr>
-        <w:rPr>
-          <w:lang w:eastAsia="es-CO"/>
-        </w:rPr>
-      </w:pPr>
-    </w:p>
-    <w:p>
-      <w:pPr>
-        <w:rPr>
-          <w:lang w:eastAsia="es-CO"/>
-        </w:rPr>
-      </w:pPr>
-    </w:p>
-    <w:p>
-      <w:pPr>
-        <w:rPr>
-          <w:lang w:eastAsia="es-CO"/>
-        </w:rPr>
-      </w:pPr>
-    </w:p>
-    <w:p>
-      <w:pPr>
-        <w:rPr>
-          <w:lang w:eastAsia="es-CO"/>
-        </w:rPr>
-      </w:pPr>
-    </w:p>
-    <w:p>
-      <w:pPr>
         <w:pStyle w:val="Figura"/>
         <w:rPr>
           <w:lang w:val="es-419"/>
@@ -18226,7 +18159,6 @@
         <w:rPr>
           <w:lang w:val="es-419"/>
         </w:rPr>
-        <w:lastRenderedPageBreak/>
         <w:t>Trazo de sudadera deportiva delantero</w:t>
       </w:r>
     </w:p>
@@ -18314,6 +18246,7 @@
         <w:rPr>
           <w:lang w:val="es-419" w:eastAsia="es-CO"/>
         </w:rPr>
+        <w:lastRenderedPageBreak/>
         <w:t>Proceso del trazo sudadera delantero</w:t>
       </w:r>
     </w:p>
@@ -18524,7 +18457,6 @@
               <w:pStyle w:val="TextoTablas"/>
             </w:pPr>
             <w:r>
-              <w:lastRenderedPageBreak/>
               <w:t>4</w:t>
             </w:r>
           </w:p>
@@ -18646,54 +18578,6 @@
         </w:tc>
       </w:tr>
     </w:tbl>
-    <w:p>
-      <w:pPr>
-        <w:ind w:firstLine="0"/>
-        <w:rPr>
-          <w:lang w:val="es-419" w:eastAsia="es-CO"/>
-        </w:rPr>
-      </w:pPr>
-    </w:p>
-    <w:p>
-      <w:pPr>
-        <w:ind w:firstLine="0"/>
-        <w:rPr>
-          <w:lang w:val="es-419" w:eastAsia="es-CO"/>
-        </w:rPr>
-      </w:pPr>
-    </w:p>
-    <w:p>
-      <w:pPr>
-        <w:ind w:firstLine="0"/>
-        <w:rPr>
-          <w:lang w:val="es-419" w:eastAsia="es-CO"/>
-        </w:rPr>
-      </w:pPr>
-    </w:p>
-    <w:p>
-      <w:pPr>
-        <w:ind w:firstLine="0"/>
-        <w:rPr>
-          <w:lang w:val="es-419" w:eastAsia="es-CO"/>
-        </w:rPr>
-      </w:pPr>
-    </w:p>
-    <w:p>
-      <w:pPr>
-        <w:ind w:firstLine="0"/>
-        <w:rPr>
-          <w:lang w:val="es-419" w:eastAsia="es-CO"/>
-        </w:rPr>
-      </w:pPr>
-    </w:p>
-    <w:p>
-      <w:pPr>
-        <w:ind w:firstLine="0"/>
-        <w:rPr>
-          <w:lang w:val="es-419" w:eastAsia="es-CO"/>
-        </w:rPr>
-      </w:pPr>
-    </w:p>
     <w:p>
       <w:pPr>
         <w:ind w:firstLine="0"/>
@@ -22298,7 +22182,6 @@
               <w:pStyle w:val="TextoTablas"/>
             </w:pPr>
             <w:r>
-              <w:lastRenderedPageBreak/>
               <w:t>4</w:t>
             </w:r>
           </w:p>
@@ -27300,7 +27183,19 @@
         <w:rPr>
           <w:lang w:eastAsia="es-CO"/>
         </w:rPr>
-        <w:t>Antes de añadir márgenes de costura conviene realizar comprobación de prototipo para verificar la armonía entre pinza trasladada, nueva sisa y caída de solapa.</w:t>
+        <w:t>Antes de añadir márgenes de costura</w:t>
+      </w:r>
+      <w:r>
+        <w:rPr>
+          <w:lang w:eastAsia="es-CO"/>
+        </w:rPr>
+        <w:t>,</w:t>
+      </w:r>
+      <w:r>
+        <w:rPr>
+          <w:lang w:eastAsia="es-CO"/>
+        </w:rPr>
+        <w:t xml:space="preserve"> conviene realizar comprobación de prototipo para verificar la armonía entre pinza trasladada, nueva sisa y caída de solapa.</w:t>
       </w:r>
     </w:p>
     <w:p>
@@ -29376,7 +29271,6 @@
               <w:pStyle w:val="TextoTablas"/>
             </w:pPr>
             <w:r>
-              <w:lastRenderedPageBreak/>
               <w:t>2</w:t>
             </w:r>
           </w:p>
@@ -32299,7 +32193,6 @@
               <w:pStyle w:val="TextoTablas"/>
             </w:pPr>
             <w:r>
-              <w:lastRenderedPageBreak/>
               <w:t>9</w:t>
             </w:r>
           </w:p>
@@ -33481,6 +33374,9 @@
       </w:pPr>
       <w:bookmarkStart w:id="21" w:name="_Toc204072184"/>
       <w:r>
+        <w:rPr>
+          <w:highlight w:val="yellow"/>
+        </w:rPr>
         <w:lastRenderedPageBreak/>
         <w:t>Síntesis</w:t>
       </w:r>
@@ -36744,7 +36640,7 @@
         <v:path o:extrusionok="f" gradientshapeok="t" o:connecttype="rect"/>
         <o:lock v:ext="edit" aspectratio="t"/>
       </v:shapetype>
-      <v:shape id="_x0000_i1063" type="#_x0000_t75" style="width:12pt;height:12pt" o:bullet="t">
+      <v:shape id="_x0000_i1070" type="#_x0000_t75" style="width:10.75pt;height:10.75pt" o:bullet="t">
         <v:imagedata r:id="rId1" o:title="mso8C56"/>
       </v:shape>
     </w:pict>
@@ -46555,19 +46451,6 @@
 </file>
 
 <file path=customXml/item1.xml><?xml version="1.0" encoding="utf-8"?>
-<b:Sources xmlns:b="http://schemas.openxmlformats.org/officeDocument/2006/bibliography" xmlns="http://schemas.openxmlformats.org/officeDocument/2006/bibliography" SelectedStyle="\APASixthEditionOfficeOnline.xsl" StyleName="APA" Version="6"/>
-</file>
-
-<file path=customXml/item2.xml><?xml version="1.0" encoding="utf-8"?>
-<?mso-contentType ?>
-<FormTemplates xmlns="http://schemas.microsoft.com/sharepoint/v3/contenttype/forms">
-  <Display>DocumentLibraryForm</Display>
-  <Edit>DocumentLibraryForm</Edit>
-  <New>DocumentLibraryForm</New>
-</FormTemplates>
-</file>
-
-<file path=customXml/item3.xml><?xml version="1.0" encoding="utf-8"?>
 <p:properties xmlns:p="http://schemas.microsoft.com/office/2006/metadata/properties" xmlns:xsi="http://www.w3.org/2001/XMLSchema-instance" xmlns:pc="http://schemas.microsoft.com/office/infopath/2007/PartnerControls">
   <documentManagement>
     <TaxCatchAll xmlns="cb45339b-ced9-4d0d-8f64-77573914d53b" xsi:nil="true"/>
@@ -46578,7 +46461,11 @@
 </p:properties>
 </file>
 
-<file path=customXml/item4.xml><?xml version="1.0" encoding="utf-8"?>
+<file path=customXml/item2.xml><?xml version="1.0" encoding="utf-8"?>
+<b:Sources xmlns:b="http://schemas.openxmlformats.org/officeDocument/2006/bibliography" xmlns="http://schemas.openxmlformats.org/officeDocument/2006/bibliography" SelectedStyle="\APASixthEditionOfficeOnline.xsl" StyleName="APA" Version="6"/>
+</file>
+
+<file path=customXml/item3.xml><?xml version="1.0" encoding="utf-8"?>
 <ct:contentTypeSchema xmlns:ct="http://schemas.microsoft.com/office/2006/metadata/contentType" xmlns:ma="http://schemas.microsoft.com/office/2006/metadata/properties/metaAttributes" ct:_="" ma:_="" ma:contentTypeName="Documento" ma:contentTypeID="0x01010049282E1EDBE9234EA9E6D38F720E265F" ma:contentTypeVersion="15" ma:contentTypeDescription="Crear nuevo documento." ma:contentTypeScope="" ma:versionID="b31c7aa9eaf043a08b87120b3c4916e3">
   <xsd:schema xmlns:xsd="http://www.w3.org/2001/XMLSchema" xmlns:xs="http://www.w3.org/2001/XMLSchema" xmlns:p="http://schemas.microsoft.com/office/2006/metadata/properties" xmlns:ns2="cb45339b-ced9-4d0d-8f64-77573914d53b" xmlns:ns3="43a3ca16-9c26-4813-b83f-4aec9927b43f" targetNamespace="http://schemas.microsoft.com/office/2006/metadata/properties" ma:root="true" ma:fieldsID="3533d065b04d75c457075bc55f1f5315" ns2:_="" ns3:_="">
     <xsd:import namespace="cb45339b-ced9-4d0d-8f64-77573914d53b"/>
@@ -46813,23 +46700,16 @@
 </ct:contentTypeSchema>
 </file>
 
-<file path=customXml/itemProps1.xml><?xml version="1.0" encoding="utf-8"?>
-<ds:datastoreItem xmlns:ds="http://schemas.openxmlformats.org/officeDocument/2006/customXml" ds:itemID="{A9F2CEBA-C824-4C86-81A8-E32CBD0EB92D}">
-  <ds:schemaRefs>
-    <ds:schemaRef ds:uri="http://schemas.openxmlformats.org/officeDocument/2006/bibliography"/>
-  </ds:schemaRefs>
-</ds:datastoreItem>
+<file path=customXml/item4.xml><?xml version="1.0" encoding="utf-8"?>
+<?mso-contentType ?>
+<FormTemplates xmlns="http://schemas.microsoft.com/sharepoint/v3/contenttype/forms">
+  <Display>DocumentLibraryForm</Display>
+  <Edit>DocumentLibraryForm</Edit>
+  <New>DocumentLibraryForm</New>
+</FormTemplates>
 </file>
 
-<file path=customXml/itemProps2.xml><?xml version="1.0" encoding="utf-8"?>
-<ds:datastoreItem xmlns:ds="http://schemas.openxmlformats.org/officeDocument/2006/customXml" ds:itemID="{D00A4A46-BDBD-48AC-87B9-2BA42D9CC06F}">
-  <ds:schemaRefs>
-    <ds:schemaRef ds:uri="http://schemas.microsoft.com/sharepoint/v3/contenttype/forms"/>
-  </ds:schemaRefs>
-</ds:datastoreItem>
-</file>
-
-<file path=customXml/itemProps3.xml><?xml version="1.0" encoding="utf-8"?>
+<file path=customXml/itemProps1.xml><?xml version="1.0" encoding="utf-8"?>
 <ds:datastoreItem xmlns:ds="http://schemas.openxmlformats.org/officeDocument/2006/customXml" ds:itemID="{26259216-AD86-464A-AEAD-95B1F9E17392}">
   <ds:schemaRefs>
     <ds:schemaRef ds:uri="http://schemas.microsoft.com/office/2006/metadata/properties"/>
@@ -46840,7 +46720,15 @@
 </ds:datastoreItem>
 </file>
 
-<file path=customXml/itemProps4.xml><?xml version="1.0" encoding="utf-8"?>
+<file path=customXml/itemProps2.xml><?xml version="1.0" encoding="utf-8"?>
+<ds:datastoreItem xmlns:ds="http://schemas.openxmlformats.org/officeDocument/2006/customXml" ds:itemID="{A9F2CEBA-C824-4C86-81A8-E32CBD0EB92D}">
+  <ds:schemaRefs>
+    <ds:schemaRef ds:uri="http://schemas.openxmlformats.org/officeDocument/2006/bibliography"/>
+  </ds:schemaRefs>
+</ds:datastoreItem>
+</file>
+
+<file path=customXml/itemProps3.xml><?xml version="1.0" encoding="utf-8"?>
 <ds:datastoreItem xmlns:ds="http://schemas.openxmlformats.org/officeDocument/2006/customXml" ds:itemID="{0BC4A0A4-89EA-4C0C-9011-C1B351E892BC}">
   <ds:schemaRefs>
     <ds:schemaRef ds:uri="http://schemas.microsoft.com/office/2006/metadata/contentType"/>
@@ -46857,4 +46745,12 @@
     <ds:schemaRef ds:uri="http://schemas.microsoft.com/internal/obd"/>
   </ds:schemaRefs>
 </ds:datastoreItem>
+</file>
+
+<file path=customXml/itemProps4.xml><?xml version="1.0" encoding="utf-8"?>
+<ds:datastoreItem xmlns:ds="http://schemas.openxmlformats.org/officeDocument/2006/customXml" ds:itemID="{D00A4A46-BDBD-48AC-87B9-2BA42D9CC06F}">
+  <ds:schemaRefs>
+    <ds:schemaRef ds:uri="http://schemas.microsoft.com/sharepoint/v3/contenttype/forms"/>
+  </ds:schemaRefs>
+</ds:datastoreItem>
 </file>
--- a/fuentes/CF3_52450482_DU.docx
+++ b/fuentes/CF3_52450482_DU.docx
@@ -1631,7 +1631,7 @@
               <w:rPr>
                 <w:webHidden/>
               </w:rPr>
-              <w:t>62</w:t>
+              <w:t>61</w:t>
             </w:r>
             <w:r>
               <w:rPr>
@@ -1714,7 +1714,7 @@
               <w:rPr>
                 <w:webHidden/>
               </w:rPr>
-              <w:t>74</w:t>
+              <w:t>73</w:t>
             </w:r>
             <w:r>
               <w:rPr>
@@ -1797,7 +1797,7 @@
               <w:rPr>
                 <w:webHidden/>
               </w:rPr>
-              <w:t>80</w:t>
+              <w:t>79</w:t>
             </w:r>
             <w:r>
               <w:rPr>
@@ -1869,7 +1869,7 @@
                 <w:noProof/>
                 <w:webHidden/>
               </w:rPr>
-              <w:t>106</w:t>
+              <w:t>105</w:t>
             </w:r>
             <w:r>
               <w:rPr>
@@ -1942,7 +1942,7 @@
                 <w:noProof/>
                 <w:webHidden/>
               </w:rPr>
-              <w:t>107</w:t>
+              <w:t>106</w:t>
             </w:r>
             <w:r>
               <w:rPr>
@@ -2015,7 +2015,7 @@
                 <w:noProof/>
                 <w:webHidden/>
               </w:rPr>
-              <w:t>108</w:t>
+              <w:t>107</w:t>
             </w:r>
             <w:r>
               <w:rPr>
@@ -2089,7 +2089,7 @@
                 <w:noProof/>
                 <w:webHidden/>
               </w:rPr>
-              <w:t>110</w:t>
+              <w:t>109</w:t>
             </w:r>
             <w:r>
               <w:rPr>
@@ -2162,7 +2162,7 @@
                 <w:noProof/>
                 <w:webHidden/>
               </w:rPr>
-              <w:t>112</w:t>
+              <w:t>111</w:t>
             </w:r>
             <w:r>
               <w:rPr>
@@ -2280,21 +2280,7 @@
         <w:rPr>
           <w:lang w:eastAsia="es-CO"/>
         </w:rPr>
-        <w:t xml:space="preserve"> tipo </w:t>
-      </w:r>
-      <w:proofErr w:type="spellStart"/>
-      <w:r>
-        <w:rPr>
-          <w:lang w:eastAsia="es-CO"/>
-        </w:rPr>
-        <w:t>Levi´s</w:t>
-      </w:r>
-      <w:proofErr w:type="spellEnd"/>
-      <w:r>
-        <w:rPr>
-          <w:lang w:eastAsia="es-CO"/>
-        </w:rPr>
-        <w:t xml:space="preserve"> (con costuras expuestas y bolsillos de parche), ilustran cómo un mismo concepto base puede transformarse en múltiples expresiones del vestir casual masculino.</w:t>
+        <w:t xml:space="preserve"> tipo Levi´s (con costuras expuestas y bolsillos de parche), ilustran cómo un mismo concepto base puede transformarse en múltiples expresiones del vestir casual masculino.</w:t>
       </w:r>
     </w:p>
     <w:p>
@@ -2999,15 +2985,7 @@
               <w:t>ñ</w:t>
             </w:r>
             <w:r>
-              <w:t xml:space="preserve">al de recorte en la vista frontal para crear </w:t>
-            </w:r>
-            <w:proofErr w:type="spellStart"/>
-            <w:r>
-              <w:t>tapeta</w:t>
-            </w:r>
-            <w:proofErr w:type="spellEnd"/>
-            <w:r>
-              <w:t xml:space="preserve"> francesa.</w:t>
+              <w:t>al de recorte en la vista frontal para crear tapeta francesa.</w:t>
             </w:r>
           </w:p>
         </w:tc>
@@ -4190,15 +4168,7 @@
               <w:pStyle w:val="TextoTablas"/>
             </w:pPr>
             <w:r>
-              <w:t xml:space="preserve">“Refuerzo con entretela fusible en </w:t>
-            </w:r>
-            <w:proofErr w:type="spellStart"/>
-            <w:r>
-              <w:t>tapeta</w:t>
-            </w:r>
-            <w:proofErr w:type="spellEnd"/>
-            <w:r>
-              <w:t>”.</w:t>
+              <w:t>“Refuerzo con entretela fusible en tapeta”.</w:t>
             </w:r>
           </w:p>
         </w:tc>
@@ -4216,13 +4186,11 @@
       <w:pPr>
         <w:pStyle w:val="Figura"/>
         <w:rPr>
-          <w:highlight w:val="yellow"/>
           <w:lang w:val="es-419"/>
         </w:rPr>
       </w:pPr>
       <w:r>
         <w:rPr>
-          <w:highlight w:val="yellow"/>
           <w:lang w:val="es-419"/>
         </w:rPr>
         <w:t>Patrón con especificaciones técnicas</w:t>
@@ -4237,13 +4205,85 @@
       </w:pPr>
       <w:r>
         <w:rPr>
+          <w:noProof/>
+        </w:rPr>
+        <mc:AlternateContent>
+          <mc:Choice Requires="wps">
+            <w:drawing>
+              <wp:inline distT="0" distB="0" distL="0" distR="0" wp14:anchorId="266EC23E" wp14:editId="1D661102">
+                <wp:extent cx="300355" cy="300355"/>
+                <wp:effectExtent l="0" t="0" r="0" b="0"/>
+                <wp:docPr id="15" name="Rectángulo 15" descr="Ficha técnica de moldería para saco informal masculino, correspondiente a la temporada invierno del año 2019. Incluye esquema completo con las piezas del textil base numeradas y etiquetadas: espalda, costadillo, vista, frente, manga, cuello, vistas internas y externas, tapas de bolsillo y bajo manga. Cada pieza está asociada a una cantidad de corte y talla (T.42), con indicaciones como “doble”, “X2” o “X4” según corresponda. En la parte superior se especifica que se trata de un saco sastre de línea informal, bajo la marca Winsor y desarrollado por la empresa Lincoln S.A."/>
+                <wp:cNvGraphicFramePr>
+                  <a:graphicFrameLocks xmlns:a="http://schemas.openxmlformats.org/drawingml/2006/main" noChangeAspect="1"/>
+                </wp:cNvGraphicFramePr>
+                <a:graphic xmlns:a="http://schemas.openxmlformats.org/drawingml/2006/main">
+                  <a:graphicData uri="http://schemas.microsoft.com/office/word/2010/wordprocessingShape">
+                    <wps:wsp>
+                      <wps:cNvSpPr>
+                        <a:spLocks noChangeAspect="1" noChangeArrowheads="1"/>
+                      </wps:cNvSpPr>
+                      <wps:spPr bwMode="auto">
+                        <a:xfrm>
+                          <a:off x="0" y="0"/>
+                          <a:ext cx="300355" cy="300355"/>
+                        </a:xfrm>
+                        <a:prstGeom prst="rect">
+                          <a:avLst/>
+                        </a:prstGeom>
+                        <a:noFill/>
+                        <a:ln>
+                          <a:noFill/>
+                        </a:ln>
+                        <a:extLst>
+                          <a:ext uri="{909E8E84-426E-40DD-AFC4-6F175D3DCCD1}">
+                            <a14:hiddenFill xmlns:a14="http://schemas.microsoft.com/office/drawing/2010/main">
+                              <a:solidFill>
+                                <a:srgbClr val="FFFFFF"/>
+                              </a:solidFill>
+                            </a14:hiddenFill>
+                          </a:ext>
+                          <a:ext uri="{91240B29-F687-4F45-9708-019B960494DF}">
+                            <a14:hiddenLine xmlns:a14="http://schemas.microsoft.com/office/drawing/2010/main" w="9525">
+                              <a:solidFill>
+                                <a:srgbClr val="000000"/>
+                              </a:solidFill>
+                              <a:miter lim="800000"/>
+                              <a:headEnd/>
+                              <a:tailEnd/>
+                            </a14:hiddenLine>
+                          </a:ext>
+                        </a:extLst>
+                      </wps:spPr>
+                      <wps:bodyPr rot="0" vert="horz" wrap="square" lIns="91440" tIns="45720" rIns="91440" bIns="45720" anchor="t" anchorCtr="0" upright="1">
+                        <a:noAutofit/>
+                      </wps:bodyPr>
+                    </wps:wsp>
+                  </a:graphicData>
+                </a:graphic>
+              </wp:inline>
+            </w:drawing>
+          </mc:Choice>
+          <mc:Fallback>
+            <w:pict>
+              <v:rect w14:anchorId="14292504" id="Rectángulo 15" o:spid="_x0000_s1026" alt="Ficha técnica de moldería para saco informal masculino, correspondiente a la temporada invierno del año 2019. Incluye esquema completo con las piezas del textil base numeradas y etiquetadas: espalda, costadillo, vista, frente, manga, cuello, vistas internas y externas, tapas de bolsillo y bajo manga. Cada pieza está asociada a una cantidad de corte y talla (T.42), con indicaciones como “doble”, “X2” o “X4” según corresponda. En la parte superior se especifica que se trata de un saco sastre de línea informal, bajo la marca Winsor y desarrollado por la empresa Lincoln S.A." style="width:23.65pt;height:23.65pt;visibility:visible;mso-wrap-style:square;mso-left-percent:-10001;mso-top-percent:-10001;mso-position-horizontal:absolute;mso-position-horizontal-relative:char;mso-position-vertical:absolute;mso-position-vertical-relative:line;mso-left-percent:-10001;mso-top-percent:-10001;v-text-anchor:top" o:gfxdata="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" filled="f" stroked="f">
+                <o:lock v:ext="edit" aspectratio="t"/>
+                <w10:anchorlock/>
+              </v:rect>
+            </w:pict>
+          </mc:Fallback>
+        </mc:AlternateContent>
+      </w:r>
+      <w:r>
+        <w:rPr>
+          <w:noProof/>
           <w:lang w:val="es-419" w:eastAsia="es-CO"/>
         </w:rPr>
         <w:drawing>
-          <wp:inline distT="0" distB="0" distL="0" distR="0" wp14:anchorId="5E87345D" wp14:editId="725CBDF3">
-            <wp:extent cx="4497572" cy="3713904"/>
-            <wp:effectExtent l="0" t="0" r="0" b="1270"/>
-            <wp:docPr id="10" name="Imagen 10" descr="Ficha técnica de moldería para saco informal masculino, correspondiente a la temporada invierno del año 2019. Incluye esquema completo con las piezas del textil base numeradas y etiquetadas: espalda, costadillo, vista, frente, manga, cuello, vistas internas y externas, tapas de bolsillo y bajo manga. Cada pieza está asociada a una cantidad de corte y talla (T.42), con indicaciones como &quot;doble&quot;, &quot;X2&quot; o &quot;X4&quot; según corresponda. En la parte superior se especifica que se trata de un saco sastre de línea informal, bajo la marca Winsor y desarrollado por la empresa Lincoln S.A."/>
+          <wp:inline distT="0" distB="0" distL="0" distR="0" wp14:anchorId="4212FF8E" wp14:editId="0FBFF17A">
+            <wp:extent cx="4484633" cy="3681612"/>
+            <wp:effectExtent l="0" t="0" r="0" b="0"/>
+            <wp:docPr id="20" name="Imagen 20" descr="Ficha técnica de moldería para saco informal masculino, correspondiente a la temporada invierno del año 2019. Incluye esquema completo con las piezas del textil base numeradas y etiquetadas: espalda, costadillo, vista, frente, manga, cuello, vistas internas y externas, tapas de bolsillo y bajo manga. Cada pieza está asociada a una cantidad de corte y talla (T.42), con indicaciones como “doble”, “X2” o “X4” según corresponda. En la parte superior se especifica que se trata de un saco sastre de línea informal, bajo la marca Winsor y desarrollado por la empresa Lincoln S.A."/>
             <wp:cNvGraphicFramePr>
               <a:graphicFrameLocks xmlns:a="http://schemas.openxmlformats.org/drawingml/2006/main" noChangeAspect="1"/>
             </wp:cNvGraphicFramePr>
@@ -4251,23 +4291,33 @@
               <a:graphicData uri="http://schemas.openxmlformats.org/drawingml/2006/picture">
                 <pic:pic xmlns:pic="http://schemas.openxmlformats.org/drawingml/2006/picture">
                   <pic:nvPicPr>
-                    <pic:cNvPr id="10" name="Imagen 10" descr="Ficha técnica de moldería para saco informal masculino, correspondiente a la temporada invierno del año 2019. Incluye esquema completo con las piezas del textil base numeradas y etiquetadas: espalda, costadillo, vista, frente, manga, cuello, vistas internas y externas, tapas de bolsillo y bajo manga. Cada pieza está asociada a una cantidad de corte y talla (T.42), con indicaciones como &quot;doble&quot;, &quot;X2&quot; o &quot;X4&quot; según corresponda. En la parte superior se especifica que se trata de un saco sastre de línea informal, bajo la marca Winsor y desarrollado por la empresa Lincoln S.A."/>
-                    <pic:cNvPicPr/>
+                    <pic:cNvPr id="20" name="Imagen 20" descr="Ficha técnica de moldería para saco informal masculino, correspondiente a la temporada invierno del año 2019. Incluye esquema completo con las piezas del textil base numeradas y etiquetadas: espalda, costadillo, vista, frente, manga, cuello, vistas internas y externas, tapas de bolsillo y bajo manga. Cada pieza está asociada a una cantidad de corte y talla (T.42), con indicaciones como “doble”, “X2” o “X4” según corresponda. En la parte superior se especifica que se trata de un saco sastre de línea informal, bajo la marca Winsor y desarrollado por la empresa Lincoln S.A."/>
+                    <pic:cNvPicPr>
+                      <a:picLocks noChangeAspect="1" noChangeArrowheads="1"/>
+                    </pic:cNvPicPr>
                   </pic:nvPicPr>
                   <pic:blipFill>
-                    <a:blip r:embed="rId15"/>
+                    <a:blip r:embed="rId15">
+                      <a:extLst>
+                        <a:ext uri="{28A0092B-C50C-407E-A947-70E740481C1C}">
+                          <a14:useLocalDpi xmlns:a14="http://schemas.microsoft.com/office/drawing/2010/main" val="0"/>
+                        </a:ext>
+                      </a:extLst>
+                    </a:blip>
+                    <a:srcRect/>
                     <a:stretch>
                       <a:fillRect/>
                     </a:stretch>
                   </pic:blipFill>
-                  <pic:spPr>
+                  <pic:spPr bwMode="auto">
                     <a:xfrm>
                       <a:off x="0" y="0"/>
-                      <a:ext cx="4509717" cy="3723933"/>
+                      <a:ext cx="4489552" cy="3685651"/>
                     </a:xfrm>
                     <a:prstGeom prst="rect">
                       <a:avLst/>
                     </a:prstGeom>
+                    <a:noFill/>
                   </pic:spPr>
                 </pic:pic>
               </a:graphicData>
@@ -4950,21 +5000,7 @@
         <w:rPr>
           <w:lang w:val="es-419" w:eastAsia="es-CO"/>
         </w:rPr>
-        <w:t xml:space="preserve">La interpretación de prendas masculinas, como la camisa, el polo o la </w:t>
-      </w:r>
-      <w:proofErr w:type="spellStart"/>
-      <w:r>
-        <w:rPr>
-          <w:lang w:val="es-419" w:eastAsia="es-CO"/>
-        </w:rPr>
-        <w:t>sobrecamisa</w:t>
-      </w:r>
-      <w:proofErr w:type="spellEnd"/>
-      <w:r>
-        <w:rPr>
-          <w:lang w:val="es-419" w:eastAsia="es-CO"/>
-        </w:rPr>
-        <w:t>, representa un ejercicio técnico y analítico de decisiones estructuradas que posibiliten su producción; este proceso inicia con la comprensión de la lógica constructiva de la prenda, es decir, cómo se organiza y se ensambla cada parte de acuerdo con su función y estética.</w:t>
+        <w:t>La interpretación de prendas masculinas, como la camisa, el polo o la sobrecamisa, representa un ejercicio técnico y analítico de decisiones estructuradas que posibiliten su producción; este proceso inicia con la comprensión de la lógica constructiva de la prenda, es decir, cómo se organiza y se ensambla cada parte de acuerdo con su función y estética.</w:t>
       </w:r>
     </w:p>
     <w:p>
@@ -5094,21 +5130,7 @@
         <w:rPr>
           <w:lang w:eastAsia="es-CO"/>
         </w:rPr>
-        <w:t xml:space="preserve">Una camisa diseñada para un público joven puede requerir proporciones más ajustadas y materiales con mayor elasticidad, mientras que una </w:t>
-      </w:r>
-      <w:proofErr w:type="spellStart"/>
-      <w:r>
-        <w:rPr>
-          <w:lang w:eastAsia="es-CO"/>
-        </w:rPr>
-        <w:t>sobrecamisa</w:t>
-      </w:r>
-      <w:proofErr w:type="spellEnd"/>
-      <w:r>
-        <w:rPr>
-          <w:lang w:eastAsia="es-CO"/>
-        </w:rPr>
-        <w:t xml:space="preserve"> para clima frío demandará estructuras reforzadas y tejidos más pesados. En este sentido, el análisis de modelos masculinos no solo es un ejercicio de observación, sino una competencia estratégica en la industria del diseño y la confección.</w:t>
+        <w:t>Una camisa diseñada para un público joven puede requerir proporciones más ajustadas y materiales con mayor elasticidad, mientras que una sobrecamisa para clima frío demandará estructuras reforzadas y tejidos más pesados. En este sentido, el análisis de modelos masculinos no solo es un ejercicio de observación, sino una competencia estratégica en la industria del diseño y la confección.</w:t>
       </w:r>
     </w:p>
     <w:p>
@@ -5233,7 +5255,6 @@
         </w:rPr>
         <w:t>La silueta y proporción, en la que se analizan variables como la línea de hombro, el escote, la longitud total de la prenda y el nivel de holgura. A partir de esto, se determina si el ajuste responde a una silueta clásica, regular, </w:t>
       </w:r>
-      <w:proofErr w:type="spellStart"/>
       <w:r>
         <w:rPr>
           <w:rStyle w:val="Extranjerismo"/>
@@ -5241,14 +5262,12 @@
         </w:rPr>
         <w:t>slim</w:t>
       </w:r>
-      <w:proofErr w:type="spellEnd"/>
       <w:r>
         <w:rPr>
           <w:lang w:eastAsia="es-CO"/>
         </w:rPr>
         <w:t> u </w:t>
       </w:r>
-      <w:proofErr w:type="spellStart"/>
       <w:r>
         <w:rPr>
           <w:rStyle w:val="Extranjerismo"/>
@@ -5256,7 +5275,6 @@
         </w:rPr>
         <w:t>oversize</w:t>
       </w:r>
-      <w:proofErr w:type="spellEnd"/>
       <w:r>
         <w:rPr>
           <w:lang w:eastAsia="es-CO"/>
@@ -5358,21 +5376,7 @@
         <w:rPr>
           <w:lang w:eastAsia="es-CO"/>
         </w:rPr>
-        <w:t xml:space="preserve">Se consideran los detalles funcionales, tales como </w:t>
-      </w:r>
-      <w:proofErr w:type="spellStart"/>
-      <w:r>
-        <w:rPr>
-          <w:lang w:eastAsia="es-CO"/>
-        </w:rPr>
-        <w:t>tapetas</w:t>
-      </w:r>
-      <w:proofErr w:type="spellEnd"/>
-      <w:r>
-        <w:rPr>
-          <w:lang w:eastAsia="es-CO"/>
-        </w:rPr>
-        <w:t>, vistas y sistemas de abotonadura. Es relevante establecer qué tipo de cierre se emplea y su ubicación, ya que esto requiere adicionar márgenes específicos de confección y prever refuerzos interiores para garantizar resistencia y estabilidad en el uso.</w:t>
+        <w:t>Se consideran los detalles funcionales, tales como tapetas, vistas y sistemas de abotonadura. Es relevante establecer qué tipo de cierre se emplea y su ubicación, ya que esto requiere adicionar márgenes específicos de confección y prever refuerzos interiores para garantizar resistencia y estabilidad en el uso.</w:t>
       </w:r>
     </w:p>
     <w:p>
@@ -5768,13 +5772,8 @@
             <w:pPr>
               <w:pStyle w:val="TextoTablas"/>
             </w:pPr>
-            <w:proofErr w:type="spellStart"/>
-            <w:r>
-              <w:t>Tapetas</w:t>
-            </w:r>
-            <w:proofErr w:type="spellEnd"/>
-            <w:r>
-              <w:t>, vistas, aberturas, abotonaduras.</w:t>
+            <w:r>
+              <w:t>Tapetas, vistas, aberturas, abotonaduras.</w:t>
             </w:r>
           </w:p>
         </w:tc>
@@ -6082,21 +6081,7 @@
         <w:rPr>
           <w:lang w:eastAsia="es-CO"/>
         </w:rPr>
-        <w:t xml:space="preserve">Delimitar visualmente los contornos principales y </w:t>
-      </w:r>
-      <w:proofErr w:type="spellStart"/>
-      <w:r>
-        <w:rPr>
-          <w:lang w:eastAsia="es-CO"/>
-        </w:rPr>
-        <w:t>subcontornos</w:t>
-      </w:r>
-      <w:proofErr w:type="spellEnd"/>
-      <w:r>
-        <w:rPr>
-          <w:lang w:eastAsia="es-CO"/>
-        </w:rPr>
-        <w:t xml:space="preserve"> de la prenda, utilizando herramientas digitales o manuales.</w:t>
+        <w:t>Delimitar visualmente los contornos principales y subcontornos de la prenda, utilizando herramientas digitales o manuales.</w:t>
       </w:r>
     </w:p>
     <w:p>
@@ -6671,15 +6656,7 @@
               <w:pStyle w:val="TextoTablas"/>
             </w:pPr>
             <w:r>
-              <w:t xml:space="preserve">Delimitar contorno y </w:t>
-            </w:r>
-            <w:proofErr w:type="spellStart"/>
-            <w:r>
-              <w:t>subcontorno</w:t>
-            </w:r>
-            <w:proofErr w:type="spellEnd"/>
-            <w:r>
-              <w:t xml:space="preserve"> (costadillos, canesú) con color.</w:t>
+              <w:t>Delimitar contorno y subcontorno (costadillos, canesú) con color.</w:t>
             </w:r>
           </w:p>
         </w:tc>
@@ -6796,19 +6773,11 @@
             <w:r>
               <w:t xml:space="preserve">Marcar costuras visibles (doble pespunte, ribete, </w:t>
             </w:r>
-            <w:proofErr w:type="spellStart"/>
             <w:r>
               <w:rPr>
                 <w:rStyle w:val="Extranjerismo"/>
               </w:rPr>
-              <w:t>french</w:t>
-            </w:r>
-            <w:proofErr w:type="spellEnd"/>
-            <w:r>
-              <w:rPr>
-                <w:rStyle w:val="Extranjerismo"/>
-              </w:rPr>
-              <w:t xml:space="preserve"> seam</w:t>
+              <w:t>french seam</w:t>
             </w:r>
             <w:r>
               <w:t>).</w:t>
@@ -7706,21 +7675,7 @@
         <w:rPr>
           <w:lang w:eastAsia="es-CO"/>
         </w:rPr>
-        <w:t xml:space="preserve"> 12 cm) se refuerza con una torre o </w:t>
-      </w:r>
-      <w:proofErr w:type="spellStart"/>
-      <w:r>
-        <w:rPr>
-          <w:lang w:eastAsia="es-CO"/>
-        </w:rPr>
-        <w:t>tapeta</w:t>
-      </w:r>
-      <w:proofErr w:type="spellEnd"/>
-      <w:r>
-        <w:rPr>
-          <w:lang w:eastAsia="es-CO"/>
-        </w:rPr>
-        <w:t xml:space="preserve"> para facilitar el abotonado sin deformar la copa de manga.</w:t>
+        <w:t xml:space="preserve"> 12 cm) se refuerza con una torre o tapeta para facilitar el abotonado sin deformar la copa de manga.</w:t>
       </w:r>
     </w:p>
     <w:p>
@@ -7864,6 +7819,7 @@
       <w:r>
         <w:rPr>
           <w:rStyle w:val="Extranjerismo"/>
+          <w:noProof/>
         </w:rPr>
         <w:drawing>
           <wp:inline distT="0" distB="0" distL="0" distR="0" wp14:anchorId="2D220529" wp14:editId="01D1B636">
@@ -8485,13 +8441,8 @@
             <w:pPr>
               <w:pStyle w:val="TextoTablas"/>
             </w:pPr>
-            <w:proofErr w:type="spellStart"/>
-            <w:r>
-              <w:t>Esbeltecer</w:t>
-            </w:r>
-            <w:proofErr w:type="spellEnd"/>
-            <w:r>
-              <w:t xml:space="preserve"> torso; resaltar pecho.</w:t>
+            <w:r>
+              <w:t>Esbeltecer torso; resaltar pecho.</w:t>
             </w:r>
           </w:p>
         </w:tc>
@@ -8604,15 +8555,7 @@
               <w:pStyle w:val="TextoTablas"/>
             </w:pPr>
             <w:r>
-              <w:t xml:space="preserve">Pechera o </w:t>
-            </w:r>
-            <w:proofErr w:type="spellStart"/>
-            <w:r>
-              <w:t>tapeta</w:t>
-            </w:r>
-            <w:proofErr w:type="spellEnd"/>
-            <w:r>
-              <w:t>.</w:t>
+              <w:t>Pechera o tapeta.</w:t>
             </w:r>
           </w:p>
         </w:tc>
@@ -9236,21 +9179,7 @@
         <w:rPr>
           <w:lang w:eastAsia="es-CO"/>
         </w:rPr>
-        <w:t xml:space="preserve">Selección de terminaciones visibles e interiores (como costuras, dobladillos o pespuntes decorativos), incorporación de elementos funcionales (como bolsillos o </w:t>
-      </w:r>
-      <w:proofErr w:type="spellStart"/>
-      <w:r>
-        <w:rPr>
-          <w:lang w:eastAsia="es-CO"/>
-        </w:rPr>
-        <w:t>tapetas</w:t>
-      </w:r>
-      <w:proofErr w:type="spellEnd"/>
-      <w:r>
-        <w:rPr>
-          <w:lang w:eastAsia="es-CO"/>
-        </w:rPr>
-        <w:t>), y uso de recursos tecnológicos compatibles con la confección industrial o artesanal del modelo casual.</w:t>
+        <w:t>Selección de terminaciones visibles e interiores (como costuras, dobladillos o pespuntes decorativos), incorporación de elementos funcionales (como bolsillos o tapetas), y uso de recursos tecnológicos compatibles con la confección industrial o artesanal del modelo casual.</w:t>
       </w:r>
     </w:p>
     <w:p>
@@ -9861,15 +9790,7 @@
               <w:t>down</w:t>
             </w:r>
             <w:r>
-              <w:t xml:space="preserve">, </w:t>
-            </w:r>
-            <w:proofErr w:type="spellStart"/>
-            <w:r>
-              <w:t>mao</w:t>
-            </w:r>
-            <w:proofErr w:type="spellEnd"/>
-            <w:r>
-              <w:t xml:space="preserve"> o </w:t>
+              <w:t xml:space="preserve">, mao o </w:t>
             </w:r>
             <w:r>
               <w:rPr>
@@ -9988,13 +9909,8 @@
             <w:pPr>
               <w:pStyle w:val="TextoTablas"/>
             </w:pPr>
-            <w:proofErr w:type="spellStart"/>
-            <w:r>
-              <w:t>Tapeta</w:t>
-            </w:r>
-            <w:proofErr w:type="spellEnd"/>
-            <w:r>
-              <w:t xml:space="preserve"> clásica visible.</w:t>
+            <w:r>
+              <w:t>Tapeta clásica visible.</w:t>
             </w:r>
           </w:p>
         </w:tc>
@@ -10006,13 +9922,8 @@
             <w:pPr>
               <w:pStyle w:val="TextoTablas"/>
             </w:pPr>
-            <w:proofErr w:type="spellStart"/>
-            <w:r>
-              <w:t>Tapeta</w:t>
-            </w:r>
-            <w:proofErr w:type="spellEnd"/>
-            <w:r>
-              <w:t xml:space="preserve"> francesa, vista oculta o cierre automático.</w:t>
+            <w:r>
+              <w:t>Tapeta francesa, vista oculta o cierre automático.</w:t>
             </w:r>
           </w:p>
         </w:tc>
@@ -10645,13 +10556,8 @@
               <w:pStyle w:val="TextoTablas"/>
             </w:pPr>
             <w:r>
-              <w:t xml:space="preserve">Cuello </w:t>
-            </w:r>
-            <w:proofErr w:type="spellStart"/>
-            <w:r>
-              <w:t>mao</w:t>
-            </w:r>
-            <w:proofErr w:type="spellEnd"/>
+              <w:t>Cuello mao</w:t>
+            </w:r>
           </w:p>
         </w:tc>
         <w:tc>
@@ -10708,15 +10614,7 @@
               <w:pStyle w:val="TextoTablas"/>
             </w:pPr>
             <w:r>
-              <w:t xml:space="preserve">Manga </w:t>
-            </w:r>
-            <w:proofErr w:type="spellStart"/>
-            <w:r>
-              <w:t>remangable</w:t>
-            </w:r>
-            <w:proofErr w:type="spellEnd"/>
-            <w:r>
-              <w:t xml:space="preserve"> (</w:t>
+              <w:t>Manga remangable (</w:t>
             </w:r>
             <w:r>
               <w:rPr>
@@ -10860,21 +10758,7 @@
         <w:rPr>
           <w:lang w:eastAsia="es-CO"/>
         </w:rPr>
-        <w:t xml:space="preserve">Es la plantilla técnica que define la forma, medidas y márgenes necesarios para confeccionar un bolsillo en producción en serie; incluye la pieza del cuerpo del bolsillo, márgenes de costura, guías de ubicación y, si aplica, la </w:t>
-      </w:r>
-      <w:proofErr w:type="spellStart"/>
-      <w:r>
-        <w:rPr>
-          <w:lang w:eastAsia="es-CO"/>
-        </w:rPr>
-        <w:t>tapeta</w:t>
-      </w:r>
-      <w:proofErr w:type="spellEnd"/>
-      <w:r>
-        <w:rPr>
-          <w:lang w:eastAsia="es-CO"/>
-        </w:rPr>
-        <w:t>. Se diseña considerando el tipo de tejido, la funcionalidad del bolsillo y los requerimientos del proceso industrial, garantizando precisión, facilidad de ensamblaje y acabados uniformes.</w:t>
+        <w:t>Es la plantilla técnica que define la forma, medidas y márgenes necesarios para confeccionar un bolsillo en producción en serie; incluye la pieza del cuerpo del bolsillo, márgenes de costura, guías de ubicación y, si aplica, la tapeta. Se diseña considerando el tipo de tejido, la funcionalidad del bolsillo y los requerimientos del proceso industrial, garantizando precisión, facilidad de ensamblaje y acabados uniformes.</w:t>
       </w:r>
     </w:p>
     <w:p>
@@ -11698,7 +11582,19 @@
         <w:rPr>
           <w:lang w:eastAsia="es-CO"/>
         </w:rPr>
-        <w:t>La finalidad del ejercicio es poder comparar de qué manera se puede implementar el básico llevándolo hacia diferentes tipos de diseño, bajo una misma tipología.</w:t>
+        <w:t>La finalidad del ejercicio es poder comparar de qué manera se puede implementar el básico</w:t>
+      </w:r>
+      <w:r>
+        <w:rPr>
+          <w:lang w:eastAsia="es-CO"/>
+        </w:rPr>
+        <w:t>,</w:t>
+      </w:r>
+      <w:r>
+        <w:rPr>
+          <w:lang w:eastAsia="es-CO"/>
+        </w:rPr>
+        <w:t xml:space="preserve"> llevándolo hacia diferentes tipos de diseño, bajo una misma tipología.</w:t>
       </w:r>
     </w:p>
     <w:p>
@@ -14940,21 +14836,7 @@
         <w:rPr>
           <w:lang w:eastAsia="es-CO"/>
         </w:rPr>
-        <w:t xml:space="preserve">, </w:t>
-      </w:r>
-      <w:proofErr w:type="spellStart"/>
-      <w:r>
-        <w:rPr>
-          <w:lang w:eastAsia="es-CO"/>
-        </w:rPr>
-        <w:t>tapeta</w:t>
-      </w:r>
-      <w:proofErr w:type="spellEnd"/>
-      <w:r>
-        <w:rPr>
-          <w:lang w:eastAsia="es-CO"/>
-        </w:rPr>
-        <w:t xml:space="preserve"> delantera con abertura parcial y, en algunos casos, </w:t>
+        <w:t xml:space="preserve">, tapeta delantera con abertura parcial y, en algunos casos, </w:t>
       </w:r>
       <w:r>
         <w:rPr>
@@ -15831,21 +15713,7 @@
         <w:rPr>
           <w:lang w:val="es-419"/>
         </w:rPr>
-        <w:t xml:space="preserve">Trazo de la </w:t>
-      </w:r>
-      <w:proofErr w:type="spellStart"/>
-      <w:r>
-        <w:rPr>
-          <w:lang w:val="es-419"/>
-        </w:rPr>
-        <w:t>martin</w:t>
-      </w:r>
-      <w:proofErr w:type="spellEnd"/>
-      <w:r>
-        <w:rPr>
-          <w:lang w:val="es-419"/>
-        </w:rPr>
-        <w:t xml:space="preserve"> gala</w:t>
+        <w:t>Trazo de la martin gala</w:t>
       </w:r>
     </w:p>
     <w:p>
@@ -16509,35 +16377,7 @@
         <w:rPr>
           <w:lang w:val="es-419" w:eastAsia="es-CO"/>
         </w:rPr>
-        <w:t xml:space="preserve">La camisa con estilo hindú se distingue por su diseño minimalista, cuello tipo </w:t>
-      </w:r>
-      <w:proofErr w:type="spellStart"/>
-      <w:r>
-        <w:rPr>
-          <w:lang w:val="es-419" w:eastAsia="es-CO"/>
-        </w:rPr>
-        <w:t>mao</w:t>
-      </w:r>
-      <w:proofErr w:type="spellEnd"/>
-      <w:r>
-        <w:rPr>
-          <w:lang w:val="es-419" w:eastAsia="es-CO"/>
-        </w:rPr>
-        <w:t xml:space="preserve"> (también llamado cuello mandarín), y una </w:t>
-      </w:r>
-      <w:proofErr w:type="spellStart"/>
-      <w:r>
-        <w:rPr>
-          <w:lang w:val="es-419" w:eastAsia="es-CO"/>
-        </w:rPr>
-        <w:t>tapeta</w:t>
-      </w:r>
-      <w:proofErr w:type="spellEnd"/>
-      <w:r>
-        <w:rPr>
-          <w:lang w:val="es-419" w:eastAsia="es-CO"/>
-        </w:rPr>
-        <w:t xml:space="preserve"> delantera corta con botones, que </w:t>
+        <w:t xml:space="preserve">La camisa con estilo hindú se distingue por su diseño minimalista, cuello tipo mao (también llamado cuello mandarín), y una tapeta delantera corta con botones, que </w:t>
       </w:r>
       <w:r>
         <w:rPr>
@@ -16557,21 +16397,7 @@
         <w:rPr>
           <w:lang w:val="es-419" w:eastAsia="es-CO"/>
         </w:rPr>
-        <w:t xml:space="preserve">El trazo del patrón incluye las piezas base (espalda, delantero, mangas, cuello y </w:t>
-      </w:r>
-      <w:proofErr w:type="spellStart"/>
-      <w:r>
-        <w:rPr>
-          <w:lang w:val="es-419" w:eastAsia="es-CO"/>
-        </w:rPr>
-        <w:t>tapeta</w:t>
-      </w:r>
-      <w:proofErr w:type="spellEnd"/>
-      <w:r>
-        <w:rPr>
-          <w:lang w:val="es-419" w:eastAsia="es-CO"/>
-        </w:rPr>
-        <w:t>), y requiere especial atención en el diseño del escote y la forma del cuello, para conservar la esencia estética y funcional de este estilo tradicional.</w:t>
+        <w:t>El trazo del patrón incluye las piezas base (espalda, delantero, mangas, cuello y tapeta), y requiere especial atención en el diseño del escote y la forma del cuello, para conservar la esencia estética y funcional de este estilo tradicional.</w:t>
       </w:r>
     </w:p>
     <w:p>
@@ -18103,23 +17929,8 @@
         <w:rPr>
           <w:lang w:eastAsia="es-CO"/>
         </w:rPr>
-        <w:t xml:space="preserve">La sudadera deportiva es una prenda funcional diseñada para brindar comodidad, libertad de movimiento y protección térmica durante actividades físicas o de uso cotidiano. Su construcción incluye una silueta </w:t>
-      </w:r>
-      <w:proofErr w:type="spellStart"/>
-      <w:r>
-        <w:rPr>
-          <w:lang w:eastAsia="es-CO"/>
-        </w:rPr>
-        <w:t>semiajustada</w:t>
-      </w:r>
-      <w:proofErr w:type="spellEnd"/>
-      <w:r>
-        <w:rPr>
-          <w:lang w:eastAsia="es-CO"/>
-        </w:rPr>
-        <w:t>, mangas ranglán o clásicas, puños y pretina en </w:t>
-      </w:r>
-      <w:proofErr w:type="spellStart"/>
+        <w:t>La sudadera deportiva es una prenda funcional diseñada para brindar comodidad, libertad de movimiento y protección térmica durante actividades físicas o de uso cotidiano. Su construcción incluye una silueta semiajustada, mangas ranglán o clásicas, puños y pretina en </w:t>
+      </w:r>
       <w:r>
         <w:rPr>
           <w:rStyle w:val="Extranjerismo"/>
@@ -18127,7 +17938,6 @@
         </w:rPr>
         <w:t>rib</w:t>
       </w:r>
-      <w:proofErr w:type="spellEnd"/>
       <w:r>
         <w:rPr>
           <w:lang w:eastAsia="es-CO"/>
@@ -19459,7 +19269,6 @@
         </w:rPr>
         <w:t>La camisa de manga corta provista de cuello deportivo, caracterizado por un pie abreviado y pala extendida en ángulo abierto, se integra de forma versátil en diversos contextos de indumentaria masculina. En el ámbito corporativo distendido (oficinas con código “</w:t>
       </w:r>
-      <w:proofErr w:type="spellStart"/>
       <w:r>
         <w:rPr>
           <w:rStyle w:val="Extranjerismo"/>
@@ -19467,7 +19276,6 @@
         </w:rPr>
         <w:t>business</w:t>
       </w:r>
-      <w:proofErr w:type="spellEnd"/>
       <w:r>
         <w:rPr>
           <w:lang w:val="es-419" w:eastAsia="es-CO"/>
@@ -19532,7 +19340,6 @@
         </w:rPr>
         <w:t xml:space="preserve"> ligero para actividades recreativas al aire libre, donde la caída relajada del cuello favorece la ventilación cervical. Su adopción en el </w:t>
       </w:r>
-      <w:proofErr w:type="spellStart"/>
       <w:r>
         <w:rPr>
           <w:rStyle w:val="Extranjerismo"/>
@@ -19540,14 +19347,12 @@
         </w:rPr>
         <w:t>retail</w:t>
       </w:r>
-      <w:proofErr w:type="spellEnd"/>
       <w:r>
         <w:rPr>
           <w:lang w:val="es-419" w:eastAsia="es-CO"/>
         </w:rPr>
         <w:t xml:space="preserve"> especializado en </w:t>
       </w:r>
-      <w:proofErr w:type="spellStart"/>
       <w:r>
         <w:rPr>
           <w:rStyle w:val="Extranjerismo"/>
@@ -19555,7 +19360,6 @@
         </w:rPr>
         <w:t>menswear</w:t>
       </w:r>
-      <w:proofErr w:type="spellEnd"/>
       <w:r>
         <w:rPr>
           <w:lang w:val="es-419" w:eastAsia="es-CO"/>
@@ -19647,21 +19451,7 @@
         <w:rPr>
           <w:lang w:val="es-419" w:eastAsia="es-CO"/>
         </w:rPr>
-        <w:t xml:space="preserve">Fuente: </w:t>
-      </w:r>
-      <w:proofErr w:type="spellStart"/>
-      <w:r>
-        <w:rPr>
-          <w:lang w:val="es-419" w:eastAsia="es-CO"/>
-        </w:rPr>
-        <w:t>Donnanno</w:t>
-      </w:r>
-      <w:proofErr w:type="spellEnd"/>
-      <w:r>
-        <w:rPr>
-          <w:lang w:val="es-419" w:eastAsia="es-CO"/>
-        </w:rPr>
-        <w:t>, (2016)</w:t>
+        <w:t>Fuente: Donnanno, (2016)</w:t>
       </w:r>
     </w:p>
     <w:p>
@@ -20534,13 +20324,8 @@
               <w:pStyle w:val="TextoTablas"/>
             </w:pPr>
             <w:r>
-              <w:t xml:space="preserve">Insertar vistas y </w:t>
-            </w:r>
-            <w:proofErr w:type="spellStart"/>
-            <w:r>
-              <w:t>tapeta</w:t>
-            </w:r>
-            <w:proofErr w:type="spellEnd"/>
+              <w:t>Insertar vistas y tapeta</w:t>
+            </w:r>
           </w:p>
         </w:tc>
         <w:tc>
@@ -22629,21 +22414,7 @@
         <w:rPr>
           <w:lang w:val="es-419" w:eastAsia="es-CO"/>
         </w:rPr>
-        <w:t xml:space="preserve">Fuente: </w:t>
-      </w:r>
-      <w:proofErr w:type="spellStart"/>
-      <w:r>
-        <w:rPr>
-          <w:lang w:val="es-419" w:eastAsia="es-CO"/>
-        </w:rPr>
-        <w:t>Donnanno</w:t>
-      </w:r>
-      <w:proofErr w:type="spellEnd"/>
-      <w:r>
-        <w:rPr>
-          <w:lang w:val="es-419" w:eastAsia="es-CO"/>
-        </w:rPr>
-        <w:t>, (2016)</w:t>
+        <w:t>Fuente: Donnanno, (2016)</w:t>
       </w:r>
     </w:p>
     <w:p>
@@ -22745,21 +22516,7 @@
         <w:rPr>
           <w:lang w:eastAsia="es-CO"/>
         </w:rPr>
-        <w:t xml:space="preserve">Fuente: </w:t>
-      </w:r>
-      <w:proofErr w:type="spellStart"/>
-      <w:r>
-        <w:rPr>
-          <w:lang w:eastAsia="es-CO"/>
-        </w:rPr>
-        <w:t>Donnanno</w:t>
-      </w:r>
-      <w:proofErr w:type="spellEnd"/>
-      <w:r>
-        <w:rPr>
-          <w:lang w:eastAsia="es-CO"/>
-        </w:rPr>
-        <w:t>, (2016)</w:t>
+        <w:t>Fuente: Donnanno, (2016)</w:t>
       </w:r>
     </w:p>
     <w:p>
@@ -23767,15 +23524,7 @@
             </w:r>
             <w:r>
               <w:lastRenderedPageBreak/>
-              <w:t xml:space="preserve">vista / </w:t>
-            </w:r>
-            <w:proofErr w:type="spellStart"/>
-            <w:r>
-              <w:t>tapeta</w:t>
-            </w:r>
-            <w:proofErr w:type="spellEnd"/>
-            <w:r>
-              <w:t>; pegar doblez de 1,5 cm.</w:t>
+              <w:t>vista / tapeta; pegar doblez de 1,5 cm.</w:t>
             </w:r>
           </w:p>
         </w:tc>
@@ -24201,21 +23950,7 @@
         <w:rPr>
           <w:lang w:val="es-419" w:eastAsia="es-CO"/>
         </w:rPr>
-        <w:t xml:space="preserve">Fuente: </w:t>
-      </w:r>
-      <w:proofErr w:type="spellStart"/>
-      <w:r>
-        <w:rPr>
-          <w:lang w:val="es-419" w:eastAsia="es-CO"/>
-        </w:rPr>
-        <w:t>Donnanno</w:t>
-      </w:r>
-      <w:proofErr w:type="spellEnd"/>
-      <w:r>
-        <w:rPr>
-          <w:lang w:val="es-419" w:eastAsia="es-CO"/>
-        </w:rPr>
-        <w:t>, (2016)</w:t>
+        <w:t>Fuente: Donnanno, (2016)</w:t>
       </w:r>
     </w:p>
     <w:p>
@@ -26329,11 +26064,9 @@
             <w:pPr>
               <w:pStyle w:val="TextoTablas"/>
             </w:pPr>
-            <w:proofErr w:type="spellStart"/>
             <w:r>
               <w:t>Nº</w:t>
             </w:r>
-            <w:proofErr w:type="spellEnd"/>
           </w:p>
         </w:tc>
         <w:tc>
@@ -26736,15 +26469,7 @@
               <w:pStyle w:val="TextoTablas"/>
             </w:pPr>
             <w:r>
-              <w:t>Corte del bolsillo inferior (</w:t>
-            </w:r>
-            <w:proofErr w:type="spellStart"/>
-            <w:r>
-              <w:t>tapeta</w:t>
-            </w:r>
-            <w:proofErr w:type="spellEnd"/>
-            <w:r>
-              <w:t>)</w:t>
+              <w:t>Corte del bolsillo inferior (tapeta)</w:t>
             </w:r>
           </w:p>
         </w:tc>
@@ -26772,13 +26497,8 @@
                 <w:numId w:val="53"/>
               </w:numPr>
             </w:pPr>
-            <w:proofErr w:type="spellStart"/>
-            <w:r>
-              <w:t>Tapeta</w:t>
-            </w:r>
-            <w:proofErr w:type="spellEnd"/>
-            <w:r>
-              <w:t>: alto 3,5 cm; profundidad bolsa 15 cm.</w:t>
+            <w:r>
+              <w:t>Tapeta: alto 3,5 cm; profundidad bolsa 15 cm.</w:t>
             </w:r>
           </w:p>
         </w:tc>
@@ -26791,15 +26511,7 @@
               <w:pStyle w:val="TextoTablas"/>
             </w:pPr>
             <w:r>
-              <w:t xml:space="preserve">Bolsillo de parche con </w:t>
-            </w:r>
-            <w:proofErr w:type="spellStart"/>
-            <w:r>
-              <w:t>tapeta</w:t>
-            </w:r>
-            <w:proofErr w:type="spellEnd"/>
-            <w:r>
-              <w:t xml:space="preserve"> para carga.</w:t>
+              <w:t>Bolsillo de parche con tapeta para carga.</w:t>
             </w:r>
           </w:p>
         </w:tc>
@@ -27393,7 +27105,6 @@
         </w:rPr>
         <w:t>Vista 3 (derecha): manga definitiva con </w:t>
       </w:r>
-      <w:proofErr w:type="spellStart"/>
       <w:r>
         <w:rPr>
           <w:rStyle w:val="Extranjerismo"/>
@@ -27401,7 +27112,6 @@
         </w:rPr>
         <w:t>cap-height</w:t>
       </w:r>
-      <w:proofErr w:type="spellEnd"/>
       <w:r>
         <w:rPr>
           <w:lang w:eastAsia="es-CO"/>
@@ -28358,7 +28068,6 @@
           <w:lang w:eastAsia="es-CO"/>
         </w:rPr>
       </w:pPr>
-      <w:proofErr w:type="spellStart"/>
       <w:r>
         <w:rPr>
           <w:rStyle w:val="Extranjerismo"/>
@@ -28366,7 +28075,6 @@
         </w:rPr>
         <w:t>Cap-height</w:t>
       </w:r>
-      <w:proofErr w:type="spellEnd"/>
       <w:r>
         <w:rPr>
           <w:lang w:eastAsia="es-CO"/>
@@ -28403,7 +28111,6 @@
         </w:rPr>
         <w:t>Chaqueta </w:t>
       </w:r>
-      <w:proofErr w:type="spellStart"/>
       <w:r>
         <w:rPr>
           <w:rStyle w:val="Extranjerismo"/>
@@ -28413,7 +28120,6 @@
         </w:rPr>
         <w:t>bomber</w:t>
       </w:r>
-      <w:proofErr w:type="spellEnd"/>
     </w:p>
     <w:p>
       <w:pPr>
@@ -28427,7 +28133,6 @@
         </w:rPr>
         <w:t>La chaqueta </w:t>
       </w:r>
-      <w:proofErr w:type="spellStart"/>
       <w:r>
         <w:rPr>
           <w:rStyle w:val="Extranjerismo"/>
@@ -28435,7 +28140,6 @@
         </w:rPr>
         <w:t>bomber</w:t>
       </w:r>
-      <w:proofErr w:type="spellEnd"/>
       <w:r>
         <w:rPr>
           <w:lang w:eastAsia="es-CO"/>
@@ -28455,7 +28159,6 @@
         </w:rPr>
         <w:t>, algodón o poliéster técnico, a menudo con forro ligero o acolchado, para ofrecer ligereza, abrigo y resistencia al viento; su cierre frontal de cremallera y bolsillos laterales brindan funcionalidad urbana, mientras que su estética atemporal la hace adecuada tanto para paseos y ocio en la ciudad como para oficinas creativas de </w:t>
       </w:r>
-      <w:proofErr w:type="spellStart"/>
       <w:r>
         <w:rPr>
           <w:rStyle w:val="Extranjerismo"/>
@@ -28463,7 +28166,6 @@
         </w:rPr>
         <w:t>dress</w:t>
       </w:r>
-      <w:proofErr w:type="spellEnd"/>
       <w:r>
         <w:rPr>
           <w:i/>
@@ -28472,7 +28174,6 @@
         </w:rPr>
         <w:t xml:space="preserve"> </w:t>
       </w:r>
-      <w:proofErr w:type="spellStart"/>
       <w:r>
         <w:rPr>
           <w:rStyle w:val="Extranjerismo"/>
@@ -28481,7 +28182,6 @@
         <w:lastRenderedPageBreak/>
         <w:t>code</w:t>
       </w:r>
-      <w:proofErr w:type="spellEnd"/>
       <w:r>
         <w:rPr>
           <w:lang w:eastAsia="es-CO"/>
@@ -28500,7 +28200,6 @@
         </w:rPr>
         <w:t> de </w:t>
       </w:r>
-      <w:proofErr w:type="spellStart"/>
       <w:r>
         <w:rPr>
           <w:rStyle w:val="Extranjerismo"/>
@@ -28508,14 +28207,12 @@
         </w:rPr>
         <w:t>smart</w:t>
       </w:r>
-      <w:proofErr w:type="spellEnd"/>
       <w:r>
         <w:rPr>
           <w:lang w:eastAsia="es-CO"/>
         </w:rPr>
         <w:t> casual al combinarla con camisa de botones, chinos y mocasines, o con camiseta, pantalones </w:t>
       </w:r>
-      <w:proofErr w:type="spellStart"/>
       <w:r>
         <w:rPr>
           <w:rStyle w:val="Extranjerismo"/>
@@ -28523,7 +28220,6 @@
         </w:rPr>
         <w:t>slim</w:t>
       </w:r>
-      <w:proofErr w:type="spellEnd"/>
       <w:r>
         <w:rPr>
           <w:lang w:eastAsia="es-CO"/>
@@ -28777,18 +28473,8 @@
           <w:bCs/>
           <w:lang w:eastAsia="es-CO"/>
         </w:rPr>
-        <w:t xml:space="preserve"> tipo </w:t>
-      </w:r>
-      <w:proofErr w:type="spellStart"/>
-      <w:r>
-        <w:rPr>
-          <w:b/>
-          <w:bCs/>
-          <w:lang w:eastAsia="es-CO"/>
-        </w:rPr>
-        <w:t>Levi's</w:t>
-      </w:r>
-      <w:proofErr w:type="spellEnd"/>
+        <w:t> tipo Levi's</w:t>
+      </w:r>
     </w:p>
     <w:p>
       <w:pPr>
@@ -28813,21 +28499,7 @@
         <w:rPr>
           <w:lang w:eastAsia="es-CO"/>
         </w:rPr>
-        <w:t xml:space="preserve"> tipo </w:t>
-      </w:r>
-      <w:proofErr w:type="spellStart"/>
-      <w:r>
-        <w:rPr>
-          <w:lang w:eastAsia="es-CO"/>
-        </w:rPr>
-        <w:t>Levi's</w:t>
-      </w:r>
-      <w:proofErr w:type="spellEnd"/>
-      <w:r>
-        <w:rPr>
-          <w:lang w:eastAsia="es-CO"/>
-        </w:rPr>
-        <w:t xml:space="preserve"> es un ícono del vestuario casual, reconocida por su estructura robusta, corte recto, y su construcción modular. Se caracteriza por tener canesú delantero y trasero, bolsillos con tapa en el pecho, cuello camisero, mangas con puño, y costuras visibles reforzadas. Usualmente confeccionada en mezclilla (</w:t>
+        <w:t> tipo Levi's es un ícono del vestuario casual, reconocida por su estructura robusta, corte recto, y su construcción modular. Se caracteriza por tener canesú delantero y trasero, bolsillos con tapa en el pecho, cuello camisero, mangas con puño, y costuras visibles reforzadas. Usualmente confeccionada en mezclilla (</w:t>
       </w:r>
       <w:r>
         <w:rPr>
@@ -28853,21 +28525,7 @@
         <w:rPr>
           <w:lang w:eastAsia="es-CO"/>
         </w:rPr>
-        <w:t xml:space="preserve">Desde el patronaje, se compone de múltiples piezas: espalda con canesú, delanteros divididos, cuello clásico, mangas completas con copa alta, vistas internas, </w:t>
-      </w:r>
-      <w:proofErr w:type="spellStart"/>
-      <w:r>
-        <w:rPr>
-          <w:lang w:eastAsia="es-CO"/>
-        </w:rPr>
-        <w:t>tapetas</w:t>
-      </w:r>
-      <w:proofErr w:type="spellEnd"/>
-      <w:r>
-        <w:rPr>
-          <w:lang w:eastAsia="es-CO"/>
-        </w:rPr>
-        <w:t>, bolsillos de parche con cartera, y pretina inferior con abotonadura lateral o reguladores. Su diseño exige precisión en el ensamblaje, simetría y cuidado en los detalles como piquetes, pespuntes decorativos y refuerzos en zonas de tensión.</w:t>
+        <w:t>Desde el patronaje, se compone de múltiples piezas: espalda con canesú, delanteros divididos, cuello clásico, mangas completas con copa alta, vistas internas, tapetas, bolsillos de parche con cartera, y pretina inferior con abotonadura lateral o reguladores. Su diseño exige precisión en el ensamblaje, simetría y cuidado en los detalles como piquetes, pespuntes decorativos y refuerzos en zonas de tensión.</w:t>
       </w:r>
     </w:p>
     <w:p>
@@ -28893,16 +28551,8 @@
         <w:rPr>
           <w:lang w:val="es-419"/>
         </w:rPr>
-        <w:t xml:space="preserve"> tipo </w:t>
-      </w:r>
-      <w:proofErr w:type="spellStart"/>
-      <w:r>
-        <w:rPr>
-          <w:lang w:val="es-419"/>
-        </w:rPr>
-        <w:t>Levi's</w:t>
-      </w:r>
-      <w:proofErr w:type="spellEnd"/>
+        <w:t xml:space="preserve"> tipo Levi's</w:t>
+      </w:r>
     </w:p>
     <w:p>
       <w:pPr>
@@ -30978,15 +30628,7 @@
               <w:pStyle w:val="TextoTablas"/>
             </w:pPr>
             <w:r>
-              <w:t xml:space="preserve">Marcar la ubicación para la </w:t>
-            </w:r>
-            <w:proofErr w:type="spellStart"/>
-            <w:r>
-              <w:t>tapeta</w:t>
-            </w:r>
-            <w:proofErr w:type="spellEnd"/>
-            <w:r>
-              <w:t xml:space="preserve"> de manga.</w:t>
+              <w:t>Marcar la ubicación para la tapeta de manga.</w:t>
             </w:r>
           </w:p>
         </w:tc>
@@ -31271,7 +30913,6 @@
         </w:rPr>
         <w:t>La abertura o </w:t>
       </w:r>
-      <w:proofErr w:type="spellStart"/>
       <w:r>
         <w:rPr>
           <w:rStyle w:val="Extranjerismo"/>
@@ -31279,7 +30920,6 @@
         </w:rPr>
         <w:t>placket</w:t>
       </w:r>
-      <w:proofErr w:type="spellEnd"/>
       <w:r>
         <w:rPr>
           <w:lang w:eastAsia="es-CO"/>
@@ -32443,15 +32083,7 @@
               <w:pStyle w:val="TextoTablas"/>
             </w:pPr>
             <w:r>
-              <w:t xml:space="preserve">Regla </w:t>
-            </w:r>
-            <w:proofErr w:type="spellStart"/>
-            <w:r>
-              <w:t>milimetrada</w:t>
-            </w:r>
-            <w:proofErr w:type="spellEnd"/>
-            <w:r>
-              <w:t>.</w:t>
+              <w:t>Regla milimetrada.</w:t>
             </w:r>
           </w:p>
         </w:tc>
@@ -33009,15 +32641,7 @@
               <w:pStyle w:val="TextoTablas"/>
             </w:pPr>
             <w:r>
-              <w:t xml:space="preserve">Regla </w:t>
-            </w:r>
-            <w:proofErr w:type="spellStart"/>
-            <w:r>
-              <w:t>milimetrada</w:t>
-            </w:r>
-            <w:proofErr w:type="spellEnd"/>
-            <w:r>
-              <w:t>.</w:t>
+              <w:t>Regla milimetrada.</w:t>
             </w:r>
           </w:p>
         </w:tc>
@@ -34174,23 +33798,7 @@
           <w:bdr w:val="none" w:sz="0" w:space="0" w:color="auto" w:frame="1"/>
           <w:lang w:eastAsia="es-CO"/>
         </w:rPr>
-        <w:t xml:space="preserve">abertura reforzada con </w:t>
-      </w:r>
-      <w:proofErr w:type="spellStart"/>
-      <w:r>
-        <w:rPr>
-          <w:bdr w:val="none" w:sz="0" w:space="0" w:color="auto" w:frame="1"/>
-          <w:lang w:eastAsia="es-CO"/>
-        </w:rPr>
-        <w:t>tapeta</w:t>
-      </w:r>
-      <w:proofErr w:type="spellEnd"/>
-      <w:r>
-        <w:rPr>
-          <w:bdr w:val="none" w:sz="0" w:space="0" w:color="auto" w:frame="1"/>
-          <w:lang w:eastAsia="es-CO"/>
-        </w:rPr>
-        <w:t>, habitual en mangas o delanteros, que permite la colocación de botones y facilita el vestir.</w:t>
+        <w:t>abertura reforzada con tapeta, habitual en mangas o delanteros, que permite la colocación de botones y facilita el vestir.</w:t>
       </w:r>
     </w:p>
     <w:p>
@@ -34238,23 +33846,7 @@
           <w:bdr w:val="none" w:sz="0" w:space="0" w:color="auto" w:frame="1"/>
           <w:lang w:eastAsia="es-CO"/>
         </w:rPr>
-        <w:t xml:space="preserve">pieza interna que refuerza y limpia bordes como escotes, </w:t>
-      </w:r>
-      <w:proofErr w:type="spellStart"/>
-      <w:r>
-        <w:rPr>
-          <w:bdr w:val="none" w:sz="0" w:space="0" w:color="auto" w:frame="1"/>
-          <w:lang w:eastAsia="es-CO"/>
-        </w:rPr>
-        <w:t>tapetas</w:t>
-      </w:r>
-      <w:proofErr w:type="spellEnd"/>
-      <w:r>
-        <w:rPr>
-          <w:bdr w:val="none" w:sz="0" w:space="0" w:color="auto" w:frame="1"/>
-          <w:lang w:eastAsia="es-CO"/>
-        </w:rPr>
-        <w:t xml:space="preserve"> o aberturas.</w:t>
+        <w:t>pieza interna que refuerza y limpia bordes como escotes, tapetas o aberturas.</w:t>
       </w:r>
     </w:p>
     <w:p>
@@ -34388,10 +33980,12 @@
           <w:lang w:eastAsia="es-CO"/>
           <w14:ligatures w14:val="none"/>
         </w:rPr>
-        <w:t xml:space="preserve">Aldrich, W. (2012). </w:t>
-      </w:r>
-      <w:proofErr w:type="spellStart"/>
-      <w:r>
+        <w:t>Aldrich, W. (2012). Metric pattern cutting for men’s wear: Charting the fundamentals (2.ª ed.). Bloomsbury.</w:t>
+      </w:r>
+    </w:p>
+    <w:p>
+      <w:pPr>
+        <w:ind w:left="709" w:hanging="709"/>
         <w:rPr>
           <w:rFonts w:eastAsia="Times New Roman" w:cstheme="minorHAnsi"/>
           <w:kern w:val="0"/>
@@ -34400,9 +33994,7 @@
           <w:lang w:eastAsia="es-CO"/>
           <w14:ligatures w14:val="none"/>
         </w:rPr>
-        <w:t>Metric</w:t>
-      </w:r>
-      <w:proofErr w:type="spellEnd"/>
+      </w:pPr>
       <w:r>
         <w:rPr>
           <w:rFonts w:eastAsia="Times New Roman" w:cstheme="minorHAnsi"/>
@@ -34412,10 +34004,12 @@
           <w:lang w:eastAsia="es-CO"/>
           <w14:ligatures w14:val="none"/>
         </w:rPr>
-        <w:t xml:space="preserve"> </w:t>
-      </w:r>
-      <w:proofErr w:type="spellStart"/>
-      <w:r>
+        <w:t>Brown, E. (2015). Pattern engineering: A science for fashion—Men’s shirt and collar systems. Metropolitan Press.</w:t>
+      </w:r>
+    </w:p>
+    <w:p>
+      <w:pPr>
+        <w:ind w:left="709" w:hanging="709"/>
         <w:rPr>
           <w:rFonts w:eastAsia="Times New Roman" w:cstheme="minorHAnsi"/>
           <w:kern w:val="0"/>
@@ -34424,9 +34018,7 @@
           <w:lang w:eastAsia="es-CO"/>
           <w14:ligatures w14:val="none"/>
         </w:rPr>
-        <w:t>pattern</w:t>
-      </w:r>
-      <w:proofErr w:type="spellEnd"/>
+      </w:pPr>
       <w:r>
         <w:rPr>
           <w:rFonts w:eastAsia="Times New Roman" w:cstheme="minorHAnsi"/>
@@ -34436,10 +34028,12 @@
           <w:lang w:eastAsia="es-CO"/>
           <w14:ligatures w14:val="none"/>
         </w:rPr>
-        <w:t xml:space="preserve"> </w:t>
-      </w:r>
-      <w:proofErr w:type="spellStart"/>
-      <w:r>
+        <w:t>Cantillo, E. (2014). Patronaje industrial masculino: Programa y escalado [PDF]. SlideShare.</w:t>
+      </w:r>
+    </w:p>
+    <w:p>
+      <w:pPr>
+        <w:ind w:left="709" w:hanging="709"/>
         <w:rPr>
           <w:rFonts w:eastAsia="Times New Roman" w:cstheme="minorHAnsi"/>
           <w:kern w:val="0"/>
@@ -34448,9 +34042,7 @@
           <w:lang w:eastAsia="es-CO"/>
           <w14:ligatures w14:val="none"/>
         </w:rPr>
-        <w:t>cutting</w:t>
-      </w:r>
-      <w:proofErr w:type="spellEnd"/>
+      </w:pPr>
       <w:r>
         <w:rPr>
           <w:rFonts w:eastAsia="Times New Roman" w:cstheme="minorHAnsi"/>
@@ -34460,10 +34052,12 @@
           <w:lang w:eastAsia="es-CO"/>
           <w14:ligatures w14:val="none"/>
         </w:rPr>
-        <w:t xml:space="preserve"> </w:t>
-      </w:r>
-      <w:proofErr w:type="spellStart"/>
-      <w:r>
+        <w:t>Carr, V., &amp; Latham, B. (1991). The anatomy of dress patterns. Butterworth-Heinemann.</w:t>
+      </w:r>
+    </w:p>
+    <w:p>
+      <w:pPr>
+        <w:ind w:left="709" w:hanging="709"/>
         <w:rPr>
           <w:rFonts w:eastAsia="Times New Roman" w:cstheme="minorHAnsi"/>
           <w:kern w:val="0"/>
@@ -34472,9 +34066,7 @@
           <w:lang w:eastAsia="es-CO"/>
           <w14:ligatures w14:val="none"/>
         </w:rPr>
-        <w:t>for</w:t>
-      </w:r>
-      <w:proofErr w:type="spellEnd"/>
+      </w:pPr>
       <w:r>
         <w:rPr>
           <w:rFonts w:eastAsia="Times New Roman" w:cstheme="minorHAnsi"/>
@@ -34484,10 +34076,12 @@
           <w:lang w:eastAsia="es-CO"/>
           <w14:ligatures w14:val="none"/>
         </w:rPr>
-        <w:t xml:space="preserve"> </w:t>
-      </w:r>
-      <w:proofErr w:type="spellStart"/>
-      <w:r>
+        <w:t>Donnanno, A. (2016). Técnicas de patronaje de moda. Volumen 1. Editorial GG.</w:t>
+      </w:r>
+    </w:p>
+    <w:p>
+      <w:pPr>
+        <w:ind w:left="709" w:hanging="709"/>
         <w:rPr>
           <w:rFonts w:eastAsia="Times New Roman" w:cstheme="minorHAnsi"/>
           <w:kern w:val="0"/>
@@ -34496,9 +34090,7 @@
           <w:lang w:eastAsia="es-CO"/>
           <w14:ligatures w14:val="none"/>
         </w:rPr>
-        <w:t>men’s</w:t>
-      </w:r>
-      <w:proofErr w:type="spellEnd"/>
+      </w:pPr>
       <w:r>
         <w:rPr>
           <w:rFonts w:eastAsia="Times New Roman" w:cstheme="minorHAnsi"/>
@@ -34508,10 +34100,12 @@
           <w:lang w:eastAsia="es-CO"/>
           <w14:ligatures w14:val="none"/>
         </w:rPr>
-        <w:t xml:space="preserve"> </w:t>
-      </w:r>
-      <w:proofErr w:type="spellStart"/>
-      <w:r>
+        <w:t>García, R. (2014). Patrones de costura masculinos: Patrón XXI. Editorial Técnica.</w:t>
+      </w:r>
+    </w:p>
+    <w:p>
+      <w:pPr>
+        <w:ind w:left="709" w:hanging="709"/>
         <w:rPr>
           <w:rFonts w:eastAsia="Times New Roman" w:cstheme="minorHAnsi"/>
           <w:kern w:val="0"/>
@@ -34520,9 +34114,7 @@
           <w:lang w:eastAsia="es-CO"/>
           <w14:ligatures w14:val="none"/>
         </w:rPr>
-        <w:t>wear</w:t>
-      </w:r>
-      <w:proofErr w:type="spellEnd"/>
+      </w:pPr>
       <w:r>
         <w:rPr>
           <w:rFonts w:eastAsia="Times New Roman" w:cstheme="minorHAnsi"/>
@@ -34532,9 +34124,8 @@
           <w:lang w:eastAsia="es-CO"/>
           <w14:ligatures w14:val="none"/>
         </w:rPr>
-        <w:t xml:space="preserve">: </w:t>
-      </w:r>
-      <w:proofErr w:type="spellStart"/>
+        <w:t>Heller, E.</w:t>
+      </w:r>
       <w:r>
         <w:rPr>
           <w:rFonts w:eastAsia="Times New Roman" w:cstheme="minorHAnsi"/>
@@ -34544,9 +34135,8 @@
           <w:lang w:eastAsia="es-CO"/>
           <w14:ligatures w14:val="none"/>
         </w:rPr>
-        <w:t>Charting</w:t>
-      </w:r>
-      <w:proofErr w:type="spellEnd"/>
+        <w:t xml:space="preserve"> </w:t>
+      </w:r>
       <w:r>
         <w:rPr>
           <w:rFonts w:eastAsia="Times New Roman" w:cstheme="minorHAnsi"/>
@@ -34556,10 +34146,12 @@
           <w:lang w:eastAsia="es-CO"/>
           <w14:ligatures w14:val="none"/>
         </w:rPr>
-        <w:t xml:space="preserve"> </w:t>
-      </w:r>
-      <w:proofErr w:type="spellStart"/>
-      <w:r>
+        <w:t>M. (2015). Escuela de costura: Nociones básicas y técnicas. Everand.</w:t>
+      </w:r>
+    </w:p>
+    <w:p>
+      <w:pPr>
+        <w:ind w:left="709" w:hanging="709"/>
         <w:rPr>
           <w:rFonts w:eastAsia="Times New Roman" w:cstheme="minorHAnsi"/>
           <w:kern w:val="0"/>
@@ -34568,9 +34160,7 @@
           <w:lang w:eastAsia="es-CO"/>
           <w14:ligatures w14:val="none"/>
         </w:rPr>
-        <w:t>the</w:t>
-      </w:r>
-      <w:proofErr w:type="spellEnd"/>
+      </w:pPr>
       <w:r>
         <w:rPr>
           <w:rFonts w:eastAsia="Times New Roman" w:cstheme="minorHAnsi"/>
@@ -34580,9 +34170,8 @@
           <w:lang w:eastAsia="es-CO"/>
           <w14:ligatures w14:val="none"/>
         </w:rPr>
-        <w:t xml:space="preserve"> </w:t>
-      </w:r>
-      <w:proofErr w:type="spellStart"/>
+        <w:t>Heller, E.</w:t>
+      </w:r>
       <w:r>
         <w:rPr>
           <w:rFonts w:eastAsia="Times New Roman" w:cstheme="minorHAnsi"/>
@@ -34592,9 +34181,8 @@
           <w:lang w:eastAsia="es-CO"/>
           <w14:ligatures w14:val="none"/>
         </w:rPr>
-        <w:t>fundamentals</w:t>
-      </w:r>
-      <w:proofErr w:type="spellEnd"/>
+        <w:t xml:space="preserve"> </w:t>
+      </w:r>
       <w:r>
         <w:rPr>
           <w:rFonts w:eastAsia="Times New Roman" w:cstheme="minorHAnsi"/>
@@ -34604,10 +34192,12 @@
           <w:lang w:eastAsia="es-CO"/>
           <w14:ligatures w14:val="none"/>
         </w:rPr>
-        <w:t xml:space="preserve"> (2.ª ed.). </w:t>
-      </w:r>
-      <w:proofErr w:type="spellStart"/>
-      <w:r>
+        <w:t>M. (2016). Técnicas de patronaje de moda: Carrera Diseño y Gestión en Moda (Tomo II – Hombre). Universidad Peruana de Ciencias Aplicadas.</w:t>
+      </w:r>
+    </w:p>
+    <w:p>
+      <w:pPr>
+        <w:ind w:left="709" w:hanging="709"/>
         <w:rPr>
           <w:rFonts w:eastAsia="Times New Roman" w:cstheme="minorHAnsi"/>
           <w:kern w:val="0"/>
@@ -34616,9 +34206,7 @@
           <w:lang w:eastAsia="es-CO"/>
           <w14:ligatures w14:val="none"/>
         </w:rPr>
-        <w:t>Bloomsbury</w:t>
-      </w:r>
-      <w:proofErr w:type="spellEnd"/>
+      </w:pPr>
       <w:r>
         <w:rPr>
           <w:rFonts w:eastAsia="Times New Roman" w:cstheme="minorHAnsi"/>
@@ -34628,7 +34216,7 @@
           <w:lang w:eastAsia="es-CO"/>
           <w14:ligatures w14:val="none"/>
         </w:rPr>
-        <w:t>.</w:t>
+        <w:t>Innovación y Cualificación, S. L. (2018). Materiales, herramientas, máquinas y equipos de confección. Everand.</w:t>
       </w:r>
     </w:p>
     <w:p>
@@ -34652,10 +34240,12 @@
           <w:lang w:eastAsia="es-CO"/>
           <w14:ligatures w14:val="none"/>
         </w:rPr>
-        <w:t xml:space="preserve">Brown, E. (2015). </w:t>
-      </w:r>
-      <w:proofErr w:type="spellStart"/>
-      <w:r>
+        <w:t>Jungclaus, S. (2023). Guía avanzada de sastrería masculina: Manual de patronaje para diferentes formas corporales. Everand.</w:t>
+      </w:r>
+    </w:p>
+    <w:p>
+      <w:pPr>
+        <w:ind w:left="709" w:hanging="709"/>
         <w:rPr>
           <w:rFonts w:eastAsia="Times New Roman" w:cstheme="minorHAnsi"/>
           <w:kern w:val="0"/>
@@ -34664,9 +34254,7 @@
           <w:lang w:eastAsia="es-CO"/>
           <w14:ligatures w14:val="none"/>
         </w:rPr>
-        <w:t>Pattern</w:t>
-      </w:r>
-      <w:proofErr w:type="spellEnd"/>
+      </w:pPr>
       <w:r>
         <w:rPr>
           <w:rFonts w:eastAsia="Times New Roman" w:cstheme="minorHAnsi"/>
@@ -34676,10 +34264,12 @@
           <w:lang w:eastAsia="es-CO"/>
           <w14:ligatures w14:val="none"/>
         </w:rPr>
-        <w:t xml:space="preserve"> </w:t>
-      </w:r>
-      <w:proofErr w:type="spellStart"/>
-      <w:r>
+        <w:t>Martínez, M. I., Valbuena, D. P., &amp; Fuentes, D. I. L. (2019). Fundamentos del patronaje y patronaje masculino básico. Servicio Nacional de Aprendizaje SENA.</w:t>
+      </w:r>
+    </w:p>
+    <w:p>
+      <w:pPr>
+        <w:ind w:left="709" w:hanging="709"/>
         <w:rPr>
           <w:rFonts w:eastAsia="Times New Roman" w:cstheme="minorHAnsi"/>
           <w:kern w:val="0"/>
@@ -34688,9 +34278,7 @@
           <w:lang w:eastAsia="es-CO"/>
           <w14:ligatures w14:val="none"/>
         </w:rPr>
-        <w:t>engineering</w:t>
-      </w:r>
-      <w:proofErr w:type="spellEnd"/>
+      </w:pPr>
       <w:r>
         <w:rPr>
           <w:rFonts w:eastAsia="Times New Roman" w:cstheme="minorHAnsi"/>
@@ -34700,10 +34288,12 @@
           <w:lang w:eastAsia="es-CO"/>
           <w14:ligatures w14:val="none"/>
         </w:rPr>
-        <w:t xml:space="preserve">: A </w:t>
-      </w:r>
-      <w:proofErr w:type="spellStart"/>
-      <w:r>
+        <w:t>Muñoz, A. (2019). Manual de patronaje industrial para hombre: Trazado y escalado. Editorial Textil.</w:t>
+      </w:r>
+    </w:p>
+    <w:p>
+      <w:pPr>
+        <w:ind w:left="709" w:hanging="709"/>
         <w:rPr>
           <w:rFonts w:eastAsia="Times New Roman" w:cstheme="minorHAnsi"/>
           <w:kern w:val="0"/>
@@ -34712,9 +34302,7 @@
           <w:lang w:eastAsia="es-CO"/>
           <w14:ligatures w14:val="none"/>
         </w:rPr>
-        <w:t>science</w:t>
-      </w:r>
-      <w:proofErr w:type="spellEnd"/>
+      </w:pPr>
       <w:r>
         <w:rPr>
           <w:rFonts w:eastAsia="Times New Roman" w:cstheme="minorHAnsi"/>
@@ -34724,10 +34312,13 @@
           <w:lang w:eastAsia="es-CO"/>
           <w14:ligatures w14:val="none"/>
         </w:rPr>
-        <w:t xml:space="preserve"> </w:t>
-      </w:r>
-      <w:proofErr w:type="spellStart"/>
-      <w:r>
+        <w:lastRenderedPageBreak/>
+        <w:t>Pérez, C. (2018). Patronaje y confección de prendas masculinas: Enfoque industrial. Editorial Moda.</w:t>
+      </w:r>
+    </w:p>
+    <w:p>
+      <w:pPr>
+        <w:ind w:left="709" w:hanging="709"/>
         <w:rPr>
           <w:rFonts w:eastAsia="Times New Roman" w:cstheme="minorHAnsi"/>
           <w:kern w:val="0"/>
@@ -34736,9 +34327,7 @@
           <w:lang w:eastAsia="es-CO"/>
           <w14:ligatures w14:val="none"/>
         </w:rPr>
-        <w:t>for</w:t>
-      </w:r>
-      <w:proofErr w:type="spellEnd"/>
+      </w:pPr>
       <w:r>
         <w:rPr>
           <w:rFonts w:eastAsia="Times New Roman" w:cstheme="minorHAnsi"/>
@@ -34748,776 +34337,7 @@
           <w:lang w:eastAsia="es-CO"/>
           <w14:ligatures w14:val="none"/>
         </w:rPr>
-        <w:t xml:space="preserve"> </w:t>
-      </w:r>
-      <w:proofErr w:type="spellStart"/>
-      <w:r>
-        <w:rPr>
-          <w:rFonts w:eastAsia="Times New Roman" w:cstheme="minorHAnsi"/>
-          <w:kern w:val="0"/>
-          <w:szCs w:val="28"/>
-          <w:bdr w:val="none" w:sz="0" w:space="0" w:color="auto" w:frame="1"/>
-          <w:lang w:eastAsia="es-CO"/>
-          <w14:ligatures w14:val="none"/>
-        </w:rPr>
-        <w:t>fashion</w:t>
-      </w:r>
-      <w:proofErr w:type="spellEnd"/>
-      <w:r>
-        <w:rPr>
-          <w:rFonts w:eastAsia="Times New Roman" w:cstheme="minorHAnsi"/>
-          <w:kern w:val="0"/>
-          <w:szCs w:val="28"/>
-          <w:bdr w:val="none" w:sz="0" w:space="0" w:color="auto" w:frame="1"/>
-          <w:lang w:eastAsia="es-CO"/>
-          <w14:ligatures w14:val="none"/>
-        </w:rPr>
-        <w:t>—</w:t>
-      </w:r>
-      <w:proofErr w:type="spellStart"/>
-      <w:r>
-        <w:rPr>
-          <w:rFonts w:eastAsia="Times New Roman" w:cstheme="minorHAnsi"/>
-          <w:kern w:val="0"/>
-          <w:szCs w:val="28"/>
-          <w:bdr w:val="none" w:sz="0" w:space="0" w:color="auto" w:frame="1"/>
-          <w:lang w:eastAsia="es-CO"/>
-          <w14:ligatures w14:val="none"/>
-        </w:rPr>
-        <w:t>Men’s</w:t>
-      </w:r>
-      <w:proofErr w:type="spellEnd"/>
-      <w:r>
-        <w:rPr>
-          <w:rFonts w:eastAsia="Times New Roman" w:cstheme="minorHAnsi"/>
-          <w:kern w:val="0"/>
-          <w:szCs w:val="28"/>
-          <w:bdr w:val="none" w:sz="0" w:space="0" w:color="auto" w:frame="1"/>
-          <w:lang w:eastAsia="es-CO"/>
-          <w14:ligatures w14:val="none"/>
-        </w:rPr>
-        <w:t xml:space="preserve"> </w:t>
-      </w:r>
-      <w:proofErr w:type="spellStart"/>
-      <w:r>
-        <w:rPr>
-          <w:rFonts w:eastAsia="Times New Roman" w:cstheme="minorHAnsi"/>
-          <w:kern w:val="0"/>
-          <w:szCs w:val="28"/>
-          <w:bdr w:val="none" w:sz="0" w:space="0" w:color="auto" w:frame="1"/>
-          <w:lang w:eastAsia="es-CO"/>
-          <w14:ligatures w14:val="none"/>
-        </w:rPr>
-        <w:t>shirt</w:t>
-      </w:r>
-      <w:proofErr w:type="spellEnd"/>
-      <w:r>
-        <w:rPr>
-          <w:rFonts w:eastAsia="Times New Roman" w:cstheme="minorHAnsi"/>
-          <w:kern w:val="0"/>
-          <w:szCs w:val="28"/>
-          <w:bdr w:val="none" w:sz="0" w:space="0" w:color="auto" w:frame="1"/>
-          <w:lang w:eastAsia="es-CO"/>
-          <w14:ligatures w14:val="none"/>
-        </w:rPr>
-        <w:t xml:space="preserve"> and collar </w:t>
-      </w:r>
-      <w:proofErr w:type="spellStart"/>
-      <w:r>
-        <w:rPr>
-          <w:rFonts w:eastAsia="Times New Roman" w:cstheme="minorHAnsi"/>
-          <w:kern w:val="0"/>
-          <w:szCs w:val="28"/>
-          <w:bdr w:val="none" w:sz="0" w:space="0" w:color="auto" w:frame="1"/>
-          <w:lang w:eastAsia="es-CO"/>
-          <w14:ligatures w14:val="none"/>
-        </w:rPr>
-        <w:t>systems</w:t>
-      </w:r>
-      <w:proofErr w:type="spellEnd"/>
-      <w:r>
-        <w:rPr>
-          <w:rFonts w:eastAsia="Times New Roman" w:cstheme="minorHAnsi"/>
-          <w:kern w:val="0"/>
-          <w:szCs w:val="28"/>
-          <w:bdr w:val="none" w:sz="0" w:space="0" w:color="auto" w:frame="1"/>
-          <w:lang w:eastAsia="es-CO"/>
-          <w14:ligatures w14:val="none"/>
-        </w:rPr>
-        <w:t xml:space="preserve">. </w:t>
-      </w:r>
-      <w:proofErr w:type="spellStart"/>
-      <w:r>
-        <w:rPr>
-          <w:rFonts w:eastAsia="Times New Roman" w:cstheme="minorHAnsi"/>
-          <w:kern w:val="0"/>
-          <w:szCs w:val="28"/>
-          <w:bdr w:val="none" w:sz="0" w:space="0" w:color="auto" w:frame="1"/>
-          <w:lang w:eastAsia="es-CO"/>
-          <w14:ligatures w14:val="none"/>
-        </w:rPr>
-        <w:t>Metropolitan</w:t>
-      </w:r>
-      <w:proofErr w:type="spellEnd"/>
-      <w:r>
-        <w:rPr>
-          <w:rFonts w:eastAsia="Times New Roman" w:cstheme="minorHAnsi"/>
-          <w:kern w:val="0"/>
-          <w:szCs w:val="28"/>
-          <w:bdr w:val="none" w:sz="0" w:space="0" w:color="auto" w:frame="1"/>
-          <w:lang w:eastAsia="es-CO"/>
-          <w14:ligatures w14:val="none"/>
-        </w:rPr>
-        <w:t xml:space="preserve"> </w:t>
-      </w:r>
-      <w:proofErr w:type="spellStart"/>
-      <w:r>
-        <w:rPr>
-          <w:rFonts w:eastAsia="Times New Roman" w:cstheme="minorHAnsi"/>
-          <w:kern w:val="0"/>
-          <w:szCs w:val="28"/>
-          <w:bdr w:val="none" w:sz="0" w:space="0" w:color="auto" w:frame="1"/>
-          <w:lang w:eastAsia="es-CO"/>
-          <w14:ligatures w14:val="none"/>
-        </w:rPr>
-        <w:t>Press</w:t>
-      </w:r>
-      <w:proofErr w:type="spellEnd"/>
-      <w:r>
-        <w:rPr>
-          <w:rFonts w:eastAsia="Times New Roman" w:cstheme="minorHAnsi"/>
-          <w:kern w:val="0"/>
-          <w:szCs w:val="28"/>
-          <w:bdr w:val="none" w:sz="0" w:space="0" w:color="auto" w:frame="1"/>
-          <w:lang w:eastAsia="es-CO"/>
-          <w14:ligatures w14:val="none"/>
-        </w:rPr>
-        <w:t>.</w:t>
-      </w:r>
-    </w:p>
-    <w:p>
-      <w:pPr>
-        <w:ind w:left="709" w:hanging="709"/>
-        <w:rPr>
-          <w:rFonts w:eastAsia="Times New Roman" w:cstheme="minorHAnsi"/>
-          <w:kern w:val="0"/>
-          <w:szCs w:val="28"/>
-          <w:bdr w:val="none" w:sz="0" w:space="0" w:color="auto" w:frame="1"/>
-          <w:lang w:eastAsia="es-CO"/>
-          <w14:ligatures w14:val="none"/>
-        </w:rPr>
-      </w:pPr>
-      <w:r>
-        <w:rPr>
-          <w:rFonts w:eastAsia="Times New Roman" w:cstheme="minorHAnsi"/>
-          <w:kern w:val="0"/>
-          <w:szCs w:val="28"/>
-          <w:bdr w:val="none" w:sz="0" w:space="0" w:color="auto" w:frame="1"/>
-          <w:lang w:eastAsia="es-CO"/>
-          <w14:ligatures w14:val="none"/>
-        </w:rPr>
-        <w:t xml:space="preserve">Cantillo, E. (2014). Patronaje industrial masculino: Programa y escalado [PDF]. </w:t>
-      </w:r>
-      <w:proofErr w:type="spellStart"/>
-      <w:r>
-        <w:rPr>
-          <w:rFonts w:eastAsia="Times New Roman" w:cstheme="minorHAnsi"/>
-          <w:kern w:val="0"/>
-          <w:szCs w:val="28"/>
-          <w:bdr w:val="none" w:sz="0" w:space="0" w:color="auto" w:frame="1"/>
-          <w:lang w:eastAsia="es-CO"/>
-          <w14:ligatures w14:val="none"/>
-        </w:rPr>
-        <w:t>SlideShare</w:t>
-      </w:r>
-      <w:proofErr w:type="spellEnd"/>
-      <w:r>
-        <w:rPr>
-          <w:rFonts w:eastAsia="Times New Roman" w:cstheme="minorHAnsi"/>
-          <w:kern w:val="0"/>
-          <w:szCs w:val="28"/>
-          <w:bdr w:val="none" w:sz="0" w:space="0" w:color="auto" w:frame="1"/>
-          <w:lang w:eastAsia="es-CO"/>
-          <w14:ligatures w14:val="none"/>
-        </w:rPr>
-        <w:t>.</w:t>
-      </w:r>
-    </w:p>
-    <w:p>
-      <w:pPr>
-        <w:ind w:left="709" w:hanging="709"/>
-        <w:rPr>
-          <w:rFonts w:eastAsia="Times New Roman" w:cstheme="minorHAnsi"/>
-          <w:kern w:val="0"/>
-          <w:szCs w:val="28"/>
-          <w:bdr w:val="none" w:sz="0" w:space="0" w:color="auto" w:frame="1"/>
-          <w:lang w:eastAsia="es-CO"/>
-          <w14:ligatures w14:val="none"/>
-        </w:rPr>
-      </w:pPr>
-      <w:proofErr w:type="spellStart"/>
-      <w:r>
-        <w:rPr>
-          <w:rFonts w:eastAsia="Times New Roman" w:cstheme="minorHAnsi"/>
-          <w:kern w:val="0"/>
-          <w:szCs w:val="28"/>
-          <w:bdr w:val="none" w:sz="0" w:space="0" w:color="auto" w:frame="1"/>
-          <w:lang w:eastAsia="es-CO"/>
-          <w14:ligatures w14:val="none"/>
-        </w:rPr>
-        <w:t>Carr</w:t>
-      </w:r>
-      <w:proofErr w:type="spellEnd"/>
-      <w:r>
-        <w:rPr>
-          <w:rFonts w:eastAsia="Times New Roman" w:cstheme="minorHAnsi"/>
-          <w:kern w:val="0"/>
-          <w:szCs w:val="28"/>
-          <w:bdr w:val="none" w:sz="0" w:space="0" w:color="auto" w:frame="1"/>
-          <w:lang w:eastAsia="es-CO"/>
-          <w14:ligatures w14:val="none"/>
-        </w:rPr>
-        <w:t xml:space="preserve">, V., &amp; Latham, B. (1991). </w:t>
-      </w:r>
-      <w:proofErr w:type="spellStart"/>
-      <w:r>
-        <w:rPr>
-          <w:rFonts w:eastAsia="Times New Roman" w:cstheme="minorHAnsi"/>
-          <w:kern w:val="0"/>
-          <w:szCs w:val="28"/>
-          <w:bdr w:val="none" w:sz="0" w:space="0" w:color="auto" w:frame="1"/>
-          <w:lang w:eastAsia="es-CO"/>
-          <w14:ligatures w14:val="none"/>
-        </w:rPr>
-        <w:t>The</w:t>
-      </w:r>
-      <w:proofErr w:type="spellEnd"/>
-      <w:r>
-        <w:rPr>
-          <w:rFonts w:eastAsia="Times New Roman" w:cstheme="minorHAnsi"/>
-          <w:kern w:val="0"/>
-          <w:szCs w:val="28"/>
-          <w:bdr w:val="none" w:sz="0" w:space="0" w:color="auto" w:frame="1"/>
-          <w:lang w:eastAsia="es-CO"/>
-          <w14:ligatures w14:val="none"/>
-        </w:rPr>
-        <w:t xml:space="preserve"> </w:t>
-      </w:r>
-      <w:proofErr w:type="spellStart"/>
-      <w:r>
-        <w:rPr>
-          <w:rFonts w:eastAsia="Times New Roman" w:cstheme="minorHAnsi"/>
-          <w:kern w:val="0"/>
-          <w:szCs w:val="28"/>
-          <w:bdr w:val="none" w:sz="0" w:space="0" w:color="auto" w:frame="1"/>
-          <w:lang w:eastAsia="es-CO"/>
-          <w14:ligatures w14:val="none"/>
-        </w:rPr>
-        <w:t>anatomy</w:t>
-      </w:r>
-      <w:proofErr w:type="spellEnd"/>
-      <w:r>
-        <w:rPr>
-          <w:rFonts w:eastAsia="Times New Roman" w:cstheme="minorHAnsi"/>
-          <w:kern w:val="0"/>
-          <w:szCs w:val="28"/>
-          <w:bdr w:val="none" w:sz="0" w:space="0" w:color="auto" w:frame="1"/>
-          <w:lang w:eastAsia="es-CO"/>
-          <w14:ligatures w14:val="none"/>
-        </w:rPr>
-        <w:t xml:space="preserve"> </w:t>
-      </w:r>
-      <w:proofErr w:type="spellStart"/>
-      <w:r>
-        <w:rPr>
-          <w:rFonts w:eastAsia="Times New Roman" w:cstheme="minorHAnsi"/>
-          <w:kern w:val="0"/>
-          <w:szCs w:val="28"/>
-          <w:bdr w:val="none" w:sz="0" w:space="0" w:color="auto" w:frame="1"/>
-          <w:lang w:eastAsia="es-CO"/>
-          <w14:ligatures w14:val="none"/>
-        </w:rPr>
-        <w:t>of</w:t>
-      </w:r>
-      <w:proofErr w:type="spellEnd"/>
-      <w:r>
-        <w:rPr>
-          <w:rFonts w:eastAsia="Times New Roman" w:cstheme="minorHAnsi"/>
-          <w:kern w:val="0"/>
-          <w:szCs w:val="28"/>
-          <w:bdr w:val="none" w:sz="0" w:space="0" w:color="auto" w:frame="1"/>
-          <w:lang w:eastAsia="es-CO"/>
-          <w14:ligatures w14:val="none"/>
-        </w:rPr>
-        <w:t xml:space="preserve"> </w:t>
-      </w:r>
-      <w:proofErr w:type="spellStart"/>
-      <w:r>
-        <w:rPr>
-          <w:rFonts w:eastAsia="Times New Roman" w:cstheme="minorHAnsi"/>
-          <w:kern w:val="0"/>
-          <w:szCs w:val="28"/>
-          <w:bdr w:val="none" w:sz="0" w:space="0" w:color="auto" w:frame="1"/>
-          <w:lang w:eastAsia="es-CO"/>
-          <w14:ligatures w14:val="none"/>
-        </w:rPr>
-        <w:t>dress</w:t>
-      </w:r>
-      <w:proofErr w:type="spellEnd"/>
-      <w:r>
-        <w:rPr>
-          <w:rFonts w:eastAsia="Times New Roman" w:cstheme="minorHAnsi"/>
-          <w:kern w:val="0"/>
-          <w:szCs w:val="28"/>
-          <w:bdr w:val="none" w:sz="0" w:space="0" w:color="auto" w:frame="1"/>
-          <w:lang w:eastAsia="es-CO"/>
-          <w14:ligatures w14:val="none"/>
-        </w:rPr>
-        <w:t xml:space="preserve"> </w:t>
-      </w:r>
-      <w:proofErr w:type="spellStart"/>
-      <w:r>
-        <w:rPr>
-          <w:rFonts w:eastAsia="Times New Roman" w:cstheme="minorHAnsi"/>
-          <w:kern w:val="0"/>
-          <w:szCs w:val="28"/>
-          <w:bdr w:val="none" w:sz="0" w:space="0" w:color="auto" w:frame="1"/>
-          <w:lang w:eastAsia="es-CO"/>
-          <w14:ligatures w14:val="none"/>
-        </w:rPr>
-        <w:t>patterns</w:t>
-      </w:r>
-      <w:proofErr w:type="spellEnd"/>
-      <w:r>
-        <w:rPr>
-          <w:rFonts w:eastAsia="Times New Roman" w:cstheme="minorHAnsi"/>
-          <w:kern w:val="0"/>
-          <w:szCs w:val="28"/>
-          <w:bdr w:val="none" w:sz="0" w:space="0" w:color="auto" w:frame="1"/>
-          <w:lang w:eastAsia="es-CO"/>
-          <w14:ligatures w14:val="none"/>
-        </w:rPr>
-        <w:t>. Butterworth-Heinemann.</w:t>
-      </w:r>
-    </w:p>
-    <w:p>
-      <w:pPr>
-        <w:ind w:left="709" w:hanging="709"/>
-        <w:rPr>
-          <w:rFonts w:eastAsia="Times New Roman" w:cstheme="minorHAnsi"/>
-          <w:kern w:val="0"/>
-          <w:szCs w:val="28"/>
-          <w:bdr w:val="none" w:sz="0" w:space="0" w:color="auto" w:frame="1"/>
-          <w:lang w:eastAsia="es-CO"/>
-          <w14:ligatures w14:val="none"/>
-        </w:rPr>
-      </w:pPr>
-      <w:proofErr w:type="spellStart"/>
-      <w:r>
-        <w:rPr>
-          <w:rFonts w:eastAsia="Times New Roman" w:cstheme="minorHAnsi"/>
-          <w:kern w:val="0"/>
-          <w:szCs w:val="28"/>
-          <w:bdr w:val="none" w:sz="0" w:space="0" w:color="auto" w:frame="1"/>
-          <w:lang w:eastAsia="es-CO"/>
-          <w14:ligatures w14:val="none"/>
-        </w:rPr>
-        <w:t>Donnanno</w:t>
-      </w:r>
-      <w:proofErr w:type="spellEnd"/>
-      <w:r>
-        <w:rPr>
-          <w:rFonts w:eastAsia="Times New Roman" w:cstheme="minorHAnsi"/>
-          <w:kern w:val="0"/>
-          <w:szCs w:val="28"/>
-          <w:bdr w:val="none" w:sz="0" w:space="0" w:color="auto" w:frame="1"/>
-          <w:lang w:eastAsia="es-CO"/>
-          <w14:ligatures w14:val="none"/>
-        </w:rPr>
-        <w:t>, A. (2016). Técnicas de patronaje de moda. Volumen 1. Editorial GG.</w:t>
-      </w:r>
-    </w:p>
-    <w:p>
-      <w:pPr>
-        <w:ind w:left="709" w:hanging="709"/>
-        <w:rPr>
-          <w:rFonts w:eastAsia="Times New Roman" w:cstheme="minorHAnsi"/>
-          <w:kern w:val="0"/>
-          <w:szCs w:val="28"/>
-          <w:bdr w:val="none" w:sz="0" w:space="0" w:color="auto" w:frame="1"/>
-          <w:lang w:eastAsia="es-CO"/>
-          <w14:ligatures w14:val="none"/>
-        </w:rPr>
-      </w:pPr>
-      <w:r>
-        <w:rPr>
-          <w:rFonts w:eastAsia="Times New Roman" w:cstheme="minorHAnsi"/>
-          <w:kern w:val="0"/>
-          <w:szCs w:val="28"/>
-          <w:bdr w:val="none" w:sz="0" w:space="0" w:color="auto" w:frame="1"/>
-          <w:lang w:eastAsia="es-CO"/>
-          <w14:ligatures w14:val="none"/>
-        </w:rPr>
-        <w:t>García, R. (2014). Patrones de costura masculinos: Patrón XXI. Editorial Técnica.</w:t>
-      </w:r>
-    </w:p>
-    <w:p>
-      <w:pPr>
-        <w:ind w:left="709" w:hanging="709"/>
-        <w:rPr>
-          <w:rFonts w:eastAsia="Times New Roman" w:cstheme="minorHAnsi"/>
-          <w:kern w:val="0"/>
-          <w:szCs w:val="28"/>
-          <w:bdr w:val="none" w:sz="0" w:space="0" w:color="auto" w:frame="1"/>
-          <w:lang w:eastAsia="es-CO"/>
-          <w14:ligatures w14:val="none"/>
-        </w:rPr>
-      </w:pPr>
-      <w:r>
-        <w:rPr>
-          <w:rFonts w:eastAsia="Times New Roman" w:cstheme="minorHAnsi"/>
-          <w:kern w:val="0"/>
-          <w:szCs w:val="28"/>
-          <w:bdr w:val="none" w:sz="0" w:space="0" w:color="auto" w:frame="1"/>
-          <w:lang w:eastAsia="es-CO"/>
-          <w14:ligatures w14:val="none"/>
-        </w:rPr>
-        <w:t>Heller, E.</w:t>
-      </w:r>
-      <w:r>
-        <w:rPr>
-          <w:rFonts w:eastAsia="Times New Roman" w:cstheme="minorHAnsi"/>
-          <w:kern w:val="0"/>
-          <w:szCs w:val="28"/>
-          <w:bdr w:val="none" w:sz="0" w:space="0" w:color="auto" w:frame="1"/>
-          <w:lang w:eastAsia="es-CO"/>
-          <w14:ligatures w14:val="none"/>
-        </w:rPr>
-        <w:t xml:space="preserve"> </w:t>
-      </w:r>
-      <w:r>
-        <w:rPr>
-          <w:rFonts w:eastAsia="Times New Roman" w:cstheme="minorHAnsi"/>
-          <w:kern w:val="0"/>
-          <w:szCs w:val="28"/>
-          <w:bdr w:val="none" w:sz="0" w:space="0" w:color="auto" w:frame="1"/>
-          <w:lang w:eastAsia="es-CO"/>
-          <w14:ligatures w14:val="none"/>
-        </w:rPr>
-        <w:t xml:space="preserve">M. (2015). Escuela de costura: Nociones básicas y técnicas. </w:t>
-      </w:r>
-      <w:proofErr w:type="spellStart"/>
-      <w:r>
-        <w:rPr>
-          <w:rFonts w:eastAsia="Times New Roman" w:cstheme="minorHAnsi"/>
-          <w:kern w:val="0"/>
-          <w:szCs w:val="28"/>
-          <w:bdr w:val="none" w:sz="0" w:space="0" w:color="auto" w:frame="1"/>
-          <w:lang w:eastAsia="es-CO"/>
-          <w14:ligatures w14:val="none"/>
-        </w:rPr>
-        <w:t>Everand</w:t>
-      </w:r>
-      <w:proofErr w:type="spellEnd"/>
-      <w:r>
-        <w:rPr>
-          <w:rFonts w:eastAsia="Times New Roman" w:cstheme="minorHAnsi"/>
-          <w:kern w:val="0"/>
-          <w:szCs w:val="28"/>
-          <w:bdr w:val="none" w:sz="0" w:space="0" w:color="auto" w:frame="1"/>
-          <w:lang w:eastAsia="es-CO"/>
-          <w14:ligatures w14:val="none"/>
-        </w:rPr>
-        <w:t>.</w:t>
-      </w:r>
-    </w:p>
-    <w:p>
-      <w:pPr>
-        <w:ind w:left="709" w:hanging="709"/>
-        <w:rPr>
-          <w:rFonts w:eastAsia="Times New Roman" w:cstheme="minorHAnsi"/>
-          <w:kern w:val="0"/>
-          <w:szCs w:val="28"/>
-          <w:bdr w:val="none" w:sz="0" w:space="0" w:color="auto" w:frame="1"/>
-          <w:lang w:eastAsia="es-CO"/>
-          <w14:ligatures w14:val="none"/>
-        </w:rPr>
-      </w:pPr>
-      <w:r>
-        <w:rPr>
-          <w:rFonts w:eastAsia="Times New Roman" w:cstheme="minorHAnsi"/>
-          <w:kern w:val="0"/>
-          <w:szCs w:val="28"/>
-          <w:bdr w:val="none" w:sz="0" w:space="0" w:color="auto" w:frame="1"/>
-          <w:lang w:eastAsia="es-CO"/>
-          <w14:ligatures w14:val="none"/>
-        </w:rPr>
-        <w:t>Heller, E.</w:t>
-      </w:r>
-      <w:r>
-        <w:rPr>
-          <w:rFonts w:eastAsia="Times New Roman" w:cstheme="minorHAnsi"/>
-          <w:kern w:val="0"/>
-          <w:szCs w:val="28"/>
-          <w:bdr w:val="none" w:sz="0" w:space="0" w:color="auto" w:frame="1"/>
-          <w:lang w:eastAsia="es-CO"/>
-          <w14:ligatures w14:val="none"/>
-        </w:rPr>
-        <w:t xml:space="preserve"> </w:t>
-      </w:r>
-      <w:r>
-        <w:rPr>
-          <w:rFonts w:eastAsia="Times New Roman" w:cstheme="minorHAnsi"/>
-          <w:kern w:val="0"/>
-          <w:szCs w:val="28"/>
-          <w:bdr w:val="none" w:sz="0" w:space="0" w:color="auto" w:frame="1"/>
-          <w:lang w:eastAsia="es-CO"/>
-          <w14:ligatures w14:val="none"/>
-        </w:rPr>
-        <w:t>M. (2016). Técnicas de patronaje de moda: Carrera Diseño y Gestión en Moda (Tomo II – Hombre). Universidad Peruana de Ciencias Aplicadas.</w:t>
-      </w:r>
-    </w:p>
-    <w:p>
-      <w:pPr>
-        <w:ind w:left="709" w:hanging="709"/>
-        <w:rPr>
-          <w:rFonts w:eastAsia="Times New Roman" w:cstheme="minorHAnsi"/>
-          <w:kern w:val="0"/>
-          <w:szCs w:val="28"/>
-          <w:bdr w:val="none" w:sz="0" w:space="0" w:color="auto" w:frame="1"/>
-          <w:lang w:eastAsia="es-CO"/>
-          <w14:ligatures w14:val="none"/>
-        </w:rPr>
-      </w:pPr>
-      <w:r>
-        <w:rPr>
-          <w:rFonts w:eastAsia="Times New Roman" w:cstheme="minorHAnsi"/>
-          <w:kern w:val="0"/>
-          <w:szCs w:val="28"/>
-          <w:bdr w:val="none" w:sz="0" w:space="0" w:color="auto" w:frame="1"/>
-          <w:lang w:eastAsia="es-CO"/>
-          <w14:ligatures w14:val="none"/>
-        </w:rPr>
-        <w:t xml:space="preserve">Innovación y Cualificación, S. L. (2018). Materiales, herramientas, máquinas y equipos de confección. </w:t>
-      </w:r>
-      <w:proofErr w:type="spellStart"/>
-      <w:r>
-        <w:rPr>
-          <w:rFonts w:eastAsia="Times New Roman" w:cstheme="minorHAnsi"/>
-          <w:kern w:val="0"/>
-          <w:szCs w:val="28"/>
-          <w:bdr w:val="none" w:sz="0" w:space="0" w:color="auto" w:frame="1"/>
-          <w:lang w:eastAsia="es-CO"/>
-          <w14:ligatures w14:val="none"/>
-        </w:rPr>
-        <w:t>Everand</w:t>
-      </w:r>
-      <w:proofErr w:type="spellEnd"/>
-      <w:r>
-        <w:rPr>
-          <w:rFonts w:eastAsia="Times New Roman" w:cstheme="minorHAnsi"/>
-          <w:kern w:val="0"/>
-          <w:szCs w:val="28"/>
-          <w:bdr w:val="none" w:sz="0" w:space="0" w:color="auto" w:frame="1"/>
-          <w:lang w:eastAsia="es-CO"/>
-          <w14:ligatures w14:val="none"/>
-        </w:rPr>
-        <w:t>.</w:t>
-      </w:r>
-    </w:p>
-    <w:p>
-      <w:pPr>
-        <w:ind w:left="709" w:hanging="709"/>
-        <w:rPr>
-          <w:rFonts w:eastAsia="Times New Roman" w:cstheme="minorHAnsi"/>
-          <w:kern w:val="0"/>
-          <w:szCs w:val="28"/>
-          <w:bdr w:val="none" w:sz="0" w:space="0" w:color="auto" w:frame="1"/>
-          <w:lang w:eastAsia="es-CO"/>
-          <w14:ligatures w14:val="none"/>
-        </w:rPr>
-      </w:pPr>
-      <w:proofErr w:type="spellStart"/>
-      <w:r>
-        <w:rPr>
-          <w:rFonts w:eastAsia="Times New Roman" w:cstheme="minorHAnsi"/>
-          <w:kern w:val="0"/>
-          <w:szCs w:val="28"/>
-          <w:bdr w:val="none" w:sz="0" w:space="0" w:color="auto" w:frame="1"/>
-          <w:lang w:eastAsia="es-CO"/>
-          <w14:ligatures w14:val="none"/>
-        </w:rPr>
-        <w:t>Jungclaus</w:t>
-      </w:r>
-      <w:proofErr w:type="spellEnd"/>
-      <w:r>
-        <w:rPr>
-          <w:rFonts w:eastAsia="Times New Roman" w:cstheme="minorHAnsi"/>
-          <w:kern w:val="0"/>
-          <w:szCs w:val="28"/>
-          <w:bdr w:val="none" w:sz="0" w:space="0" w:color="auto" w:frame="1"/>
-          <w:lang w:eastAsia="es-CO"/>
-          <w14:ligatures w14:val="none"/>
-        </w:rPr>
-        <w:t xml:space="preserve">, S. (2023). Guía avanzada de sastrería masculina: Manual de patronaje para diferentes formas corporales. </w:t>
-      </w:r>
-      <w:proofErr w:type="spellStart"/>
-      <w:r>
-        <w:rPr>
-          <w:rFonts w:eastAsia="Times New Roman" w:cstheme="minorHAnsi"/>
-          <w:kern w:val="0"/>
-          <w:szCs w:val="28"/>
-          <w:bdr w:val="none" w:sz="0" w:space="0" w:color="auto" w:frame="1"/>
-          <w:lang w:eastAsia="es-CO"/>
-          <w14:ligatures w14:val="none"/>
-        </w:rPr>
-        <w:t>Everand</w:t>
-      </w:r>
-      <w:proofErr w:type="spellEnd"/>
-      <w:r>
-        <w:rPr>
-          <w:rFonts w:eastAsia="Times New Roman" w:cstheme="minorHAnsi"/>
-          <w:kern w:val="0"/>
-          <w:szCs w:val="28"/>
-          <w:bdr w:val="none" w:sz="0" w:space="0" w:color="auto" w:frame="1"/>
-          <w:lang w:eastAsia="es-CO"/>
-          <w14:ligatures w14:val="none"/>
-        </w:rPr>
-        <w:t>.</w:t>
-      </w:r>
-    </w:p>
-    <w:p>
-      <w:pPr>
-        <w:ind w:left="709" w:hanging="709"/>
-        <w:rPr>
-          <w:rFonts w:eastAsia="Times New Roman" w:cstheme="minorHAnsi"/>
-          <w:kern w:val="0"/>
-          <w:szCs w:val="28"/>
-          <w:bdr w:val="none" w:sz="0" w:space="0" w:color="auto" w:frame="1"/>
-          <w:lang w:eastAsia="es-CO"/>
-          <w14:ligatures w14:val="none"/>
-        </w:rPr>
-      </w:pPr>
-      <w:r>
-        <w:rPr>
-          <w:rFonts w:eastAsia="Times New Roman" w:cstheme="minorHAnsi"/>
-          <w:kern w:val="0"/>
-          <w:szCs w:val="28"/>
-          <w:bdr w:val="none" w:sz="0" w:space="0" w:color="auto" w:frame="1"/>
-          <w:lang w:eastAsia="es-CO"/>
-          <w14:ligatures w14:val="none"/>
-        </w:rPr>
-        <w:t>Martínez, M. I., Valbuena, D. P., &amp; Fuentes, D. I. L. (2019). Fundamentos del patronaje y patronaje masculino básico. Servicio Nacional de Aprendizaje SENA.</w:t>
-      </w:r>
-    </w:p>
-    <w:p>
-      <w:pPr>
-        <w:ind w:left="709" w:hanging="709"/>
-        <w:rPr>
-          <w:rFonts w:eastAsia="Times New Roman" w:cstheme="minorHAnsi"/>
-          <w:kern w:val="0"/>
-          <w:szCs w:val="28"/>
-          <w:bdr w:val="none" w:sz="0" w:space="0" w:color="auto" w:frame="1"/>
-          <w:lang w:eastAsia="es-CO"/>
-          <w14:ligatures w14:val="none"/>
-        </w:rPr>
-      </w:pPr>
-      <w:r>
-        <w:rPr>
-          <w:rFonts w:eastAsia="Times New Roman" w:cstheme="minorHAnsi"/>
-          <w:kern w:val="0"/>
-          <w:szCs w:val="28"/>
-          <w:bdr w:val="none" w:sz="0" w:space="0" w:color="auto" w:frame="1"/>
-          <w:lang w:eastAsia="es-CO"/>
-          <w14:ligatures w14:val="none"/>
-        </w:rPr>
-        <w:t>Muñoz, A. (2019). Manual de patronaje industrial para hombre: Trazado y escalado. Editorial Textil.</w:t>
-      </w:r>
-    </w:p>
-    <w:p>
-      <w:pPr>
-        <w:ind w:left="709" w:hanging="709"/>
-        <w:rPr>
-          <w:rFonts w:eastAsia="Times New Roman" w:cstheme="minorHAnsi"/>
-          <w:kern w:val="0"/>
-          <w:szCs w:val="28"/>
-          <w:bdr w:val="none" w:sz="0" w:space="0" w:color="auto" w:frame="1"/>
-          <w:lang w:eastAsia="es-CO"/>
-          <w14:ligatures w14:val="none"/>
-        </w:rPr>
-      </w:pPr>
-      <w:r>
-        <w:rPr>
-          <w:rFonts w:eastAsia="Times New Roman" w:cstheme="minorHAnsi"/>
-          <w:kern w:val="0"/>
-          <w:szCs w:val="28"/>
-          <w:bdr w:val="none" w:sz="0" w:space="0" w:color="auto" w:frame="1"/>
-          <w:lang w:eastAsia="es-CO"/>
-          <w14:ligatures w14:val="none"/>
-        </w:rPr>
-        <w:lastRenderedPageBreak/>
-        <w:t>Pérez, C. (2018). Patronaje y confección de prendas masculinas: Enfoque industrial. Editorial Moda.</w:t>
-      </w:r>
-    </w:p>
-    <w:p>
-      <w:pPr>
-        <w:ind w:left="709" w:hanging="709"/>
-        <w:rPr>
-          <w:rFonts w:eastAsia="Times New Roman" w:cstheme="minorHAnsi"/>
-          <w:kern w:val="0"/>
-          <w:szCs w:val="28"/>
-          <w:bdr w:val="none" w:sz="0" w:space="0" w:color="auto" w:frame="1"/>
-          <w:lang w:eastAsia="es-CO"/>
-          <w14:ligatures w14:val="none"/>
-        </w:rPr>
-      </w:pPr>
-      <w:proofErr w:type="spellStart"/>
-      <w:r>
-        <w:rPr>
-          <w:rFonts w:eastAsia="Times New Roman" w:cstheme="minorHAnsi"/>
-          <w:kern w:val="0"/>
-          <w:szCs w:val="28"/>
-          <w:bdr w:val="none" w:sz="0" w:space="0" w:color="auto" w:frame="1"/>
-          <w:lang w:eastAsia="es-CO"/>
-          <w14:ligatures w14:val="none"/>
-        </w:rPr>
-        <w:t>Promopress</w:t>
-      </w:r>
-      <w:proofErr w:type="spellEnd"/>
-      <w:r>
-        <w:rPr>
-          <w:rFonts w:eastAsia="Times New Roman" w:cstheme="minorHAnsi"/>
-          <w:kern w:val="0"/>
-          <w:szCs w:val="28"/>
-          <w:bdr w:val="none" w:sz="0" w:space="0" w:color="auto" w:frame="1"/>
-          <w:lang w:eastAsia="es-CO"/>
-          <w14:ligatures w14:val="none"/>
-        </w:rPr>
-        <w:t xml:space="preserve">. (2017). Técnicas de patronaje de moda: Alta costura y patronaje industrial. </w:t>
-      </w:r>
-      <w:proofErr w:type="spellStart"/>
-      <w:r>
-        <w:rPr>
-          <w:rFonts w:eastAsia="Times New Roman" w:cstheme="minorHAnsi"/>
-          <w:kern w:val="0"/>
-          <w:szCs w:val="28"/>
-          <w:bdr w:val="none" w:sz="0" w:space="0" w:color="auto" w:frame="1"/>
-          <w:lang w:eastAsia="es-CO"/>
-          <w14:ligatures w14:val="none"/>
-        </w:rPr>
-        <w:t>Promopress</w:t>
-      </w:r>
-      <w:proofErr w:type="spellEnd"/>
-      <w:r>
-        <w:rPr>
-          <w:rFonts w:eastAsia="Times New Roman" w:cstheme="minorHAnsi"/>
-          <w:kern w:val="0"/>
-          <w:szCs w:val="28"/>
-          <w:bdr w:val="none" w:sz="0" w:space="0" w:color="auto" w:frame="1"/>
-          <w:lang w:eastAsia="es-CO"/>
-          <w14:ligatures w14:val="none"/>
-        </w:rPr>
-        <w:t>.</w:t>
+        <w:t>Promopress. (2017). Técnicas de patronaje de moda: Alta costura y patronaje industrial. Promopress.</w:t>
       </w:r>
     </w:p>
     <w:p>
@@ -35833,13 +34653,8 @@
             <w:pPr>
               <w:pStyle w:val="TextoTablas"/>
             </w:pPr>
-            <w:proofErr w:type="spellStart"/>
-            <w:r>
-              <w:t>Milady</w:t>
-            </w:r>
-            <w:proofErr w:type="spellEnd"/>
-            <w:r>
-              <w:t xml:space="preserve"> Tatiana Villamil Castellanos</w:t>
+            <w:r>
+              <w:t>Milady Tatiana Villamil Castellanos</w:t>
             </w:r>
           </w:p>
         </w:tc>
@@ -36640,7 +35455,7 @@
         <v:path o:extrusionok="f" gradientshapeok="t" o:connecttype="rect"/>
         <o:lock v:ext="edit" aspectratio="t"/>
       </v:shapetype>
-      <v:shape id="_x0000_i1070" type="#_x0000_t75" style="width:10.75pt;height:10.75pt" o:bullet="t">
+      <v:shape id="_x0000_i1046" type="#_x0000_t75" style="width:11.2pt;height:11.2pt" o:bullet="t">
         <v:imagedata r:id="rId1" o:title="mso8C56"/>
       </v:shape>
     </w:pict>
@@ -46451,21 +45266,6 @@
 </file>
 
 <file path=customXml/item1.xml><?xml version="1.0" encoding="utf-8"?>
-<p:properties xmlns:p="http://schemas.microsoft.com/office/2006/metadata/properties" xmlns:xsi="http://www.w3.org/2001/XMLSchema-instance" xmlns:pc="http://schemas.microsoft.com/office/infopath/2007/PartnerControls">
-  <documentManagement>
-    <TaxCatchAll xmlns="cb45339b-ced9-4d0d-8f64-77573914d53b" xsi:nil="true"/>
-    <lcf76f155ced4ddcb4097134ff3c332f xmlns="43a3ca16-9c26-4813-b83f-4aec9927b43f">
-      <Terms xmlns="http://schemas.microsoft.com/office/infopath/2007/PartnerControls"/>
-    </lcf76f155ced4ddcb4097134ff3c332f>
-  </documentManagement>
-</p:properties>
-</file>
-
-<file path=customXml/item2.xml><?xml version="1.0" encoding="utf-8"?>
-<b:Sources xmlns:b="http://schemas.openxmlformats.org/officeDocument/2006/bibliography" xmlns="http://schemas.openxmlformats.org/officeDocument/2006/bibliography" SelectedStyle="\APASixthEditionOfficeOnline.xsl" StyleName="APA" Version="6"/>
-</file>
-
-<file path=customXml/item3.xml><?xml version="1.0" encoding="utf-8"?>
 <ct:contentTypeSchema xmlns:ct="http://schemas.microsoft.com/office/2006/metadata/contentType" xmlns:ma="http://schemas.microsoft.com/office/2006/metadata/properties/metaAttributes" ct:_="" ma:_="" ma:contentTypeName="Documento" ma:contentTypeID="0x01010049282E1EDBE9234EA9E6D38F720E265F" ma:contentTypeVersion="15" ma:contentTypeDescription="Crear nuevo documento." ma:contentTypeScope="" ma:versionID="b31c7aa9eaf043a08b87120b3c4916e3">
   <xsd:schema xmlns:xsd="http://www.w3.org/2001/XMLSchema" xmlns:xs="http://www.w3.org/2001/XMLSchema" xmlns:p="http://schemas.microsoft.com/office/2006/metadata/properties" xmlns:ns2="cb45339b-ced9-4d0d-8f64-77573914d53b" xmlns:ns3="43a3ca16-9c26-4813-b83f-4aec9927b43f" targetNamespace="http://schemas.microsoft.com/office/2006/metadata/properties" ma:root="true" ma:fieldsID="3533d065b04d75c457075bc55f1f5315" ns2:_="" ns3:_="">
     <xsd:import namespace="cb45339b-ced9-4d0d-8f64-77573914d53b"/>
@@ -46700,7 +45500,18 @@
 </ct:contentTypeSchema>
 </file>
 
-<file path=customXml/item4.xml><?xml version="1.0" encoding="utf-8"?>
+<file path=customXml/item2.xml><?xml version="1.0" encoding="utf-8"?>
+<p:properties xmlns:p="http://schemas.microsoft.com/office/2006/metadata/properties" xmlns:xsi="http://www.w3.org/2001/XMLSchema-instance" xmlns:pc="http://schemas.microsoft.com/office/infopath/2007/PartnerControls">
+  <documentManagement>
+    <TaxCatchAll xmlns="cb45339b-ced9-4d0d-8f64-77573914d53b" xsi:nil="true"/>
+    <lcf76f155ced4ddcb4097134ff3c332f xmlns="43a3ca16-9c26-4813-b83f-4aec9927b43f">
+      <Terms xmlns="http://schemas.microsoft.com/office/infopath/2007/PartnerControls"/>
+    </lcf76f155ced4ddcb4097134ff3c332f>
+  </documentManagement>
+</p:properties>
+</file>
+
+<file path=customXml/item3.xml><?xml version="1.0" encoding="utf-8"?>
 <?mso-contentType ?>
 <FormTemplates xmlns="http://schemas.microsoft.com/sharepoint/v3/contenttype/forms">
   <Display>DocumentLibraryForm</Display>
@@ -46709,26 +45520,11 @@
 </FormTemplates>
 </file>
 
-<file path=customXml/itemProps1.xml><?xml version="1.0" encoding="utf-8"?>
-<ds:datastoreItem xmlns:ds="http://schemas.openxmlformats.org/officeDocument/2006/customXml" ds:itemID="{26259216-AD86-464A-AEAD-95B1F9E17392}">
-  <ds:schemaRefs>
-    <ds:schemaRef ds:uri="http://schemas.microsoft.com/office/2006/metadata/properties"/>
-    <ds:schemaRef ds:uri="http://schemas.microsoft.com/office/infopath/2007/PartnerControls"/>
-    <ds:schemaRef ds:uri="cb45339b-ced9-4d0d-8f64-77573914d53b"/>
-    <ds:schemaRef ds:uri="43a3ca16-9c26-4813-b83f-4aec9927b43f"/>
-  </ds:schemaRefs>
-</ds:datastoreItem>
+<file path=customXml/item4.xml><?xml version="1.0" encoding="utf-8"?>
+<b:Sources xmlns:b="http://schemas.openxmlformats.org/officeDocument/2006/bibliography" xmlns="http://schemas.openxmlformats.org/officeDocument/2006/bibliography" SelectedStyle="\APASixthEditionOfficeOnline.xsl" StyleName="APA" Version="6"/>
 </file>
 
-<file path=customXml/itemProps2.xml><?xml version="1.0" encoding="utf-8"?>
-<ds:datastoreItem xmlns:ds="http://schemas.openxmlformats.org/officeDocument/2006/customXml" ds:itemID="{A9F2CEBA-C824-4C86-81A8-E32CBD0EB92D}">
-  <ds:schemaRefs>
-    <ds:schemaRef ds:uri="http://schemas.openxmlformats.org/officeDocument/2006/bibliography"/>
-  </ds:schemaRefs>
-</ds:datastoreItem>
-</file>
-
-<file path=customXml/itemProps3.xml><?xml version="1.0" encoding="utf-8"?>
+<file path=customXml/itemProps1.xml><?xml version="1.0" encoding="utf-8"?>
 <ds:datastoreItem xmlns:ds="http://schemas.openxmlformats.org/officeDocument/2006/customXml" ds:itemID="{0BC4A0A4-89EA-4C0C-9011-C1B351E892BC}">
   <ds:schemaRefs>
     <ds:schemaRef ds:uri="http://schemas.microsoft.com/office/2006/metadata/contentType"/>
@@ -46747,10 +45543,29 @@
 </ds:datastoreItem>
 </file>
 
-<file path=customXml/itemProps4.xml><?xml version="1.0" encoding="utf-8"?>
+<file path=customXml/itemProps2.xml><?xml version="1.0" encoding="utf-8"?>
+<ds:datastoreItem xmlns:ds="http://schemas.openxmlformats.org/officeDocument/2006/customXml" ds:itemID="{26259216-AD86-464A-AEAD-95B1F9E17392}">
+  <ds:schemaRefs>
+    <ds:schemaRef ds:uri="http://schemas.microsoft.com/office/2006/metadata/properties"/>
+    <ds:schemaRef ds:uri="http://schemas.microsoft.com/office/infopath/2007/PartnerControls"/>
+    <ds:schemaRef ds:uri="cb45339b-ced9-4d0d-8f64-77573914d53b"/>
+    <ds:schemaRef ds:uri="43a3ca16-9c26-4813-b83f-4aec9927b43f"/>
+  </ds:schemaRefs>
+</ds:datastoreItem>
+</file>
+
+<file path=customXml/itemProps3.xml><?xml version="1.0" encoding="utf-8"?>
 <ds:datastoreItem xmlns:ds="http://schemas.openxmlformats.org/officeDocument/2006/customXml" ds:itemID="{D00A4A46-BDBD-48AC-87B9-2BA42D9CC06F}">
   <ds:schemaRefs>
     <ds:schemaRef ds:uri="http://schemas.microsoft.com/sharepoint/v3/contenttype/forms"/>
   </ds:schemaRefs>
 </ds:datastoreItem>
+</file>
+
+<file path=customXml/itemProps4.xml><?xml version="1.0" encoding="utf-8"?>
+<ds:datastoreItem xmlns:ds="http://schemas.openxmlformats.org/officeDocument/2006/customXml" ds:itemID="{A9F2CEBA-C824-4C86-81A8-E32CBD0EB92D}">
+  <ds:schemaRefs>
+    <ds:schemaRef ds:uri="http://schemas.openxmlformats.org/officeDocument/2006/bibliography"/>
+  </ds:schemaRefs>
+</ds:datastoreItem>
 </file>
--- a/fuentes/CF3_52450482_DU.docx
+++ b/fuentes/CF3_52450482_DU.docx
@@ -2280,7 +2280,21 @@
         <w:rPr>
           <w:lang w:eastAsia="es-CO"/>
         </w:rPr>
-        <w:t xml:space="preserve"> tipo Levi´s (con costuras expuestas y bolsillos de parche), ilustran cómo un mismo concepto base puede transformarse en múltiples expresiones del vestir casual masculino.</w:t>
+        <w:t xml:space="preserve"> tipo </w:t>
+      </w:r>
+      <w:proofErr w:type="spellStart"/>
+      <w:r>
+        <w:rPr>
+          <w:lang w:eastAsia="es-CO"/>
+        </w:rPr>
+        <w:t>Levi´s</w:t>
+      </w:r>
+      <w:proofErr w:type="spellEnd"/>
+      <w:r>
+        <w:rPr>
+          <w:lang w:eastAsia="es-CO"/>
+        </w:rPr>
+        <w:t xml:space="preserve"> (con costuras expuestas y bolsillos de parche), ilustran cómo un mismo concepto base puede transformarse en múltiples expresiones del vestir casual masculino.</w:t>
       </w:r>
     </w:p>
     <w:p>
@@ -2985,7 +2999,15 @@
               <w:t>ñ</w:t>
             </w:r>
             <w:r>
-              <w:t>al de recorte en la vista frontal para crear tapeta francesa.</w:t>
+              <w:t xml:space="preserve">al de recorte en la vista frontal para crear </w:t>
+            </w:r>
+            <w:proofErr w:type="spellStart"/>
+            <w:r>
+              <w:t>tapeta</w:t>
+            </w:r>
+            <w:proofErr w:type="spellEnd"/>
+            <w:r>
+              <w:t xml:space="preserve"> francesa.</w:t>
             </w:r>
           </w:p>
         </w:tc>
@@ -4168,7 +4190,15 @@
               <w:pStyle w:val="TextoTablas"/>
             </w:pPr>
             <w:r>
-              <w:t>“Refuerzo con entretela fusible en tapeta”.</w:t>
+              <w:t xml:space="preserve">“Refuerzo con entretela fusible en </w:t>
+            </w:r>
+            <w:proofErr w:type="spellStart"/>
+            <w:r>
+              <w:t>tapeta</w:t>
+            </w:r>
+            <w:proofErr w:type="spellEnd"/>
+            <w:r>
+              <w:t>”.</w:t>
             </w:r>
           </w:p>
         </w:tc>
@@ -5000,7 +5030,21 @@
         <w:rPr>
           <w:lang w:val="es-419" w:eastAsia="es-CO"/>
         </w:rPr>
-        <w:t>La interpretación de prendas masculinas, como la camisa, el polo o la sobrecamisa, representa un ejercicio técnico y analítico de decisiones estructuradas que posibiliten su producción; este proceso inicia con la comprensión de la lógica constructiva de la prenda, es decir, cómo se organiza y se ensambla cada parte de acuerdo con su función y estética.</w:t>
+        <w:t xml:space="preserve">La interpretación de prendas masculinas, como la camisa, el polo o la </w:t>
+      </w:r>
+      <w:proofErr w:type="spellStart"/>
+      <w:r>
+        <w:rPr>
+          <w:lang w:val="es-419" w:eastAsia="es-CO"/>
+        </w:rPr>
+        <w:t>sobrecamisa</w:t>
+      </w:r>
+      <w:proofErr w:type="spellEnd"/>
+      <w:r>
+        <w:rPr>
+          <w:lang w:val="es-419" w:eastAsia="es-CO"/>
+        </w:rPr>
+        <w:t>, representa un ejercicio técnico y analítico de decisiones estructuradas que posibiliten su producción; este proceso inicia con la comprensión de la lógica constructiva de la prenda, es decir, cómo se organiza y se ensambla cada parte de acuerdo con su función y estética.</w:t>
       </w:r>
     </w:p>
     <w:p>
@@ -5130,7 +5174,21 @@
         <w:rPr>
           <w:lang w:eastAsia="es-CO"/>
         </w:rPr>
-        <w:t>Una camisa diseñada para un público joven puede requerir proporciones más ajustadas y materiales con mayor elasticidad, mientras que una sobrecamisa para clima frío demandará estructuras reforzadas y tejidos más pesados. En este sentido, el análisis de modelos masculinos no solo es un ejercicio de observación, sino una competencia estratégica en la industria del diseño y la confección.</w:t>
+        <w:t xml:space="preserve">Una camisa diseñada para un público joven puede requerir proporciones más ajustadas y materiales con mayor elasticidad, mientras que una </w:t>
+      </w:r>
+      <w:proofErr w:type="spellStart"/>
+      <w:r>
+        <w:rPr>
+          <w:lang w:eastAsia="es-CO"/>
+        </w:rPr>
+        <w:t>sobrecamisa</w:t>
+      </w:r>
+      <w:proofErr w:type="spellEnd"/>
+      <w:r>
+        <w:rPr>
+          <w:lang w:eastAsia="es-CO"/>
+        </w:rPr>
+        <w:t xml:space="preserve"> para clima frío demandará estructuras reforzadas y tejidos más pesados. En este sentido, el análisis de modelos masculinos no solo es un ejercicio de observación, sino una competencia estratégica en la industria del diseño y la confección.</w:t>
       </w:r>
     </w:p>
     <w:p>
@@ -5255,6 +5313,7 @@
         </w:rPr>
         <w:t>La silueta y proporción, en la que se analizan variables como la línea de hombro, el escote, la longitud total de la prenda y el nivel de holgura. A partir de esto, se determina si el ajuste responde a una silueta clásica, regular, </w:t>
       </w:r>
+      <w:proofErr w:type="spellStart"/>
       <w:r>
         <w:rPr>
           <w:rStyle w:val="Extranjerismo"/>
@@ -5262,12 +5321,14 @@
         </w:rPr>
         <w:t>slim</w:t>
       </w:r>
+      <w:proofErr w:type="spellEnd"/>
       <w:r>
         <w:rPr>
           <w:lang w:eastAsia="es-CO"/>
         </w:rPr>
         <w:t> u </w:t>
       </w:r>
+      <w:proofErr w:type="spellStart"/>
       <w:r>
         <w:rPr>
           <w:rStyle w:val="Extranjerismo"/>
@@ -5275,6 +5336,7 @@
         </w:rPr>
         <w:t>oversize</w:t>
       </w:r>
+      <w:proofErr w:type="spellEnd"/>
       <w:r>
         <w:rPr>
           <w:lang w:eastAsia="es-CO"/>
@@ -5376,7 +5438,21 @@
         <w:rPr>
           <w:lang w:eastAsia="es-CO"/>
         </w:rPr>
-        <w:t>Se consideran los detalles funcionales, tales como tapetas, vistas y sistemas de abotonadura. Es relevante establecer qué tipo de cierre se emplea y su ubicación, ya que esto requiere adicionar márgenes específicos de confección y prever refuerzos interiores para garantizar resistencia y estabilidad en el uso.</w:t>
+        <w:t xml:space="preserve">Se consideran los detalles funcionales, tales como </w:t>
+      </w:r>
+      <w:proofErr w:type="spellStart"/>
+      <w:r>
+        <w:rPr>
+          <w:lang w:eastAsia="es-CO"/>
+        </w:rPr>
+        <w:t>tapetas</w:t>
+      </w:r>
+      <w:proofErr w:type="spellEnd"/>
+      <w:r>
+        <w:rPr>
+          <w:lang w:eastAsia="es-CO"/>
+        </w:rPr>
+        <w:t>, vistas y sistemas de abotonadura. Es relevante establecer qué tipo de cierre se emplea y su ubicación, ya que esto requiere adicionar márgenes específicos de confección y prever refuerzos interiores para garantizar resistencia y estabilidad en el uso.</w:t>
       </w:r>
     </w:p>
     <w:p>
@@ -5772,8 +5848,13 @@
             <w:pPr>
               <w:pStyle w:val="TextoTablas"/>
             </w:pPr>
-            <w:r>
-              <w:t>Tapetas, vistas, aberturas, abotonaduras.</w:t>
+            <w:proofErr w:type="spellStart"/>
+            <w:r>
+              <w:t>Tapetas</w:t>
+            </w:r>
+            <w:proofErr w:type="spellEnd"/>
+            <w:r>
+              <w:t>, vistas, aberturas, abotonaduras.</w:t>
             </w:r>
           </w:p>
         </w:tc>
@@ -6081,7 +6162,21 @@
         <w:rPr>
           <w:lang w:eastAsia="es-CO"/>
         </w:rPr>
-        <w:t>Delimitar visualmente los contornos principales y subcontornos de la prenda, utilizando herramientas digitales o manuales.</w:t>
+        <w:t xml:space="preserve">Delimitar visualmente los contornos principales y </w:t>
+      </w:r>
+      <w:proofErr w:type="spellStart"/>
+      <w:r>
+        <w:rPr>
+          <w:lang w:eastAsia="es-CO"/>
+        </w:rPr>
+        <w:t>subcontornos</w:t>
+      </w:r>
+      <w:proofErr w:type="spellEnd"/>
+      <w:r>
+        <w:rPr>
+          <w:lang w:eastAsia="es-CO"/>
+        </w:rPr>
+        <w:t xml:space="preserve"> de la prenda, utilizando herramientas digitales o manuales.</w:t>
       </w:r>
     </w:p>
     <w:p>
@@ -6656,7 +6751,15 @@
               <w:pStyle w:val="TextoTablas"/>
             </w:pPr>
             <w:r>
-              <w:t>Delimitar contorno y subcontorno (costadillos, canesú) con color.</w:t>
+              <w:t xml:space="preserve">Delimitar contorno y </w:t>
+            </w:r>
+            <w:proofErr w:type="spellStart"/>
+            <w:r>
+              <w:t>subcontorno</w:t>
+            </w:r>
+            <w:proofErr w:type="spellEnd"/>
+            <w:r>
+              <w:t xml:space="preserve"> (costadillos, canesú) con color.</w:t>
             </w:r>
           </w:p>
         </w:tc>
@@ -6773,11 +6876,19 @@
             <w:r>
               <w:t xml:space="preserve">Marcar costuras visibles (doble pespunte, ribete, </w:t>
             </w:r>
+            <w:proofErr w:type="spellStart"/>
             <w:r>
               <w:rPr>
                 <w:rStyle w:val="Extranjerismo"/>
               </w:rPr>
-              <w:t>french seam</w:t>
+              <w:t>french</w:t>
+            </w:r>
+            <w:proofErr w:type="spellEnd"/>
+            <w:r>
+              <w:rPr>
+                <w:rStyle w:val="Extranjerismo"/>
+              </w:rPr>
+              <w:t xml:space="preserve"> seam</w:t>
             </w:r>
             <w:r>
               <w:t>).</w:t>
@@ -7675,7 +7786,21 @@
         <w:rPr>
           <w:lang w:eastAsia="es-CO"/>
         </w:rPr>
-        <w:t xml:space="preserve"> 12 cm) se refuerza con una torre o tapeta para facilitar el abotonado sin deformar la copa de manga.</w:t>
+        <w:t xml:space="preserve"> 12 cm) se refuerza con una torre o </w:t>
+      </w:r>
+      <w:proofErr w:type="spellStart"/>
+      <w:r>
+        <w:rPr>
+          <w:lang w:eastAsia="es-CO"/>
+        </w:rPr>
+        <w:t>tapeta</w:t>
+      </w:r>
+      <w:proofErr w:type="spellEnd"/>
+      <w:r>
+        <w:rPr>
+          <w:lang w:eastAsia="es-CO"/>
+        </w:rPr>
+        <w:t xml:space="preserve"> para facilitar el abotonado sin deformar la copa de manga.</w:t>
       </w:r>
     </w:p>
     <w:p>
@@ -8441,8 +8566,13 @@
             <w:pPr>
               <w:pStyle w:val="TextoTablas"/>
             </w:pPr>
-            <w:r>
-              <w:t>Esbeltecer torso; resaltar pecho.</w:t>
+            <w:proofErr w:type="spellStart"/>
+            <w:r>
+              <w:t>Esbeltecer</w:t>
+            </w:r>
+            <w:proofErr w:type="spellEnd"/>
+            <w:r>
+              <w:t xml:space="preserve"> torso; resaltar pecho.</w:t>
             </w:r>
           </w:p>
         </w:tc>
@@ -8555,7 +8685,15 @@
               <w:pStyle w:val="TextoTablas"/>
             </w:pPr>
             <w:r>
-              <w:t>Pechera o tapeta.</w:t>
+              <w:t xml:space="preserve">Pechera o </w:t>
+            </w:r>
+            <w:proofErr w:type="spellStart"/>
+            <w:r>
+              <w:t>tapeta</w:t>
+            </w:r>
+            <w:proofErr w:type="spellEnd"/>
+            <w:r>
+              <w:t>.</w:t>
             </w:r>
           </w:p>
         </w:tc>
@@ -9179,7 +9317,21 @@
         <w:rPr>
           <w:lang w:eastAsia="es-CO"/>
         </w:rPr>
-        <w:t>Selección de terminaciones visibles e interiores (como costuras, dobladillos o pespuntes decorativos), incorporación de elementos funcionales (como bolsillos o tapetas), y uso de recursos tecnológicos compatibles con la confección industrial o artesanal del modelo casual.</w:t>
+        <w:t xml:space="preserve">Selección de terminaciones visibles e interiores (como costuras, dobladillos o pespuntes decorativos), incorporación de elementos funcionales (como bolsillos o </w:t>
+      </w:r>
+      <w:proofErr w:type="spellStart"/>
+      <w:r>
+        <w:rPr>
+          <w:lang w:eastAsia="es-CO"/>
+        </w:rPr>
+        <w:t>tapetas</w:t>
+      </w:r>
+      <w:proofErr w:type="spellEnd"/>
+      <w:r>
+        <w:rPr>
+          <w:lang w:eastAsia="es-CO"/>
+        </w:rPr>
+        <w:t>), y uso de recursos tecnológicos compatibles con la confección industrial o artesanal del modelo casual.</w:t>
       </w:r>
     </w:p>
     <w:p>
@@ -9790,7 +9942,15 @@
               <w:t>down</w:t>
             </w:r>
             <w:r>
-              <w:t xml:space="preserve">, mao o </w:t>
+              <w:t xml:space="preserve">, </w:t>
+            </w:r>
+            <w:proofErr w:type="spellStart"/>
+            <w:r>
+              <w:t>mao</w:t>
+            </w:r>
+            <w:proofErr w:type="spellEnd"/>
+            <w:r>
+              <w:t xml:space="preserve"> o </w:t>
             </w:r>
             <w:r>
               <w:rPr>
@@ -9909,8 +10069,13 @@
             <w:pPr>
               <w:pStyle w:val="TextoTablas"/>
             </w:pPr>
-            <w:r>
-              <w:t>Tapeta clásica visible.</w:t>
+            <w:proofErr w:type="spellStart"/>
+            <w:r>
+              <w:t>Tapeta</w:t>
+            </w:r>
+            <w:proofErr w:type="spellEnd"/>
+            <w:r>
+              <w:t xml:space="preserve"> clásica visible.</w:t>
             </w:r>
           </w:p>
         </w:tc>
@@ -9922,8 +10087,13 @@
             <w:pPr>
               <w:pStyle w:val="TextoTablas"/>
             </w:pPr>
-            <w:r>
-              <w:t>Tapeta francesa, vista oculta o cierre automático.</w:t>
+            <w:proofErr w:type="spellStart"/>
+            <w:r>
+              <w:t>Tapeta</w:t>
+            </w:r>
+            <w:proofErr w:type="spellEnd"/>
+            <w:r>
+              <w:t xml:space="preserve"> francesa, vista oculta o cierre automático.</w:t>
             </w:r>
           </w:p>
         </w:tc>
@@ -10556,8 +10726,13 @@
               <w:pStyle w:val="TextoTablas"/>
             </w:pPr>
             <w:r>
-              <w:t>Cuello mao</w:t>
-            </w:r>
+              <w:t xml:space="preserve">Cuello </w:t>
+            </w:r>
+            <w:proofErr w:type="spellStart"/>
+            <w:r>
+              <w:t>mao</w:t>
+            </w:r>
+            <w:proofErr w:type="spellEnd"/>
           </w:p>
         </w:tc>
         <w:tc>
@@ -10614,7 +10789,15 @@
               <w:pStyle w:val="TextoTablas"/>
             </w:pPr>
             <w:r>
-              <w:t>Manga remangable (</w:t>
+              <w:t xml:space="preserve">Manga </w:t>
+            </w:r>
+            <w:proofErr w:type="spellStart"/>
+            <w:r>
+              <w:t>remangable</w:t>
+            </w:r>
+            <w:proofErr w:type="spellEnd"/>
+            <w:r>
+              <w:t xml:space="preserve"> (</w:t>
             </w:r>
             <w:r>
               <w:rPr>
@@ -10758,7 +10941,21 @@
         <w:rPr>
           <w:lang w:eastAsia="es-CO"/>
         </w:rPr>
-        <w:t>Es la plantilla técnica que define la forma, medidas y márgenes necesarios para confeccionar un bolsillo en producción en serie; incluye la pieza del cuerpo del bolsillo, márgenes de costura, guías de ubicación y, si aplica, la tapeta. Se diseña considerando el tipo de tejido, la funcionalidad del bolsillo y los requerimientos del proceso industrial, garantizando precisión, facilidad de ensamblaje y acabados uniformes.</w:t>
+        <w:t xml:space="preserve">Es la plantilla técnica que define la forma, medidas y márgenes necesarios para confeccionar un bolsillo en producción en serie; incluye la pieza del cuerpo del bolsillo, márgenes de costura, guías de ubicación y, si aplica, la </w:t>
+      </w:r>
+      <w:proofErr w:type="spellStart"/>
+      <w:r>
+        <w:rPr>
+          <w:lang w:eastAsia="es-CO"/>
+        </w:rPr>
+        <w:t>tapeta</w:t>
+      </w:r>
+      <w:proofErr w:type="spellEnd"/>
+      <w:r>
+        <w:rPr>
+          <w:lang w:eastAsia="es-CO"/>
+        </w:rPr>
+        <w:t>. Se diseña considerando el tipo de tejido, la funcionalidad del bolsillo y los requerimientos del proceso industrial, garantizando precisión, facilidad de ensamblaje y acabados uniformes.</w:t>
       </w:r>
     </w:p>
     <w:p>
@@ -14836,7 +15033,21 @@
         <w:rPr>
           <w:lang w:eastAsia="es-CO"/>
         </w:rPr>
-        <w:t xml:space="preserve">, tapeta delantera con abertura parcial y, en algunos casos, </w:t>
+        <w:t xml:space="preserve">, </w:t>
+      </w:r>
+      <w:proofErr w:type="spellStart"/>
+      <w:r>
+        <w:rPr>
+          <w:lang w:eastAsia="es-CO"/>
+        </w:rPr>
+        <w:t>tapeta</w:t>
+      </w:r>
+      <w:proofErr w:type="spellEnd"/>
+      <w:r>
+        <w:rPr>
+          <w:lang w:eastAsia="es-CO"/>
+        </w:rPr>
+        <w:t xml:space="preserve"> delantera con abertura parcial y, en algunos casos, </w:t>
       </w:r>
       <w:r>
         <w:rPr>
@@ -15593,6 +15804,7 @@
               <w:pStyle w:val="TextoTablas"/>
             </w:pPr>
             <w:r>
+              <w:lastRenderedPageBreak/>
               <w:t>9</w:t>
             </w:r>
           </w:p>
@@ -15713,7 +15925,21 @@
         <w:rPr>
           <w:lang w:val="es-419"/>
         </w:rPr>
-        <w:t>Trazo de la martin gala</w:t>
+        <w:t xml:space="preserve">Trazo de la </w:t>
+      </w:r>
+      <w:proofErr w:type="spellStart"/>
+      <w:r>
+        <w:rPr>
+          <w:lang w:val="es-419"/>
+        </w:rPr>
+        <w:t>martin</w:t>
+      </w:r>
+      <w:proofErr w:type="spellEnd"/>
+      <w:r>
+        <w:rPr>
+          <w:lang w:val="es-419"/>
+        </w:rPr>
+        <w:t xml:space="preserve"> gala</w:t>
       </w:r>
     </w:p>
     <w:p>
@@ -16052,7 +16278,21 @@
         <w:rPr>
           <w:lang w:val="es-419"/>
         </w:rPr>
-        <w:t>Trazo martin gala 2</w:t>
+        <w:t xml:space="preserve">Trazo </w:t>
+      </w:r>
+      <w:proofErr w:type="spellStart"/>
+      <w:r>
+        <w:rPr>
+          <w:lang w:val="es-419"/>
+        </w:rPr>
+        <w:t>martin</w:t>
+      </w:r>
+      <w:proofErr w:type="spellEnd"/>
+      <w:r>
+        <w:rPr>
+          <w:lang w:val="es-419"/>
+        </w:rPr>
+        <w:t xml:space="preserve"> gala 2</w:t>
       </w:r>
     </w:p>
     <w:p>
@@ -16377,7 +16617,35 @@
         <w:rPr>
           <w:lang w:val="es-419" w:eastAsia="es-CO"/>
         </w:rPr>
-        <w:t xml:space="preserve">La camisa con estilo hindú se distingue por su diseño minimalista, cuello tipo mao (también llamado cuello mandarín), y una tapeta delantera corta con botones, que </w:t>
+        <w:t xml:space="preserve">La camisa con estilo hindú se distingue por su diseño minimalista, cuello tipo </w:t>
+      </w:r>
+      <w:proofErr w:type="spellStart"/>
+      <w:r>
+        <w:rPr>
+          <w:lang w:val="es-419" w:eastAsia="es-CO"/>
+        </w:rPr>
+        <w:t>mao</w:t>
+      </w:r>
+      <w:proofErr w:type="spellEnd"/>
+      <w:r>
+        <w:rPr>
+          <w:lang w:val="es-419" w:eastAsia="es-CO"/>
+        </w:rPr>
+        <w:t xml:space="preserve"> (también llamado cuello mandarín), y una </w:t>
+      </w:r>
+      <w:proofErr w:type="spellStart"/>
+      <w:r>
+        <w:rPr>
+          <w:lang w:val="es-419" w:eastAsia="es-CO"/>
+        </w:rPr>
+        <w:t>tapeta</w:t>
+      </w:r>
+      <w:proofErr w:type="spellEnd"/>
+      <w:r>
+        <w:rPr>
+          <w:lang w:val="es-419" w:eastAsia="es-CO"/>
+        </w:rPr>
+        <w:t xml:space="preserve"> delantera corta con botones, que </w:t>
       </w:r>
       <w:r>
         <w:rPr>
@@ -16397,7 +16665,21 @@
         <w:rPr>
           <w:lang w:val="es-419" w:eastAsia="es-CO"/>
         </w:rPr>
-        <w:t>El trazo del patrón incluye las piezas base (espalda, delantero, mangas, cuello y tapeta), y requiere especial atención en el diseño del escote y la forma del cuello, para conservar la esencia estética y funcional de este estilo tradicional.</w:t>
+        <w:t xml:space="preserve">El trazo del patrón incluye las piezas base (espalda, delantero, mangas, cuello y </w:t>
+      </w:r>
+      <w:proofErr w:type="spellStart"/>
+      <w:r>
+        <w:rPr>
+          <w:lang w:val="es-419" w:eastAsia="es-CO"/>
+        </w:rPr>
+        <w:t>tapeta</w:t>
+      </w:r>
+      <w:proofErr w:type="spellEnd"/>
+      <w:r>
+        <w:rPr>
+          <w:lang w:val="es-419" w:eastAsia="es-CO"/>
+        </w:rPr>
+        <w:t>), y requiere especial atención en el diseño del escote y la forma del cuello, para conservar la esencia estética y funcional de este estilo tradicional.</w:t>
       </w:r>
     </w:p>
     <w:p>
@@ -17929,8 +18211,23 @@
         <w:rPr>
           <w:lang w:eastAsia="es-CO"/>
         </w:rPr>
-        <w:t>La sudadera deportiva es una prenda funcional diseñada para brindar comodidad, libertad de movimiento y protección térmica durante actividades físicas o de uso cotidiano. Su construcción incluye una silueta semiajustada, mangas ranglán o clásicas, puños y pretina en </w:t>
-      </w:r>
+        <w:t xml:space="preserve">La sudadera deportiva es una prenda funcional diseñada para brindar comodidad, libertad de movimiento y protección térmica durante actividades físicas o de uso cotidiano. Su construcción incluye una silueta </w:t>
+      </w:r>
+      <w:proofErr w:type="spellStart"/>
+      <w:r>
+        <w:rPr>
+          <w:lang w:eastAsia="es-CO"/>
+        </w:rPr>
+        <w:t>semiajustada</w:t>
+      </w:r>
+      <w:proofErr w:type="spellEnd"/>
+      <w:r>
+        <w:rPr>
+          <w:lang w:eastAsia="es-CO"/>
+        </w:rPr>
+        <w:t>, mangas ranglán o clásicas, puños y pretina en </w:t>
+      </w:r>
+      <w:proofErr w:type="spellStart"/>
       <w:r>
         <w:rPr>
           <w:rStyle w:val="Extranjerismo"/>
@@ -17938,6 +18235,7 @@
         </w:rPr>
         <w:t>rib</w:t>
       </w:r>
+      <w:proofErr w:type="spellEnd"/>
       <w:r>
         <w:rPr>
           <w:lang w:eastAsia="es-CO"/>
@@ -19269,6 +19567,7 @@
         </w:rPr>
         <w:t>La camisa de manga corta provista de cuello deportivo, caracterizado por un pie abreviado y pala extendida en ángulo abierto, se integra de forma versátil en diversos contextos de indumentaria masculina. En el ámbito corporativo distendido (oficinas con código “</w:t>
       </w:r>
+      <w:proofErr w:type="spellStart"/>
       <w:r>
         <w:rPr>
           <w:rStyle w:val="Extranjerismo"/>
@@ -19276,6 +19575,7 @@
         </w:rPr>
         <w:t>business</w:t>
       </w:r>
+      <w:proofErr w:type="spellEnd"/>
       <w:r>
         <w:rPr>
           <w:lang w:val="es-419" w:eastAsia="es-CO"/>
@@ -19340,6 +19640,7 @@
         </w:rPr>
         <w:t xml:space="preserve"> ligero para actividades recreativas al aire libre, donde la caída relajada del cuello favorece la ventilación cervical. Su adopción en el </w:t>
       </w:r>
+      <w:proofErr w:type="spellStart"/>
       <w:r>
         <w:rPr>
           <w:rStyle w:val="Extranjerismo"/>
@@ -19347,12 +19648,14 @@
         </w:rPr>
         <w:t>retail</w:t>
       </w:r>
+      <w:proofErr w:type="spellEnd"/>
       <w:r>
         <w:rPr>
           <w:lang w:val="es-419" w:eastAsia="es-CO"/>
         </w:rPr>
         <w:t xml:space="preserve"> especializado en </w:t>
       </w:r>
+      <w:proofErr w:type="spellStart"/>
       <w:r>
         <w:rPr>
           <w:rStyle w:val="Extranjerismo"/>
@@ -19360,6 +19663,7 @@
         </w:rPr>
         <w:t>menswear</w:t>
       </w:r>
+      <w:proofErr w:type="spellEnd"/>
       <w:r>
         <w:rPr>
           <w:lang w:val="es-419" w:eastAsia="es-CO"/>
@@ -19451,7 +19755,21 @@
         <w:rPr>
           <w:lang w:val="es-419" w:eastAsia="es-CO"/>
         </w:rPr>
-        <w:t>Fuente: Donnanno, (2016)</w:t>
+        <w:t xml:space="preserve">Fuente: </w:t>
+      </w:r>
+      <w:proofErr w:type="spellStart"/>
+      <w:r>
+        <w:rPr>
+          <w:lang w:val="es-419" w:eastAsia="es-CO"/>
+        </w:rPr>
+        <w:t>Donnanno</w:t>
+      </w:r>
+      <w:proofErr w:type="spellEnd"/>
+      <w:r>
+        <w:rPr>
+          <w:lang w:val="es-419" w:eastAsia="es-CO"/>
+        </w:rPr>
+        <w:t>, (2016)</w:t>
       </w:r>
     </w:p>
     <w:p>
@@ -19539,7 +19857,21 @@
         <w:rPr>
           <w:lang w:val="es-419" w:eastAsia="es-CO"/>
         </w:rPr>
-        <w:t>Fuente: Donnanno, (2016)</w:t>
+        <w:t xml:space="preserve">Fuente: </w:t>
+      </w:r>
+      <w:proofErr w:type="spellStart"/>
+      <w:r>
+        <w:rPr>
+          <w:lang w:val="es-419" w:eastAsia="es-CO"/>
+        </w:rPr>
+        <w:t>Donnanno</w:t>
+      </w:r>
+      <w:proofErr w:type="spellEnd"/>
+      <w:r>
+        <w:rPr>
+          <w:lang w:val="es-419" w:eastAsia="es-CO"/>
+        </w:rPr>
+        <w:t>, (2016)</w:t>
       </w:r>
     </w:p>
     <w:p>
@@ -20324,8 +20656,13 @@
               <w:pStyle w:val="TextoTablas"/>
             </w:pPr>
             <w:r>
-              <w:t>Insertar vistas y tapeta</w:t>
-            </w:r>
+              <w:t xml:space="preserve">Insertar vistas y </w:t>
+            </w:r>
+            <w:proofErr w:type="spellStart"/>
+            <w:r>
+              <w:t>tapeta</w:t>
+            </w:r>
+            <w:proofErr w:type="spellEnd"/>
           </w:p>
         </w:tc>
         <w:tc>
@@ -20588,7 +20925,21 @@
         <w:rPr>
           <w:lang w:val="es-419" w:eastAsia="es-CO"/>
         </w:rPr>
-        <w:t>Fuente: Donnanno, (2016)</w:t>
+        <w:t xml:space="preserve">Fuente: </w:t>
+      </w:r>
+      <w:proofErr w:type="spellStart"/>
+      <w:r>
+        <w:rPr>
+          <w:lang w:val="es-419" w:eastAsia="es-CO"/>
+        </w:rPr>
+        <w:t>Donnanno</w:t>
+      </w:r>
+      <w:proofErr w:type="spellEnd"/>
+      <w:r>
+        <w:rPr>
+          <w:lang w:val="es-419" w:eastAsia="es-CO"/>
+        </w:rPr>
+        <w:t>, (2016)</w:t>
       </w:r>
     </w:p>
     <w:p>
@@ -20683,7 +21034,21 @@
         <w:rPr>
           <w:lang w:val="es-419" w:eastAsia="es-CO"/>
         </w:rPr>
-        <w:t>Fuente: Donnanno, (2016)</w:t>
+        <w:t xml:space="preserve">Fuente: </w:t>
+      </w:r>
+      <w:proofErr w:type="spellStart"/>
+      <w:r>
+        <w:rPr>
+          <w:lang w:val="es-419" w:eastAsia="es-CO"/>
+        </w:rPr>
+        <w:t>Donnanno</w:t>
+      </w:r>
+      <w:proofErr w:type="spellEnd"/>
+      <w:r>
+        <w:rPr>
+          <w:lang w:val="es-419" w:eastAsia="es-CO"/>
+        </w:rPr>
+        <w:t>, (2016)</w:t>
       </w:r>
     </w:p>
     <w:p>
@@ -21967,6 +22332,7 @@
               <w:pStyle w:val="TextoTablas"/>
             </w:pPr>
             <w:r>
+              <w:lastRenderedPageBreak/>
               <w:t>4</w:t>
             </w:r>
           </w:p>
@@ -22414,7 +22780,21 @@
         <w:rPr>
           <w:lang w:val="es-419" w:eastAsia="es-CO"/>
         </w:rPr>
-        <w:t>Fuente: Donnanno, (2016)</w:t>
+        <w:t xml:space="preserve">Fuente: </w:t>
+      </w:r>
+      <w:proofErr w:type="spellStart"/>
+      <w:r>
+        <w:rPr>
+          <w:lang w:val="es-419" w:eastAsia="es-CO"/>
+        </w:rPr>
+        <w:t>Donnanno</w:t>
+      </w:r>
+      <w:proofErr w:type="spellEnd"/>
+      <w:r>
+        <w:rPr>
+          <w:lang w:val="es-419" w:eastAsia="es-CO"/>
+        </w:rPr>
+        <w:t>, (2016)</w:t>
       </w:r>
     </w:p>
     <w:p>
@@ -22516,7 +22896,21 @@
         <w:rPr>
           <w:lang w:eastAsia="es-CO"/>
         </w:rPr>
-        <w:t>Fuente: Donnanno, (2016)</w:t>
+        <w:t xml:space="preserve">Fuente: </w:t>
+      </w:r>
+      <w:proofErr w:type="spellStart"/>
+      <w:r>
+        <w:rPr>
+          <w:lang w:eastAsia="es-CO"/>
+        </w:rPr>
+        <w:t>Donnanno</w:t>
+      </w:r>
+      <w:proofErr w:type="spellEnd"/>
+      <w:r>
+        <w:rPr>
+          <w:lang w:eastAsia="es-CO"/>
+        </w:rPr>
+        <w:t>, (2016)</w:t>
       </w:r>
     </w:p>
     <w:p>
@@ -23524,7 +23918,15 @@
             </w:r>
             <w:r>
               <w:lastRenderedPageBreak/>
-              <w:t>vista / tapeta; pegar doblez de 1,5 cm.</w:t>
+              <w:t xml:space="preserve">vista / </w:t>
+            </w:r>
+            <w:proofErr w:type="spellStart"/>
+            <w:r>
+              <w:t>tapeta</w:t>
+            </w:r>
+            <w:proofErr w:type="spellEnd"/>
+            <w:r>
+              <w:t>; pegar doblez de 1,5 cm.</w:t>
             </w:r>
           </w:p>
         </w:tc>
@@ -23950,7 +24352,21 @@
         <w:rPr>
           <w:lang w:val="es-419" w:eastAsia="es-CO"/>
         </w:rPr>
-        <w:t>Fuente: Donnanno, (2016)</w:t>
+        <w:t xml:space="preserve">Fuente: </w:t>
+      </w:r>
+      <w:proofErr w:type="spellStart"/>
+      <w:r>
+        <w:rPr>
+          <w:lang w:val="es-419" w:eastAsia="es-CO"/>
+        </w:rPr>
+        <w:t>Donnanno</w:t>
+      </w:r>
+      <w:proofErr w:type="spellEnd"/>
+      <w:r>
+        <w:rPr>
+          <w:lang w:val="es-419" w:eastAsia="es-CO"/>
+        </w:rPr>
+        <w:t>, (2016)</w:t>
       </w:r>
     </w:p>
     <w:p>
@@ -26064,9 +26480,11 @@
             <w:pPr>
               <w:pStyle w:val="TextoTablas"/>
             </w:pPr>
+            <w:proofErr w:type="spellStart"/>
             <w:r>
               <w:t>Nº</w:t>
             </w:r>
+            <w:proofErr w:type="spellEnd"/>
           </w:p>
         </w:tc>
         <w:tc>
@@ -26469,7 +26887,15 @@
               <w:pStyle w:val="TextoTablas"/>
             </w:pPr>
             <w:r>
-              <w:t>Corte del bolsillo inferior (tapeta)</w:t>
+              <w:t>Corte del bolsillo inferior (</w:t>
+            </w:r>
+            <w:proofErr w:type="spellStart"/>
+            <w:r>
+              <w:t>tapeta</w:t>
+            </w:r>
+            <w:proofErr w:type="spellEnd"/>
+            <w:r>
+              <w:t>)</w:t>
             </w:r>
           </w:p>
         </w:tc>
@@ -26497,8 +26923,13 @@
                 <w:numId w:val="53"/>
               </w:numPr>
             </w:pPr>
-            <w:r>
-              <w:t>Tapeta: alto 3,5 cm; profundidad bolsa 15 cm.</w:t>
+            <w:proofErr w:type="spellStart"/>
+            <w:r>
+              <w:t>Tapeta</w:t>
+            </w:r>
+            <w:proofErr w:type="spellEnd"/>
+            <w:r>
+              <w:t>: alto 3,5 cm; profundidad bolsa 15 cm.</w:t>
             </w:r>
           </w:p>
         </w:tc>
@@ -26511,7 +26942,15 @@
               <w:pStyle w:val="TextoTablas"/>
             </w:pPr>
             <w:r>
-              <w:t>Bolsillo de parche con tapeta para carga.</w:t>
+              <w:t xml:space="preserve">Bolsillo de parche con </w:t>
+            </w:r>
+            <w:proofErr w:type="spellStart"/>
+            <w:r>
+              <w:t>tapeta</w:t>
+            </w:r>
+            <w:proofErr w:type="spellEnd"/>
+            <w:r>
+              <w:t xml:space="preserve"> para carga.</w:t>
             </w:r>
           </w:p>
         </w:tc>
@@ -27105,6 +27544,7 @@
         </w:rPr>
         <w:t>Vista 3 (derecha): manga definitiva con </w:t>
       </w:r>
+      <w:proofErr w:type="spellStart"/>
       <w:r>
         <w:rPr>
           <w:rStyle w:val="Extranjerismo"/>
@@ -27112,6 +27552,7 @@
         </w:rPr>
         <w:t>cap-height</w:t>
       </w:r>
+      <w:proofErr w:type="spellEnd"/>
       <w:r>
         <w:rPr>
           <w:lang w:eastAsia="es-CO"/>
@@ -28068,6 +28509,7 @@
           <w:lang w:eastAsia="es-CO"/>
         </w:rPr>
       </w:pPr>
+      <w:proofErr w:type="spellStart"/>
       <w:r>
         <w:rPr>
           <w:rStyle w:val="Extranjerismo"/>
@@ -28075,6 +28517,7 @@
         </w:rPr>
         <w:t>Cap-height</w:t>
       </w:r>
+      <w:proofErr w:type="spellEnd"/>
       <w:r>
         <w:rPr>
           <w:lang w:eastAsia="es-CO"/>
@@ -28111,6 +28554,7 @@
         </w:rPr>
         <w:t>Chaqueta </w:t>
       </w:r>
+      <w:proofErr w:type="spellStart"/>
       <w:r>
         <w:rPr>
           <w:rStyle w:val="Extranjerismo"/>
@@ -28120,6 +28564,7 @@
         </w:rPr>
         <w:t>bomber</w:t>
       </w:r>
+      <w:proofErr w:type="spellEnd"/>
     </w:p>
     <w:p>
       <w:pPr>
@@ -28133,6 +28578,7 @@
         </w:rPr>
         <w:t>La chaqueta </w:t>
       </w:r>
+      <w:proofErr w:type="spellStart"/>
       <w:r>
         <w:rPr>
           <w:rStyle w:val="Extranjerismo"/>
@@ -28140,6 +28586,7 @@
         </w:rPr>
         <w:t>bomber</w:t>
       </w:r>
+      <w:proofErr w:type="spellEnd"/>
       <w:r>
         <w:rPr>
           <w:lang w:eastAsia="es-CO"/>
@@ -28159,6 +28606,7 @@
         </w:rPr>
         <w:t>, algodón o poliéster técnico, a menudo con forro ligero o acolchado, para ofrecer ligereza, abrigo y resistencia al viento; su cierre frontal de cremallera y bolsillos laterales brindan funcionalidad urbana, mientras que su estética atemporal la hace adecuada tanto para paseos y ocio en la ciudad como para oficinas creativas de </w:t>
       </w:r>
+      <w:proofErr w:type="spellStart"/>
       <w:r>
         <w:rPr>
           <w:rStyle w:val="Extranjerismo"/>
@@ -28166,6 +28614,7 @@
         </w:rPr>
         <w:t>dress</w:t>
       </w:r>
+      <w:proofErr w:type="spellEnd"/>
       <w:r>
         <w:rPr>
           <w:i/>
@@ -28174,6 +28623,7 @@
         </w:rPr>
         <w:t xml:space="preserve"> </w:t>
       </w:r>
+      <w:proofErr w:type="spellStart"/>
       <w:r>
         <w:rPr>
           <w:rStyle w:val="Extranjerismo"/>
@@ -28182,6 +28632,7 @@
         <w:lastRenderedPageBreak/>
         <w:t>code</w:t>
       </w:r>
+      <w:proofErr w:type="spellEnd"/>
       <w:r>
         <w:rPr>
           <w:lang w:eastAsia="es-CO"/>
@@ -28200,6 +28651,7 @@
         </w:rPr>
         <w:t> de </w:t>
       </w:r>
+      <w:proofErr w:type="spellStart"/>
       <w:r>
         <w:rPr>
           <w:rStyle w:val="Extranjerismo"/>
@@ -28207,12 +28659,14 @@
         </w:rPr>
         <w:t>smart</w:t>
       </w:r>
+      <w:proofErr w:type="spellEnd"/>
       <w:r>
         <w:rPr>
           <w:lang w:eastAsia="es-CO"/>
         </w:rPr>
         <w:t> casual al combinarla con camisa de botones, chinos y mocasines, o con camiseta, pantalones </w:t>
       </w:r>
+      <w:proofErr w:type="spellStart"/>
       <w:r>
         <w:rPr>
           <w:rStyle w:val="Extranjerismo"/>
@@ -28220,6 +28674,7 @@
         </w:rPr>
         <w:t>slim</w:t>
       </w:r>
+      <w:proofErr w:type="spellEnd"/>
       <w:r>
         <w:rPr>
           <w:lang w:eastAsia="es-CO"/>
@@ -28473,8 +28928,18 @@
           <w:bCs/>
           <w:lang w:eastAsia="es-CO"/>
         </w:rPr>
-        <w:t> tipo Levi's</w:t>
-      </w:r>
+        <w:t xml:space="preserve"> tipo </w:t>
+      </w:r>
+      <w:proofErr w:type="spellStart"/>
+      <w:r>
+        <w:rPr>
+          <w:b/>
+          <w:bCs/>
+          <w:lang w:eastAsia="es-CO"/>
+        </w:rPr>
+        <w:t>Levi's</w:t>
+      </w:r>
+      <w:proofErr w:type="spellEnd"/>
     </w:p>
     <w:p>
       <w:pPr>
@@ -28499,7 +28964,21 @@
         <w:rPr>
           <w:lang w:eastAsia="es-CO"/>
         </w:rPr>
-        <w:t> tipo Levi's es un ícono del vestuario casual, reconocida por su estructura robusta, corte recto, y su construcción modular. Se caracteriza por tener canesú delantero y trasero, bolsillos con tapa en el pecho, cuello camisero, mangas con puño, y costuras visibles reforzadas. Usualmente confeccionada en mezclilla (</w:t>
+        <w:t xml:space="preserve"> tipo </w:t>
+      </w:r>
+      <w:proofErr w:type="spellStart"/>
+      <w:r>
+        <w:rPr>
+          <w:lang w:eastAsia="es-CO"/>
+        </w:rPr>
+        <w:t>Levi's</w:t>
+      </w:r>
+      <w:proofErr w:type="spellEnd"/>
+      <w:r>
+        <w:rPr>
+          <w:lang w:eastAsia="es-CO"/>
+        </w:rPr>
+        <w:t xml:space="preserve"> es un ícono del vestuario casual, reconocida por su estructura robusta, corte recto, y su construcción modular. Se caracteriza por tener canesú delantero y trasero, bolsillos con tapa en el pecho, cuello camisero, mangas con puño, y costuras visibles reforzadas. Usualmente confeccionada en mezclilla (</w:t>
       </w:r>
       <w:r>
         <w:rPr>
@@ -28525,7 +29004,21 @@
         <w:rPr>
           <w:lang w:eastAsia="es-CO"/>
         </w:rPr>
-        <w:t>Desde el patronaje, se compone de múltiples piezas: espalda con canesú, delanteros divididos, cuello clásico, mangas completas con copa alta, vistas internas, tapetas, bolsillos de parche con cartera, y pretina inferior con abotonadura lateral o reguladores. Su diseño exige precisión en el ensamblaje, simetría y cuidado en los detalles como piquetes, pespuntes decorativos y refuerzos en zonas de tensión.</w:t>
+        <w:t xml:space="preserve">Desde el patronaje, se compone de múltiples piezas: espalda con canesú, delanteros divididos, cuello clásico, mangas completas con copa alta, vistas internas, </w:t>
+      </w:r>
+      <w:proofErr w:type="spellStart"/>
+      <w:r>
+        <w:rPr>
+          <w:lang w:eastAsia="es-CO"/>
+        </w:rPr>
+        <w:t>tapetas</w:t>
+      </w:r>
+      <w:proofErr w:type="spellEnd"/>
+      <w:r>
+        <w:rPr>
+          <w:lang w:eastAsia="es-CO"/>
+        </w:rPr>
+        <w:t>, bolsillos de parche con cartera, y pretina inferior con abotonadura lateral o reguladores. Su diseño exige precisión en el ensamblaje, simetría y cuidado en los detalles como piquetes, pespuntes decorativos y refuerzos en zonas de tensión.</w:t>
       </w:r>
     </w:p>
     <w:p>
@@ -28551,8 +29044,16 @@
         <w:rPr>
           <w:lang w:val="es-419"/>
         </w:rPr>
-        <w:t xml:space="preserve"> tipo Levi's</w:t>
-      </w:r>
+        <w:t xml:space="preserve"> tipo </w:t>
+      </w:r>
+      <w:proofErr w:type="spellStart"/>
+      <w:r>
+        <w:rPr>
+          <w:lang w:val="es-419"/>
+        </w:rPr>
+        <w:t>Levi's</w:t>
+      </w:r>
+      <w:proofErr w:type="spellEnd"/>
     </w:p>
     <w:p>
       <w:pPr>
@@ -28921,6 +29422,7 @@
               <w:pStyle w:val="TextoTablas"/>
             </w:pPr>
             <w:r>
+              <w:lastRenderedPageBreak/>
               <w:t>2</w:t>
             </w:r>
           </w:p>
@@ -30628,7 +31130,15 @@
               <w:pStyle w:val="TextoTablas"/>
             </w:pPr>
             <w:r>
-              <w:t>Marcar la ubicación para la tapeta de manga.</w:t>
+              <w:t xml:space="preserve">Marcar la ubicación para la </w:t>
+            </w:r>
+            <w:proofErr w:type="spellStart"/>
+            <w:r>
+              <w:t>tapeta</w:t>
+            </w:r>
+            <w:proofErr w:type="spellEnd"/>
+            <w:r>
+              <w:t xml:space="preserve"> de manga.</w:t>
             </w:r>
           </w:p>
         </w:tc>
@@ -30913,6 +31423,7 @@
         </w:rPr>
         <w:t>La abertura o </w:t>
       </w:r>
+      <w:proofErr w:type="spellStart"/>
       <w:r>
         <w:rPr>
           <w:rStyle w:val="Extranjerismo"/>
@@ -30920,6 +31431,7 @@
         </w:rPr>
         <w:t>placket</w:t>
       </w:r>
+      <w:proofErr w:type="spellEnd"/>
       <w:r>
         <w:rPr>
           <w:lang w:eastAsia="es-CO"/>
@@ -31833,6 +32345,7 @@
               <w:pStyle w:val="TextoTablas"/>
             </w:pPr>
             <w:r>
+              <w:lastRenderedPageBreak/>
               <w:t>9</w:t>
             </w:r>
           </w:p>
@@ -32083,7 +32596,15 @@
               <w:pStyle w:val="TextoTablas"/>
             </w:pPr>
             <w:r>
-              <w:t>Regla milimetrada.</w:t>
+              <w:t xml:space="preserve">Regla </w:t>
+            </w:r>
+            <w:proofErr w:type="spellStart"/>
+            <w:r>
+              <w:t>milimetrada</w:t>
+            </w:r>
+            <w:proofErr w:type="spellEnd"/>
+            <w:r>
+              <w:t>.</w:t>
             </w:r>
           </w:p>
         </w:tc>
@@ -32641,7 +33162,15 @@
               <w:pStyle w:val="TextoTablas"/>
             </w:pPr>
             <w:r>
-              <w:t>Regla milimetrada.</w:t>
+              <w:t xml:space="preserve">Regla </w:t>
+            </w:r>
+            <w:proofErr w:type="spellStart"/>
+            <w:r>
+              <w:t>milimetrada</w:t>
+            </w:r>
+            <w:proofErr w:type="spellEnd"/>
+            <w:r>
+              <w:t>.</w:t>
             </w:r>
           </w:p>
         </w:tc>
@@ -32998,9 +33527,6 @@
       </w:pPr>
       <w:bookmarkStart w:id="21" w:name="_Toc204072184"/>
       <w:r>
-        <w:rPr>
-          <w:highlight w:val="yellow"/>
-        </w:rPr>
         <w:lastRenderedPageBreak/>
         <w:t>Síntesis</w:t>
       </w:r>
@@ -33027,22 +33553,20 @@
     </w:p>
     <w:p>
       <w:pPr>
-        <w:ind w:hanging="142"/>
-        <w:jc w:val="center"/>
-        <w:rPr>
-          <w:lang w:val="es-419" w:eastAsia="es-CO"/>
+        <w:rPr>
+          <w:lang w:eastAsia="es-CO"/>
         </w:rPr>
       </w:pPr>
       <w:r>
         <w:rPr>
           <w:noProof/>
-          <w:lang w:val="es-419" w:eastAsia="es-CO"/>
+          <w:lang w:eastAsia="es-CO"/>
         </w:rPr>
         <w:drawing>
-          <wp:inline distT="0" distB="0" distL="0" distR="0" wp14:anchorId="50E29854" wp14:editId="5B39433E">
-            <wp:extent cx="6655416" cy="2910586"/>
-            <wp:effectExtent l="0" t="0" r="0" b="4445"/>
-            <wp:docPr id="705825409" name="Imagen 705825409" descr="Organigrama temático titulado &quot;Interpretación de modelos masculinos&quot;, dividido en cuatro ejes principales. El primero, &quot;Señalización de patrones&quot;, incluye el subtema &quot;Marcaciones&quot;. El segundo, &quot;Análisis e interpretación de modelos masculinos&quot;, abarca lectura visual y técnica de prendas, elementos estructurales, estudio de cortes y detalles, y adaptación de modelos para moda casual. El tercero, &quot;Variaciones de modelos masculinos&quot;, comprende trazo de camiseta polo, sudadera deportiva, camisa de manga corta con cuello deportivo, y camisa con canesú delantero y trasero. El cuarto eje, &quot;Chaquetas&quot;, se subdivide en chaqueta sastre, chaqueta bomber y chaqueta en denim tipo Levi´s."/>
+          <wp:inline distT="0" distB="0" distL="0" distR="0" wp14:anchorId="11A72ED6" wp14:editId="74A090BD">
+            <wp:extent cx="5562600" cy="2432669"/>
+            <wp:effectExtent l="0" t="0" r="0" b="6350"/>
+            <wp:docPr id="10" name="Imagen 10" descr="Organigrama temático titulado &quot;Interpretación de modelos masculinos&quot;, dividido en cuatro ejes principales. El primero, &quot;Señalización de patrones&quot;, incluye el subtema &quot;Marcaciones&quot;. El segundo, &quot;Análisis e interpretación de modelos masculinos&quot;, abarca lectura visual y técnica de prendas, elementos estructurales, estudio de cortes y detalles, y adaptación de modelos para moda casual. El tercero, &quot;Variaciones de modelos masculinos&quot;, comprende trazo de camiseta polo, sudadera deportiva, camisa de manga corta con cuello deportivo, y camisa con canesú delantero y trasero. El cuarto eje, &quot;Chaquetas&quot;, se subdivide en chaqueta sastre, chaqueta bomber y chaqueta en denim tipo Levi´s."/>
             <wp:cNvGraphicFramePr>
               <a:graphicFrameLocks xmlns:a="http://schemas.openxmlformats.org/drawingml/2006/main" noChangeAspect="1"/>
             </wp:cNvGraphicFramePr>
@@ -33050,7 +33574,7 @@
               <a:graphicData uri="http://schemas.openxmlformats.org/drawingml/2006/picture">
                 <pic:pic xmlns:pic="http://schemas.openxmlformats.org/drawingml/2006/picture">
                   <pic:nvPicPr>
-                    <pic:cNvPr id="705825409" name="Imagen 705825409" descr="Organigrama temático titulado &quot;Interpretación de modelos masculinos&quot;, dividido en cuatro ejes principales. El primero, &quot;Señalización de patrones&quot;, incluye el subtema &quot;Marcaciones&quot;. El segundo, &quot;Análisis e interpretación de modelos masculinos&quot;, abarca lectura visual y técnica de prendas, elementos estructurales, estudio de cortes y detalles, y adaptación de modelos para moda casual. El tercero, &quot;Variaciones de modelos masculinos&quot;, comprende trazo de camiseta polo, sudadera deportiva, camisa de manga corta con cuello deportivo, y camisa con canesú delantero y trasero. El cuarto eje, &quot;Chaquetas&quot;, se subdivide en chaqueta sastre, chaqueta bomber y chaqueta en denim tipo Levi´s."/>
+                    <pic:cNvPr id="10" name="Imagen 10" descr="Organigrama temático titulado &quot;Interpretación de modelos masculinos&quot;, dividido en cuatro ejes principales. El primero, &quot;Señalización de patrones&quot;, incluye el subtema &quot;Marcaciones&quot;. El segundo, &quot;Análisis e interpretación de modelos masculinos&quot;, abarca lectura visual y técnica de prendas, elementos estructurales, estudio de cortes y detalles, y adaptación de modelos para moda casual. El tercero, &quot;Variaciones de modelos masculinos&quot;, comprende trazo de camiseta polo, sudadera deportiva, camisa de manga corta con cuello deportivo, y camisa con canesú delantero y trasero. El cuarto eje, &quot;Chaquetas&quot;, se subdivide en chaqueta sastre, chaqueta bomber y chaqueta en denim tipo Levi´s."/>
                     <pic:cNvPicPr>
                       <a:picLocks noChangeAspect="1" noChangeArrowheads="1"/>
                     </pic:cNvPicPr>
@@ -33071,7 +33595,7 @@
                   <pic:spPr bwMode="auto">
                     <a:xfrm>
                       <a:off x="0" y="0"/>
-                      <a:ext cx="6680901" cy="2921731"/>
+                      <a:ext cx="5575690" cy="2438393"/>
                     </a:xfrm>
                     <a:prstGeom prst="rect">
                       <a:avLst/>
@@ -33087,36 +33611,36 @@
     </w:p>
     <w:p>
       <w:pPr>
-        <w:ind w:firstLine="0"/>
-        <w:rPr>
-          <w:lang w:val="es-419" w:eastAsia="es-CO"/>
-        </w:rPr>
-      </w:pPr>
-    </w:p>
-    <w:p>
-      <w:pPr>
-        <w:ind w:firstLine="0"/>
-        <w:rPr>
-          <w:lang w:val="es-419" w:eastAsia="es-CO"/>
-        </w:rPr>
-      </w:pPr>
-    </w:p>
-    <w:p>
-      <w:pPr>
-        <w:ind w:firstLine="0"/>
-        <w:rPr>
-          <w:lang w:val="es-419" w:eastAsia="es-CO"/>
-        </w:rPr>
-      </w:pPr>
-    </w:p>
-    <w:p>
-      <w:pPr>
-        <w:tabs>
-          <w:tab w:val="left" w:pos="1719"/>
-        </w:tabs>
-        <w:ind w:firstLine="0"/>
-        <w:rPr>
-          <w:lang w:val="es-419" w:eastAsia="es-CO"/>
+        <w:rPr>
+          <w:lang w:eastAsia="es-CO"/>
+        </w:rPr>
+      </w:pPr>
+    </w:p>
+    <w:p>
+      <w:pPr>
+        <w:rPr>
+          <w:lang w:eastAsia="es-CO"/>
+        </w:rPr>
+      </w:pPr>
+    </w:p>
+    <w:p>
+      <w:pPr>
+        <w:rPr>
+          <w:lang w:eastAsia="es-CO"/>
+        </w:rPr>
+      </w:pPr>
+    </w:p>
+    <w:p>
+      <w:pPr>
+        <w:rPr>
+          <w:lang w:eastAsia="es-CO"/>
+        </w:rPr>
+      </w:pPr>
+    </w:p>
+    <w:p>
+      <w:pPr>
+        <w:rPr>
+          <w:lang w:eastAsia="es-CO"/>
         </w:rPr>
       </w:pPr>
     </w:p>
@@ -33798,7 +34322,23 @@
           <w:bdr w:val="none" w:sz="0" w:space="0" w:color="auto" w:frame="1"/>
           <w:lang w:eastAsia="es-CO"/>
         </w:rPr>
-        <w:t>abertura reforzada con tapeta, habitual en mangas o delanteros, que permite la colocación de botones y facilita el vestir.</w:t>
+        <w:t xml:space="preserve">abertura reforzada con </w:t>
+      </w:r>
+      <w:proofErr w:type="spellStart"/>
+      <w:r>
+        <w:rPr>
+          <w:bdr w:val="none" w:sz="0" w:space="0" w:color="auto" w:frame="1"/>
+          <w:lang w:eastAsia="es-CO"/>
+        </w:rPr>
+        <w:t>tapeta</w:t>
+      </w:r>
+      <w:proofErr w:type="spellEnd"/>
+      <w:r>
+        <w:rPr>
+          <w:bdr w:val="none" w:sz="0" w:space="0" w:color="auto" w:frame="1"/>
+          <w:lang w:eastAsia="es-CO"/>
+        </w:rPr>
+        <w:t>, habitual en mangas o delanteros, que permite la colocación de botones y facilita el vestir.</w:t>
       </w:r>
     </w:p>
     <w:p>
@@ -33846,7 +34386,23 @@
           <w:bdr w:val="none" w:sz="0" w:space="0" w:color="auto" w:frame="1"/>
           <w:lang w:eastAsia="es-CO"/>
         </w:rPr>
-        <w:t>pieza interna que refuerza y limpia bordes como escotes, tapetas o aberturas.</w:t>
+        <w:t xml:space="preserve">pieza interna que refuerza y limpia bordes como escotes, </w:t>
+      </w:r>
+      <w:proofErr w:type="spellStart"/>
+      <w:r>
+        <w:rPr>
+          <w:bdr w:val="none" w:sz="0" w:space="0" w:color="auto" w:frame="1"/>
+          <w:lang w:eastAsia="es-CO"/>
+        </w:rPr>
+        <w:t>tapetas</w:t>
+      </w:r>
+      <w:proofErr w:type="spellEnd"/>
+      <w:r>
+        <w:rPr>
+          <w:bdr w:val="none" w:sz="0" w:space="0" w:color="auto" w:frame="1"/>
+          <w:lang w:eastAsia="es-CO"/>
+        </w:rPr>
+        <w:t xml:space="preserve"> o aberturas.</w:t>
       </w:r>
     </w:p>
     <w:p>
@@ -33980,12 +34536,10 @@
           <w:lang w:eastAsia="es-CO"/>
           <w14:ligatures w14:val="none"/>
         </w:rPr>
-        <w:t>Aldrich, W. (2012). Metric pattern cutting for men’s wear: Charting the fundamentals (2.ª ed.). Bloomsbury.</w:t>
-      </w:r>
-    </w:p>
-    <w:p>
-      <w:pPr>
-        <w:ind w:left="709" w:hanging="709"/>
+        <w:t xml:space="preserve">Aldrich, W. (2012). </w:t>
+      </w:r>
+      <w:proofErr w:type="spellStart"/>
+      <w:r>
         <w:rPr>
           <w:rFonts w:eastAsia="Times New Roman" w:cstheme="minorHAnsi"/>
           <w:kern w:val="0"/>
@@ -33994,7 +34548,9 @@
           <w:lang w:eastAsia="es-CO"/>
           <w14:ligatures w14:val="none"/>
         </w:rPr>
-      </w:pPr>
+        <w:t>Metric</w:t>
+      </w:r>
+      <w:proofErr w:type="spellEnd"/>
       <w:r>
         <w:rPr>
           <w:rFonts w:eastAsia="Times New Roman" w:cstheme="minorHAnsi"/>
@@ -34004,12 +34560,10 @@
           <w:lang w:eastAsia="es-CO"/>
           <w14:ligatures w14:val="none"/>
         </w:rPr>
-        <w:t>Brown, E. (2015). Pattern engineering: A science for fashion—Men’s shirt and collar systems. Metropolitan Press.</w:t>
-      </w:r>
-    </w:p>
-    <w:p>
-      <w:pPr>
-        <w:ind w:left="709" w:hanging="709"/>
+        <w:t xml:space="preserve"> </w:t>
+      </w:r>
+      <w:proofErr w:type="spellStart"/>
+      <w:r>
         <w:rPr>
           <w:rFonts w:eastAsia="Times New Roman" w:cstheme="minorHAnsi"/>
           <w:kern w:val="0"/>
@@ -34018,7 +34572,9 @@
           <w:lang w:eastAsia="es-CO"/>
           <w14:ligatures w14:val="none"/>
         </w:rPr>
-      </w:pPr>
+        <w:t>pattern</w:t>
+      </w:r>
+      <w:proofErr w:type="spellEnd"/>
       <w:r>
         <w:rPr>
           <w:rFonts w:eastAsia="Times New Roman" w:cstheme="minorHAnsi"/>
@@ -34028,12 +34584,10 @@
           <w:lang w:eastAsia="es-CO"/>
           <w14:ligatures w14:val="none"/>
         </w:rPr>
-        <w:t>Cantillo, E. (2014). Patronaje industrial masculino: Programa y escalado [PDF]. SlideShare.</w:t>
-      </w:r>
-    </w:p>
-    <w:p>
-      <w:pPr>
-        <w:ind w:left="709" w:hanging="709"/>
+        <w:t xml:space="preserve"> </w:t>
+      </w:r>
+      <w:proofErr w:type="spellStart"/>
+      <w:r>
         <w:rPr>
           <w:rFonts w:eastAsia="Times New Roman" w:cstheme="minorHAnsi"/>
           <w:kern w:val="0"/>
@@ -34042,7 +34596,9 @@
           <w:lang w:eastAsia="es-CO"/>
           <w14:ligatures w14:val="none"/>
         </w:rPr>
-      </w:pPr>
+        <w:t>cutting</w:t>
+      </w:r>
+      <w:proofErr w:type="spellEnd"/>
       <w:r>
         <w:rPr>
           <w:rFonts w:eastAsia="Times New Roman" w:cstheme="minorHAnsi"/>
@@ -34052,12 +34608,10 @@
           <w:lang w:eastAsia="es-CO"/>
           <w14:ligatures w14:val="none"/>
         </w:rPr>
-        <w:t>Carr, V., &amp; Latham, B. (1991). The anatomy of dress patterns. Butterworth-Heinemann.</w:t>
-      </w:r>
-    </w:p>
-    <w:p>
-      <w:pPr>
-        <w:ind w:left="709" w:hanging="709"/>
+        <w:t xml:space="preserve"> </w:t>
+      </w:r>
+      <w:proofErr w:type="spellStart"/>
+      <w:r>
         <w:rPr>
           <w:rFonts w:eastAsia="Times New Roman" w:cstheme="minorHAnsi"/>
           <w:kern w:val="0"/>
@@ -34066,7 +34620,9 @@
           <w:lang w:eastAsia="es-CO"/>
           <w14:ligatures w14:val="none"/>
         </w:rPr>
-      </w:pPr>
+        <w:t>for</w:t>
+      </w:r>
+      <w:proofErr w:type="spellEnd"/>
       <w:r>
         <w:rPr>
           <w:rFonts w:eastAsia="Times New Roman" w:cstheme="minorHAnsi"/>
@@ -34076,12 +34632,10 @@
           <w:lang w:eastAsia="es-CO"/>
           <w14:ligatures w14:val="none"/>
         </w:rPr>
-        <w:t>Donnanno, A. (2016). Técnicas de patronaje de moda. Volumen 1. Editorial GG.</w:t>
-      </w:r>
-    </w:p>
-    <w:p>
-      <w:pPr>
-        <w:ind w:left="709" w:hanging="709"/>
+        <w:t xml:space="preserve"> </w:t>
+      </w:r>
+      <w:proofErr w:type="spellStart"/>
+      <w:r>
         <w:rPr>
           <w:rFonts w:eastAsia="Times New Roman" w:cstheme="minorHAnsi"/>
           <w:kern w:val="0"/>
@@ -34090,7 +34644,9 @@
           <w:lang w:eastAsia="es-CO"/>
           <w14:ligatures w14:val="none"/>
         </w:rPr>
-      </w:pPr>
+        <w:t>men’s</w:t>
+      </w:r>
+      <w:proofErr w:type="spellEnd"/>
       <w:r>
         <w:rPr>
           <w:rFonts w:eastAsia="Times New Roman" w:cstheme="minorHAnsi"/>
@@ -34100,12 +34656,10 @@
           <w:lang w:eastAsia="es-CO"/>
           <w14:ligatures w14:val="none"/>
         </w:rPr>
-        <w:t>García, R. (2014). Patrones de costura masculinos: Patrón XXI. Editorial Técnica.</w:t>
-      </w:r>
-    </w:p>
-    <w:p>
-      <w:pPr>
-        <w:ind w:left="709" w:hanging="709"/>
+        <w:t xml:space="preserve"> </w:t>
+      </w:r>
+      <w:proofErr w:type="spellStart"/>
+      <w:r>
         <w:rPr>
           <w:rFonts w:eastAsia="Times New Roman" w:cstheme="minorHAnsi"/>
           <w:kern w:val="0"/>
@@ -34114,7 +34668,9 @@
           <w:lang w:eastAsia="es-CO"/>
           <w14:ligatures w14:val="none"/>
         </w:rPr>
-      </w:pPr>
+        <w:t>wear</w:t>
+      </w:r>
+      <w:proofErr w:type="spellEnd"/>
       <w:r>
         <w:rPr>
           <w:rFonts w:eastAsia="Times New Roman" w:cstheme="minorHAnsi"/>
@@ -34124,8 +34680,9 @@
           <w:lang w:eastAsia="es-CO"/>
           <w14:ligatures w14:val="none"/>
         </w:rPr>
-        <w:t>Heller, E.</w:t>
-      </w:r>
+        <w:t xml:space="preserve">: </w:t>
+      </w:r>
+      <w:proofErr w:type="spellStart"/>
       <w:r>
         <w:rPr>
           <w:rFonts w:eastAsia="Times New Roman" w:cstheme="minorHAnsi"/>
@@ -34135,8 +34692,9 @@
           <w:lang w:eastAsia="es-CO"/>
           <w14:ligatures w14:val="none"/>
         </w:rPr>
-        <w:t xml:space="preserve"> </w:t>
-      </w:r>
+        <w:t>Charting</w:t>
+      </w:r>
+      <w:proofErr w:type="spellEnd"/>
       <w:r>
         <w:rPr>
           <w:rFonts w:eastAsia="Times New Roman" w:cstheme="minorHAnsi"/>
@@ -34146,12 +34704,10 @@
           <w:lang w:eastAsia="es-CO"/>
           <w14:ligatures w14:val="none"/>
         </w:rPr>
-        <w:t>M. (2015). Escuela de costura: Nociones básicas y técnicas. Everand.</w:t>
-      </w:r>
-    </w:p>
-    <w:p>
-      <w:pPr>
-        <w:ind w:left="709" w:hanging="709"/>
+        <w:t xml:space="preserve"> </w:t>
+      </w:r>
+      <w:proofErr w:type="spellStart"/>
+      <w:r>
         <w:rPr>
           <w:rFonts w:eastAsia="Times New Roman" w:cstheme="minorHAnsi"/>
           <w:kern w:val="0"/>
@@ -34160,7 +34716,9 @@
           <w:lang w:eastAsia="es-CO"/>
           <w14:ligatures w14:val="none"/>
         </w:rPr>
-      </w:pPr>
+        <w:t>the</w:t>
+      </w:r>
+      <w:proofErr w:type="spellEnd"/>
       <w:r>
         <w:rPr>
           <w:rFonts w:eastAsia="Times New Roman" w:cstheme="minorHAnsi"/>
@@ -34170,8 +34728,9 @@
           <w:lang w:eastAsia="es-CO"/>
           <w14:ligatures w14:val="none"/>
         </w:rPr>
-        <w:t>Heller, E.</w:t>
-      </w:r>
+        <w:t xml:space="preserve"> </w:t>
+      </w:r>
+      <w:proofErr w:type="spellStart"/>
       <w:r>
         <w:rPr>
           <w:rFonts w:eastAsia="Times New Roman" w:cstheme="minorHAnsi"/>
@@ -34181,8 +34740,9 @@
           <w:lang w:eastAsia="es-CO"/>
           <w14:ligatures w14:val="none"/>
         </w:rPr>
-        <w:t xml:space="preserve"> </w:t>
-      </w:r>
+        <w:t>fundamentals</w:t>
+      </w:r>
+      <w:proofErr w:type="spellEnd"/>
       <w:r>
         <w:rPr>
           <w:rFonts w:eastAsia="Times New Roman" w:cstheme="minorHAnsi"/>
@@ -34192,12 +34752,10 @@
           <w:lang w:eastAsia="es-CO"/>
           <w14:ligatures w14:val="none"/>
         </w:rPr>
-        <w:t>M. (2016). Técnicas de patronaje de moda: Carrera Diseño y Gestión en Moda (Tomo II – Hombre). Universidad Peruana de Ciencias Aplicadas.</w:t>
-      </w:r>
-    </w:p>
-    <w:p>
-      <w:pPr>
-        <w:ind w:left="709" w:hanging="709"/>
+        <w:t xml:space="preserve"> (2.ª ed.). </w:t>
+      </w:r>
+      <w:proofErr w:type="spellStart"/>
+      <w:r>
         <w:rPr>
           <w:rFonts w:eastAsia="Times New Roman" w:cstheme="minorHAnsi"/>
           <w:kern w:val="0"/>
@@ -34206,7 +34764,9 @@
           <w:lang w:eastAsia="es-CO"/>
           <w14:ligatures w14:val="none"/>
         </w:rPr>
-      </w:pPr>
+        <w:t>Bloomsbury</w:t>
+      </w:r>
+      <w:proofErr w:type="spellEnd"/>
       <w:r>
         <w:rPr>
           <w:rFonts w:eastAsia="Times New Roman" w:cstheme="minorHAnsi"/>
@@ -34216,7 +34776,7 @@
           <w:lang w:eastAsia="es-CO"/>
           <w14:ligatures w14:val="none"/>
         </w:rPr>
-        <w:t>Innovación y Cualificación, S. L. (2018). Materiales, herramientas, máquinas y equipos de confección. Everand.</w:t>
+        <w:t>.</w:t>
       </w:r>
     </w:p>
     <w:p>
@@ -34240,12 +34800,10 @@
           <w:lang w:eastAsia="es-CO"/>
           <w14:ligatures w14:val="none"/>
         </w:rPr>
-        <w:t>Jungclaus, S. (2023). Guía avanzada de sastrería masculina: Manual de patronaje para diferentes formas corporales. Everand.</w:t>
-      </w:r>
-    </w:p>
-    <w:p>
-      <w:pPr>
-        <w:ind w:left="709" w:hanging="709"/>
+        <w:t xml:space="preserve">Brown, E. (2015). </w:t>
+      </w:r>
+      <w:proofErr w:type="spellStart"/>
+      <w:r>
         <w:rPr>
           <w:rFonts w:eastAsia="Times New Roman" w:cstheme="minorHAnsi"/>
           <w:kern w:val="0"/>
@@ -34254,7 +34812,9 @@
           <w:lang w:eastAsia="es-CO"/>
           <w14:ligatures w14:val="none"/>
         </w:rPr>
-      </w:pPr>
+        <w:t>Pattern</w:t>
+      </w:r>
+      <w:proofErr w:type="spellEnd"/>
       <w:r>
         <w:rPr>
           <w:rFonts w:eastAsia="Times New Roman" w:cstheme="minorHAnsi"/>
@@ -34264,12 +34824,10 @@
           <w:lang w:eastAsia="es-CO"/>
           <w14:ligatures w14:val="none"/>
         </w:rPr>
-        <w:t>Martínez, M. I., Valbuena, D. P., &amp; Fuentes, D. I. L. (2019). Fundamentos del patronaje y patronaje masculino básico. Servicio Nacional de Aprendizaje SENA.</w:t>
-      </w:r>
-    </w:p>
-    <w:p>
-      <w:pPr>
-        <w:ind w:left="709" w:hanging="709"/>
+        <w:t xml:space="preserve"> </w:t>
+      </w:r>
+      <w:proofErr w:type="spellStart"/>
+      <w:r>
         <w:rPr>
           <w:rFonts w:eastAsia="Times New Roman" w:cstheme="minorHAnsi"/>
           <w:kern w:val="0"/>
@@ -34278,7 +34836,9 @@
           <w:lang w:eastAsia="es-CO"/>
           <w14:ligatures w14:val="none"/>
         </w:rPr>
-      </w:pPr>
+        <w:t>engineering</w:t>
+      </w:r>
+      <w:proofErr w:type="spellEnd"/>
       <w:r>
         <w:rPr>
           <w:rFonts w:eastAsia="Times New Roman" w:cstheme="minorHAnsi"/>
@@ -34288,12 +34848,10 @@
           <w:lang w:eastAsia="es-CO"/>
           <w14:ligatures w14:val="none"/>
         </w:rPr>
-        <w:t>Muñoz, A. (2019). Manual de patronaje industrial para hombre: Trazado y escalado. Editorial Textil.</w:t>
-      </w:r>
-    </w:p>
-    <w:p>
-      <w:pPr>
-        <w:ind w:left="709" w:hanging="709"/>
+        <w:t xml:space="preserve">: A </w:t>
+      </w:r>
+      <w:proofErr w:type="spellStart"/>
+      <w:r>
         <w:rPr>
           <w:rFonts w:eastAsia="Times New Roman" w:cstheme="minorHAnsi"/>
           <w:kern w:val="0"/>
@@ -34302,7 +34860,9 @@
           <w:lang w:eastAsia="es-CO"/>
           <w14:ligatures w14:val="none"/>
         </w:rPr>
-      </w:pPr>
+        <w:t>science</w:t>
+      </w:r>
+      <w:proofErr w:type="spellEnd"/>
       <w:r>
         <w:rPr>
           <w:rFonts w:eastAsia="Times New Roman" w:cstheme="minorHAnsi"/>
@@ -34312,13 +34872,10 @@
           <w:lang w:eastAsia="es-CO"/>
           <w14:ligatures w14:val="none"/>
         </w:rPr>
-        <w:lastRenderedPageBreak/>
-        <w:t>Pérez, C. (2018). Patronaje y confección de prendas masculinas: Enfoque industrial. Editorial Moda.</w:t>
-      </w:r>
-    </w:p>
-    <w:p>
-      <w:pPr>
-        <w:ind w:left="709" w:hanging="709"/>
+        <w:t xml:space="preserve"> </w:t>
+      </w:r>
+      <w:proofErr w:type="spellStart"/>
+      <w:r>
         <w:rPr>
           <w:rFonts w:eastAsia="Times New Roman" w:cstheme="minorHAnsi"/>
           <w:kern w:val="0"/>
@@ -34327,7 +34884,9 @@
           <w:lang w:eastAsia="es-CO"/>
           <w14:ligatures w14:val="none"/>
         </w:rPr>
-      </w:pPr>
+        <w:t>for</w:t>
+      </w:r>
+      <w:proofErr w:type="spellEnd"/>
       <w:r>
         <w:rPr>
           <w:rFonts w:eastAsia="Times New Roman" w:cstheme="minorHAnsi"/>
@@ -34337,7 +34896,776 @@
           <w:lang w:eastAsia="es-CO"/>
           <w14:ligatures w14:val="none"/>
         </w:rPr>
-        <w:t>Promopress. (2017). Técnicas de patronaje de moda: Alta costura y patronaje industrial. Promopress.</w:t>
+        <w:t xml:space="preserve"> </w:t>
+      </w:r>
+      <w:proofErr w:type="spellStart"/>
+      <w:r>
+        <w:rPr>
+          <w:rFonts w:eastAsia="Times New Roman" w:cstheme="minorHAnsi"/>
+          <w:kern w:val="0"/>
+          <w:szCs w:val="28"/>
+          <w:bdr w:val="none" w:sz="0" w:space="0" w:color="auto" w:frame="1"/>
+          <w:lang w:eastAsia="es-CO"/>
+          <w14:ligatures w14:val="none"/>
+        </w:rPr>
+        <w:t>fashion</w:t>
+      </w:r>
+      <w:proofErr w:type="spellEnd"/>
+      <w:r>
+        <w:rPr>
+          <w:rFonts w:eastAsia="Times New Roman" w:cstheme="minorHAnsi"/>
+          <w:kern w:val="0"/>
+          <w:szCs w:val="28"/>
+          <w:bdr w:val="none" w:sz="0" w:space="0" w:color="auto" w:frame="1"/>
+          <w:lang w:eastAsia="es-CO"/>
+          <w14:ligatures w14:val="none"/>
+        </w:rPr>
+        <w:t>—</w:t>
+      </w:r>
+      <w:proofErr w:type="spellStart"/>
+      <w:r>
+        <w:rPr>
+          <w:rFonts w:eastAsia="Times New Roman" w:cstheme="minorHAnsi"/>
+          <w:kern w:val="0"/>
+          <w:szCs w:val="28"/>
+          <w:bdr w:val="none" w:sz="0" w:space="0" w:color="auto" w:frame="1"/>
+          <w:lang w:eastAsia="es-CO"/>
+          <w14:ligatures w14:val="none"/>
+        </w:rPr>
+        <w:t>Men’s</w:t>
+      </w:r>
+      <w:proofErr w:type="spellEnd"/>
+      <w:r>
+        <w:rPr>
+          <w:rFonts w:eastAsia="Times New Roman" w:cstheme="minorHAnsi"/>
+          <w:kern w:val="0"/>
+          <w:szCs w:val="28"/>
+          <w:bdr w:val="none" w:sz="0" w:space="0" w:color="auto" w:frame="1"/>
+          <w:lang w:eastAsia="es-CO"/>
+          <w14:ligatures w14:val="none"/>
+        </w:rPr>
+        <w:t xml:space="preserve"> </w:t>
+      </w:r>
+      <w:proofErr w:type="spellStart"/>
+      <w:r>
+        <w:rPr>
+          <w:rFonts w:eastAsia="Times New Roman" w:cstheme="minorHAnsi"/>
+          <w:kern w:val="0"/>
+          <w:szCs w:val="28"/>
+          <w:bdr w:val="none" w:sz="0" w:space="0" w:color="auto" w:frame="1"/>
+          <w:lang w:eastAsia="es-CO"/>
+          <w14:ligatures w14:val="none"/>
+        </w:rPr>
+        <w:t>shirt</w:t>
+      </w:r>
+      <w:proofErr w:type="spellEnd"/>
+      <w:r>
+        <w:rPr>
+          <w:rFonts w:eastAsia="Times New Roman" w:cstheme="minorHAnsi"/>
+          <w:kern w:val="0"/>
+          <w:szCs w:val="28"/>
+          <w:bdr w:val="none" w:sz="0" w:space="0" w:color="auto" w:frame="1"/>
+          <w:lang w:eastAsia="es-CO"/>
+          <w14:ligatures w14:val="none"/>
+        </w:rPr>
+        <w:t xml:space="preserve"> and collar </w:t>
+      </w:r>
+      <w:proofErr w:type="spellStart"/>
+      <w:r>
+        <w:rPr>
+          <w:rFonts w:eastAsia="Times New Roman" w:cstheme="minorHAnsi"/>
+          <w:kern w:val="0"/>
+          <w:szCs w:val="28"/>
+          <w:bdr w:val="none" w:sz="0" w:space="0" w:color="auto" w:frame="1"/>
+          <w:lang w:eastAsia="es-CO"/>
+          <w14:ligatures w14:val="none"/>
+        </w:rPr>
+        <w:t>systems</w:t>
+      </w:r>
+      <w:proofErr w:type="spellEnd"/>
+      <w:r>
+        <w:rPr>
+          <w:rFonts w:eastAsia="Times New Roman" w:cstheme="minorHAnsi"/>
+          <w:kern w:val="0"/>
+          <w:szCs w:val="28"/>
+          <w:bdr w:val="none" w:sz="0" w:space="0" w:color="auto" w:frame="1"/>
+          <w:lang w:eastAsia="es-CO"/>
+          <w14:ligatures w14:val="none"/>
+        </w:rPr>
+        <w:t xml:space="preserve">. </w:t>
+      </w:r>
+      <w:proofErr w:type="spellStart"/>
+      <w:r>
+        <w:rPr>
+          <w:rFonts w:eastAsia="Times New Roman" w:cstheme="minorHAnsi"/>
+          <w:kern w:val="0"/>
+          <w:szCs w:val="28"/>
+          <w:bdr w:val="none" w:sz="0" w:space="0" w:color="auto" w:frame="1"/>
+          <w:lang w:eastAsia="es-CO"/>
+          <w14:ligatures w14:val="none"/>
+        </w:rPr>
+        <w:t>Metropolitan</w:t>
+      </w:r>
+      <w:proofErr w:type="spellEnd"/>
+      <w:r>
+        <w:rPr>
+          <w:rFonts w:eastAsia="Times New Roman" w:cstheme="minorHAnsi"/>
+          <w:kern w:val="0"/>
+          <w:szCs w:val="28"/>
+          <w:bdr w:val="none" w:sz="0" w:space="0" w:color="auto" w:frame="1"/>
+          <w:lang w:eastAsia="es-CO"/>
+          <w14:ligatures w14:val="none"/>
+        </w:rPr>
+        <w:t xml:space="preserve"> </w:t>
+      </w:r>
+      <w:proofErr w:type="spellStart"/>
+      <w:r>
+        <w:rPr>
+          <w:rFonts w:eastAsia="Times New Roman" w:cstheme="minorHAnsi"/>
+          <w:kern w:val="0"/>
+          <w:szCs w:val="28"/>
+          <w:bdr w:val="none" w:sz="0" w:space="0" w:color="auto" w:frame="1"/>
+          <w:lang w:eastAsia="es-CO"/>
+          <w14:ligatures w14:val="none"/>
+        </w:rPr>
+        <w:t>Press</w:t>
+      </w:r>
+      <w:proofErr w:type="spellEnd"/>
+      <w:r>
+        <w:rPr>
+          <w:rFonts w:eastAsia="Times New Roman" w:cstheme="minorHAnsi"/>
+          <w:kern w:val="0"/>
+          <w:szCs w:val="28"/>
+          <w:bdr w:val="none" w:sz="0" w:space="0" w:color="auto" w:frame="1"/>
+          <w:lang w:eastAsia="es-CO"/>
+          <w14:ligatures w14:val="none"/>
+        </w:rPr>
+        <w:t>.</w:t>
+      </w:r>
+    </w:p>
+    <w:p>
+      <w:pPr>
+        <w:ind w:left="709" w:hanging="709"/>
+        <w:rPr>
+          <w:rFonts w:eastAsia="Times New Roman" w:cstheme="minorHAnsi"/>
+          <w:kern w:val="0"/>
+          <w:szCs w:val="28"/>
+          <w:bdr w:val="none" w:sz="0" w:space="0" w:color="auto" w:frame="1"/>
+          <w:lang w:eastAsia="es-CO"/>
+          <w14:ligatures w14:val="none"/>
+        </w:rPr>
+      </w:pPr>
+      <w:r>
+        <w:rPr>
+          <w:rFonts w:eastAsia="Times New Roman" w:cstheme="minorHAnsi"/>
+          <w:kern w:val="0"/>
+          <w:szCs w:val="28"/>
+          <w:bdr w:val="none" w:sz="0" w:space="0" w:color="auto" w:frame="1"/>
+          <w:lang w:eastAsia="es-CO"/>
+          <w14:ligatures w14:val="none"/>
+        </w:rPr>
+        <w:t xml:space="preserve">Cantillo, E. (2014). Patronaje industrial masculino: Programa y escalado [PDF]. </w:t>
+      </w:r>
+      <w:proofErr w:type="spellStart"/>
+      <w:r>
+        <w:rPr>
+          <w:rFonts w:eastAsia="Times New Roman" w:cstheme="minorHAnsi"/>
+          <w:kern w:val="0"/>
+          <w:szCs w:val="28"/>
+          <w:bdr w:val="none" w:sz="0" w:space="0" w:color="auto" w:frame="1"/>
+          <w:lang w:eastAsia="es-CO"/>
+          <w14:ligatures w14:val="none"/>
+        </w:rPr>
+        <w:t>SlideShare</w:t>
+      </w:r>
+      <w:proofErr w:type="spellEnd"/>
+      <w:r>
+        <w:rPr>
+          <w:rFonts w:eastAsia="Times New Roman" w:cstheme="minorHAnsi"/>
+          <w:kern w:val="0"/>
+          <w:szCs w:val="28"/>
+          <w:bdr w:val="none" w:sz="0" w:space="0" w:color="auto" w:frame="1"/>
+          <w:lang w:eastAsia="es-CO"/>
+          <w14:ligatures w14:val="none"/>
+        </w:rPr>
+        <w:t>.</w:t>
+      </w:r>
+    </w:p>
+    <w:p>
+      <w:pPr>
+        <w:ind w:left="709" w:hanging="709"/>
+        <w:rPr>
+          <w:rFonts w:eastAsia="Times New Roman" w:cstheme="minorHAnsi"/>
+          <w:kern w:val="0"/>
+          <w:szCs w:val="28"/>
+          <w:bdr w:val="none" w:sz="0" w:space="0" w:color="auto" w:frame="1"/>
+          <w:lang w:eastAsia="es-CO"/>
+          <w14:ligatures w14:val="none"/>
+        </w:rPr>
+      </w:pPr>
+      <w:proofErr w:type="spellStart"/>
+      <w:r>
+        <w:rPr>
+          <w:rFonts w:eastAsia="Times New Roman" w:cstheme="minorHAnsi"/>
+          <w:kern w:val="0"/>
+          <w:szCs w:val="28"/>
+          <w:bdr w:val="none" w:sz="0" w:space="0" w:color="auto" w:frame="1"/>
+          <w:lang w:eastAsia="es-CO"/>
+          <w14:ligatures w14:val="none"/>
+        </w:rPr>
+        <w:t>Carr</w:t>
+      </w:r>
+      <w:proofErr w:type="spellEnd"/>
+      <w:r>
+        <w:rPr>
+          <w:rFonts w:eastAsia="Times New Roman" w:cstheme="minorHAnsi"/>
+          <w:kern w:val="0"/>
+          <w:szCs w:val="28"/>
+          <w:bdr w:val="none" w:sz="0" w:space="0" w:color="auto" w:frame="1"/>
+          <w:lang w:eastAsia="es-CO"/>
+          <w14:ligatures w14:val="none"/>
+        </w:rPr>
+        <w:t xml:space="preserve">, V., &amp; Latham, B. (1991). </w:t>
+      </w:r>
+      <w:proofErr w:type="spellStart"/>
+      <w:r>
+        <w:rPr>
+          <w:rFonts w:eastAsia="Times New Roman" w:cstheme="minorHAnsi"/>
+          <w:kern w:val="0"/>
+          <w:szCs w:val="28"/>
+          <w:bdr w:val="none" w:sz="0" w:space="0" w:color="auto" w:frame="1"/>
+          <w:lang w:eastAsia="es-CO"/>
+          <w14:ligatures w14:val="none"/>
+        </w:rPr>
+        <w:t>The</w:t>
+      </w:r>
+      <w:proofErr w:type="spellEnd"/>
+      <w:r>
+        <w:rPr>
+          <w:rFonts w:eastAsia="Times New Roman" w:cstheme="minorHAnsi"/>
+          <w:kern w:val="0"/>
+          <w:szCs w:val="28"/>
+          <w:bdr w:val="none" w:sz="0" w:space="0" w:color="auto" w:frame="1"/>
+          <w:lang w:eastAsia="es-CO"/>
+          <w14:ligatures w14:val="none"/>
+        </w:rPr>
+        <w:t xml:space="preserve"> </w:t>
+      </w:r>
+      <w:proofErr w:type="spellStart"/>
+      <w:r>
+        <w:rPr>
+          <w:rFonts w:eastAsia="Times New Roman" w:cstheme="minorHAnsi"/>
+          <w:kern w:val="0"/>
+          <w:szCs w:val="28"/>
+          <w:bdr w:val="none" w:sz="0" w:space="0" w:color="auto" w:frame="1"/>
+          <w:lang w:eastAsia="es-CO"/>
+          <w14:ligatures w14:val="none"/>
+        </w:rPr>
+        <w:t>anatomy</w:t>
+      </w:r>
+      <w:proofErr w:type="spellEnd"/>
+      <w:r>
+        <w:rPr>
+          <w:rFonts w:eastAsia="Times New Roman" w:cstheme="minorHAnsi"/>
+          <w:kern w:val="0"/>
+          <w:szCs w:val="28"/>
+          <w:bdr w:val="none" w:sz="0" w:space="0" w:color="auto" w:frame="1"/>
+          <w:lang w:eastAsia="es-CO"/>
+          <w14:ligatures w14:val="none"/>
+        </w:rPr>
+        <w:t xml:space="preserve"> </w:t>
+      </w:r>
+      <w:proofErr w:type="spellStart"/>
+      <w:r>
+        <w:rPr>
+          <w:rFonts w:eastAsia="Times New Roman" w:cstheme="minorHAnsi"/>
+          <w:kern w:val="0"/>
+          <w:szCs w:val="28"/>
+          <w:bdr w:val="none" w:sz="0" w:space="0" w:color="auto" w:frame="1"/>
+          <w:lang w:eastAsia="es-CO"/>
+          <w14:ligatures w14:val="none"/>
+        </w:rPr>
+        <w:t>of</w:t>
+      </w:r>
+      <w:proofErr w:type="spellEnd"/>
+      <w:r>
+        <w:rPr>
+          <w:rFonts w:eastAsia="Times New Roman" w:cstheme="minorHAnsi"/>
+          <w:kern w:val="0"/>
+          <w:szCs w:val="28"/>
+          <w:bdr w:val="none" w:sz="0" w:space="0" w:color="auto" w:frame="1"/>
+          <w:lang w:eastAsia="es-CO"/>
+          <w14:ligatures w14:val="none"/>
+        </w:rPr>
+        <w:t xml:space="preserve"> </w:t>
+      </w:r>
+      <w:proofErr w:type="spellStart"/>
+      <w:r>
+        <w:rPr>
+          <w:rFonts w:eastAsia="Times New Roman" w:cstheme="minorHAnsi"/>
+          <w:kern w:val="0"/>
+          <w:szCs w:val="28"/>
+          <w:bdr w:val="none" w:sz="0" w:space="0" w:color="auto" w:frame="1"/>
+          <w:lang w:eastAsia="es-CO"/>
+          <w14:ligatures w14:val="none"/>
+        </w:rPr>
+        <w:t>dress</w:t>
+      </w:r>
+      <w:proofErr w:type="spellEnd"/>
+      <w:r>
+        <w:rPr>
+          <w:rFonts w:eastAsia="Times New Roman" w:cstheme="minorHAnsi"/>
+          <w:kern w:val="0"/>
+          <w:szCs w:val="28"/>
+          <w:bdr w:val="none" w:sz="0" w:space="0" w:color="auto" w:frame="1"/>
+          <w:lang w:eastAsia="es-CO"/>
+          <w14:ligatures w14:val="none"/>
+        </w:rPr>
+        <w:t xml:space="preserve"> </w:t>
+      </w:r>
+      <w:proofErr w:type="spellStart"/>
+      <w:r>
+        <w:rPr>
+          <w:rFonts w:eastAsia="Times New Roman" w:cstheme="minorHAnsi"/>
+          <w:kern w:val="0"/>
+          <w:szCs w:val="28"/>
+          <w:bdr w:val="none" w:sz="0" w:space="0" w:color="auto" w:frame="1"/>
+          <w:lang w:eastAsia="es-CO"/>
+          <w14:ligatures w14:val="none"/>
+        </w:rPr>
+        <w:t>patterns</w:t>
+      </w:r>
+      <w:proofErr w:type="spellEnd"/>
+      <w:r>
+        <w:rPr>
+          <w:rFonts w:eastAsia="Times New Roman" w:cstheme="minorHAnsi"/>
+          <w:kern w:val="0"/>
+          <w:szCs w:val="28"/>
+          <w:bdr w:val="none" w:sz="0" w:space="0" w:color="auto" w:frame="1"/>
+          <w:lang w:eastAsia="es-CO"/>
+          <w14:ligatures w14:val="none"/>
+        </w:rPr>
+        <w:t>. Butterworth-Heinemann.</w:t>
+      </w:r>
+    </w:p>
+    <w:p>
+      <w:pPr>
+        <w:ind w:left="709" w:hanging="709"/>
+        <w:rPr>
+          <w:rFonts w:eastAsia="Times New Roman" w:cstheme="minorHAnsi"/>
+          <w:kern w:val="0"/>
+          <w:szCs w:val="28"/>
+          <w:bdr w:val="none" w:sz="0" w:space="0" w:color="auto" w:frame="1"/>
+          <w:lang w:eastAsia="es-CO"/>
+          <w14:ligatures w14:val="none"/>
+        </w:rPr>
+      </w:pPr>
+      <w:proofErr w:type="spellStart"/>
+      <w:r>
+        <w:rPr>
+          <w:rFonts w:eastAsia="Times New Roman" w:cstheme="minorHAnsi"/>
+          <w:kern w:val="0"/>
+          <w:szCs w:val="28"/>
+          <w:bdr w:val="none" w:sz="0" w:space="0" w:color="auto" w:frame="1"/>
+          <w:lang w:eastAsia="es-CO"/>
+          <w14:ligatures w14:val="none"/>
+        </w:rPr>
+        <w:t>Donnanno</w:t>
+      </w:r>
+      <w:proofErr w:type="spellEnd"/>
+      <w:r>
+        <w:rPr>
+          <w:rFonts w:eastAsia="Times New Roman" w:cstheme="minorHAnsi"/>
+          <w:kern w:val="0"/>
+          <w:szCs w:val="28"/>
+          <w:bdr w:val="none" w:sz="0" w:space="0" w:color="auto" w:frame="1"/>
+          <w:lang w:eastAsia="es-CO"/>
+          <w14:ligatures w14:val="none"/>
+        </w:rPr>
+        <w:t>, A. (2016). Técnicas de patronaje de moda. Volumen 1. Editorial GG.</w:t>
+      </w:r>
+    </w:p>
+    <w:p>
+      <w:pPr>
+        <w:ind w:left="709" w:hanging="709"/>
+        <w:rPr>
+          <w:rFonts w:eastAsia="Times New Roman" w:cstheme="minorHAnsi"/>
+          <w:kern w:val="0"/>
+          <w:szCs w:val="28"/>
+          <w:bdr w:val="none" w:sz="0" w:space="0" w:color="auto" w:frame="1"/>
+          <w:lang w:eastAsia="es-CO"/>
+          <w14:ligatures w14:val="none"/>
+        </w:rPr>
+      </w:pPr>
+      <w:r>
+        <w:rPr>
+          <w:rFonts w:eastAsia="Times New Roman" w:cstheme="minorHAnsi"/>
+          <w:kern w:val="0"/>
+          <w:szCs w:val="28"/>
+          <w:bdr w:val="none" w:sz="0" w:space="0" w:color="auto" w:frame="1"/>
+          <w:lang w:eastAsia="es-CO"/>
+          <w14:ligatures w14:val="none"/>
+        </w:rPr>
+        <w:t>García, R. (2014). Patrones de costura masculinos: Patrón XXI. Editorial Técnica.</w:t>
+      </w:r>
+    </w:p>
+    <w:p>
+      <w:pPr>
+        <w:ind w:left="709" w:hanging="709"/>
+        <w:rPr>
+          <w:rFonts w:eastAsia="Times New Roman" w:cstheme="minorHAnsi"/>
+          <w:kern w:val="0"/>
+          <w:szCs w:val="28"/>
+          <w:bdr w:val="none" w:sz="0" w:space="0" w:color="auto" w:frame="1"/>
+          <w:lang w:eastAsia="es-CO"/>
+          <w14:ligatures w14:val="none"/>
+        </w:rPr>
+      </w:pPr>
+      <w:r>
+        <w:rPr>
+          <w:rFonts w:eastAsia="Times New Roman" w:cstheme="minorHAnsi"/>
+          <w:kern w:val="0"/>
+          <w:szCs w:val="28"/>
+          <w:bdr w:val="none" w:sz="0" w:space="0" w:color="auto" w:frame="1"/>
+          <w:lang w:eastAsia="es-CO"/>
+          <w14:ligatures w14:val="none"/>
+        </w:rPr>
+        <w:t>Heller, E.</w:t>
+      </w:r>
+      <w:r>
+        <w:rPr>
+          <w:rFonts w:eastAsia="Times New Roman" w:cstheme="minorHAnsi"/>
+          <w:kern w:val="0"/>
+          <w:szCs w:val="28"/>
+          <w:bdr w:val="none" w:sz="0" w:space="0" w:color="auto" w:frame="1"/>
+          <w:lang w:eastAsia="es-CO"/>
+          <w14:ligatures w14:val="none"/>
+        </w:rPr>
+        <w:t xml:space="preserve"> </w:t>
+      </w:r>
+      <w:r>
+        <w:rPr>
+          <w:rFonts w:eastAsia="Times New Roman" w:cstheme="minorHAnsi"/>
+          <w:kern w:val="0"/>
+          <w:szCs w:val="28"/>
+          <w:bdr w:val="none" w:sz="0" w:space="0" w:color="auto" w:frame="1"/>
+          <w:lang w:eastAsia="es-CO"/>
+          <w14:ligatures w14:val="none"/>
+        </w:rPr>
+        <w:t xml:space="preserve">M. (2015). Escuela de costura: Nociones básicas y técnicas. </w:t>
+      </w:r>
+      <w:proofErr w:type="spellStart"/>
+      <w:r>
+        <w:rPr>
+          <w:rFonts w:eastAsia="Times New Roman" w:cstheme="minorHAnsi"/>
+          <w:kern w:val="0"/>
+          <w:szCs w:val="28"/>
+          <w:bdr w:val="none" w:sz="0" w:space="0" w:color="auto" w:frame="1"/>
+          <w:lang w:eastAsia="es-CO"/>
+          <w14:ligatures w14:val="none"/>
+        </w:rPr>
+        <w:t>Everand</w:t>
+      </w:r>
+      <w:proofErr w:type="spellEnd"/>
+      <w:r>
+        <w:rPr>
+          <w:rFonts w:eastAsia="Times New Roman" w:cstheme="minorHAnsi"/>
+          <w:kern w:val="0"/>
+          <w:szCs w:val="28"/>
+          <w:bdr w:val="none" w:sz="0" w:space="0" w:color="auto" w:frame="1"/>
+          <w:lang w:eastAsia="es-CO"/>
+          <w14:ligatures w14:val="none"/>
+        </w:rPr>
+        <w:t>.</w:t>
+      </w:r>
+    </w:p>
+    <w:p>
+      <w:pPr>
+        <w:ind w:left="709" w:hanging="709"/>
+        <w:rPr>
+          <w:rFonts w:eastAsia="Times New Roman" w:cstheme="minorHAnsi"/>
+          <w:kern w:val="0"/>
+          <w:szCs w:val="28"/>
+          <w:bdr w:val="none" w:sz="0" w:space="0" w:color="auto" w:frame="1"/>
+          <w:lang w:eastAsia="es-CO"/>
+          <w14:ligatures w14:val="none"/>
+        </w:rPr>
+      </w:pPr>
+      <w:r>
+        <w:rPr>
+          <w:rFonts w:eastAsia="Times New Roman" w:cstheme="minorHAnsi"/>
+          <w:kern w:val="0"/>
+          <w:szCs w:val="28"/>
+          <w:bdr w:val="none" w:sz="0" w:space="0" w:color="auto" w:frame="1"/>
+          <w:lang w:eastAsia="es-CO"/>
+          <w14:ligatures w14:val="none"/>
+        </w:rPr>
+        <w:t>Heller, E.</w:t>
+      </w:r>
+      <w:r>
+        <w:rPr>
+          <w:rFonts w:eastAsia="Times New Roman" w:cstheme="minorHAnsi"/>
+          <w:kern w:val="0"/>
+          <w:szCs w:val="28"/>
+          <w:bdr w:val="none" w:sz="0" w:space="0" w:color="auto" w:frame="1"/>
+          <w:lang w:eastAsia="es-CO"/>
+          <w14:ligatures w14:val="none"/>
+        </w:rPr>
+        <w:t xml:space="preserve"> </w:t>
+      </w:r>
+      <w:r>
+        <w:rPr>
+          <w:rFonts w:eastAsia="Times New Roman" w:cstheme="minorHAnsi"/>
+          <w:kern w:val="0"/>
+          <w:szCs w:val="28"/>
+          <w:bdr w:val="none" w:sz="0" w:space="0" w:color="auto" w:frame="1"/>
+          <w:lang w:eastAsia="es-CO"/>
+          <w14:ligatures w14:val="none"/>
+        </w:rPr>
+        <w:t>M. (2016). Técnicas de patronaje de moda: Carrera Diseño y Gestión en Moda (Tomo II – Hombre). Universidad Peruana de Ciencias Aplicadas.</w:t>
+      </w:r>
+    </w:p>
+    <w:p>
+      <w:pPr>
+        <w:ind w:left="709" w:hanging="709"/>
+        <w:rPr>
+          <w:rFonts w:eastAsia="Times New Roman" w:cstheme="minorHAnsi"/>
+          <w:kern w:val="0"/>
+          <w:szCs w:val="28"/>
+          <w:bdr w:val="none" w:sz="0" w:space="0" w:color="auto" w:frame="1"/>
+          <w:lang w:eastAsia="es-CO"/>
+          <w14:ligatures w14:val="none"/>
+        </w:rPr>
+      </w:pPr>
+      <w:r>
+        <w:rPr>
+          <w:rFonts w:eastAsia="Times New Roman" w:cstheme="minorHAnsi"/>
+          <w:kern w:val="0"/>
+          <w:szCs w:val="28"/>
+          <w:bdr w:val="none" w:sz="0" w:space="0" w:color="auto" w:frame="1"/>
+          <w:lang w:eastAsia="es-CO"/>
+          <w14:ligatures w14:val="none"/>
+        </w:rPr>
+        <w:t xml:space="preserve">Innovación y Cualificación, S. L. (2018). Materiales, herramientas, máquinas y equipos de confección. </w:t>
+      </w:r>
+      <w:proofErr w:type="spellStart"/>
+      <w:r>
+        <w:rPr>
+          <w:rFonts w:eastAsia="Times New Roman" w:cstheme="minorHAnsi"/>
+          <w:kern w:val="0"/>
+          <w:szCs w:val="28"/>
+          <w:bdr w:val="none" w:sz="0" w:space="0" w:color="auto" w:frame="1"/>
+          <w:lang w:eastAsia="es-CO"/>
+          <w14:ligatures w14:val="none"/>
+        </w:rPr>
+        <w:t>Everand</w:t>
+      </w:r>
+      <w:proofErr w:type="spellEnd"/>
+      <w:r>
+        <w:rPr>
+          <w:rFonts w:eastAsia="Times New Roman" w:cstheme="minorHAnsi"/>
+          <w:kern w:val="0"/>
+          <w:szCs w:val="28"/>
+          <w:bdr w:val="none" w:sz="0" w:space="0" w:color="auto" w:frame="1"/>
+          <w:lang w:eastAsia="es-CO"/>
+          <w14:ligatures w14:val="none"/>
+        </w:rPr>
+        <w:t>.</w:t>
+      </w:r>
+    </w:p>
+    <w:p>
+      <w:pPr>
+        <w:ind w:left="709" w:hanging="709"/>
+        <w:rPr>
+          <w:rFonts w:eastAsia="Times New Roman" w:cstheme="minorHAnsi"/>
+          <w:kern w:val="0"/>
+          <w:szCs w:val="28"/>
+          <w:bdr w:val="none" w:sz="0" w:space="0" w:color="auto" w:frame="1"/>
+          <w:lang w:eastAsia="es-CO"/>
+          <w14:ligatures w14:val="none"/>
+        </w:rPr>
+      </w:pPr>
+      <w:proofErr w:type="spellStart"/>
+      <w:r>
+        <w:rPr>
+          <w:rFonts w:eastAsia="Times New Roman" w:cstheme="minorHAnsi"/>
+          <w:kern w:val="0"/>
+          <w:szCs w:val="28"/>
+          <w:bdr w:val="none" w:sz="0" w:space="0" w:color="auto" w:frame="1"/>
+          <w:lang w:eastAsia="es-CO"/>
+          <w14:ligatures w14:val="none"/>
+        </w:rPr>
+        <w:t>Jungclaus</w:t>
+      </w:r>
+      <w:proofErr w:type="spellEnd"/>
+      <w:r>
+        <w:rPr>
+          <w:rFonts w:eastAsia="Times New Roman" w:cstheme="minorHAnsi"/>
+          <w:kern w:val="0"/>
+          <w:szCs w:val="28"/>
+          <w:bdr w:val="none" w:sz="0" w:space="0" w:color="auto" w:frame="1"/>
+          <w:lang w:eastAsia="es-CO"/>
+          <w14:ligatures w14:val="none"/>
+        </w:rPr>
+        <w:t xml:space="preserve">, S. (2023). Guía avanzada de sastrería masculina: Manual de patronaje para diferentes formas corporales. </w:t>
+      </w:r>
+      <w:proofErr w:type="spellStart"/>
+      <w:r>
+        <w:rPr>
+          <w:rFonts w:eastAsia="Times New Roman" w:cstheme="minorHAnsi"/>
+          <w:kern w:val="0"/>
+          <w:szCs w:val="28"/>
+          <w:bdr w:val="none" w:sz="0" w:space="0" w:color="auto" w:frame="1"/>
+          <w:lang w:eastAsia="es-CO"/>
+          <w14:ligatures w14:val="none"/>
+        </w:rPr>
+        <w:t>Everand</w:t>
+      </w:r>
+      <w:proofErr w:type="spellEnd"/>
+      <w:r>
+        <w:rPr>
+          <w:rFonts w:eastAsia="Times New Roman" w:cstheme="minorHAnsi"/>
+          <w:kern w:val="0"/>
+          <w:szCs w:val="28"/>
+          <w:bdr w:val="none" w:sz="0" w:space="0" w:color="auto" w:frame="1"/>
+          <w:lang w:eastAsia="es-CO"/>
+          <w14:ligatures w14:val="none"/>
+        </w:rPr>
+        <w:t>.</w:t>
+      </w:r>
+    </w:p>
+    <w:p>
+      <w:pPr>
+        <w:ind w:left="709" w:hanging="709"/>
+        <w:rPr>
+          <w:rFonts w:eastAsia="Times New Roman" w:cstheme="minorHAnsi"/>
+          <w:kern w:val="0"/>
+          <w:szCs w:val="28"/>
+          <w:bdr w:val="none" w:sz="0" w:space="0" w:color="auto" w:frame="1"/>
+          <w:lang w:eastAsia="es-CO"/>
+          <w14:ligatures w14:val="none"/>
+        </w:rPr>
+      </w:pPr>
+      <w:r>
+        <w:rPr>
+          <w:rFonts w:eastAsia="Times New Roman" w:cstheme="minorHAnsi"/>
+          <w:kern w:val="0"/>
+          <w:szCs w:val="28"/>
+          <w:bdr w:val="none" w:sz="0" w:space="0" w:color="auto" w:frame="1"/>
+          <w:lang w:eastAsia="es-CO"/>
+          <w14:ligatures w14:val="none"/>
+        </w:rPr>
+        <w:t>Martínez, M. I., Valbuena, D. P., &amp; Fuentes, D. I. L. (2019). Fundamentos del patronaje y patronaje masculino básico. Servicio Nacional de Aprendizaje SENA.</w:t>
+      </w:r>
+    </w:p>
+    <w:p>
+      <w:pPr>
+        <w:ind w:left="709" w:hanging="709"/>
+        <w:rPr>
+          <w:rFonts w:eastAsia="Times New Roman" w:cstheme="minorHAnsi"/>
+          <w:kern w:val="0"/>
+          <w:szCs w:val="28"/>
+          <w:bdr w:val="none" w:sz="0" w:space="0" w:color="auto" w:frame="1"/>
+          <w:lang w:eastAsia="es-CO"/>
+          <w14:ligatures w14:val="none"/>
+        </w:rPr>
+      </w:pPr>
+      <w:r>
+        <w:rPr>
+          <w:rFonts w:eastAsia="Times New Roman" w:cstheme="minorHAnsi"/>
+          <w:kern w:val="0"/>
+          <w:szCs w:val="28"/>
+          <w:bdr w:val="none" w:sz="0" w:space="0" w:color="auto" w:frame="1"/>
+          <w:lang w:eastAsia="es-CO"/>
+          <w14:ligatures w14:val="none"/>
+        </w:rPr>
+        <w:t>Muñoz, A. (2019). Manual de patronaje industrial para hombre: Trazado y escalado. Editorial Textil.</w:t>
+      </w:r>
+    </w:p>
+    <w:p>
+      <w:pPr>
+        <w:ind w:left="709" w:hanging="709"/>
+        <w:rPr>
+          <w:rFonts w:eastAsia="Times New Roman" w:cstheme="minorHAnsi"/>
+          <w:kern w:val="0"/>
+          <w:szCs w:val="28"/>
+          <w:bdr w:val="none" w:sz="0" w:space="0" w:color="auto" w:frame="1"/>
+          <w:lang w:eastAsia="es-CO"/>
+          <w14:ligatures w14:val="none"/>
+        </w:rPr>
+      </w:pPr>
+      <w:r>
+        <w:rPr>
+          <w:rFonts w:eastAsia="Times New Roman" w:cstheme="minorHAnsi"/>
+          <w:kern w:val="0"/>
+          <w:szCs w:val="28"/>
+          <w:bdr w:val="none" w:sz="0" w:space="0" w:color="auto" w:frame="1"/>
+          <w:lang w:eastAsia="es-CO"/>
+          <w14:ligatures w14:val="none"/>
+        </w:rPr>
+        <w:lastRenderedPageBreak/>
+        <w:t>Pérez, C. (2018). Patronaje y confección de prendas masculinas: Enfoque industrial. Editorial Moda.</w:t>
+      </w:r>
+    </w:p>
+    <w:p>
+      <w:pPr>
+        <w:ind w:left="709" w:hanging="709"/>
+        <w:rPr>
+          <w:rFonts w:eastAsia="Times New Roman" w:cstheme="minorHAnsi"/>
+          <w:kern w:val="0"/>
+          <w:szCs w:val="28"/>
+          <w:bdr w:val="none" w:sz="0" w:space="0" w:color="auto" w:frame="1"/>
+          <w:lang w:eastAsia="es-CO"/>
+          <w14:ligatures w14:val="none"/>
+        </w:rPr>
+      </w:pPr>
+      <w:proofErr w:type="spellStart"/>
+      <w:r>
+        <w:rPr>
+          <w:rFonts w:eastAsia="Times New Roman" w:cstheme="minorHAnsi"/>
+          <w:kern w:val="0"/>
+          <w:szCs w:val="28"/>
+          <w:bdr w:val="none" w:sz="0" w:space="0" w:color="auto" w:frame="1"/>
+          <w:lang w:eastAsia="es-CO"/>
+          <w14:ligatures w14:val="none"/>
+        </w:rPr>
+        <w:t>Promopress</w:t>
+      </w:r>
+      <w:proofErr w:type="spellEnd"/>
+      <w:r>
+        <w:rPr>
+          <w:rFonts w:eastAsia="Times New Roman" w:cstheme="minorHAnsi"/>
+          <w:kern w:val="0"/>
+          <w:szCs w:val="28"/>
+          <w:bdr w:val="none" w:sz="0" w:space="0" w:color="auto" w:frame="1"/>
+          <w:lang w:eastAsia="es-CO"/>
+          <w14:ligatures w14:val="none"/>
+        </w:rPr>
+        <w:t xml:space="preserve">. (2017). Técnicas de patronaje de moda: Alta costura y patronaje industrial. </w:t>
+      </w:r>
+      <w:proofErr w:type="spellStart"/>
+      <w:r>
+        <w:rPr>
+          <w:rFonts w:eastAsia="Times New Roman" w:cstheme="minorHAnsi"/>
+          <w:kern w:val="0"/>
+          <w:szCs w:val="28"/>
+          <w:bdr w:val="none" w:sz="0" w:space="0" w:color="auto" w:frame="1"/>
+          <w:lang w:eastAsia="es-CO"/>
+          <w14:ligatures w14:val="none"/>
+        </w:rPr>
+        <w:t>Promopress</w:t>
+      </w:r>
+      <w:proofErr w:type="spellEnd"/>
+      <w:r>
+        <w:rPr>
+          <w:rFonts w:eastAsia="Times New Roman" w:cstheme="minorHAnsi"/>
+          <w:kern w:val="0"/>
+          <w:szCs w:val="28"/>
+          <w:bdr w:val="none" w:sz="0" w:space="0" w:color="auto" w:frame="1"/>
+          <w:lang w:eastAsia="es-CO"/>
+          <w14:ligatures w14:val="none"/>
+        </w:rPr>
+        <w:t>.</w:t>
       </w:r>
     </w:p>
     <w:p>
@@ -34653,8 +35981,13 @@
             <w:pPr>
               <w:pStyle w:val="TextoTablas"/>
             </w:pPr>
-            <w:r>
-              <w:t>Milady Tatiana Villamil Castellanos</w:t>
+            <w:proofErr w:type="spellStart"/>
+            <w:r>
+              <w:t>Milady</w:t>
+            </w:r>
+            <w:proofErr w:type="spellEnd"/>
+            <w:r>
+              <w:t xml:space="preserve"> Tatiana Villamil Castellanos</w:t>
             </w:r>
           </w:p>
         </w:tc>
@@ -35455,7 +36788,7 @@
         <v:path o:extrusionok="f" gradientshapeok="t" o:connecttype="rect"/>
         <o:lock v:ext="edit" aspectratio="t"/>
       </v:shapetype>
-      <v:shape id="_x0000_i1046" type="#_x0000_t75" style="width:11.2pt;height:11.2pt" o:bullet="t">
+      <v:shape id="_x0000_i1062" type="#_x0000_t75" style="width:11.2pt;height:11.2pt" o:bullet="t">
         <v:imagedata r:id="rId1" o:title="mso8C56"/>
       </v:shape>
     </w:pict>
@@ -45266,6 +46599,15 @@
 </file>
 
 <file path=customXml/item1.xml><?xml version="1.0" encoding="utf-8"?>
+<?mso-contentType ?>
+<FormTemplates xmlns="http://schemas.microsoft.com/sharepoint/v3/contenttype/forms">
+  <Display>DocumentLibraryForm</Display>
+  <Edit>DocumentLibraryForm</Edit>
+  <New>DocumentLibraryForm</New>
+</FormTemplates>
+</file>
+
+<file path=customXml/item2.xml><?xml version="1.0" encoding="utf-8"?>
 <ct:contentTypeSchema xmlns:ct="http://schemas.microsoft.com/office/2006/metadata/contentType" xmlns:ma="http://schemas.microsoft.com/office/2006/metadata/properties/metaAttributes" ct:_="" ma:_="" ma:contentTypeName="Documento" ma:contentTypeID="0x01010049282E1EDBE9234EA9E6D38F720E265F" ma:contentTypeVersion="15" ma:contentTypeDescription="Crear nuevo documento." ma:contentTypeScope="" ma:versionID="b31c7aa9eaf043a08b87120b3c4916e3">
   <xsd:schema xmlns:xsd="http://www.w3.org/2001/XMLSchema" xmlns:xs="http://www.w3.org/2001/XMLSchema" xmlns:p="http://schemas.microsoft.com/office/2006/metadata/properties" xmlns:ns2="cb45339b-ced9-4d0d-8f64-77573914d53b" xmlns:ns3="43a3ca16-9c26-4813-b83f-4aec9927b43f" targetNamespace="http://schemas.microsoft.com/office/2006/metadata/properties" ma:root="true" ma:fieldsID="3533d065b04d75c457075bc55f1f5315" ns2:_="" ns3:_="">
     <xsd:import namespace="cb45339b-ced9-4d0d-8f64-77573914d53b"/>
@@ -45500,7 +46842,11 @@
 </ct:contentTypeSchema>
 </file>
 
-<file path=customXml/item2.xml><?xml version="1.0" encoding="utf-8"?>
+<file path=customXml/item3.xml><?xml version="1.0" encoding="utf-8"?>
+<b:Sources xmlns:b="http://schemas.openxmlformats.org/officeDocument/2006/bibliography" xmlns="http://schemas.openxmlformats.org/officeDocument/2006/bibliography" SelectedStyle="\APASixthEditionOfficeOnline.xsl" StyleName="APA" Version="6"/>
+</file>
+
+<file path=customXml/item4.xml><?xml version="1.0" encoding="utf-8"?>
 <p:properties xmlns:p="http://schemas.microsoft.com/office/2006/metadata/properties" xmlns:xsi="http://www.w3.org/2001/XMLSchema-instance" xmlns:pc="http://schemas.microsoft.com/office/infopath/2007/PartnerControls">
   <documentManagement>
     <TaxCatchAll xmlns="cb45339b-ced9-4d0d-8f64-77573914d53b" xsi:nil="true"/>
@@ -45511,20 +46857,15 @@
 </p:properties>
 </file>
 
-<file path=customXml/item3.xml><?xml version="1.0" encoding="utf-8"?>
-<?mso-contentType ?>
-<FormTemplates xmlns="http://schemas.microsoft.com/sharepoint/v3/contenttype/forms">
-  <Display>DocumentLibraryForm</Display>
-  <Edit>DocumentLibraryForm</Edit>
-  <New>DocumentLibraryForm</New>
-</FormTemplates>
+<file path=customXml/itemProps1.xml><?xml version="1.0" encoding="utf-8"?>
+<ds:datastoreItem xmlns:ds="http://schemas.openxmlformats.org/officeDocument/2006/customXml" ds:itemID="{D00A4A46-BDBD-48AC-87B9-2BA42D9CC06F}">
+  <ds:schemaRefs>
+    <ds:schemaRef ds:uri="http://schemas.microsoft.com/sharepoint/v3/contenttype/forms"/>
+  </ds:schemaRefs>
+</ds:datastoreItem>
 </file>
 
-<file path=customXml/item4.xml><?xml version="1.0" encoding="utf-8"?>
-<b:Sources xmlns:b="http://schemas.openxmlformats.org/officeDocument/2006/bibliography" xmlns="http://schemas.openxmlformats.org/officeDocument/2006/bibliography" SelectedStyle="\APASixthEditionOfficeOnline.xsl" StyleName="APA" Version="6"/>
-</file>
-
-<file path=customXml/itemProps1.xml><?xml version="1.0" encoding="utf-8"?>
+<file path=customXml/itemProps2.xml><?xml version="1.0" encoding="utf-8"?>
 <ds:datastoreItem xmlns:ds="http://schemas.openxmlformats.org/officeDocument/2006/customXml" ds:itemID="{0BC4A0A4-89EA-4C0C-9011-C1B351E892BC}">
   <ds:schemaRefs>
     <ds:schemaRef ds:uri="http://schemas.microsoft.com/office/2006/metadata/contentType"/>
@@ -45543,7 +46884,15 @@
 </ds:datastoreItem>
 </file>
 
-<file path=customXml/itemProps2.xml><?xml version="1.0" encoding="utf-8"?>
+<file path=customXml/itemProps3.xml><?xml version="1.0" encoding="utf-8"?>
+<ds:datastoreItem xmlns:ds="http://schemas.openxmlformats.org/officeDocument/2006/customXml" ds:itemID="{A9F2CEBA-C824-4C86-81A8-E32CBD0EB92D}">
+  <ds:schemaRefs>
+    <ds:schemaRef ds:uri="http://schemas.openxmlformats.org/officeDocument/2006/bibliography"/>
+  </ds:schemaRefs>
+</ds:datastoreItem>
+</file>
+
+<file path=customXml/itemProps4.xml><?xml version="1.0" encoding="utf-8"?>
 <ds:datastoreItem xmlns:ds="http://schemas.openxmlformats.org/officeDocument/2006/customXml" ds:itemID="{26259216-AD86-464A-AEAD-95B1F9E17392}">
   <ds:schemaRefs>
     <ds:schemaRef ds:uri="http://schemas.microsoft.com/office/2006/metadata/properties"/>
@@ -45552,20 +46901,4 @@
     <ds:schemaRef ds:uri="43a3ca16-9c26-4813-b83f-4aec9927b43f"/>
   </ds:schemaRefs>
 </ds:datastoreItem>
-</file>
-
-<file path=customXml/itemProps3.xml><?xml version="1.0" encoding="utf-8"?>
-<ds:datastoreItem xmlns:ds="http://schemas.openxmlformats.org/officeDocument/2006/customXml" ds:itemID="{D00A4A46-BDBD-48AC-87B9-2BA42D9CC06F}">
-  <ds:schemaRefs>
-    <ds:schemaRef ds:uri="http://schemas.microsoft.com/sharepoint/v3/contenttype/forms"/>
-  </ds:schemaRefs>
-</ds:datastoreItem>
-</file>
-
-<file path=customXml/itemProps4.xml><?xml version="1.0" encoding="utf-8"?>
-<ds:datastoreItem xmlns:ds="http://schemas.openxmlformats.org/officeDocument/2006/customXml" ds:itemID="{A9F2CEBA-C824-4C86-81A8-E32CBD0EB92D}">
-  <ds:schemaRefs>
-    <ds:schemaRef ds:uri="http://schemas.openxmlformats.org/officeDocument/2006/bibliography"/>
-  </ds:schemaRefs>
-</ds:datastoreItem>
 </file>
--- a/fuentes/CF3_52450482_DU.docx
+++ b/fuentes/CF3_52450482_DU.docx
@@ -4215,6 +4215,10 @@
     <w:p>
       <w:pPr>
         <w:pStyle w:val="Figura"/>
+        <w:tabs>
+          <w:tab w:val="clear" w:pos="1134"/>
+        </w:tabs>
+        <w:ind w:left="567"/>
         <w:rPr>
           <w:lang w:val="es-419"/>
         </w:rPr>
@@ -4225,95 +4229,16 @@
         </w:rPr>
         <w:t>Patrón con especificaciones técnicas</w:t>
       </w:r>
-    </w:p>
-    <w:p>
-      <w:pPr>
-        <w:jc w:val="center"/>
-        <w:rPr>
-          <w:lang w:val="es-419" w:eastAsia="es-CO"/>
-        </w:rPr>
-      </w:pPr>
       <w:r>
         <w:rPr>
           <w:noProof/>
-        </w:rPr>
-        <mc:AlternateContent>
-          <mc:Choice Requires="wps">
-            <w:drawing>
-              <wp:inline distT="0" distB="0" distL="0" distR="0" wp14:anchorId="266EC23E" wp14:editId="1D661102">
-                <wp:extent cx="300355" cy="300355"/>
-                <wp:effectExtent l="0" t="0" r="0" b="0"/>
-                <wp:docPr id="15" name="Rectángulo 15" descr="Ficha técnica de moldería para saco informal masculino, correspondiente a la temporada invierno del año 2019. Incluye esquema completo con las piezas del textil base numeradas y etiquetadas: espalda, costadillo, vista, frente, manga, cuello, vistas internas y externas, tapas de bolsillo y bajo manga. Cada pieza está asociada a una cantidad de corte y talla (T.42), con indicaciones como “doble”, “X2” o “X4” según corresponda. En la parte superior se especifica que se trata de un saco sastre de línea informal, bajo la marca Winsor y desarrollado por la empresa Lincoln S.A."/>
-                <wp:cNvGraphicFramePr>
-                  <a:graphicFrameLocks xmlns:a="http://schemas.openxmlformats.org/drawingml/2006/main" noChangeAspect="1"/>
-                </wp:cNvGraphicFramePr>
-                <a:graphic xmlns:a="http://schemas.openxmlformats.org/drawingml/2006/main">
-                  <a:graphicData uri="http://schemas.microsoft.com/office/word/2010/wordprocessingShape">
-                    <wps:wsp>
-                      <wps:cNvSpPr>
-                        <a:spLocks noChangeAspect="1" noChangeArrowheads="1"/>
-                      </wps:cNvSpPr>
-                      <wps:spPr bwMode="auto">
-                        <a:xfrm>
-                          <a:off x="0" y="0"/>
-                          <a:ext cx="300355" cy="300355"/>
-                        </a:xfrm>
-                        <a:prstGeom prst="rect">
-                          <a:avLst/>
-                        </a:prstGeom>
-                        <a:noFill/>
-                        <a:ln>
-                          <a:noFill/>
-                        </a:ln>
-                        <a:extLst>
-                          <a:ext uri="{909E8E84-426E-40DD-AFC4-6F175D3DCCD1}">
-                            <a14:hiddenFill xmlns:a14="http://schemas.microsoft.com/office/drawing/2010/main">
-                              <a:solidFill>
-                                <a:srgbClr val="FFFFFF"/>
-                              </a:solidFill>
-                            </a14:hiddenFill>
-                          </a:ext>
-                          <a:ext uri="{91240B29-F687-4F45-9708-019B960494DF}">
-                            <a14:hiddenLine xmlns:a14="http://schemas.microsoft.com/office/drawing/2010/main" w="9525">
-                              <a:solidFill>
-                                <a:srgbClr val="000000"/>
-                              </a:solidFill>
-                              <a:miter lim="800000"/>
-                              <a:headEnd/>
-                              <a:tailEnd/>
-                            </a14:hiddenLine>
-                          </a:ext>
-                        </a:extLst>
-                      </wps:spPr>
-                      <wps:bodyPr rot="0" vert="horz" wrap="square" lIns="91440" tIns="45720" rIns="91440" bIns="45720" anchor="t" anchorCtr="0" upright="1">
-                        <a:noAutofit/>
-                      </wps:bodyPr>
-                    </wps:wsp>
-                  </a:graphicData>
-                </a:graphic>
-              </wp:inline>
-            </w:drawing>
-          </mc:Choice>
-          <mc:Fallback>
-            <w:pict>
-              <v:rect w14:anchorId="14292504" id="Rectángulo 15" o:spid="_x0000_s1026" alt="Ficha técnica de moldería para saco informal masculino, correspondiente a la temporada invierno del año 2019. Incluye esquema completo con las piezas del textil base numeradas y etiquetadas: espalda, costadillo, vista, frente, manga, cuello, vistas internas y externas, tapas de bolsillo y bajo manga. Cada pieza está asociada a una cantidad de corte y talla (T.42), con indicaciones como “doble”, “X2” o “X4” según corresponda. En la parte superior se especifica que se trata de un saco sastre de línea informal, bajo la marca Winsor y desarrollado por la empresa Lincoln S.A." style="width:23.65pt;height:23.65pt;visibility:visible;mso-wrap-style:square;mso-left-percent:-10001;mso-top-percent:-10001;mso-position-horizontal:absolute;mso-position-horizontal-relative:char;mso-position-vertical:absolute;mso-position-vertical-relative:line;mso-left-percent:-10001;mso-top-percent:-10001;v-text-anchor:top" o:gfxdata="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" filled="f" stroked="f">
-                <o:lock v:ext="edit" aspectratio="t"/>
-                <w10:anchorlock/>
-              </v:rect>
-            </w:pict>
-          </mc:Fallback>
-        </mc:AlternateContent>
-      </w:r>
-      <w:r>
-        <w:rPr>
-          <w:noProof/>
-          <w:lang w:val="es-419" w:eastAsia="es-CO"/>
+          <w:lang w:val="es-419"/>
         </w:rPr>
         <w:drawing>
-          <wp:inline distT="0" distB="0" distL="0" distR="0" wp14:anchorId="4212FF8E" wp14:editId="0FBFF17A">
-            <wp:extent cx="4484633" cy="3681612"/>
-            <wp:effectExtent l="0" t="0" r="0" b="0"/>
-            <wp:docPr id="20" name="Imagen 20" descr="Ficha técnica de moldería para saco informal masculino, correspondiente a la temporada invierno del año 2019. Incluye esquema completo con las piezas del textil base numeradas y etiquetadas: espalda, costadillo, vista, frente, manga, cuello, vistas internas y externas, tapas de bolsillo y bajo manga. Cada pieza está asociada a una cantidad de corte y talla (T.42), con indicaciones como “doble”, “X2” o “X4” según corresponda. En la parte superior se especifica que se trata de un saco sastre de línea informal, bajo la marca Winsor y desarrollado por la empresa Lincoln S.A."/>
+          <wp:inline distT="0" distB="0" distL="0" distR="0" wp14:anchorId="55697F40" wp14:editId="0C09A0F5">
+            <wp:extent cx="4512997" cy="3704897"/>
+            <wp:effectExtent l="0" t="0" r="1905" b="0"/>
+            <wp:docPr id="16" name="Imagen 16" descr="Ficha técnica de moldería para saco informal masculino, correspondiente a la temporada invierno del año 2019. Incluye esquema completo con las piezas del textil base numeradas y etiquetadas: espalda, costadillo, vista, frente, manga, cuello, vistas internas y externas, tapas de bolsillo y bajo manga. Cada pieza está asociada a una cantidad de corte y talla (T.42), con indicaciones como “doble”, “X2” o “X4” según corresponda. En la parte superior se especifica que se trata de un saco sastre de línea informal, bajo la marca Winsor y desarrollado por la empresa Lincoln S.A."/>
             <wp:cNvGraphicFramePr>
               <a:graphicFrameLocks xmlns:a="http://schemas.openxmlformats.org/drawingml/2006/main" noChangeAspect="1"/>
             </wp:cNvGraphicFramePr>
@@ -4321,7 +4246,7 @@
               <a:graphicData uri="http://schemas.openxmlformats.org/drawingml/2006/picture">
                 <pic:pic xmlns:pic="http://schemas.openxmlformats.org/drawingml/2006/picture">
                   <pic:nvPicPr>
-                    <pic:cNvPr id="20" name="Imagen 20" descr="Ficha técnica de moldería para saco informal masculino, correspondiente a la temporada invierno del año 2019. Incluye esquema completo con las piezas del textil base numeradas y etiquetadas: espalda, costadillo, vista, frente, manga, cuello, vistas internas y externas, tapas de bolsillo y bajo manga. Cada pieza está asociada a una cantidad de corte y talla (T.42), con indicaciones como “doble”, “X2” o “X4” según corresponda. En la parte superior se especifica que se trata de un saco sastre de línea informal, bajo la marca Winsor y desarrollado por la empresa Lincoln S.A."/>
+                    <pic:cNvPr id="16" name="Imagen 16" descr="Ficha técnica de moldería para saco informal masculino, correspondiente a la temporada invierno del año 2019. Incluye esquema completo con las piezas del textil base numeradas y etiquetadas: espalda, costadillo, vista, frente, manga, cuello, vistas internas y externas, tapas de bolsillo y bajo manga. Cada pieza está asociada a una cantidad de corte y talla (T.42), con indicaciones como “doble”, “X2” o “X4” según corresponda. En la parte superior se especifica que se trata de un saco sastre de línea informal, bajo la marca Winsor y desarrollado por la empresa Lincoln S.A."/>
                     <pic:cNvPicPr>
                       <a:picLocks noChangeAspect="1" noChangeArrowheads="1"/>
                     </pic:cNvPicPr>
@@ -4342,7 +4267,7 @@
                   <pic:spPr bwMode="auto">
                     <a:xfrm>
                       <a:off x="0" y="0"/>
-                      <a:ext cx="4489552" cy="3685651"/>
+                      <a:ext cx="4551177" cy="3736241"/>
                     </a:xfrm>
                     <a:prstGeom prst="rect">
                       <a:avLst/>
@@ -15804,7 +15729,6 @@
               <w:pStyle w:val="TextoTablas"/>
             </w:pPr>
             <w:r>
-              <w:lastRenderedPageBreak/>
               <w:t>9</w:t>
             </w:r>
           </w:p>
@@ -22332,7 +22256,6 @@
               <w:pStyle w:val="TextoTablas"/>
             </w:pPr>
             <w:r>
-              <w:lastRenderedPageBreak/>
               <w:t>4</w:t>
             </w:r>
           </w:p>
@@ -29422,7 +29345,6 @@
               <w:pStyle w:val="TextoTablas"/>
             </w:pPr>
             <w:r>
-              <w:lastRenderedPageBreak/>
               <w:t>2</w:t>
             </w:r>
           </w:p>
@@ -32345,7 +32267,6 @@
               <w:pStyle w:val="TextoTablas"/>
             </w:pPr>
             <w:r>
-              <w:lastRenderedPageBreak/>
               <w:t>9</w:t>
             </w:r>
           </w:p>
@@ -33553,20 +33474,22 @@
     </w:p>
     <w:p>
       <w:pPr>
-        <w:rPr>
-          <w:lang w:eastAsia="es-CO"/>
+        <w:ind w:hanging="142"/>
+        <w:jc w:val="center"/>
+        <w:rPr>
+          <w:lang w:val="es-419" w:eastAsia="es-CO"/>
         </w:rPr>
       </w:pPr>
       <w:r>
         <w:rPr>
           <w:noProof/>
-          <w:lang w:eastAsia="es-CO"/>
+          <w:lang w:val="es-419" w:eastAsia="es-CO"/>
         </w:rPr>
         <w:drawing>
-          <wp:inline distT="0" distB="0" distL="0" distR="0" wp14:anchorId="11A72ED6" wp14:editId="74A090BD">
-            <wp:extent cx="5562600" cy="2432669"/>
-            <wp:effectExtent l="0" t="0" r="0" b="6350"/>
-            <wp:docPr id="10" name="Imagen 10" descr="Organigrama temático titulado &quot;Interpretación de modelos masculinos&quot;, dividido en cuatro ejes principales. El primero, &quot;Señalización de patrones&quot;, incluye el subtema &quot;Marcaciones&quot;. El segundo, &quot;Análisis e interpretación de modelos masculinos&quot;, abarca lectura visual y técnica de prendas, elementos estructurales, estudio de cortes y detalles, y adaptación de modelos para moda casual. El tercero, &quot;Variaciones de modelos masculinos&quot;, comprende trazo de camiseta polo, sudadera deportiva, camisa de manga corta con cuello deportivo, y camisa con canesú delantero y trasero. El cuarto eje, &quot;Chaquetas&quot;, se subdivide en chaqueta sastre, chaqueta bomber y chaqueta en denim tipo Levi´s."/>
+          <wp:inline distT="0" distB="0" distL="0" distR="0" wp14:anchorId="50E29854" wp14:editId="5B39433E">
+            <wp:extent cx="6655416" cy="2910586"/>
+            <wp:effectExtent l="0" t="0" r="0" b="4445"/>
+            <wp:docPr id="705825409" name="Imagen 705825409" descr="Organigrama temático titulado &quot;Interpretación de modelos masculinos&quot;, dividido en cuatro ejes principales. El primero, &quot;Señalización de patrones&quot;, incluye el subtema &quot;Marcaciones&quot;. El segundo, &quot;Análisis e interpretación de modelos masculinos&quot;, abarca lectura visual y técnica de prendas, elementos estructurales, estudio de cortes y detalles, y adaptación de modelos para moda casual. El tercero, &quot;Variaciones de modelos masculinos&quot;, comprende trazo de camiseta polo, sudadera deportiva, camisa de manga corta con cuello deportivo, y camisa con canesú delantero y trasero. El cuarto eje, &quot;Chaquetas&quot;, se subdivide en chaqueta sastre, chaqueta bomber y chaqueta en denim tipo Levi´s."/>
             <wp:cNvGraphicFramePr>
               <a:graphicFrameLocks xmlns:a="http://schemas.openxmlformats.org/drawingml/2006/main" noChangeAspect="1"/>
             </wp:cNvGraphicFramePr>
@@ -33574,7 +33497,7 @@
               <a:graphicData uri="http://schemas.openxmlformats.org/drawingml/2006/picture">
                 <pic:pic xmlns:pic="http://schemas.openxmlformats.org/drawingml/2006/picture">
                   <pic:nvPicPr>
-                    <pic:cNvPr id="10" name="Imagen 10" descr="Organigrama temático titulado &quot;Interpretación de modelos masculinos&quot;, dividido en cuatro ejes principales. El primero, &quot;Señalización de patrones&quot;, incluye el subtema &quot;Marcaciones&quot;. El segundo, &quot;Análisis e interpretación de modelos masculinos&quot;, abarca lectura visual y técnica de prendas, elementos estructurales, estudio de cortes y detalles, y adaptación de modelos para moda casual. El tercero, &quot;Variaciones de modelos masculinos&quot;, comprende trazo de camiseta polo, sudadera deportiva, camisa de manga corta con cuello deportivo, y camisa con canesú delantero y trasero. El cuarto eje, &quot;Chaquetas&quot;, se subdivide en chaqueta sastre, chaqueta bomber y chaqueta en denim tipo Levi´s."/>
+                    <pic:cNvPr id="705825409" name="Imagen 705825409" descr="Organigrama temático titulado &quot;Interpretación de modelos masculinos&quot;, dividido en cuatro ejes principales. El primero, &quot;Señalización de patrones&quot;, incluye el subtema &quot;Marcaciones&quot;. El segundo, &quot;Análisis e interpretación de modelos masculinos&quot;, abarca lectura visual y técnica de prendas, elementos estructurales, estudio de cortes y detalles, y adaptación de modelos para moda casual. El tercero, &quot;Variaciones de modelos masculinos&quot;, comprende trazo de camiseta polo, sudadera deportiva, camisa de manga corta con cuello deportivo, y camisa con canesú delantero y trasero. El cuarto eje, &quot;Chaquetas&quot;, se subdivide en chaqueta sastre, chaqueta bomber y chaqueta en denim tipo Levi´s."/>
                     <pic:cNvPicPr>
                       <a:picLocks noChangeAspect="1" noChangeArrowheads="1"/>
                     </pic:cNvPicPr>
@@ -33595,7 +33518,7 @@
                   <pic:spPr bwMode="auto">
                     <a:xfrm>
                       <a:off x="0" y="0"/>
-                      <a:ext cx="5575690" cy="2438393"/>
+                      <a:ext cx="6680901" cy="2921731"/>
                     </a:xfrm>
                     <a:prstGeom prst="rect">
                       <a:avLst/>
@@ -33611,36 +33534,36 @@
     </w:p>
     <w:p>
       <w:pPr>
-        <w:rPr>
-          <w:lang w:eastAsia="es-CO"/>
-        </w:rPr>
-      </w:pPr>
-    </w:p>
-    <w:p>
-      <w:pPr>
-        <w:rPr>
-          <w:lang w:eastAsia="es-CO"/>
-        </w:rPr>
-      </w:pPr>
-    </w:p>
-    <w:p>
-      <w:pPr>
-        <w:rPr>
-          <w:lang w:eastAsia="es-CO"/>
-        </w:rPr>
-      </w:pPr>
-    </w:p>
-    <w:p>
-      <w:pPr>
-        <w:rPr>
-          <w:lang w:eastAsia="es-CO"/>
-        </w:rPr>
-      </w:pPr>
-    </w:p>
-    <w:p>
-      <w:pPr>
-        <w:rPr>
-          <w:lang w:eastAsia="es-CO"/>
+        <w:ind w:firstLine="0"/>
+        <w:rPr>
+          <w:lang w:val="es-419" w:eastAsia="es-CO"/>
+        </w:rPr>
+      </w:pPr>
+    </w:p>
+    <w:p>
+      <w:pPr>
+        <w:ind w:firstLine="0"/>
+        <w:rPr>
+          <w:lang w:val="es-419" w:eastAsia="es-CO"/>
+        </w:rPr>
+      </w:pPr>
+    </w:p>
+    <w:p>
+      <w:pPr>
+        <w:ind w:firstLine="0"/>
+        <w:rPr>
+          <w:lang w:val="es-419" w:eastAsia="es-CO"/>
+        </w:rPr>
+      </w:pPr>
+    </w:p>
+    <w:p>
+      <w:pPr>
+        <w:tabs>
+          <w:tab w:val="left" w:pos="1719"/>
+        </w:tabs>
+        <w:ind w:firstLine="0"/>
+        <w:rPr>
+          <w:lang w:val="es-419" w:eastAsia="es-CO"/>
         </w:rPr>
       </w:pPr>
     </w:p>
@@ -36788,7 +36711,7 @@
         <v:path o:extrusionok="f" gradientshapeok="t" o:connecttype="rect"/>
         <o:lock v:ext="edit" aspectratio="t"/>
       </v:shapetype>
-      <v:shape id="_x0000_i1062" type="#_x0000_t75" style="width:11.2pt;height:11.2pt" o:bullet="t">
+      <v:shape id="_x0000_i1038" type="#_x0000_t75" style="width:11.15pt;height:11.15pt" o:bullet="t">
         <v:imagedata r:id="rId1" o:title="mso8C56"/>
       </v:shape>
     </w:pict>
@@ -45398,7 +45321,6 @@
   <w:style w:type="character" w:default="1" w:styleId="Fuentedeprrafopredeter">
     <w:name w:val="Default Paragraph Font"/>
     <w:uiPriority w:val="1"/>
-    <w:semiHidden/>
     <w:unhideWhenUsed/>
   </w:style>
   <w:style w:type="table" w:default="1" w:styleId="Tablanormal">
